--- a/Docs and Assets/Graviton_Phaze_GDD.docx
+++ b/Docs and Assets/Graviton_Phaze_GDD.docx
@@ -7,15 +7,7 @@
         <w:pStyle w:val="Title"/>
       </w:pPr>
       <w:r>
-        <w:t xml:space="preserve">Graviton </w:t>
-      </w:r>
-      <w:proofErr w:type="spellStart"/>
-      <w:r>
-        <w:t>Phaze</w:t>
-      </w:r>
-      <w:proofErr w:type="spellEnd"/>
-      <w:r>
-        <w:t xml:space="preserve"> — Game Design Document</w:t>
+        <w:t>Graviton Phaze — Game Design Document</w:t>
       </w:r>
     </w:p>
     <w:p>
@@ -47,23 +39,7 @@
           <w:b/>
           <w:bCs/>
         </w:rPr>
-        <w:t xml:space="preserve">Graviton </w:t>
-      </w:r>
-      <w:proofErr w:type="spellStart"/>
-      <w:r>
-        <w:rPr>
-          <w:b/>
-          <w:bCs/>
-        </w:rPr>
-        <w:t>Phaze</w:t>
-      </w:r>
-      <w:proofErr w:type="spellEnd"/>
-      <w:r>
-        <w:rPr>
-          <w:b/>
-          <w:bCs/>
-        </w:rPr>
-        <w:t xml:space="preserve"> is a 2D top‑down, touch‑friendly physics game with a single loop:</w:t>
+        <w:t>Graviton Phaze is a 2D top‑down, touch‑friendly physics game with a single loop:</w:t>
       </w:r>
     </w:p>
     <w:p>
@@ -754,6 +730,7 @@
         </w:rPr>
         <w:t xml:space="preserve">    → </w:t>
       </w:r>
+      <w:proofErr w:type="spellStart"/>
       <w:proofErr w:type="gramStart"/>
       <w:r>
         <w:rPr>
@@ -763,7 +740,18 @@
           <w:sz w:val="18"/>
           <w:szCs w:val="18"/>
         </w:rPr>
-        <w:t>BeginAim(</w:t>
+        <w:t>BeginAim</w:t>
+      </w:r>
+      <w:proofErr w:type="spellEnd"/>
+      <w:r>
+        <w:rPr>
+          <w:rFonts w:ascii="Courier New" w:hAnsi="Courier New" w:cs="Courier New"/>
+          <w:b/>
+          <w:bCs/>
+          <w:sz w:val="18"/>
+          <w:szCs w:val="18"/>
+        </w:rPr>
+        <w:t>(</w:t>
       </w:r>
       <w:proofErr w:type="spellStart"/>
       <w:proofErr w:type="gramEnd"/>
@@ -956,15 +944,27 @@
           <w:szCs w:val="18"/>
         </w:rPr>
       </w:pPr>
-      <w:r>
-        <w:rPr>
-          <w:rFonts w:ascii="Courier New" w:hAnsi="Courier New" w:cs="Courier New"/>
-          <w:b/>
-          <w:bCs/>
-          <w:sz w:val="18"/>
-          <w:szCs w:val="18"/>
-        </w:rPr>
-        <w:t xml:space="preserve">BeginAim(p0):     </w:t>
+      <w:proofErr w:type="spellStart"/>
+      <w:r>
+        <w:rPr>
+          <w:rFonts w:ascii="Courier New" w:hAnsi="Courier New" w:cs="Courier New"/>
+          <w:b/>
+          <w:bCs/>
+          <w:sz w:val="18"/>
+          <w:szCs w:val="18"/>
+        </w:rPr>
+        <w:t>BeginAim</w:t>
+      </w:r>
+      <w:proofErr w:type="spellEnd"/>
+      <w:r>
+        <w:rPr>
+          <w:rFonts w:ascii="Courier New" w:hAnsi="Courier New" w:cs="Courier New"/>
+          <w:b/>
+          <w:bCs/>
+          <w:sz w:val="18"/>
+          <w:szCs w:val="18"/>
+        </w:rPr>
+        <w:t xml:space="preserve">(p0):     </w:t>
       </w:r>
       <w:proofErr w:type="spellStart"/>
       <w:r>
@@ -6042,15 +6042,27 @@
           <w:szCs w:val="18"/>
         </w:rPr>
       </w:pPr>
-      <w:r>
-        <w:rPr>
-          <w:rFonts w:ascii="Courier New" w:hAnsi="Courier New" w:cs="Courier New"/>
-          <w:b/>
-          <w:bCs/>
-          <w:sz w:val="18"/>
-          <w:szCs w:val="18"/>
-        </w:rPr>
-        <w:t>BeginAim(</w:t>
+      <w:proofErr w:type="spellStart"/>
+      <w:r>
+        <w:rPr>
+          <w:rFonts w:ascii="Courier New" w:hAnsi="Courier New" w:cs="Courier New"/>
+          <w:b/>
+          <w:bCs/>
+          <w:sz w:val="18"/>
+          <w:szCs w:val="18"/>
+        </w:rPr>
+        <w:t>BeginAim</w:t>
+      </w:r>
+      <w:proofErr w:type="spellEnd"/>
+      <w:r>
+        <w:rPr>
+          <w:rFonts w:ascii="Courier New" w:hAnsi="Courier New" w:cs="Courier New"/>
+          <w:b/>
+          <w:bCs/>
+          <w:sz w:val="18"/>
+          <w:szCs w:val="18"/>
+        </w:rPr>
+        <w:t>(</w:t>
       </w:r>
       <w:proofErr w:type="spellStart"/>
       <w:r>
@@ -7497,8 +7509,20 @@
           <w:sz w:val="18"/>
           <w:szCs w:val="18"/>
         </w:rPr>
-        <w:t>].OpenFor</w:t>
-      </w:r>
+        <w:t>].</w:t>
+      </w:r>
+      <w:proofErr w:type="spellStart"/>
+      <w:r>
+        <w:rPr>
+          <w:rFonts w:ascii="Courier New" w:hAnsi="Courier New" w:cs="Courier New"/>
+          <w:b/>
+          <w:bCs/>
+          <w:sz w:val="18"/>
+          <w:szCs w:val="18"/>
+        </w:rPr>
+        <w:t>OpenFor</w:t>
+      </w:r>
+      <w:proofErr w:type="spellEnd"/>
       <w:proofErr w:type="gramEnd"/>
       <w:r>
         <w:rPr>
@@ -9262,9 +9286,1722 @@
     <w:p>
       <w:pPr>
         <w:pStyle w:val="Heading2"/>
-      </w:pPr>
-      <w:r>
-        <w:t>14) Performance &amp; Mobile Notes</w:t>
+        <w:rPr>
+          <w:lang w:val="en-CA"/>
+        </w:rPr>
+      </w:pPr>
+      <w:r>
+        <w:rPr>
+          <w:lang w:val="en-CA"/>
+        </w:rPr>
+        <w:t>1</w:t>
+      </w:r>
+      <w:r>
+        <w:rPr>
+          <w:lang w:val="en-CA"/>
+        </w:rPr>
+        <w:t>4</w:t>
+      </w:r>
+      <w:r>
+        <w:rPr>
+          <w:lang w:val="en-CA"/>
+        </w:rPr>
+        <w:t>) Level Editor (In-Game) — MVP → Stretch</w:t>
+      </w:r>
+    </w:p>
+    <w:p>
+      <w:pPr>
+        <w:rPr>
+          <w:lang w:val="en-CA"/>
+        </w:rPr>
+      </w:pPr>
+      <w:r>
+        <w:rPr>
+          <w:b/>
+          <w:bCs/>
+          <w:lang w:val="en-CA"/>
+        </w:rPr>
+        <w:t>Purpose</w:t>
+      </w:r>
+      <w:r>
+        <w:rPr>
+          <w:lang w:val="en-CA"/>
+        </w:rPr>
+        <w:br/>
+        <w:t xml:space="preserve">Let players create, test, save, and (stretch) publish levels using the same systems the campaign uses (single game scene + </w:t>
+      </w:r>
+      <w:proofErr w:type="spellStart"/>
+      <w:r>
+        <w:rPr>
+          <w:lang w:val="en-CA"/>
+        </w:rPr>
+        <w:t>LevelConfig</w:t>
+      </w:r>
+      <w:proofErr w:type="spellEnd"/>
+      <w:r>
+        <w:rPr>
+          <w:lang w:val="en-CA"/>
+        </w:rPr>
+        <w:t>/data-driven spawn).</w:t>
+      </w:r>
+    </w:p>
+    <w:p>
+      <w:pPr>
+        <w:rPr>
+          <w:lang w:val="en-CA"/>
+        </w:rPr>
+      </w:pPr>
+      <w:r>
+        <w:rPr>
+          <w:b/>
+          <w:bCs/>
+          <w:lang w:val="en-CA"/>
+        </w:rPr>
+        <w:t>Player Story</w:t>
+      </w:r>
+      <w:r>
+        <w:rPr>
+          <w:lang w:val="en-CA"/>
+        </w:rPr>
+        <w:br/>
+        <w:t xml:space="preserve">From Main Menu → </w:t>
+      </w:r>
+      <w:r>
+        <w:rPr>
+          <w:i/>
+          <w:iCs/>
+          <w:lang w:val="en-CA"/>
+        </w:rPr>
+        <w:t>Create Level</w:t>
+      </w:r>
+      <w:r>
+        <w:rPr>
+          <w:lang w:val="en-CA"/>
+        </w:rPr>
+        <w:t xml:space="preserve"> → place wells, receptors (docks), goals, walls, set spawn/par/fuel, test instantly, save locally, (stretch) publish to cloud for others to play.</w:t>
+      </w:r>
+    </w:p>
+    <w:p>
+      <w:pPr>
+        <w:pStyle w:val="Heading3"/>
+        <w:rPr>
+          <w:lang w:val="en-CA"/>
+        </w:rPr>
+      </w:pPr>
+      <w:r>
+        <w:rPr>
+          <w:lang w:val="en-CA"/>
+        </w:rPr>
+        <w:t xml:space="preserve">14.1 </w:t>
+      </w:r>
+      <w:r>
+        <w:rPr>
+          <w:lang w:val="en-CA"/>
+        </w:rPr>
+        <w:t>MVP Feature Set</w:t>
+      </w:r>
+    </w:p>
+    <w:p>
+      <w:pPr>
+        <w:numPr>
+          <w:ilvl w:val="0"/>
+          <w:numId w:val="15"/>
+        </w:numPr>
+        <w:rPr>
+          <w:lang w:val="en-CA"/>
+        </w:rPr>
+      </w:pPr>
+      <w:r>
+        <w:rPr>
+          <w:b/>
+          <w:bCs/>
+          <w:lang w:val="en-CA"/>
+        </w:rPr>
+        <w:t>Placement Tools:</w:t>
+      </w:r>
+      <w:r>
+        <w:rPr>
+          <w:lang w:val="en-CA"/>
+        </w:rPr>
+        <w:t xml:space="preserve"> Well (attractor/</w:t>
+      </w:r>
+      <w:proofErr w:type="spellStart"/>
+      <w:r>
+        <w:rPr>
+          <w:lang w:val="en-CA"/>
+        </w:rPr>
+        <w:t>repulsor</w:t>
+      </w:r>
+      <w:proofErr w:type="spellEnd"/>
+      <w:r>
+        <w:rPr>
+          <w:lang w:val="en-CA"/>
+        </w:rPr>
+        <w:t xml:space="preserve"> toggle), Gaussian Stabilizer, Jetstream patch, Vortex, Dock Node (with acceptance flags), Goal, Ship/Plan spawns, Walls/Doors, Switch Rings (if present in campaign).</w:t>
+      </w:r>
+    </w:p>
+    <w:p>
+      <w:pPr>
+        <w:numPr>
+          <w:ilvl w:val="0"/>
+          <w:numId w:val="15"/>
+        </w:numPr>
+        <w:rPr>
+          <w:lang w:val="en-CA"/>
+        </w:rPr>
+      </w:pPr>
+      <w:r>
+        <w:rPr>
+          <w:b/>
+          <w:bCs/>
+          <w:lang w:val="en-CA"/>
+        </w:rPr>
+        <w:t>Transform &amp; Params:</w:t>
+      </w:r>
+      <w:r>
+        <w:rPr>
+          <w:lang w:val="en-CA"/>
+        </w:rPr>
+        <w:t xml:space="preserve"> Move/rotate/scale (where applicable); numeric fields for strengths/radii/fuel/par; clamped to safe bounds (same clamps as runtime).</w:t>
+      </w:r>
+    </w:p>
+    <w:p>
+      <w:pPr>
+        <w:numPr>
+          <w:ilvl w:val="0"/>
+          <w:numId w:val="15"/>
+        </w:numPr>
+        <w:rPr>
+          <w:lang w:val="en-CA"/>
+        </w:rPr>
+      </w:pPr>
+      <w:r>
+        <w:rPr>
+          <w:b/>
+          <w:bCs/>
+          <w:lang w:val="en-CA"/>
+        </w:rPr>
+        <w:t>Grid &amp; Snapping:</w:t>
+      </w:r>
+      <w:r>
+        <w:rPr>
+          <w:lang w:val="en-CA"/>
+        </w:rPr>
+        <w:t xml:space="preserve"> Toggle grid, 0.25u step, angle snap (15°).</w:t>
+      </w:r>
+    </w:p>
+    <w:p>
+      <w:pPr>
+        <w:numPr>
+          <w:ilvl w:val="0"/>
+          <w:numId w:val="15"/>
+        </w:numPr>
+        <w:rPr>
+          <w:lang w:val="en-CA"/>
+        </w:rPr>
+      </w:pPr>
+      <w:r>
+        <w:rPr>
+          <w:b/>
+          <w:bCs/>
+          <w:lang w:val="en-CA"/>
+        </w:rPr>
+        <w:t>Validate &amp; Budget:</w:t>
+      </w:r>
+      <w:r>
+        <w:rPr>
+          <w:lang w:val="en-CA"/>
+        </w:rPr>
+        <w:t xml:space="preserve"> Per-level caps (e.g., ≤ 6 anchors, ≤ 2 large wells, accel caps ≤ 30% thrust). Live validator with errors/warnings (e.g., “No Goal,” “Spawn outside camera,” “Accel clamp exceeded”).</w:t>
+      </w:r>
+    </w:p>
+    <w:p>
+      <w:pPr>
+        <w:numPr>
+          <w:ilvl w:val="0"/>
+          <w:numId w:val="15"/>
+        </w:numPr>
+        <w:rPr>
+          <w:lang w:val="en-CA"/>
+        </w:rPr>
+      </w:pPr>
+      <w:r>
+        <w:rPr>
+          <w:b/>
+          <w:bCs/>
+          <w:lang w:val="en-CA"/>
+        </w:rPr>
+        <w:t>Test Play Loop:</w:t>
+      </w:r>
+      <w:r>
+        <w:rPr>
+          <w:lang w:val="en-CA"/>
+        </w:rPr>
+        <w:t xml:space="preserve"> </w:t>
+      </w:r>
+      <w:r>
+        <w:rPr>
+          <w:i/>
+          <w:iCs/>
+          <w:lang w:val="en-CA"/>
+        </w:rPr>
+        <w:t>Test Plan</w:t>
+      </w:r>
+      <w:r>
+        <w:rPr>
+          <w:lang w:val="en-CA"/>
+        </w:rPr>
+        <w:t xml:space="preserve"> (enter Plan), </w:t>
+      </w:r>
+      <w:r>
+        <w:rPr>
+          <w:i/>
+          <w:iCs/>
+          <w:lang w:val="en-CA"/>
+        </w:rPr>
+        <w:t>Test Fly</w:t>
+      </w:r>
+      <w:r>
+        <w:rPr>
+          <w:lang w:val="en-CA"/>
+        </w:rPr>
+        <w:t xml:space="preserve">, </w:t>
+      </w:r>
+      <w:r>
+        <w:rPr>
+          <w:i/>
+          <w:iCs/>
+          <w:lang w:val="en-CA"/>
+        </w:rPr>
+        <w:t>Quick Reset</w:t>
+      </w:r>
+      <w:r>
+        <w:rPr>
+          <w:lang w:val="en-CA"/>
+        </w:rPr>
+        <w:t xml:space="preserve"> (Restart Fly), </w:t>
+      </w:r>
+      <w:r>
+        <w:rPr>
+          <w:i/>
+          <w:iCs/>
+          <w:lang w:val="en-CA"/>
+        </w:rPr>
+        <w:t>Clear Anchors</w:t>
+      </w:r>
+      <w:r>
+        <w:rPr>
+          <w:lang w:val="en-CA"/>
+        </w:rPr>
+        <w:t>. Returns to editor without scene reload.</w:t>
+      </w:r>
+    </w:p>
+    <w:p>
+      <w:pPr>
+        <w:numPr>
+          <w:ilvl w:val="0"/>
+          <w:numId w:val="15"/>
+        </w:numPr>
+        <w:rPr>
+          <w:lang w:val="en-CA"/>
+        </w:rPr>
+      </w:pPr>
+      <w:r>
+        <w:rPr>
+          <w:b/>
+          <w:bCs/>
+          <w:lang w:val="en-CA"/>
+        </w:rPr>
+        <w:t>Save/Load (Local):</w:t>
+      </w:r>
+      <w:r>
+        <w:rPr>
+          <w:lang w:val="en-CA"/>
+        </w:rPr>
+        <w:t xml:space="preserve"> Slots + thumbnails; JSON (or </w:t>
+      </w:r>
+      <w:proofErr w:type="spellStart"/>
+      <w:r>
+        <w:rPr>
+          <w:lang w:val="en-CA"/>
+        </w:rPr>
+        <w:t>ScriptableObject</w:t>
+      </w:r>
+      <w:proofErr w:type="spellEnd"/>
+      <w:r>
+        <w:rPr>
+          <w:lang w:val="en-CA"/>
+        </w:rPr>
+        <w:t xml:space="preserve">) persisted under </w:t>
+      </w:r>
+      <w:proofErr w:type="spellStart"/>
+      <w:r>
+        <w:rPr>
+          <w:lang w:val="en-CA"/>
+        </w:rPr>
+        <w:t>Application.persistentDataPath</w:t>
+      </w:r>
+      <w:proofErr w:type="spellEnd"/>
+      <w:r>
+        <w:rPr>
+          <w:lang w:val="en-CA"/>
+        </w:rPr>
+        <w:t>.</w:t>
+      </w:r>
+    </w:p>
+    <w:p>
+      <w:pPr>
+        <w:numPr>
+          <w:ilvl w:val="0"/>
+          <w:numId w:val="15"/>
+        </w:numPr>
+        <w:rPr>
+          <w:lang w:val="en-CA"/>
+        </w:rPr>
+      </w:pPr>
+      <w:r>
+        <w:rPr>
+          <w:b/>
+          <w:bCs/>
+          <w:lang w:val="en-CA"/>
+        </w:rPr>
+        <w:t>Data Versioning:</w:t>
+      </w:r>
+      <w:r>
+        <w:rPr>
+          <w:lang w:val="en-CA"/>
+        </w:rPr>
+        <w:t xml:space="preserve"> </w:t>
+      </w:r>
+      <w:proofErr w:type="spellStart"/>
+      <w:r>
+        <w:rPr>
+          <w:lang w:val="en-CA"/>
+        </w:rPr>
+        <w:t>levelVersion</w:t>
+      </w:r>
+      <w:proofErr w:type="spellEnd"/>
+      <w:r>
+        <w:rPr>
+          <w:lang w:val="en-CA"/>
+        </w:rPr>
+        <w:t xml:space="preserve">, </w:t>
+      </w:r>
+      <w:proofErr w:type="spellStart"/>
+      <w:r>
+        <w:rPr>
+          <w:lang w:val="en-CA"/>
+        </w:rPr>
+        <w:t>gameVersion</w:t>
+      </w:r>
+      <w:proofErr w:type="spellEnd"/>
+      <w:r>
+        <w:rPr>
+          <w:lang w:val="en-CA"/>
+        </w:rPr>
+        <w:t>, graceful defaulting for unknown fields.</w:t>
+      </w:r>
+    </w:p>
+    <w:p>
+      <w:pPr>
+        <w:rPr>
+          <w:lang w:val="en-CA"/>
+        </w:rPr>
+      </w:pPr>
+    </w:p>
+    <w:p>
+      <w:pPr>
+        <w:pStyle w:val="Heading3"/>
+        <w:rPr>
+          <w:lang w:val="en-CA"/>
+        </w:rPr>
+      </w:pPr>
+      <w:r>
+        <w:rPr>
+          <w:lang w:val="en-CA"/>
+        </w:rPr>
+        <w:t xml:space="preserve">14.2 </w:t>
+      </w:r>
+      <w:r>
+        <w:rPr>
+          <w:lang w:val="en-CA"/>
+        </w:rPr>
+        <w:t>Data Model (runtime-friendly)</w:t>
+      </w:r>
+    </w:p>
+    <w:p>
+      <w:pPr>
+        <w:numPr>
+          <w:ilvl w:val="0"/>
+          <w:numId w:val="16"/>
+        </w:numPr>
+        <w:rPr>
+          <w:lang w:val="en-CA"/>
+        </w:rPr>
+      </w:pPr>
+      <w:proofErr w:type="spellStart"/>
+      <w:r>
+        <w:rPr>
+          <w:lang w:val="en-CA"/>
+        </w:rPr>
+        <w:t>LevelData</w:t>
+      </w:r>
+      <w:proofErr w:type="spellEnd"/>
+      <w:r>
+        <w:rPr>
+          <w:lang w:val="en-CA"/>
+        </w:rPr>
+        <w:t xml:space="preserve"> (root): id, name, author, </w:t>
+      </w:r>
+      <w:proofErr w:type="spellStart"/>
+      <w:r>
+        <w:rPr>
+          <w:lang w:val="en-CA"/>
+        </w:rPr>
+        <w:t>parActions</w:t>
+      </w:r>
+      <w:proofErr w:type="spellEnd"/>
+      <w:r>
+        <w:rPr>
+          <w:lang w:val="en-CA"/>
+        </w:rPr>
+        <w:t xml:space="preserve">, </w:t>
+      </w:r>
+      <w:proofErr w:type="spellStart"/>
+      <w:r>
+        <w:rPr>
+          <w:lang w:val="en-CA"/>
+        </w:rPr>
+        <w:t>startFuel</w:t>
+      </w:r>
+      <w:proofErr w:type="spellEnd"/>
+      <w:r>
+        <w:rPr>
+          <w:lang w:val="en-CA"/>
+        </w:rPr>
+        <w:t xml:space="preserve">, </w:t>
+      </w:r>
+      <w:proofErr w:type="spellStart"/>
+      <w:r>
+        <w:rPr>
+          <w:lang w:val="en-CA"/>
+        </w:rPr>
+        <w:t>cameraBounds</w:t>
+      </w:r>
+      <w:proofErr w:type="spellEnd"/>
+      <w:r>
+        <w:rPr>
+          <w:lang w:val="en-CA"/>
+        </w:rPr>
+        <w:t xml:space="preserve">, </w:t>
+      </w:r>
+      <w:proofErr w:type="gramStart"/>
+      <w:r>
+        <w:rPr>
+          <w:lang w:val="en-CA"/>
+        </w:rPr>
+        <w:t>entities[</w:t>
+      </w:r>
+      <w:proofErr w:type="gramEnd"/>
+      <w:r>
+        <w:rPr>
+          <w:lang w:val="en-CA"/>
+        </w:rPr>
+        <w:t xml:space="preserve">], </w:t>
+      </w:r>
+      <w:proofErr w:type="spellStart"/>
+      <w:r>
+        <w:rPr>
+          <w:lang w:val="en-CA"/>
+        </w:rPr>
+        <w:t>editorNotes</w:t>
+      </w:r>
+      <w:proofErr w:type="spellEnd"/>
+      <w:r>
+        <w:rPr>
+          <w:lang w:val="en-CA"/>
+        </w:rPr>
+        <w:t>, version.</w:t>
+      </w:r>
+    </w:p>
+    <w:p>
+      <w:pPr>
+        <w:numPr>
+          <w:ilvl w:val="0"/>
+          <w:numId w:val="16"/>
+        </w:numPr>
+        <w:rPr>
+          <w:lang w:val="en-CA"/>
+        </w:rPr>
+      </w:pPr>
+      <w:proofErr w:type="spellStart"/>
+      <w:r>
+        <w:rPr>
+          <w:lang w:val="en-CA"/>
+        </w:rPr>
+        <w:lastRenderedPageBreak/>
+        <w:t>EntityDef</w:t>
+      </w:r>
+      <w:proofErr w:type="spellEnd"/>
+      <w:r>
+        <w:rPr>
+          <w:lang w:val="en-CA"/>
+        </w:rPr>
+        <w:t xml:space="preserve"> (discriminated union by type):</w:t>
+      </w:r>
+    </w:p>
+    <w:p>
+      <w:pPr>
+        <w:numPr>
+          <w:ilvl w:val="1"/>
+          <w:numId w:val="16"/>
+        </w:numPr>
+        <w:rPr>
+          <w:lang w:val="en-CA"/>
+        </w:rPr>
+      </w:pPr>
+      <w:proofErr w:type="spellStart"/>
+      <w:r>
+        <w:rPr>
+          <w:lang w:val="en-CA"/>
+        </w:rPr>
+        <w:t>WellDef</w:t>
+      </w:r>
+      <w:proofErr w:type="spellEnd"/>
+      <w:r>
+        <w:rPr>
+          <w:lang w:val="en-CA"/>
+        </w:rPr>
+        <w:t xml:space="preserve"> </w:t>
+      </w:r>
+      <w:proofErr w:type="gramStart"/>
+      <w:r>
+        <w:rPr>
+          <w:lang w:val="en-CA"/>
+        </w:rPr>
+        <w:t>{ pos</w:t>
+      </w:r>
+      <w:proofErr w:type="gramEnd"/>
+      <w:r>
+        <w:rPr>
+          <w:lang w:val="en-CA"/>
+        </w:rPr>
+        <w:t xml:space="preserve">, S, </w:t>
+      </w:r>
+      <w:proofErr w:type="gramStart"/>
+      <w:r>
+        <w:rPr>
+          <w:lang w:val="en-CA"/>
+        </w:rPr>
+        <w:t>eps }</w:t>
+      </w:r>
+      <w:proofErr w:type="gramEnd"/>
+    </w:p>
+    <w:p>
+      <w:pPr>
+        <w:numPr>
+          <w:ilvl w:val="1"/>
+          <w:numId w:val="16"/>
+        </w:numPr>
+        <w:rPr>
+          <w:lang w:val="en-CA"/>
+        </w:rPr>
+      </w:pPr>
+      <w:proofErr w:type="spellStart"/>
+      <w:r>
+        <w:rPr>
+          <w:lang w:val="en-CA"/>
+        </w:rPr>
+        <w:t>GaussDef</w:t>
+      </w:r>
+      <w:proofErr w:type="spellEnd"/>
+      <w:r>
+        <w:rPr>
+          <w:lang w:val="en-CA"/>
+        </w:rPr>
+        <w:t xml:space="preserve"> </w:t>
+      </w:r>
+      <w:proofErr w:type="gramStart"/>
+      <w:r>
+        <w:rPr>
+          <w:lang w:val="en-CA"/>
+        </w:rPr>
+        <w:t>{ pos</w:t>
+      </w:r>
+      <w:proofErr w:type="gramEnd"/>
+      <w:r>
+        <w:rPr>
+          <w:lang w:val="en-CA"/>
+        </w:rPr>
+        <w:t xml:space="preserve">, U0, R, </w:t>
+      </w:r>
+      <w:proofErr w:type="spellStart"/>
+      <w:proofErr w:type="gramStart"/>
+      <w:r>
+        <w:rPr>
+          <w:lang w:val="en-CA"/>
+        </w:rPr>
+        <w:t>aMax</w:t>
+      </w:r>
+      <w:proofErr w:type="spellEnd"/>
+      <w:r>
+        <w:rPr>
+          <w:lang w:val="en-CA"/>
+        </w:rPr>
+        <w:t xml:space="preserve"> }</w:t>
+      </w:r>
+      <w:proofErr w:type="gramEnd"/>
+    </w:p>
+    <w:p>
+      <w:pPr>
+        <w:numPr>
+          <w:ilvl w:val="1"/>
+          <w:numId w:val="16"/>
+        </w:numPr>
+        <w:rPr>
+          <w:lang w:val="en-CA"/>
+        </w:rPr>
+      </w:pPr>
+      <w:proofErr w:type="spellStart"/>
+      <w:r>
+        <w:rPr>
+          <w:lang w:val="en-CA"/>
+        </w:rPr>
+        <w:t>UniformDef</w:t>
+      </w:r>
+      <w:proofErr w:type="spellEnd"/>
+      <w:r>
+        <w:rPr>
+          <w:lang w:val="en-CA"/>
+        </w:rPr>
+        <w:t xml:space="preserve"> </w:t>
+      </w:r>
+      <w:proofErr w:type="gramStart"/>
+      <w:r>
+        <w:rPr>
+          <w:lang w:val="en-CA"/>
+        </w:rPr>
+        <w:t>{ pos</w:t>
+      </w:r>
+      <w:proofErr w:type="gramEnd"/>
+      <w:r>
+        <w:rPr>
+          <w:lang w:val="en-CA"/>
+        </w:rPr>
+        <w:t xml:space="preserve">, radius, </w:t>
+      </w:r>
+      <w:proofErr w:type="gramStart"/>
+      <w:r>
+        <w:rPr>
+          <w:lang w:val="en-CA"/>
+        </w:rPr>
+        <w:t>E }</w:t>
+      </w:r>
+      <w:proofErr w:type="gramEnd"/>
+    </w:p>
+    <w:p>
+      <w:pPr>
+        <w:numPr>
+          <w:ilvl w:val="1"/>
+          <w:numId w:val="16"/>
+        </w:numPr>
+        <w:rPr>
+          <w:lang w:val="en-CA"/>
+        </w:rPr>
+      </w:pPr>
+      <w:proofErr w:type="spellStart"/>
+      <w:r>
+        <w:rPr>
+          <w:lang w:val="en-CA"/>
+        </w:rPr>
+        <w:t>VortexDef</w:t>
+      </w:r>
+      <w:proofErr w:type="spellEnd"/>
+      <w:r>
+        <w:rPr>
+          <w:lang w:val="en-CA"/>
+        </w:rPr>
+        <w:t xml:space="preserve"> </w:t>
+      </w:r>
+      <w:proofErr w:type="gramStart"/>
+      <w:r>
+        <w:rPr>
+          <w:lang w:val="en-CA"/>
+        </w:rPr>
+        <w:t>{ pos</w:t>
+      </w:r>
+      <w:proofErr w:type="gramEnd"/>
+      <w:r>
+        <w:rPr>
+          <w:lang w:val="en-CA"/>
+        </w:rPr>
+        <w:t xml:space="preserve">, omega, R, </w:t>
+      </w:r>
+      <w:proofErr w:type="spellStart"/>
+      <w:r>
+        <w:rPr>
+          <w:lang w:val="en-CA"/>
+        </w:rPr>
+        <w:t>aMax</w:t>
+      </w:r>
+      <w:proofErr w:type="spellEnd"/>
+      <w:r>
+        <w:rPr>
+          <w:lang w:val="en-CA"/>
+        </w:rPr>
+        <w:t xml:space="preserve">, </w:t>
+      </w:r>
+      <w:proofErr w:type="gramStart"/>
+      <w:r>
+        <w:rPr>
+          <w:lang w:val="en-CA"/>
+        </w:rPr>
+        <w:t>clockwise }</w:t>
+      </w:r>
+      <w:proofErr w:type="gramEnd"/>
+    </w:p>
+    <w:p>
+      <w:pPr>
+        <w:numPr>
+          <w:ilvl w:val="1"/>
+          <w:numId w:val="16"/>
+        </w:numPr>
+        <w:rPr>
+          <w:lang w:val="en-CA"/>
+        </w:rPr>
+      </w:pPr>
+      <w:proofErr w:type="spellStart"/>
+      <w:r>
+        <w:rPr>
+          <w:lang w:val="en-CA"/>
+        </w:rPr>
+        <w:t>DockDef</w:t>
+      </w:r>
+      <w:proofErr w:type="spellEnd"/>
+      <w:r>
+        <w:rPr>
+          <w:lang w:val="en-CA"/>
+        </w:rPr>
+        <w:t xml:space="preserve"> </w:t>
+      </w:r>
+      <w:proofErr w:type="gramStart"/>
+      <w:r>
+        <w:rPr>
+          <w:lang w:val="en-CA"/>
+        </w:rPr>
+        <w:t>{ pos</w:t>
+      </w:r>
+      <w:proofErr w:type="gramEnd"/>
+      <w:r>
+        <w:rPr>
+          <w:lang w:val="en-CA"/>
+        </w:rPr>
+        <w:t xml:space="preserve">, </w:t>
+      </w:r>
+      <w:proofErr w:type="spellStart"/>
+      <w:r>
+        <w:rPr>
+          <w:lang w:val="en-CA"/>
+        </w:rPr>
+        <w:t>snapRadius</w:t>
+      </w:r>
+      <w:proofErr w:type="spellEnd"/>
+      <w:r>
+        <w:rPr>
+          <w:lang w:val="en-CA"/>
+        </w:rPr>
+        <w:t>, accepts {</w:t>
+      </w:r>
+      <w:proofErr w:type="spellStart"/>
+      <w:proofErr w:type="gramStart"/>
+      <w:r>
+        <w:rPr>
+          <w:lang w:val="en-CA"/>
+        </w:rPr>
+        <w:t>stabilizer,repulsor</w:t>
+      </w:r>
+      <w:proofErr w:type="gramEnd"/>
+      <w:r>
+        <w:rPr>
+          <w:lang w:val="en-CA"/>
+        </w:rPr>
+        <w:t>,</w:t>
+      </w:r>
+      <w:proofErr w:type="gramStart"/>
+      <w:r>
+        <w:rPr>
+          <w:lang w:val="en-CA"/>
+        </w:rPr>
+        <w:t>jetstream,vortex</w:t>
+      </w:r>
+      <w:proofErr w:type="spellEnd"/>
+      <w:proofErr w:type="gramEnd"/>
+      <w:r>
+        <w:rPr>
+          <w:lang w:val="en-CA"/>
+        </w:rPr>
+        <w:t xml:space="preserve">}, </w:t>
+      </w:r>
+      <w:proofErr w:type="gramStart"/>
+      <w:r>
+        <w:rPr>
+          <w:lang w:val="en-CA"/>
+        </w:rPr>
+        <w:t>overrides{</w:t>
+      </w:r>
+      <w:proofErr w:type="gramEnd"/>
+      <w:r>
+        <w:rPr>
+          <w:lang w:val="en-CA"/>
+        </w:rPr>
+        <w:t>…</w:t>
+      </w:r>
+      <w:proofErr w:type="gramStart"/>
+      <w:r>
+        <w:rPr>
+          <w:lang w:val="en-CA"/>
+        </w:rPr>
+        <w:t>} }</w:t>
+      </w:r>
+      <w:proofErr w:type="gramEnd"/>
+    </w:p>
+    <w:p>
+      <w:pPr>
+        <w:numPr>
+          <w:ilvl w:val="1"/>
+          <w:numId w:val="16"/>
+        </w:numPr>
+        <w:rPr>
+          <w:lang w:val="en-CA"/>
+        </w:rPr>
+      </w:pPr>
+      <w:proofErr w:type="spellStart"/>
+      <w:r>
+        <w:rPr>
+          <w:lang w:val="en-CA"/>
+        </w:rPr>
+        <w:t>WallDef</w:t>
+      </w:r>
+      <w:proofErr w:type="spellEnd"/>
+      <w:r>
+        <w:rPr>
+          <w:lang w:val="en-CA"/>
+        </w:rPr>
+        <w:t xml:space="preserve"> </w:t>
+      </w:r>
+      <w:proofErr w:type="gramStart"/>
+      <w:r>
+        <w:rPr>
+          <w:lang w:val="en-CA"/>
+        </w:rPr>
+        <w:t>{ p</w:t>
+      </w:r>
+      <w:proofErr w:type="gramEnd"/>
+      <w:r>
+        <w:rPr>
+          <w:lang w:val="en-CA"/>
+        </w:rPr>
+        <w:t xml:space="preserve">0, p1, </w:t>
+      </w:r>
+      <w:proofErr w:type="gramStart"/>
+      <w:r>
+        <w:rPr>
+          <w:lang w:val="en-CA"/>
+        </w:rPr>
+        <w:t>width }</w:t>
+      </w:r>
+      <w:proofErr w:type="gramEnd"/>
+      <w:r>
+        <w:rPr>
+          <w:lang w:val="en-CA"/>
+        </w:rPr>
+        <w:t xml:space="preserve"> / </w:t>
+      </w:r>
+      <w:proofErr w:type="spellStart"/>
+      <w:r>
+        <w:rPr>
+          <w:lang w:val="en-CA"/>
+        </w:rPr>
+        <w:t>DoorDef</w:t>
+      </w:r>
+      <w:proofErr w:type="spellEnd"/>
+      <w:r>
+        <w:rPr>
+          <w:lang w:val="en-CA"/>
+        </w:rPr>
+        <w:t xml:space="preserve"> </w:t>
+      </w:r>
+      <w:proofErr w:type="gramStart"/>
+      <w:r>
+        <w:rPr>
+          <w:lang w:val="en-CA"/>
+        </w:rPr>
+        <w:t>{ p</w:t>
+      </w:r>
+      <w:proofErr w:type="gramEnd"/>
+      <w:r>
+        <w:rPr>
+          <w:lang w:val="en-CA"/>
+        </w:rPr>
+        <w:t xml:space="preserve">0, p1, width, </w:t>
+      </w:r>
+      <w:proofErr w:type="gramStart"/>
+      <w:r>
+        <w:rPr>
+          <w:lang w:val="en-CA"/>
+        </w:rPr>
+        <w:t>id }</w:t>
+      </w:r>
+      <w:proofErr w:type="gramEnd"/>
+    </w:p>
+    <w:p>
+      <w:pPr>
+        <w:numPr>
+          <w:ilvl w:val="1"/>
+          <w:numId w:val="16"/>
+        </w:numPr>
+        <w:rPr>
+          <w:lang w:val="en-CA"/>
+        </w:rPr>
+      </w:pPr>
+      <w:proofErr w:type="spellStart"/>
+      <w:r>
+        <w:rPr>
+          <w:lang w:val="en-CA"/>
+        </w:rPr>
+        <w:t>SwitchDef</w:t>
+      </w:r>
+      <w:proofErr w:type="spellEnd"/>
+      <w:r>
+        <w:rPr>
+          <w:lang w:val="en-CA"/>
+        </w:rPr>
+        <w:t xml:space="preserve"> </w:t>
+      </w:r>
+      <w:proofErr w:type="gramStart"/>
+      <w:r>
+        <w:rPr>
+          <w:lang w:val="en-CA"/>
+        </w:rPr>
+        <w:t>{ pos</w:t>
+      </w:r>
+      <w:proofErr w:type="gramEnd"/>
+      <w:r>
+        <w:rPr>
+          <w:lang w:val="en-CA"/>
+        </w:rPr>
+        <w:t xml:space="preserve">, </w:t>
+      </w:r>
+      <w:proofErr w:type="spellStart"/>
+      <w:r>
+        <w:rPr>
+          <w:lang w:val="en-CA"/>
+        </w:rPr>
+        <w:t>doorId</w:t>
+      </w:r>
+      <w:proofErr w:type="spellEnd"/>
+      <w:r>
+        <w:rPr>
+          <w:lang w:val="en-CA"/>
+        </w:rPr>
+        <w:t xml:space="preserve">, </w:t>
+      </w:r>
+      <w:proofErr w:type="spellStart"/>
+      <w:proofErr w:type="gramStart"/>
+      <w:r>
+        <w:rPr>
+          <w:lang w:val="en-CA"/>
+        </w:rPr>
+        <w:t>openSeconds</w:t>
+      </w:r>
+      <w:proofErr w:type="spellEnd"/>
+      <w:r>
+        <w:rPr>
+          <w:lang w:val="en-CA"/>
+        </w:rPr>
+        <w:t xml:space="preserve"> }</w:t>
+      </w:r>
+      <w:proofErr w:type="gramEnd"/>
+    </w:p>
+    <w:p>
+      <w:pPr>
+        <w:numPr>
+          <w:ilvl w:val="1"/>
+          <w:numId w:val="16"/>
+        </w:numPr>
+        <w:rPr>
+          <w:lang w:val="en-CA"/>
+        </w:rPr>
+      </w:pPr>
+      <w:proofErr w:type="spellStart"/>
+      <w:r>
+        <w:rPr>
+          <w:lang w:val="en-CA"/>
+        </w:rPr>
+        <w:t>GoalDef</w:t>
+      </w:r>
+      <w:proofErr w:type="spellEnd"/>
+      <w:r>
+        <w:rPr>
+          <w:lang w:val="en-CA"/>
+        </w:rPr>
+        <w:t xml:space="preserve"> </w:t>
+      </w:r>
+      <w:proofErr w:type="gramStart"/>
+      <w:r>
+        <w:rPr>
+          <w:lang w:val="en-CA"/>
+        </w:rPr>
+        <w:t>{ pos</w:t>
+      </w:r>
+      <w:proofErr w:type="gramEnd"/>
+      <w:r>
+        <w:rPr>
+          <w:lang w:val="en-CA"/>
+        </w:rPr>
+        <w:t xml:space="preserve">, </w:t>
+      </w:r>
+      <w:proofErr w:type="gramStart"/>
+      <w:r>
+        <w:rPr>
+          <w:lang w:val="en-CA"/>
+        </w:rPr>
+        <w:t>size }</w:t>
+      </w:r>
+      <w:proofErr w:type="gramEnd"/>
+    </w:p>
+    <w:p>
+      <w:pPr>
+        <w:numPr>
+          <w:ilvl w:val="1"/>
+          <w:numId w:val="16"/>
+        </w:numPr>
+        <w:rPr>
+          <w:lang w:val="en-CA"/>
+        </w:rPr>
+      </w:pPr>
+      <w:proofErr w:type="spellStart"/>
+      <w:r>
+        <w:rPr>
+          <w:lang w:val="en-CA"/>
+        </w:rPr>
+        <w:t>SpawnDef</w:t>
+      </w:r>
+      <w:proofErr w:type="spellEnd"/>
+      <w:r>
+        <w:rPr>
+          <w:lang w:val="en-CA"/>
+        </w:rPr>
+        <w:t xml:space="preserve"> </w:t>
+      </w:r>
+      <w:proofErr w:type="gramStart"/>
+      <w:r>
+        <w:rPr>
+          <w:lang w:val="en-CA"/>
+        </w:rPr>
+        <w:t xml:space="preserve">{ </w:t>
+      </w:r>
+      <w:proofErr w:type="spellStart"/>
+      <w:r>
+        <w:rPr>
+          <w:lang w:val="en-CA"/>
+        </w:rPr>
+        <w:t>planSpawn</w:t>
+      </w:r>
+      <w:proofErr w:type="spellEnd"/>
+      <w:proofErr w:type="gramEnd"/>
+      <w:r>
+        <w:rPr>
+          <w:lang w:val="en-CA"/>
+        </w:rPr>
+        <w:t xml:space="preserve">, </w:t>
+      </w:r>
+      <w:proofErr w:type="spellStart"/>
+      <w:proofErr w:type="gramStart"/>
+      <w:r>
+        <w:rPr>
+          <w:lang w:val="en-CA"/>
+        </w:rPr>
+        <w:t>flySpawn</w:t>
+      </w:r>
+      <w:proofErr w:type="spellEnd"/>
+      <w:r>
+        <w:rPr>
+          <w:lang w:val="en-CA"/>
+        </w:rPr>
+        <w:t xml:space="preserve"> }</w:t>
+      </w:r>
+      <w:proofErr w:type="gramEnd"/>
+    </w:p>
+    <w:p>
+      <w:pPr>
+        <w:numPr>
+          <w:ilvl w:val="0"/>
+          <w:numId w:val="16"/>
+        </w:numPr>
+        <w:rPr>
+          <w:lang w:val="en-CA"/>
+        </w:rPr>
+      </w:pPr>
+      <w:r>
+        <w:rPr>
+          <w:b/>
+          <w:bCs/>
+          <w:lang w:val="en-CA"/>
+        </w:rPr>
+        <w:t>Loader:</w:t>
+      </w:r>
+      <w:r>
+        <w:rPr>
+          <w:lang w:val="en-CA"/>
+        </w:rPr>
+        <w:t xml:space="preserve"> Converts </w:t>
+      </w:r>
+      <w:proofErr w:type="spellStart"/>
+      <w:r>
+        <w:rPr>
+          <w:lang w:val="en-CA"/>
+        </w:rPr>
+        <w:t>LevelData</w:t>
+      </w:r>
+      <w:proofErr w:type="spellEnd"/>
+      <w:r>
+        <w:rPr>
+          <w:lang w:val="en-CA"/>
+        </w:rPr>
+        <w:t xml:space="preserve"> to live scene by instantiating your existing prefabs/components and assigning parameters via public fields. (Shares the same code path as campaign levels.)</w:t>
+      </w:r>
+    </w:p>
+    <w:p>
+      <w:pPr>
+        <w:pStyle w:val="Heading3"/>
+        <w:rPr>
+          <w:lang w:val="en-CA"/>
+        </w:rPr>
+      </w:pPr>
+      <w:r>
+        <w:rPr>
+          <w:lang w:val="en-CA"/>
+        </w:rPr>
+        <w:t xml:space="preserve">14.3 </w:t>
+      </w:r>
+      <w:r>
+        <w:rPr>
+          <w:lang w:val="en-CA"/>
+        </w:rPr>
+        <w:t>Stretch — UGC Publish/Discover</w:t>
+      </w:r>
+    </w:p>
+    <w:p>
+      <w:pPr>
+        <w:numPr>
+          <w:ilvl w:val="0"/>
+          <w:numId w:val="17"/>
+        </w:numPr>
+        <w:rPr>
+          <w:lang w:val="en-CA"/>
+        </w:rPr>
+      </w:pPr>
+      <w:r>
+        <w:rPr>
+          <w:b/>
+          <w:bCs/>
+          <w:lang w:val="en-CA"/>
+        </w:rPr>
+        <w:t>Auth:</w:t>
+      </w:r>
+      <w:r>
+        <w:rPr>
+          <w:lang w:val="en-CA"/>
+        </w:rPr>
+        <w:t xml:space="preserve"> Player signs in (platform ID or UGS Authentication).</w:t>
+      </w:r>
+    </w:p>
+    <w:p>
+      <w:pPr>
+        <w:numPr>
+          <w:ilvl w:val="0"/>
+          <w:numId w:val="17"/>
+        </w:numPr>
+        <w:rPr>
+          <w:lang w:val="en-CA"/>
+        </w:rPr>
+      </w:pPr>
+      <w:r>
+        <w:rPr>
+          <w:b/>
+          <w:bCs/>
+          <w:lang w:val="en-CA"/>
+        </w:rPr>
+        <w:t>Publish API:</w:t>
+      </w:r>
+      <w:r>
+        <w:rPr>
+          <w:lang w:val="en-CA"/>
+        </w:rPr>
+        <w:t xml:space="preserve"> Upload </w:t>
+      </w:r>
+      <w:proofErr w:type="spellStart"/>
+      <w:r>
+        <w:rPr>
+          <w:lang w:val="en-CA"/>
+        </w:rPr>
+        <w:t>LevelData</w:t>
+      </w:r>
+      <w:proofErr w:type="spellEnd"/>
+      <w:r>
+        <w:rPr>
+          <w:lang w:val="en-CA"/>
+        </w:rPr>
+        <w:t xml:space="preserve"> + thumbnail. Server runs </w:t>
+      </w:r>
+      <w:r>
+        <w:rPr>
+          <w:i/>
+          <w:iCs/>
+          <w:lang w:val="en-CA"/>
+        </w:rPr>
+        <w:t>sanity pass</w:t>
+      </w:r>
+      <w:r>
+        <w:rPr>
+          <w:lang w:val="en-CA"/>
+        </w:rPr>
+        <w:t xml:space="preserve"> (param clamps) and stores metadata (title, author, tags, difficulty rating, likes/plays).</w:t>
+      </w:r>
+    </w:p>
+    <w:p>
+      <w:pPr>
+        <w:numPr>
+          <w:ilvl w:val="0"/>
+          <w:numId w:val="17"/>
+        </w:numPr>
+        <w:rPr>
+          <w:lang w:val="en-CA"/>
+        </w:rPr>
+      </w:pPr>
+      <w:r>
+        <w:rPr>
+          <w:b/>
+          <w:bCs/>
+          <w:lang w:val="en-CA"/>
+        </w:rPr>
+        <w:t>Browse/Filter:</w:t>
+      </w:r>
+      <w:r>
+        <w:rPr>
+          <w:lang w:val="en-CA"/>
+        </w:rPr>
+        <w:t xml:space="preserve"> Featured, New, Trending, Tag filters; search by author/title.</w:t>
+      </w:r>
+    </w:p>
+    <w:p>
+      <w:pPr>
+        <w:numPr>
+          <w:ilvl w:val="0"/>
+          <w:numId w:val="17"/>
+        </w:numPr>
+        <w:rPr>
+          <w:lang w:val="en-CA"/>
+        </w:rPr>
+      </w:pPr>
+      <w:r>
+        <w:rPr>
+          <w:b/>
+          <w:bCs/>
+          <w:lang w:val="en-CA"/>
+        </w:rPr>
+        <w:t>Share Codes:</w:t>
+      </w:r>
+      <w:r>
+        <w:rPr>
+          <w:lang w:val="en-CA"/>
+        </w:rPr>
+        <w:t xml:space="preserve"> Short alphanumeric “level code” to fetch a specific level.</w:t>
+      </w:r>
+    </w:p>
+    <w:p>
+      <w:pPr>
+        <w:numPr>
+          <w:ilvl w:val="0"/>
+          <w:numId w:val="17"/>
+        </w:numPr>
+        <w:rPr>
+          <w:lang w:val="en-CA"/>
+        </w:rPr>
+      </w:pPr>
+      <w:r>
+        <w:rPr>
+          <w:b/>
+          <w:bCs/>
+          <w:lang w:val="en-CA"/>
+        </w:rPr>
+        <w:t>Moderation:</w:t>
+      </w:r>
+      <w:r>
+        <w:rPr>
+          <w:lang w:val="en-CA"/>
+        </w:rPr>
+        <w:t xml:space="preserve"> Report/Hide, takedown pipeline, abuse rate limiting.</w:t>
+      </w:r>
+    </w:p>
+    <w:p>
+      <w:pPr>
+        <w:numPr>
+          <w:ilvl w:val="0"/>
+          <w:numId w:val="17"/>
+        </w:numPr>
+        <w:rPr>
+          <w:lang w:val="en-CA"/>
+        </w:rPr>
+      </w:pPr>
+      <w:r>
+        <w:rPr>
+          <w:b/>
+          <w:bCs/>
+          <w:lang w:val="en-CA"/>
+        </w:rPr>
+        <w:t>Telemetry:</w:t>
+      </w:r>
+      <w:r>
+        <w:rPr>
+          <w:lang w:val="en-CA"/>
+        </w:rPr>
+        <w:t xml:space="preserve"> Opens, completions, average stars/actions, fail heatmaps (aggregate only).</w:t>
+      </w:r>
+    </w:p>
+    <w:p>
+      <w:pPr>
+        <w:pStyle w:val="Heading3"/>
+        <w:rPr>
+          <w:lang w:val="en-CA"/>
+        </w:rPr>
+      </w:pPr>
+      <w:r>
+        <w:rPr>
+          <w:lang w:val="en-CA"/>
+        </w:rPr>
+        <w:t xml:space="preserve">14.4 </w:t>
+      </w:r>
+      <w:r>
+        <w:rPr>
+          <w:lang w:val="en-CA"/>
+        </w:rPr>
+        <w:t>UX Layout (Editor Screen)</w:t>
+      </w:r>
+    </w:p>
+    <w:p>
+      <w:pPr>
+        <w:numPr>
+          <w:ilvl w:val="0"/>
+          <w:numId w:val="18"/>
+        </w:numPr>
+        <w:rPr>
+          <w:lang w:val="en-CA"/>
+        </w:rPr>
+      </w:pPr>
+      <w:r>
+        <w:rPr>
+          <w:b/>
+          <w:bCs/>
+          <w:lang w:val="en-CA"/>
+        </w:rPr>
+        <w:t>Top bar:</w:t>
+      </w:r>
+      <w:r>
+        <w:rPr>
+          <w:lang w:val="en-CA"/>
+        </w:rPr>
+        <w:t xml:space="preserve"> File (New/Save/Load/Publish), Test Plan/Fly, Validator light (green/yellow/red).</w:t>
+      </w:r>
+    </w:p>
+    <w:p>
+      <w:pPr>
+        <w:numPr>
+          <w:ilvl w:val="0"/>
+          <w:numId w:val="18"/>
+        </w:numPr>
+        <w:rPr>
+          <w:lang w:val="en-CA"/>
+        </w:rPr>
+      </w:pPr>
+      <w:r>
+        <w:rPr>
+          <w:b/>
+          <w:bCs/>
+          <w:lang w:val="en-CA"/>
+        </w:rPr>
+        <w:t>Left palette:</w:t>
+      </w:r>
+      <w:r>
+        <w:rPr>
+          <w:lang w:val="en-CA"/>
+        </w:rPr>
+        <w:t xml:space="preserve"> Place tool (entity icons).</w:t>
+      </w:r>
+    </w:p>
+    <w:p>
+      <w:pPr>
+        <w:numPr>
+          <w:ilvl w:val="0"/>
+          <w:numId w:val="18"/>
+        </w:numPr>
+        <w:rPr>
+          <w:lang w:val="en-CA"/>
+        </w:rPr>
+      </w:pPr>
+      <w:r>
+        <w:rPr>
+          <w:b/>
+          <w:bCs/>
+          <w:lang w:val="en-CA"/>
+        </w:rPr>
+        <w:t>Right inspector:</w:t>
+      </w:r>
+      <w:r>
+        <w:rPr>
+          <w:lang w:val="en-CA"/>
+        </w:rPr>
+        <w:t xml:space="preserve"> Context panel for selected entity’s parameters.</w:t>
+      </w:r>
+    </w:p>
+    <w:p>
+      <w:pPr>
+        <w:numPr>
+          <w:ilvl w:val="0"/>
+          <w:numId w:val="18"/>
+        </w:numPr>
+        <w:rPr>
+          <w:lang w:val="en-CA"/>
+        </w:rPr>
+      </w:pPr>
+      <w:r>
+        <w:rPr>
+          <w:b/>
+          <w:bCs/>
+          <w:lang w:val="en-CA"/>
+        </w:rPr>
+        <w:t>Bottom:</w:t>
+      </w:r>
+      <w:r>
+        <w:rPr>
+          <w:lang w:val="en-CA"/>
+        </w:rPr>
+        <w:t xml:space="preserve"> Grid/snap toggles, Undo/Redo, Zoom %, Help.</w:t>
+      </w:r>
+    </w:p>
+    <w:p>
+      <w:pPr>
+        <w:pStyle w:val="Heading3"/>
+        <w:rPr>
+          <w:lang w:val="en-CA"/>
+        </w:rPr>
+      </w:pPr>
+      <w:r>
+        <w:rPr>
+          <w:lang w:val="en-CA"/>
+        </w:rPr>
+        <w:lastRenderedPageBreak/>
+        <w:t xml:space="preserve">14.5 </w:t>
+      </w:r>
+      <w:r>
+        <w:rPr>
+          <w:lang w:val="en-CA"/>
+        </w:rPr>
+        <w:t>Performance &amp; Safety</w:t>
+      </w:r>
+    </w:p>
+    <w:p>
+      <w:pPr>
+        <w:numPr>
+          <w:ilvl w:val="0"/>
+          <w:numId w:val="19"/>
+        </w:numPr>
+        <w:rPr>
+          <w:lang w:val="en-CA"/>
+        </w:rPr>
+      </w:pPr>
+      <w:r>
+        <w:rPr>
+          <w:lang w:val="en-CA"/>
+        </w:rPr>
+        <w:t xml:space="preserve">Pool gizmos/handles. Cap predictor points while testing. Always clamp loaded values. Reject malformed </w:t>
+      </w:r>
+      <w:proofErr w:type="gramStart"/>
+      <w:r>
+        <w:rPr>
+          <w:lang w:val="en-CA"/>
+        </w:rPr>
+        <w:t>JSON;</w:t>
+      </w:r>
+      <w:proofErr w:type="gramEnd"/>
+      <w:r>
+        <w:rPr>
+          <w:lang w:val="en-CA"/>
+        </w:rPr>
+        <w:t xml:space="preserve"> default missing fields. Limit max entities per level.</w:t>
+      </w:r>
+    </w:p>
+    <w:p>
+      <w:pPr>
+        <w:pStyle w:val="Heading3"/>
+        <w:rPr>
+          <w:lang w:val="en-CA"/>
+        </w:rPr>
+      </w:pPr>
+      <w:r>
+        <w:rPr>
+          <w:lang w:val="en-CA"/>
+        </w:rPr>
+        <w:t xml:space="preserve">14.6 </w:t>
+      </w:r>
+      <w:r>
+        <w:rPr>
+          <w:lang w:val="en-CA"/>
+        </w:rPr>
+        <w:t>Risks &amp; Mitigations</w:t>
+      </w:r>
+    </w:p>
+    <w:p>
+      <w:pPr>
+        <w:numPr>
+          <w:ilvl w:val="0"/>
+          <w:numId w:val="20"/>
+        </w:numPr>
+        <w:rPr>
+          <w:lang w:val="en-CA"/>
+        </w:rPr>
+      </w:pPr>
+      <w:r>
+        <w:rPr>
+          <w:b/>
+          <w:bCs/>
+          <w:lang w:val="en-CA"/>
+        </w:rPr>
+        <w:t>Predictor mismatch:</w:t>
+      </w:r>
+      <w:r>
+        <w:rPr>
+          <w:lang w:val="en-CA"/>
+        </w:rPr>
+        <w:t xml:space="preserve"> Editor test uses the same </w:t>
+      </w:r>
+      <w:proofErr w:type="spellStart"/>
+      <w:r>
+        <w:rPr>
+          <w:lang w:val="en-CA"/>
+        </w:rPr>
+        <w:t>FieldManager.AccelAt</w:t>
+      </w:r>
+      <w:proofErr w:type="spellEnd"/>
+      <w:r>
+        <w:rPr>
+          <w:lang w:val="en-CA"/>
+        </w:rPr>
+        <w:t xml:space="preserve"> + fixed dt as runtime.</w:t>
+      </w:r>
+    </w:p>
+    <w:p>
+      <w:pPr>
+        <w:numPr>
+          <w:ilvl w:val="0"/>
+          <w:numId w:val="20"/>
+        </w:numPr>
+        <w:rPr>
+          <w:lang w:val="en-CA"/>
+        </w:rPr>
+      </w:pPr>
+      <w:r>
+        <w:rPr>
+          <w:b/>
+          <w:bCs/>
+          <w:lang w:val="en-CA"/>
+        </w:rPr>
+        <w:t>Exploit params:</w:t>
+      </w:r>
+      <w:r>
+        <w:rPr>
+          <w:lang w:val="en-CA"/>
+        </w:rPr>
+        <w:t xml:space="preserve"> Server-side clamps on publish; client re-validates on download.</w:t>
+      </w:r>
+    </w:p>
+    <w:p>
+      <w:pPr>
+        <w:numPr>
+          <w:ilvl w:val="0"/>
+          <w:numId w:val="20"/>
+        </w:numPr>
+        <w:rPr>
+          <w:lang w:val="en-CA"/>
+        </w:rPr>
+      </w:pPr>
+      <w:r>
+        <w:rPr>
+          <w:b/>
+          <w:bCs/>
+          <w:lang w:val="en-CA"/>
+        </w:rPr>
+        <w:t>Scope creep:</w:t>
+      </w:r>
+      <w:r>
+        <w:rPr>
+          <w:lang w:val="en-CA"/>
+        </w:rPr>
+        <w:t xml:space="preserve"> MVP first (no doors/switches if not in L1-L4), stretch later.</w:t>
+      </w:r>
+    </w:p>
+    <w:p>
+      <w:pPr>
+        <w:pStyle w:val="Heading3"/>
+        <w:rPr>
+          <w:lang w:val="en-CA"/>
+        </w:rPr>
+      </w:pPr>
+      <w:r>
+        <w:rPr>
+          <w:lang w:val="en-CA"/>
+        </w:rPr>
+        <w:t xml:space="preserve">14.7 </w:t>
+      </w:r>
+      <w:r>
+        <w:rPr>
+          <w:lang w:val="en-CA"/>
+        </w:rPr>
+        <w:t>QA / Test Cases</w:t>
+      </w:r>
+    </w:p>
+    <w:p>
+      <w:pPr>
+        <w:numPr>
+          <w:ilvl w:val="0"/>
+          <w:numId w:val="21"/>
+        </w:numPr>
+        <w:rPr>
+          <w:lang w:val="en-CA"/>
+        </w:rPr>
+      </w:pPr>
+      <w:r>
+        <w:rPr>
+          <w:lang w:val="en-CA"/>
+        </w:rPr>
+        <w:t>Load/save parity; spawn/goal inside bounds; validator catches missing goal/spawn; accel clamps respected; replaying saved level equals editor state; test loop returns to editor cleanly.</w:t>
+      </w:r>
+    </w:p>
+    <w:p/>
+    <w:p/>
+    <w:p>
+      <w:pPr>
+        <w:pStyle w:val="Heading2"/>
+      </w:pPr>
+      <w:r>
+        <w:t>1</w:t>
+      </w:r>
+      <w:r>
+        <w:t>5</w:t>
+      </w:r>
+      <w:r>
+        <w:t>) Performance &amp; Mobile Notes</w:t>
       </w:r>
     </w:p>
     <w:p>
@@ -9310,7 +11047,13 @@
         <w:pStyle w:val="Heading2"/>
       </w:pPr>
       <w:r>
-        <w:t>15) QA Plan &amp; Test Cases</w:t>
+        <w:t>1</w:t>
+      </w:r>
+      <w:r>
+        <w:t>6</w:t>
+      </w:r>
+      <w:r>
+        <w:t>) QA Plan &amp; Test Cases</w:t>
       </w:r>
     </w:p>
     <w:p>
@@ -9324,7 +11067,13 @@
         <w:pStyle w:val="Heading2"/>
       </w:pPr>
       <w:r>
-        <w:t>16) Risks &amp; Mitigations</w:t>
+        <w:t>1</w:t>
+      </w:r>
+      <w:r>
+        <w:t>7</w:t>
+      </w:r>
+      <w:r>
+        <w:t>) Risks &amp; Mitigations</w:t>
       </w:r>
     </w:p>
     <w:p>
@@ -9422,6 +11171,1625 @@
         <w:t xml:space="preserve"> → one new field per level; art minimal.</w:t>
       </w:r>
     </w:p>
+    <w:p>
+      <w:pPr>
+        <w:pStyle w:val="Heading2"/>
+        <w:rPr>
+          <w:lang w:val="en-CA"/>
+        </w:rPr>
+      </w:pPr>
+      <w:r>
+        <w:rPr>
+          <w:lang w:val="en-CA"/>
+        </w:rPr>
+        <w:lastRenderedPageBreak/>
+        <w:t>18) Economy &amp; Shop — “Chips” (Stretch)</w:t>
+      </w:r>
+    </w:p>
+    <w:p>
+      <w:pPr>
+        <w:rPr>
+          <w:lang w:val="en-CA"/>
+        </w:rPr>
+      </w:pPr>
+      <w:r>
+        <w:rPr>
+          <w:b/>
+          <w:bCs/>
+          <w:lang w:val="en-CA"/>
+        </w:rPr>
+        <w:t>Goal</w:t>
+      </w:r>
+      <w:r>
+        <w:rPr>
+          <w:lang w:val="en-CA"/>
+        </w:rPr>
+        <w:br/>
+        <w:t>Reward skillful play and provide cosmetic/UX upgrades (no pay-to-win physics) via a soft currency (“Chips”) earned by stars and optional monetization (IAP/ads). Integrate with Unity services later.</w:t>
+      </w:r>
+    </w:p>
+    <w:p>
+      <w:pPr>
+        <w:pStyle w:val="Heading3"/>
+        <w:rPr>
+          <w:lang w:val="en-CA"/>
+        </w:rPr>
+      </w:pPr>
+      <w:r>
+        <w:rPr>
+          <w:lang w:val="en-CA"/>
+        </w:rPr>
+        <w:t xml:space="preserve">18.1 </w:t>
+      </w:r>
+      <w:r>
+        <w:rPr>
+          <w:lang w:val="en-CA"/>
+        </w:rPr>
+        <w:t>Currency Rules (baseline)</w:t>
+      </w:r>
+    </w:p>
+    <w:p>
+      <w:pPr>
+        <w:numPr>
+          <w:ilvl w:val="0"/>
+          <w:numId w:val="22"/>
+        </w:numPr>
+        <w:rPr>
+          <w:lang w:val="en-CA"/>
+        </w:rPr>
+      </w:pPr>
+      <w:r>
+        <w:rPr>
+          <w:b/>
+          <w:bCs/>
+          <w:lang w:val="en-CA"/>
+        </w:rPr>
+        <w:t>Earning by Stars (per level clear):</w:t>
+      </w:r>
+    </w:p>
+    <w:p>
+      <w:pPr>
+        <w:numPr>
+          <w:ilvl w:val="1"/>
+          <w:numId w:val="22"/>
+        </w:numPr>
+        <w:rPr>
+          <w:lang w:val="en-CA"/>
+        </w:rPr>
+      </w:pPr>
+      <w:r>
+        <w:rPr>
+          <w:lang w:val="en-CA"/>
+        </w:rPr>
+        <w:t>5</w:t>
+      </w:r>
+      <w:r>
+        <w:rPr>
+          <w:rFonts w:ascii="Segoe UI Symbol" w:hAnsi="Segoe UI Symbol" w:cs="Segoe UI Symbol"/>
+          <w:lang w:val="en-CA"/>
+        </w:rPr>
+        <w:t>★</w:t>
+      </w:r>
+      <w:r>
+        <w:rPr>
+          <w:lang w:val="en-CA"/>
+        </w:rPr>
+        <w:t>: +100 Chips</w:t>
+      </w:r>
+    </w:p>
+    <w:p>
+      <w:pPr>
+        <w:numPr>
+          <w:ilvl w:val="1"/>
+          <w:numId w:val="22"/>
+        </w:numPr>
+        <w:rPr>
+          <w:lang w:val="en-CA"/>
+        </w:rPr>
+      </w:pPr>
+      <w:r>
+        <w:rPr>
+          <w:lang w:val="en-CA"/>
+        </w:rPr>
+        <w:t>4</w:t>
+      </w:r>
+      <w:r>
+        <w:rPr>
+          <w:rFonts w:ascii="Segoe UI Symbol" w:hAnsi="Segoe UI Symbol" w:cs="Segoe UI Symbol"/>
+          <w:lang w:val="en-CA"/>
+        </w:rPr>
+        <w:t>★</w:t>
+      </w:r>
+      <w:r>
+        <w:rPr>
+          <w:lang w:val="en-CA"/>
+        </w:rPr>
+        <w:t>: +75</w:t>
+      </w:r>
+    </w:p>
+    <w:p>
+      <w:pPr>
+        <w:numPr>
+          <w:ilvl w:val="1"/>
+          <w:numId w:val="22"/>
+        </w:numPr>
+        <w:rPr>
+          <w:lang w:val="en-CA"/>
+        </w:rPr>
+      </w:pPr>
+      <w:r>
+        <w:rPr>
+          <w:lang w:val="en-CA"/>
+        </w:rPr>
+        <w:t>3</w:t>
+      </w:r>
+      <w:r>
+        <w:rPr>
+          <w:rFonts w:ascii="Segoe UI Symbol" w:hAnsi="Segoe UI Symbol" w:cs="Segoe UI Symbol"/>
+          <w:lang w:val="en-CA"/>
+        </w:rPr>
+        <w:t>★</w:t>
+      </w:r>
+      <w:r>
+        <w:rPr>
+          <w:lang w:val="en-CA"/>
+        </w:rPr>
+        <w:t>: +50</w:t>
+      </w:r>
+    </w:p>
+    <w:p>
+      <w:pPr>
+        <w:numPr>
+          <w:ilvl w:val="1"/>
+          <w:numId w:val="22"/>
+        </w:numPr>
+        <w:rPr>
+          <w:lang w:val="en-CA"/>
+        </w:rPr>
+      </w:pPr>
+      <w:r>
+        <w:rPr>
+          <w:lang w:val="en-CA"/>
+        </w:rPr>
+        <w:t>2</w:t>
+      </w:r>
+      <w:r>
+        <w:rPr>
+          <w:rFonts w:ascii="Segoe UI Symbol" w:hAnsi="Segoe UI Symbol" w:cs="Segoe UI Symbol"/>
+          <w:lang w:val="en-CA"/>
+        </w:rPr>
+        <w:t>★</w:t>
+      </w:r>
+      <w:r>
+        <w:rPr>
+          <w:lang w:val="en-CA"/>
+        </w:rPr>
+        <w:t>: +30</w:t>
+      </w:r>
+    </w:p>
+    <w:p>
+      <w:pPr>
+        <w:numPr>
+          <w:ilvl w:val="1"/>
+          <w:numId w:val="22"/>
+        </w:numPr>
+        <w:rPr>
+          <w:lang w:val="en-CA"/>
+        </w:rPr>
+      </w:pPr>
+      <w:r>
+        <w:rPr>
+          <w:lang w:val="en-CA"/>
+        </w:rPr>
+        <w:t>1</w:t>
+      </w:r>
+      <w:r>
+        <w:rPr>
+          <w:rFonts w:ascii="Segoe UI Symbol" w:hAnsi="Segoe UI Symbol" w:cs="Segoe UI Symbol"/>
+          <w:lang w:val="en-CA"/>
+        </w:rPr>
+        <w:t>★</w:t>
+      </w:r>
+      <w:r>
+        <w:rPr>
+          <w:lang w:val="en-CA"/>
+        </w:rPr>
+        <w:t>: +15</w:t>
+      </w:r>
+    </w:p>
+    <w:p>
+      <w:pPr>
+        <w:numPr>
+          <w:ilvl w:val="1"/>
+          <w:numId w:val="22"/>
+        </w:numPr>
+        <w:rPr>
+          <w:lang w:val="en-CA"/>
+        </w:rPr>
+      </w:pPr>
+      <w:r>
+        <w:rPr>
+          <w:lang w:val="en-CA"/>
+        </w:rPr>
+        <w:t>First-time clear bonus: +25 (once per level)</w:t>
+      </w:r>
+    </w:p>
+    <w:p>
+      <w:pPr>
+        <w:numPr>
+          <w:ilvl w:val="0"/>
+          <w:numId w:val="22"/>
+        </w:numPr>
+        <w:rPr>
+          <w:lang w:val="en-CA"/>
+        </w:rPr>
+      </w:pPr>
+      <w:r>
+        <w:rPr>
+          <w:b/>
+          <w:bCs/>
+          <w:lang w:val="en-CA"/>
+        </w:rPr>
+        <w:t>Daily Login (stretch):</w:t>
+      </w:r>
+      <w:r>
+        <w:rPr>
+          <w:lang w:val="en-CA"/>
+        </w:rPr>
+        <w:t xml:space="preserve"> escalating streak (10 → 50).</w:t>
+      </w:r>
+    </w:p>
+    <w:p>
+      <w:pPr>
+        <w:numPr>
+          <w:ilvl w:val="0"/>
+          <w:numId w:val="22"/>
+        </w:numPr>
+        <w:rPr>
+          <w:lang w:val="en-CA"/>
+        </w:rPr>
+      </w:pPr>
+      <w:r>
+        <w:rPr>
+          <w:b/>
+          <w:bCs/>
+          <w:lang w:val="en-CA"/>
+        </w:rPr>
+        <w:t>Optional Ads:</w:t>
+      </w:r>
+      <w:r>
+        <w:rPr>
+          <w:lang w:val="en-CA"/>
+        </w:rPr>
+        <w:t xml:space="preserve"> +15 per rewarded ad (daily cap).</w:t>
+      </w:r>
+    </w:p>
+    <w:p>
+      <w:pPr>
+        <w:numPr>
+          <w:ilvl w:val="0"/>
+          <w:numId w:val="22"/>
+        </w:numPr>
+        <w:rPr>
+          <w:lang w:val="en-CA"/>
+        </w:rPr>
+      </w:pPr>
+      <w:r>
+        <w:rPr>
+          <w:b/>
+          <w:bCs/>
+          <w:lang w:val="en-CA"/>
+        </w:rPr>
+        <w:t>IAP Packs:</w:t>
+      </w:r>
+      <w:r>
+        <w:rPr>
+          <w:lang w:val="en-CA"/>
+        </w:rPr>
+        <w:t xml:space="preserve"> 1K / 3K / 7K Chips tiers.</w:t>
+      </w:r>
+    </w:p>
+    <w:p>
+      <w:pPr>
+        <w:pStyle w:val="Heading3"/>
+        <w:rPr>
+          <w:lang w:val="en-CA"/>
+        </w:rPr>
+      </w:pPr>
+      <w:r>
+        <w:rPr>
+          <w:lang w:val="en-CA"/>
+        </w:rPr>
+        <w:t xml:space="preserve">18.2 </w:t>
+      </w:r>
+      <w:r>
+        <w:rPr>
+          <w:lang w:val="en-CA"/>
+        </w:rPr>
+        <w:t>Sinks (Cosmetic &amp; Builder Content)</w:t>
+      </w:r>
+    </w:p>
+    <w:p>
+      <w:pPr>
+        <w:numPr>
+          <w:ilvl w:val="0"/>
+          <w:numId w:val="23"/>
+        </w:numPr>
+        <w:rPr>
+          <w:lang w:val="en-CA"/>
+        </w:rPr>
+      </w:pPr>
+      <w:r>
+        <w:rPr>
+          <w:b/>
+          <w:bCs/>
+          <w:lang w:val="en-CA"/>
+        </w:rPr>
+        <w:t>Skiff Cosmetics:</w:t>
+      </w:r>
+      <w:r>
+        <w:rPr>
+          <w:lang w:val="en-CA"/>
+        </w:rPr>
+        <w:t xml:space="preserve"> hulls, exhaust trails, probe flair VFX, victory stingers.</w:t>
+      </w:r>
+    </w:p>
+    <w:p>
+      <w:pPr>
+        <w:numPr>
+          <w:ilvl w:val="0"/>
+          <w:numId w:val="23"/>
+        </w:numPr>
+        <w:rPr>
+          <w:lang w:val="en-CA"/>
+        </w:rPr>
+      </w:pPr>
+      <w:r>
+        <w:rPr>
+          <w:b/>
+          <w:bCs/>
+          <w:lang w:val="en-CA"/>
+        </w:rPr>
+        <w:t>Editor Packs:</w:t>
+      </w:r>
+      <w:r>
+        <w:rPr>
+          <w:lang w:val="en-CA"/>
+        </w:rPr>
+        <w:t xml:space="preserve"> additional decorative </w:t>
+      </w:r>
+      <w:proofErr w:type="spellStart"/>
+      <w:r>
+        <w:rPr>
+          <w:lang w:val="en-CA"/>
+        </w:rPr>
+        <w:t>tilesets</w:t>
+      </w:r>
+      <w:proofErr w:type="spellEnd"/>
+      <w:r>
+        <w:rPr>
+          <w:lang w:val="en-CA"/>
+        </w:rPr>
+        <w:t>, holo-decals, themed receptor skins (purely visual).</w:t>
+      </w:r>
+    </w:p>
+    <w:p>
+      <w:pPr>
+        <w:numPr>
+          <w:ilvl w:val="0"/>
+          <w:numId w:val="23"/>
+        </w:numPr>
+        <w:rPr>
+          <w:lang w:val="en-CA"/>
+        </w:rPr>
+      </w:pPr>
+      <w:r>
+        <w:rPr>
+          <w:b/>
+          <w:bCs/>
+          <w:lang w:val="en-CA"/>
+        </w:rPr>
+        <w:t>QoL (non-power):</w:t>
+      </w:r>
+      <w:r>
+        <w:rPr>
+          <w:lang w:val="en-CA"/>
+        </w:rPr>
+        <w:t xml:space="preserve"> extra local save slots, alternate UI themes.</w:t>
+      </w:r>
+    </w:p>
+    <w:p>
+      <w:pPr>
+        <w:pStyle w:val="Heading3"/>
+        <w:rPr>
+          <w:lang w:val="en-CA"/>
+        </w:rPr>
+      </w:pPr>
+      <w:r>
+        <w:rPr>
+          <w:lang w:val="en-CA"/>
+        </w:rPr>
+        <w:t xml:space="preserve">18.3 </w:t>
+      </w:r>
+      <w:r>
+        <w:rPr>
+          <w:lang w:val="en-CA"/>
+        </w:rPr>
+        <w:t>UGS Integration Plan (phased)</w:t>
+      </w:r>
+    </w:p>
+    <w:p>
+      <w:pPr>
+        <w:numPr>
+          <w:ilvl w:val="0"/>
+          <w:numId w:val="24"/>
+        </w:numPr>
+        <w:rPr>
+          <w:lang w:val="en-CA"/>
+        </w:rPr>
+      </w:pPr>
+      <w:r>
+        <w:rPr>
+          <w:b/>
+          <w:bCs/>
+          <w:lang w:val="en-CA"/>
+        </w:rPr>
+        <w:t>Phase A (Offline MVP):</w:t>
+      </w:r>
+    </w:p>
+    <w:p>
+      <w:pPr>
+        <w:numPr>
+          <w:ilvl w:val="1"/>
+          <w:numId w:val="24"/>
+        </w:numPr>
+        <w:rPr>
+          <w:lang w:val="en-CA"/>
+        </w:rPr>
+      </w:pPr>
+      <w:r>
+        <w:rPr>
+          <w:lang w:val="en-CA"/>
+        </w:rPr>
+        <w:t>Local wallet (</w:t>
+      </w:r>
+      <w:proofErr w:type="spellStart"/>
+      <w:r>
+        <w:rPr>
+          <w:lang w:val="en-CA"/>
+        </w:rPr>
+        <w:t>WalletData</w:t>
+      </w:r>
+      <w:proofErr w:type="spellEnd"/>
+      <w:r>
+        <w:rPr>
+          <w:lang w:val="en-CA"/>
+        </w:rPr>
+        <w:t xml:space="preserve"> </w:t>
+      </w:r>
+      <w:proofErr w:type="gramStart"/>
+      <w:r>
+        <w:rPr>
+          <w:lang w:val="en-CA"/>
+        </w:rPr>
+        <w:t>{ balance</w:t>
+      </w:r>
+      <w:proofErr w:type="gramEnd"/>
+      <w:r>
+        <w:rPr>
+          <w:lang w:val="en-CA"/>
+        </w:rPr>
+        <w:t xml:space="preserve">, </w:t>
+      </w:r>
+      <w:proofErr w:type="spellStart"/>
+      <w:proofErr w:type="gramStart"/>
+      <w:r>
+        <w:rPr>
+          <w:lang w:val="en-CA"/>
+        </w:rPr>
+        <w:t>txLog</w:t>
+      </w:r>
+      <w:proofErr w:type="spellEnd"/>
+      <w:r>
+        <w:rPr>
+          <w:lang w:val="en-CA"/>
+        </w:rPr>
+        <w:t>[] }</w:t>
+      </w:r>
+      <w:proofErr w:type="gramEnd"/>
+      <w:r>
+        <w:rPr>
+          <w:lang w:val="en-CA"/>
+        </w:rPr>
+        <w:t>) with monotonic transaction IDs.</w:t>
+      </w:r>
+    </w:p>
+    <w:p>
+      <w:pPr>
+        <w:numPr>
+          <w:ilvl w:val="1"/>
+          <w:numId w:val="24"/>
+        </w:numPr>
+        <w:rPr>
+          <w:lang w:val="en-CA"/>
+        </w:rPr>
+      </w:pPr>
+      <w:r>
+        <w:rPr>
+          <w:lang w:val="en-CA"/>
+        </w:rPr>
+        <w:t>Shop catalog as JSON/</w:t>
+      </w:r>
+      <w:proofErr w:type="spellStart"/>
+      <w:r>
+        <w:rPr>
+          <w:lang w:val="en-CA"/>
+        </w:rPr>
+        <w:t>ScriptableObject</w:t>
+      </w:r>
+      <w:proofErr w:type="spellEnd"/>
+      <w:r>
+        <w:rPr>
+          <w:lang w:val="en-CA"/>
+        </w:rPr>
+        <w:t>.</w:t>
+      </w:r>
+    </w:p>
+    <w:p>
+      <w:pPr>
+        <w:numPr>
+          <w:ilvl w:val="1"/>
+          <w:numId w:val="24"/>
+        </w:numPr>
+        <w:rPr>
+          <w:lang w:val="en-CA"/>
+        </w:rPr>
+      </w:pPr>
+      <w:proofErr w:type="spellStart"/>
+      <w:r>
+        <w:rPr>
+          <w:lang w:val="en-CA"/>
+        </w:rPr>
+        <w:t>Receiptless</w:t>
+      </w:r>
+      <w:proofErr w:type="spellEnd"/>
+      <w:r>
+        <w:rPr>
+          <w:lang w:val="en-CA"/>
+        </w:rPr>
+        <w:t xml:space="preserve"> (debug) IAP stubs off by default.</w:t>
+      </w:r>
+    </w:p>
+    <w:p>
+      <w:pPr>
+        <w:numPr>
+          <w:ilvl w:val="0"/>
+          <w:numId w:val="24"/>
+        </w:numPr>
+        <w:rPr>
+          <w:lang w:val="en-CA"/>
+        </w:rPr>
+      </w:pPr>
+      <w:r>
+        <w:rPr>
+          <w:b/>
+          <w:bCs/>
+          <w:lang w:val="en-CA"/>
+        </w:rPr>
+        <w:t>Phase B (Online):</w:t>
+      </w:r>
+    </w:p>
+    <w:p>
+      <w:pPr>
+        <w:numPr>
+          <w:ilvl w:val="1"/>
+          <w:numId w:val="24"/>
+        </w:numPr>
+        <w:rPr>
+          <w:lang w:val="en-CA"/>
+        </w:rPr>
+      </w:pPr>
+      <w:r>
+        <w:rPr>
+          <w:lang w:val="en-CA"/>
+        </w:rPr>
+        <w:t>UGS Authentication (</w:t>
+      </w:r>
+      <w:proofErr w:type="spellStart"/>
+      <w:r>
+        <w:rPr>
+          <w:lang w:val="en-CA"/>
+        </w:rPr>
+        <w:t>anon→upgrade</w:t>
+      </w:r>
+      <w:proofErr w:type="spellEnd"/>
+      <w:r>
+        <w:rPr>
+          <w:lang w:val="en-CA"/>
+        </w:rPr>
+        <w:t>).</w:t>
+      </w:r>
+    </w:p>
+    <w:p>
+      <w:pPr>
+        <w:numPr>
+          <w:ilvl w:val="1"/>
+          <w:numId w:val="24"/>
+        </w:numPr>
+        <w:rPr>
+          <w:lang w:val="en-CA"/>
+        </w:rPr>
+      </w:pPr>
+      <w:r>
+        <w:rPr>
+          <w:lang w:val="en-CA"/>
+        </w:rPr>
+        <w:lastRenderedPageBreak/>
+        <w:t>UGS Cloud Save for wallet &amp; inventory; conflict strategy: server-authoritative merge (latest wins) with delta replay.</w:t>
+      </w:r>
+    </w:p>
+    <w:p>
+      <w:pPr>
+        <w:numPr>
+          <w:ilvl w:val="1"/>
+          <w:numId w:val="24"/>
+        </w:numPr>
+        <w:rPr>
+          <w:lang w:val="en-CA"/>
+        </w:rPr>
+      </w:pPr>
+      <w:r>
+        <w:rPr>
+          <w:lang w:val="en-CA"/>
+        </w:rPr>
+        <w:t>UGS Economy/Remote Config for prices/promotions; UGS IAP for purchases (with server receipt validation); UGS Ads for rewarded videos.</w:t>
+      </w:r>
+    </w:p>
+    <w:p>
+      <w:pPr>
+        <w:numPr>
+          <w:ilvl w:val="1"/>
+          <w:numId w:val="24"/>
+        </w:numPr>
+        <w:rPr>
+          <w:lang w:val="en-CA"/>
+        </w:rPr>
+      </w:pPr>
+      <w:r>
+        <w:rPr>
+          <w:b/>
+          <w:bCs/>
+          <w:lang w:val="en-CA"/>
+        </w:rPr>
+        <w:t>Security:</w:t>
+      </w:r>
+      <w:r>
+        <w:rPr>
+          <w:lang w:val="en-CA"/>
+        </w:rPr>
+        <w:t xml:space="preserve"> All currency mutations go through cloud functions; client submits intents only. Anti-fraud limits (daily earn caps, device ban list).</w:t>
+      </w:r>
+    </w:p>
+    <w:p>
+      <w:pPr>
+        <w:numPr>
+          <w:ilvl w:val="0"/>
+          <w:numId w:val="24"/>
+        </w:numPr>
+        <w:rPr>
+          <w:lang w:val="en-CA"/>
+        </w:rPr>
+      </w:pPr>
+      <w:r>
+        <w:rPr>
+          <w:b/>
+          <w:bCs/>
+          <w:lang w:val="en-CA"/>
+        </w:rPr>
+        <w:t>Phase C (UGC Hooks):</w:t>
+      </w:r>
+    </w:p>
+    <w:p>
+      <w:pPr>
+        <w:numPr>
+          <w:ilvl w:val="1"/>
+          <w:numId w:val="24"/>
+        </w:numPr>
+        <w:rPr>
+          <w:lang w:val="en-CA"/>
+        </w:rPr>
+      </w:pPr>
+      <w:r>
+        <w:rPr>
+          <w:lang w:val="en-CA"/>
+        </w:rPr>
+        <w:t>Cosmetic rewards for published-level milestones (e.g., featured/likes).</w:t>
+      </w:r>
+    </w:p>
+    <w:p>
+      <w:pPr>
+        <w:pStyle w:val="Heading3"/>
+        <w:rPr>
+          <w:lang w:val="en-CA"/>
+        </w:rPr>
+      </w:pPr>
+      <w:r>
+        <w:rPr>
+          <w:lang w:val="en-CA"/>
+        </w:rPr>
+        <w:t xml:space="preserve">18.4 </w:t>
+      </w:r>
+      <w:r>
+        <w:rPr>
+          <w:lang w:val="en-CA"/>
+        </w:rPr>
+        <w:t>Shop UX</w:t>
+      </w:r>
+    </w:p>
+    <w:p>
+      <w:pPr>
+        <w:numPr>
+          <w:ilvl w:val="0"/>
+          <w:numId w:val="25"/>
+        </w:numPr>
+        <w:rPr>
+          <w:lang w:val="en-CA"/>
+        </w:rPr>
+      </w:pPr>
+      <w:r>
+        <w:rPr>
+          <w:b/>
+          <w:bCs/>
+          <w:lang w:val="en-CA"/>
+        </w:rPr>
+        <w:t>Main Menu → Shop:</w:t>
+      </w:r>
+      <w:r>
+        <w:rPr>
+          <w:lang w:val="en-CA"/>
+        </w:rPr>
+        <w:t xml:space="preserve"> Wallet display, tabs (Skiffs, Trails, Editor Packs).</w:t>
+      </w:r>
+    </w:p>
+    <w:p>
+      <w:pPr>
+        <w:numPr>
+          <w:ilvl w:val="0"/>
+          <w:numId w:val="25"/>
+        </w:numPr>
+        <w:rPr>
+          <w:lang w:val="en-CA"/>
+        </w:rPr>
+      </w:pPr>
+      <w:r>
+        <w:rPr>
+          <w:b/>
+          <w:bCs/>
+          <w:lang w:val="en-CA"/>
+        </w:rPr>
+        <w:t>Item Card:</w:t>
+      </w:r>
+      <w:r>
+        <w:rPr>
+          <w:lang w:val="en-CA"/>
+        </w:rPr>
+        <w:t xml:space="preserve"> preview, rarity color, price (Chips), </w:t>
+      </w:r>
+      <w:r>
+        <w:rPr>
+          <w:i/>
+          <w:iCs/>
+          <w:lang w:val="en-CA"/>
+        </w:rPr>
+        <w:t>Buy</w:t>
+      </w:r>
+      <w:r>
+        <w:rPr>
+          <w:lang w:val="en-CA"/>
+        </w:rPr>
+        <w:t xml:space="preserve"> → confirm → equip.</w:t>
+      </w:r>
+    </w:p>
+    <w:p>
+      <w:pPr>
+        <w:numPr>
+          <w:ilvl w:val="0"/>
+          <w:numId w:val="25"/>
+        </w:numPr>
+        <w:rPr>
+          <w:lang w:val="en-CA"/>
+        </w:rPr>
+      </w:pPr>
+      <w:r>
+        <w:rPr>
+          <w:b/>
+          <w:bCs/>
+          <w:lang w:val="en-CA"/>
+        </w:rPr>
+        <w:t>Inventory:</w:t>
+      </w:r>
+      <w:r>
+        <w:rPr>
+          <w:lang w:val="en-CA"/>
+        </w:rPr>
+        <w:t xml:space="preserve"> Equip cosmetics; restore purchases (IAP).</w:t>
+      </w:r>
+    </w:p>
+    <w:p>
+      <w:pPr>
+        <w:numPr>
+          <w:ilvl w:val="0"/>
+          <w:numId w:val="25"/>
+        </w:numPr>
+        <w:rPr>
+          <w:lang w:val="en-CA"/>
+        </w:rPr>
+      </w:pPr>
+      <w:r>
+        <w:rPr>
+          <w:b/>
+          <w:bCs/>
+          <w:lang w:val="en-CA"/>
+        </w:rPr>
+        <w:t>Error States:</w:t>
+      </w:r>
+      <w:r>
+        <w:rPr>
+          <w:lang w:val="en-CA"/>
+        </w:rPr>
+        <w:t xml:space="preserve"> </w:t>
+      </w:r>
+      <w:proofErr w:type="gramStart"/>
+      <w:r>
+        <w:rPr>
+          <w:lang w:val="en-CA"/>
+        </w:rPr>
+        <w:t>Offline fallback (Phase A),</w:t>
+      </w:r>
+      <w:proofErr w:type="gramEnd"/>
+      <w:r>
+        <w:rPr>
+          <w:lang w:val="en-CA"/>
+        </w:rPr>
+        <w:t xml:space="preserve"> disabled buy buttons when out of Chips.</w:t>
+      </w:r>
+    </w:p>
+    <w:p>
+      <w:pPr>
+        <w:pStyle w:val="Heading3"/>
+        <w:rPr>
+          <w:lang w:val="en-CA"/>
+        </w:rPr>
+      </w:pPr>
+      <w:r>
+        <w:rPr>
+          <w:lang w:val="en-CA"/>
+        </w:rPr>
+        <w:t xml:space="preserve">18.5 </w:t>
+      </w:r>
+      <w:r>
+        <w:rPr>
+          <w:lang w:val="en-CA"/>
+        </w:rPr>
+        <w:t>Data</w:t>
+      </w:r>
+    </w:p>
+    <w:p>
+      <w:pPr>
+        <w:numPr>
+          <w:ilvl w:val="0"/>
+          <w:numId w:val="26"/>
+        </w:numPr>
+        <w:rPr>
+          <w:lang w:val="en-CA"/>
+        </w:rPr>
+      </w:pPr>
+      <w:proofErr w:type="spellStart"/>
+      <w:r>
+        <w:rPr>
+          <w:lang w:val="en-CA"/>
+        </w:rPr>
+        <w:t>CatalogItem</w:t>
+      </w:r>
+      <w:proofErr w:type="spellEnd"/>
+      <w:r>
+        <w:rPr>
+          <w:lang w:val="en-CA"/>
+        </w:rPr>
+        <w:t xml:space="preserve"> </w:t>
+      </w:r>
+      <w:proofErr w:type="gramStart"/>
+      <w:r>
+        <w:rPr>
+          <w:lang w:val="en-CA"/>
+        </w:rPr>
+        <w:t>{ id</w:t>
+      </w:r>
+      <w:proofErr w:type="gramEnd"/>
+      <w:r>
+        <w:rPr>
+          <w:lang w:val="en-CA"/>
+        </w:rPr>
+        <w:t xml:space="preserve">, type, price, </w:t>
+      </w:r>
+      <w:proofErr w:type="spellStart"/>
+      <w:r>
+        <w:rPr>
+          <w:lang w:val="en-CA"/>
+        </w:rPr>
+        <w:t>previewSprite</w:t>
+      </w:r>
+      <w:proofErr w:type="spellEnd"/>
+      <w:r>
+        <w:rPr>
+          <w:lang w:val="en-CA"/>
+        </w:rPr>
+        <w:t xml:space="preserve">, </w:t>
+      </w:r>
+      <w:proofErr w:type="gramStart"/>
+      <w:r>
+        <w:rPr>
+          <w:lang w:val="en-CA"/>
+        </w:rPr>
+        <w:t>payload }</w:t>
+      </w:r>
+      <w:proofErr w:type="gramEnd"/>
+    </w:p>
+    <w:p>
+      <w:pPr>
+        <w:numPr>
+          <w:ilvl w:val="0"/>
+          <w:numId w:val="26"/>
+        </w:numPr>
+        <w:rPr>
+          <w:lang w:val="en-CA"/>
+        </w:rPr>
+      </w:pPr>
+      <w:r>
+        <w:rPr>
+          <w:lang w:val="en-CA"/>
+        </w:rPr>
+        <w:t xml:space="preserve">Inventory </w:t>
+      </w:r>
+      <w:proofErr w:type="gramStart"/>
+      <w:r>
+        <w:rPr>
+          <w:lang w:val="en-CA"/>
+        </w:rPr>
+        <w:t xml:space="preserve">{ </w:t>
+      </w:r>
+      <w:proofErr w:type="spellStart"/>
+      <w:r>
+        <w:rPr>
+          <w:lang w:val="en-CA"/>
+        </w:rPr>
+        <w:t>ownedIds</w:t>
+      </w:r>
+      <w:proofErr w:type="spellEnd"/>
+      <w:proofErr w:type="gramEnd"/>
+      <w:r>
+        <w:rPr>
+          <w:lang w:val="en-CA"/>
+        </w:rPr>
+        <w:t>[</w:t>
+      </w:r>
+      <w:proofErr w:type="gramStart"/>
+      <w:r>
+        <w:rPr>
+          <w:lang w:val="en-CA"/>
+        </w:rPr>
+        <w:t>] }</w:t>
+      </w:r>
+      <w:proofErr w:type="gramEnd"/>
+    </w:p>
+    <w:p>
+      <w:pPr>
+        <w:numPr>
+          <w:ilvl w:val="0"/>
+          <w:numId w:val="26"/>
+        </w:numPr>
+        <w:rPr>
+          <w:lang w:val="en-CA"/>
+        </w:rPr>
+      </w:pPr>
+      <w:r>
+        <w:rPr>
+          <w:lang w:val="en-CA"/>
+        </w:rPr>
+        <w:t xml:space="preserve">Wallet </w:t>
+      </w:r>
+      <w:proofErr w:type="gramStart"/>
+      <w:r>
+        <w:rPr>
+          <w:lang w:val="en-CA"/>
+        </w:rPr>
+        <w:t>{ balance</w:t>
+      </w:r>
+      <w:proofErr w:type="gramEnd"/>
+      <w:r>
+        <w:rPr>
+          <w:lang w:val="en-CA"/>
+        </w:rPr>
+        <w:t xml:space="preserve">, </w:t>
+      </w:r>
+      <w:proofErr w:type="spellStart"/>
+      <w:proofErr w:type="gramStart"/>
+      <w:r>
+        <w:rPr>
+          <w:lang w:val="en-CA"/>
+        </w:rPr>
+        <w:t>txLog</w:t>
+      </w:r>
+      <w:proofErr w:type="spellEnd"/>
+      <w:r>
+        <w:rPr>
+          <w:lang w:val="en-CA"/>
+        </w:rPr>
+        <w:t>[] }</w:t>
+      </w:r>
+      <w:proofErr w:type="gramEnd"/>
+      <w:r>
+        <w:rPr>
+          <w:lang w:val="en-CA"/>
+        </w:rPr>
+        <w:t xml:space="preserve"> (server-validated in Phase B)</w:t>
+      </w:r>
+    </w:p>
+    <w:p>
+      <w:pPr>
+        <w:pStyle w:val="Heading3"/>
+        <w:rPr>
+          <w:lang w:val="en-CA"/>
+        </w:rPr>
+      </w:pPr>
+      <w:r>
+        <w:rPr>
+          <w:lang w:val="en-CA"/>
+        </w:rPr>
+        <w:t xml:space="preserve">18.6 </w:t>
+      </w:r>
+      <w:r>
+        <w:rPr>
+          <w:lang w:val="en-CA"/>
+        </w:rPr>
+        <w:t>Policies</w:t>
+      </w:r>
+    </w:p>
+    <w:p>
+      <w:pPr>
+        <w:numPr>
+          <w:ilvl w:val="0"/>
+          <w:numId w:val="27"/>
+        </w:numPr>
+        <w:rPr>
+          <w:lang w:val="en-CA"/>
+        </w:rPr>
+      </w:pPr>
+      <w:r>
+        <w:rPr>
+          <w:lang w:val="en-CA"/>
+        </w:rPr>
+        <w:t>No gameplay stats tied to purchases. Comply with platform policies; parental gates for IAP/ads; regional privacy (save only minimal PII).</w:t>
+      </w:r>
+    </w:p>
+    <w:p>
+      <w:pPr>
+        <w:pStyle w:val="Heading3"/>
+        <w:rPr>
+          <w:lang w:val="en-CA"/>
+        </w:rPr>
+      </w:pPr>
+      <w:r>
+        <w:rPr>
+          <w:lang w:val="en-CA"/>
+        </w:rPr>
+        <w:t xml:space="preserve">18.7 </w:t>
+      </w:r>
+      <w:r>
+        <w:rPr>
+          <w:lang w:val="en-CA"/>
+        </w:rPr>
+        <w:t>QA / Test Cases</w:t>
+      </w:r>
+    </w:p>
+    <w:p>
+      <w:pPr>
+        <w:numPr>
+          <w:ilvl w:val="0"/>
+          <w:numId w:val="28"/>
+        </w:numPr>
+        <w:rPr>
+          <w:lang w:val="en-CA"/>
+        </w:rPr>
+      </w:pPr>
+      <w:r>
+        <w:rPr>
+          <w:lang w:val="en-CA"/>
+        </w:rPr>
+        <w:t>Earn correctly from each star band; buy/equip flows; offline → online sync without dupes; receipt validation rejects tampered purchases; ad caps respected.</w:t>
+      </w:r>
+    </w:p>
+    <w:p>
+      <w:pPr>
+        <w:rPr>
+          <w:lang w:val="en-CA"/>
+        </w:rPr>
+      </w:pPr>
+    </w:p>
+    <w:p>
+      <w:pPr>
+        <w:rPr>
+          <w:lang w:val="en-CA"/>
+        </w:rPr>
+      </w:pPr>
+    </w:p>
+    <w:p>
+      <w:pPr>
+        <w:rPr>
+          <w:lang w:val="en-CA"/>
+        </w:rPr>
+      </w:pPr>
+    </w:p>
+    <w:p>
+      <w:pPr>
+        <w:pStyle w:val="Heading2"/>
+        <w:rPr>
+          <w:lang w:val="en-CA"/>
+        </w:rPr>
+      </w:pPr>
+      <w:r>
+        <w:rPr>
+          <w:lang w:val="en-CA"/>
+        </w:rPr>
+        <w:t>19) Roadmap (High-Level)</w:t>
+      </w:r>
+    </w:p>
+    <w:p>
+      <w:pPr>
+        <w:rPr>
+          <w:i/>
+          <w:iCs/>
+          <w:lang w:val="en-CA"/>
+        </w:rPr>
+      </w:pPr>
+      <w:r>
+        <w:rPr>
+          <w:b/>
+          <w:bCs/>
+          <w:i/>
+          <w:iCs/>
+          <w:lang w:val="en-CA"/>
+        </w:rPr>
+        <w:t>Self note:</w:t>
+      </w:r>
+      <w:r>
+        <w:rPr>
+          <w:i/>
+          <w:iCs/>
+          <w:lang w:val="en-CA"/>
+        </w:rPr>
+        <w:t xml:space="preserve"> This </w:t>
+      </w:r>
+      <w:r>
+        <w:rPr>
+          <w:i/>
+          <w:iCs/>
+          <w:lang w:val="en-CA"/>
+        </w:rPr>
+        <w:t>r</w:t>
+      </w:r>
+      <w:r>
+        <w:rPr>
+          <w:i/>
+          <w:iCs/>
+          <w:lang w:val="en-CA"/>
+        </w:rPr>
+        <w:t>oadmap is not in a particular order at the current time</w:t>
+      </w:r>
+      <w:r>
+        <w:rPr>
+          <w:i/>
+          <w:iCs/>
+          <w:lang w:val="en-CA"/>
+        </w:rPr>
+        <w:t xml:space="preserve"> but is included here as a rough estimation reference</w:t>
+      </w:r>
+      <w:r>
+        <w:rPr>
+          <w:i/>
+          <w:iCs/>
+          <w:lang w:val="en-CA"/>
+        </w:rPr>
+        <w:t>. Features like Level Editor are planned to be implemented and polished at a steady pace after graduation and publication of the Neon Steel CAPSTONE project.</w:t>
+      </w:r>
+    </w:p>
+    <w:p>
+      <w:pPr>
+        <w:rPr>
+          <w:lang w:val="en-CA"/>
+        </w:rPr>
+      </w:pPr>
+      <w:r>
+        <w:rPr>
+          <w:b/>
+          <w:bCs/>
+          <w:lang w:val="en-CA"/>
+        </w:rPr>
+        <w:lastRenderedPageBreak/>
+        <w:t>Milestone A — Editor MVP (2–3 weeks)</w:t>
+      </w:r>
+    </w:p>
+    <w:p>
+      <w:pPr>
+        <w:numPr>
+          <w:ilvl w:val="0"/>
+          <w:numId w:val="29"/>
+        </w:numPr>
+        <w:rPr>
+          <w:lang w:val="en-CA"/>
+        </w:rPr>
+      </w:pPr>
+      <w:r>
+        <w:rPr>
+          <w:lang w:val="en-CA"/>
+        </w:rPr>
+        <w:t>Placement tools, params, grid/snap, validator, local save/load, test loop, loader parity.</w:t>
+      </w:r>
+    </w:p>
+    <w:p>
+      <w:pPr>
+        <w:rPr>
+          <w:lang w:val="en-CA"/>
+        </w:rPr>
+      </w:pPr>
+      <w:r>
+        <w:rPr>
+          <w:b/>
+          <w:bCs/>
+          <w:lang w:val="en-CA"/>
+        </w:rPr>
+        <w:t>Milestone B — UGC (2–3 weeks, stretch)</w:t>
+      </w:r>
+    </w:p>
+    <w:p>
+      <w:pPr>
+        <w:numPr>
+          <w:ilvl w:val="0"/>
+          <w:numId w:val="30"/>
+        </w:numPr>
+        <w:rPr>
+          <w:lang w:val="en-CA"/>
+        </w:rPr>
+      </w:pPr>
+      <w:r>
+        <w:rPr>
+          <w:lang w:val="en-CA"/>
+        </w:rPr>
+        <w:t>Auth, publish/browse, thumbnails, moderation/report, share codes.</w:t>
+      </w:r>
+    </w:p>
+    <w:p>
+      <w:pPr>
+        <w:rPr>
+          <w:lang w:val="en-CA"/>
+        </w:rPr>
+      </w:pPr>
+      <w:r>
+        <w:rPr>
+          <w:b/>
+          <w:bCs/>
+          <w:lang w:val="en-CA"/>
+        </w:rPr>
+        <w:t>Milestone C — Economy MVP (1–2 weeks)</w:t>
+      </w:r>
+    </w:p>
+    <w:p>
+      <w:pPr>
+        <w:numPr>
+          <w:ilvl w:val="0"/>
+          <w:numId w:val="31"/>
+        </w:numPr>
+        <w:rPr>
+          <w:lang w:val="en-CA"/>
+        </w:rPr>
+      </w:pPr>
+      <w:r>
+        <w:rPr>
+          <w:lang w:val="en-CA"/>
+        </w:rPr>
+        <w:t>Local wallet, catalog, shop UI, earn from stars, cosmetics/equip.</w:t>
+      </w:r>
+    </w:p>
+    <w:p>
+      <w:pPr>
+        <w:rPr>
+          <w:lang w:val="en-CA"/>
+        </w:rPr>
+      </w:pPr>
+      <w:r>
+        <w:rPr>
+          <w:b/>
+          <w:bCs/>
+          <w:lang w:val="en-CA"/>
+        </w:rPr>
+        <w:t>Milestone D — Online Economy (3–4 weeks, stretch)</w:t>
+      </w:r>
+    </w:p>
+    <w:p>
+      <w:pPr>
+        <w:numPr>
+          <w:ilvl w:val="0"/>
+          <w:numId w:val="32"/>
+        </w:numPr>
+        <w:rPr>
+          <w:lang w:val="en-CA"/>
+        </w:rPr>
+      </w:pPr>
+      <w:r>
+        <w:rPr>
+          <w:lang w:val="en-CA"/>
+        </w:rPr>
+        <w:t>Cloud Save/Economy/IAP/Ads wiring, server guards, promos via Remote Config.</w:t>
+      </w:r>
+    </w:p>
+    <w:p>
+      <w:pPr>
+        <w:rPr>
+          <w:lang w:val="en-CA"/>
+        </w:rPr>
+      </w:pPr>
+      <w:r>
+        <w:rPr>
+          <w:b/>
+          <w:bCs/>
+          <w:lang w:val="en-CA"/>
+        </w:rPr>
+        <w:t>Cross-cutting:</w:t>
+      </w:r>
+      <w:r>
+        <w:rPr>
+          <w:lang w:val="en-CA"/>
+        </w:rPr>
+        <w:t xml:space="preserve"> Telemetry, accessibility, mobile perf (pooling/GC), automated validation.</w:t>
+      </w:r>
+    </w:p>
+    <w:p>
+      <w:pPr>
+        <w:rPr>
+          <w:lang w:val="en-CA"/>
+        </w:rPr>
+      </w:pPr>
+    </w:p>
+    <w:p>
+      <w:pPr>
+        <w:pStyle w:val="Heading3"/>
+        <w:rPr>
+          <w:lang w:val="en-CA"/>
+        </w:rPr>
+      </w:pPr>
+      <w:r>
+        <w:rPr>
+          <w:lang w:val="en-CA"/>
+        </w:rPr>
+        <w:t xml:space="preserve">19.1 </w:t>
+      </w:r>
+      <w:r>
+        <w:rPr>
+          <w:lang w:val="en-CA"/>
+        </w:rPr>
+        <w:t>Integration Points (Implementation Notes)</w:t>
+      </w:r>
+    </w:p>
+    <w:p>
+      <w:pPr>
+        <w:numPr>
+          <w:ilvl w:val="0"/>
+          <w:numId w:val="33"/>
+        </w:numPr>
+        <w:rPr>
+          <w:lang w:val="en-CA"/>
+        </w:rPr>
+      </w:pPr>
+      <w:r>
+        <w:rPr>
+          <w:b/>
+          <w:bCs/>
+          <w:lang w:val="en-CA"/>
+        </w:rPr>
+        <w:t>Loader/Spawner:</w:t>
+      </w:r>
+      <w:r>
+        <w:rPr>
+          <w:lang w:val="en-CA"/>
+        </w:rPr>
+        <w:t xml:space="preserve"> Extend current level bootstrap (single scene) to accept </w:t>
+      </w:r>
+      <w:proofErr w:type="spellStart"/>
+      <w:r>
+        <w:rPr>
+          <w:lang w:val="en-CA"/>
+        </w:rPr>
+        <w:t>LevelData</w:t>
+      </w:r>
+      <w:proofErr w:type="spellEnd"/>
+      <w:r>
+        <w:rPr>
+          <w:lang w:val="en-CA"/>
+        </w:rPr>
+        <w:t xml:space="preserve"> from campaign or editor saves; reuse </w:t>
+      </w:r>
+      <w:proofErr w:type="spellStart"/>
+      <w:r>
+        <w:rPr>
+          <w:lang w:val="en-CA"/>
+        </w:rPr>
+        <w:t>PhaseDirector</w:t>
+      </w:r>
+      <w:proofErr w:type="spellEnd"/>
+      <w:r>
+        <w:rPr>
+          <w:lang w:val="en-CA"/>
+        </w:rPr>
+        <w:t xml:space="preserve"> entry points.</w:t>
+      </w:r>
+    </w:p>
+    <w:p>
+      <w:pPr>
+        <w:numPr>
+          <w:ilvl w:val="0"/>
+          <w:numId w:val="33"/>
+        </w:numPr>
+        <w:rPr>
+          <w:lang w:val="en-CA"/>
+        </w:rPr>
+      </w:pPr>
+      <w:r>
+        <w:rPr>
+          <w:b/>
+          <w:bCs/>
+          <w:lang w:val="en-CA"/>
+        </w:rPr>
+        <w:t>Validator:</w:t>
+      </w:r>
+      <w:r>
+        <w:rPr>
+          <w:lang w:val="en-CA"/>
+        </w:rPr>
+        <w:t xml:space="preserve"> Shares constants with gameplay (accel caps, entity caps) to keep editor honest.</w:t>
+      </w:r>
+    </w:p>
+    <w:p>
+      <w:pPr>
+        <w:numPr>
+          <w:ilvl w:val="0"/>
+          <w:numId w:val="33"/>
+        </w:numPr>
+        <w:rPr>
+          <w:lang w:val="en-CA"/>
+        </w:rPr>
+      </w:pPr>
+      <w:r>
+        <w:rPr>
+          <w:b/>
+          <w:bCs/>
+          <w:lang w:val="en-CA"/>
+        </w:rPr>
+        <w:t>Scoring:</w:t>
+      </w:r>
+      <w:r>
+        <w:rPr>
+          <w:lang w:val="en-CA"/>
+        </w:rPr>
+        <w:t xml:space="preserve"> Existing </w:t>
+      </w:r>
+      <w:proofErr w:type="spellStart"/>
+      <w:r>
+        <w:rPr>
+          <w:lang w:val="en-CA"/>
+        </w:rPr>
+        <w:t>LevelActions</w:t>
+      </w:r>
+      <w:proofErr w:type="spellEnd"/>
+      <w:r>
+        <w:rPr>
+          <w:lang w:val="en-CA"/>
+        </w:rPr>
+        <w:t xml:space="preserve"> produces stars → feed Chips award pipeline on win.</w:t>
+      </w:r>
+    </w:p>
+    <w:p>
+      <w:pPr>
+        <w:numPr>
+          <w:ilvl w:val="0"/>
+          <w:numId w:val="33"/>
+        </w:numPr>
+        <w:rPr>
+          <w:lang w:val="en-CA"/>
+        </w:rPr>
+      </w:pPr>
+      <w:r>
+        <w:rPr>
+          <w:b/>
+          <w:bCs/>
+          <w:lang w:val="en-CA"/>
+        </w:rPr>
+        <w:t>UI:</w:t>
+      </w:r>
+      <w:r>
+        <w:rPr>
+          <w:lang w:val="en-CA"/>
+        </w:rPr>
+        <w:t xml:space="preserve"> Add </w:t>
+      </w:r>
+      <w:r>
+        <w:rPr>
+          <w:i/>
+          <w:iCs/>
+          <w:lang w:val="en-CA"/>
+        </w:rPr>
+        <w:t>Create Level</w:t>
+      </w:r>
+      <w:r>
+        <w:rPr>
+          <w:lang w:val="en-CA"/>
+        </w:rPr>
+        <w:t xml:space="preserve"> and </w:t>
+      </w:r>
+      <w:r>
+        <w:rPr>
+          <w:i/>
+          <w:iCs/>
+          <w:lang w:val="en-CA"/>
+        </w:rPr>
+        <w:t>Shop</w:t>
+      </w:r>
+      <w:r>
+        <w:rPr>
+          <w:lang w:val="en-CA"/>
+        </w:rPr>
+        <w:t xml:space="preserve"> entries in Main Menu; protect editor behind tutorial gate if needed.</w:t>
+      </w:r>
+    </w:p>
+    <w:p>
+      <w:pPr>
+        <w:numPr>
+          <w:ilvl w:val="0"/>
+          <w:numId w:val="33"/>
+        </w:numPr>
+        <w:rPr>
+          <w:lang w:val="en-CA"/>
+        </w:rPr>
+      </w:pPr>
+      <w:r>
+        <w:rPr>
+          <w:b/>
+          <w:bCs/>
+          <w:lang w:val="en-CA"/>
+        </w:rPr>
+        <w:t>Testing:</w:t>
+      </w:r>
+      <w:r>
+        <w:rPr>
+          <w:lang w:val="en-CA"/>
+        </w:rPr>
+        <w:t xml:space="preserve"> Editor → Test Plan/Fly must call the same </w:t>
+      </w:r>
+      <w:proofErr w:type="spellStart"/>
+      <w:r>
+        <w:rPr>
+          <w:lang w:val="en-CA"/>
+        </w:rPr>
+        <w:t>EnableOnlyMap</w:t>
+      </w:r>
+      <w:proofErr w:type="spellEnd"/>
+      <w:r>
+        <w:rPr>
+          <w:lang w:val="en-CA"/>
+        </w:rPr>
+        <w:t>("Plan"/"Fly") flow to mirror real gameplay.</w:t>
+      </w:r>
+    </w:p>
+    <w:p/>
     <w:sectPr>
       <w:pgSz w:w="12240" w:h="15840"/>
       <w:pgMar w:top="1440" w:right="1800" w:bottom="1440" w:left="1800" w:header="720" w:footer="720" w:gutter="0"/>
@@ -9867,6 +13235,304 @@
     </w:lvl>
   </w:abstractNum>
   <w:abstractNum w:abstractNumId="9" w15:restartNumberingAfterBreak="0">
+    <w:nsid w:val="169B6FEF"/>
+    <w:multiLevelType w:val="multilevel"/>
+    <w:tmpl w:val="D4DA5830"/>
+    <w:lvl w:ilvl="0">
+      <w:start w:val="1"/>
+      <w:numFmt w:val="bullet"/>
+      <w:lvlText w:val=""/>
+      <w:lvlJc w:val="left"/>
+      <w:pPr>
+        <w:tabs>
+          <w:tab w:val="num" w:pos="720"/>
+        </w:tabs>
+        <w:ind w:left="720" w:hanging="360"/>
+      </w:pPr>
+      <w:rPr>
+        <w:rFonts w:ascii="Symbol" w:hAnsi="Symbol" w:hint="default"/>
+        <w:sz w:val="20"/>
+      </w:rPr>
+    </w:lvl>
+    <w:lvl w:ilvl="1" w:tentative="1">
+      <w:start w:val="1"/>
+      <w:numFmt w:val="bullet"/>
+      <w:lvlText w:val="o"/>
+      <w:lvlJc w:val="left"/>
+      <w:pPr>
+        <w:tabs>
+          <w:tab w:val="num" w:pos="1440"/>
+        </w:tabs>
+        <w:ind w:left="1440" w:hanging="360"/>
+      </w:pPr>
+      <w:rPr>
+        <w:rFonts w:ascii="Courier New" w:hAnsi="Courier New" w:hint="default"/>
+        <w:sz w:val="20"/>
+      </w:rPr>
+    </w:lvl>
+    <w:lvl w:ilvl="2" w:tentative="1">
+      <w:start w:val="1"/>
+      <w:numFmt w:val="bullet"/>
+      <w:lvlText w:val=""/>
+      <w:lvlJc w:val="left"/>
+      <w:pPr>
+        <w:tabs>
+          <w:tab w:val="num" w:pos="2160"/>
+        </w:tabs>
+        <w:ind w:left="2160" w:hanging="360"/>
+      </w:pPr>
+      <w:rPr>
+        <w:rFonts w:ascii="Wingdings" w:hAnsi="Wingdings" w:hint="default"/>
+        <w:sz w:val="20"/>
+      </w:rPr>
+    </w:lvl>
+    <w:lvl w:ilvl="3" w:tentative="1">
+      <w:start w:val="1"/>
+      <w:numFmt w:val="bullet"/>
+      <w:lvlText w:val=""/>
+      <w:lvlJc w:val="left"/>
+      <w:pPr>
+        <w:tabs>
+          <w:tab w:val="num" w:pos="2880"/>
+        </w:tabs>
+        <w:ind w:left="2880" w:hanging="360"/>
+      </w:pPr>
+      <w:rPr>
+        <w:rFonts w:ascii="Wingdings" w:hAnsi="Wingdings" w:hint="default"/>
+        <w:sz w:val="20"/>
+      </w:rPr>
+    </w:lvl>
+    <w:lvl w:ilvl="4" w:tentative="1">
+      <w:start w:val="1"/>
+      <w:numFmt w:val="bullet"/>
+      <w:lvlText w:val=""/>
+      <w:lvlJc w:val="left"/>
+      <w:pPr>
+        <w:tabs>
+          <w:tab w:val="num" w:pos="3600"/>
+        </w:tabs>
+        <w:ind w:left="3600" w:hanging="360"/>
+      </w:pPr>
+      <w:rPr>
+        <w:rFonts w:ascii="Wingdings" w:hAnsi="Wingdings" w:hint="default"/>
+        <w:sz w:val="20"/>
+      </w:rPr>
+    </w:lvl>
+    <w:lvl w:ilvl="5" w:tentative="1">
+      <w:start w:val="1"/>
+      <w:numFmt w:val="bullet"/>
+      <w:lvlText w:val=""/>
+      <w:lvlJc w:val="left"/>
+      <w:pPr>
+        <w:tabs>
+          <w:tab w:val="num" w:pos="4320"/>
+        </w:tabs>
+        <w:ind w:left="4320" w:hanging="360"/>
+      </w:pPr>
+      <w:rPr>
+        <w:rFonts w:ascii="Wingdings" w:hAnsi="Wingdings" w:hint="default"/>
+        <w:sz w:val="20"/>
+      </w:rPr>
+    </w:lvl>
+    <w:lvl w:ilvl="6" w:tentative="1">
+      <w:start w:val="1"/>
+      <w:numFmt w:val="bullet"/>
+      <w:lvlText w:val=""/>
+      <w:lvlJc w:val="left"/>
+      <w:pPr>
+        <w:tabs>
+          <w:tab w:val="num" w:pos="5040"/>
+        </w:tabs>
+        <w:ind w:left="5040" w:hanging="360"/>
+      </w:pPr>
+      <w:rPr>
+        <w:rFonts w:ascii="Wingdings" w:hAnsi="Wingdings" w:hint="default"/>
+        <w:sz w:val="20"/>
+      </w:rPr>
+    </w:lvl>
+    <w:lvl w:ilvl="7" w:tentative="1">
+      <w:start w:val="1"/>
+      <w:numFmt w:val="bullet"/>
+      <w:lvlText w:val=""/>
+      <w:lvlJc w:val="left"/>
+      <w:pPr>
+        <w:tabs>
+          <w:tab w:val="num" w:pos="5760"/>
+        </w:tabs>
+        <w:ind w:left="5760" w:hanging="360"/>
+      </w:pPr>
+      <w:rPr>
+        <w:rFonts w:ascii="Wingdings" w:hAnsi="Wingdings" w:hint="default"/>
+        <w:sz w:val="20"/>
+      </w:rPr>
+    </w:lvl>
+    <w:lvl w:ilvl="8" w:tentative="1">
+      <w:start w:val="1"/>
+      <w:numFmt w:val="bullet"/>
+      <w:lvlText w:val=""/>
+      <w:lvlJc w:val="left"/>
+      <w:pPr>
+        <w:tabs>
+          <w:tab w:val="num" w:pos="6480"/>
+        </w:tabs>
+        <w:ind w:left="6480" w:hanging="360"/>
+      </w:pPr>
+      <w:rPr>
+        <w:rFonts w:ascii="Wingdings" w:hAnsi="Wingdings" w:hint="default"/>
+        <w:sz w:val="20"/>
+      </w:rPr>
+    </w:lvl>
+  </w:abstractNum>
+  <w:abstractNum w:abstractNumId="10" w15:restartNumberingAfterBreak="0">
+    <w:nsid w:val="182D272E"/>
+    <w:multiLevelType w:val="multilevel"/>
+    <w:tmpl w:val="7DA6D0BE"/>
+    <w:lvl w:ilvl="0">
+      <w:start w:val="1"/>
+      <w:numFmt w:val="bullet"/>
+      <w:lvlText w:val=""/>
+      <w:lvlJc w:val="left"/>
+      <w:pPr>
+        <w:tabs>
+          <w:tab w:val="num" w:pos="720"/>
+        </w:tabs>
+        <w:ind w:left="720" w:hanging="360"/>
+      </w:pPr>
+      <w:rPr>
+        <w:rFonts w:ascii="Symbol" w:hAnsi="Symbol" w:hint="default"/>
+        <w:sz w:val="20"/>
+      </w:rPr>
+    </w:lvl>
+    <w:lvl w:ilvl="1" w:tentative="1">
+      <w:start w:val="1"/>
+      <w:numFmt w:val="bullet"/>
+      <w:lvlText w:val="o"/>
+      <w:lvlJc w:val="left"/>
+      <w:pPr>
+        <w:tabs>
+          <w:tab w:val="num" w:pos="1440"/>
+        </w:tabs>
+        <w:ind w:left="1440" w:hanging="360"/>
+      </w:pPr>
+      <w:rPr>
+        <w:rFonts w:ascii="Courier New" w:hAnsi="Courier New" w:hint="default"/>
+        <w:sz w:val="20"/>
+      </w:rPr>
+    </w:lvl>
+    <w:lvl w:ilvl="2" w:tentative="1">
+      <w:start w:val="1"/>
+      <w:numFmt w:val="bullet"/>
+      <w:lvlText w:val=""/>
+      <w:lvlJc w:val="left"/>
+      <w:pPr>
+        <w:tabs>
+          <w:tab w:val="num" w:pos="2160"/>
+        </w:tabs>
+        <w:ind w:left="2160" w:hanging="360"/>
+      </w:pPr>
+      <w:rPr>
+        <w:rFonts w:ascii="Wingdings" w:hAnsi="Wingdings" w:hint="default"/>
+        <w:sz w:val="20"/>
+      </w:rPr>
+    </w:lvl>
+    <w:lvl w:ilvl="3" w:tentative="1">
+      <w:start w:val="1"/>
+      <w:numFmt w:val="bullet"/>
+      <w:lvlText w:val=""/>
+      <w:lvlJc w:val="left"/>
+      <w:pPr>
+        <w:tabs>
+          <w:tab w:val="num" w:pos="2880"/>
+        </w:tabs>
+        <w:ind w:left="2880" w:hanging="360"/>
+      </w:pPr>
+      <w:rPr>
+        <w:rFonts w:ascii="Wingdings" w:hAnsi="Wingdings" w:hint="default"/>
+        <w:sz w:val="20"/>
+      </w:rPr>
+    </w:lvl>
+    <w:lvl w:ilvl="4" w:tentative="1">
+      <w:start w:val="1"/>
+      <w:numFmt w:val="bullet"/>
+      <w:lvlText w:val=""/>
+      <w:lvlJc w:val="left"/>
+      <w:pPr>
+        <w:tabs>
+          <w:tab w:val="num" w:pos="3600"/>
+        </w:tabs>
+        <w:ind w:left="3600" w:hanging="360"/>
+      </w:pPr>
+      <w:rPr>
+        <w:rFonts w:ascii="Wingdings" w:hAnsi="Wingdings" w:hint="default"/>
+        <w:sz w:val="20"/>
+      </w:rPr>
+    </w:lvl>
+    <w:lvl w:ilvl="5" w:tentative="1">
+      <w:start w:val="1"/>
+      <w:numFmt w:val="bullet"/>
+      <w:lvlText w:val=""/>
+      <w:lvlJc w:val="left"/>
+      <w:pPr>
+        <w:tabs>
+          <w:tab w:val="num" w:pos="4320"/>
+        </w:tabs>
+        <w:ind w:left="4320" w:hanging="360"/>
+      </w:pPr>
+      <w:rPr>
+        <w:rFonts w:ascii="Wingdings" w:hAnsi="Wingdings" w:hint="default"/>
+        <w:sz w:val="20"/>
+      </w:rPr>
+    </w:lvl>
+    <w:lvl w:ilvl="6" w:tentative="1">
+      <w:start w:val="1"/>
+      <w:numFmt w:val="bullet"/>
+      <w:lvlText w:val=""/>
+      <w:lvlJc w:val="left"/>
+      <w:pPr>
+        <w:tabs>
+          <w:tab w:val="num" w:pos="5040"/>
+        </w:tabs>
+        <w:ind w:left="5040" w:hanging="360"/>
+      </w:pPr>
+      <w:rPr>
+        <w:rFonts w:ascii="Wingdings" w:hAnsi="Wingdings" w:hint="default"/>
+        <w:sz w:val="20"/>
+      </w:rPr>
+    </w:lvl>
+    <w:lvl w:ilvl="7" w:tentative="1">
+      <w:start w:val="1"/>
+      <w:numFmt w:val="bullet"/>
+      <w:lvlText w:val=""/>
+      <w:lvlJc w:val="left"/>
+      <w:pPr>
+        <w:tabs>
+          <w:tab w:val="num" w:pos="5760"/>
+        </w:tabs>
+        <w:ind w:left="5760" w:hanging="360"/>
+      </w:pPr>
+      <w:rPr>
+        <w:rFonts w:ascii="Wingdings" w:hAnsi="Wingdings" w:hint="default"/>
+        <w:sz w:val="20"/>
+      </w:rPr>
+    </w:lvl>
+    <w:lvl w:ilvl="8" w:tentative="1">
+      <w:start w:val="1"/>
+      <w:numFmt w:val="bullet"/>
+      <w:lvlText w:val=""/>
+      <w:lvlJc w:val="left"/>
+      <w:pPr>
+        <w:tabs>
+          <w:tab w:val="num" w:pos="6480"/>
+        </w:tabs>
+        <w:ind w:left="6480" w:hanging="360"/>
+      </w:pPr>
+      <w:rPr>
+        <w:rFonts w:ascii="Wingdings" w:hAnsi="Wingdings" w:hint="default"/>
+        <w:sz w:val="20"/>
+      </w:rPr>
+    </w:lvl>
+  </w:abstractNum>
+  <w:abstractNum w:abstractNumId="11" w15:restartNumberingAfterBreak="0">
     <w:nsid w:val="232F749B"/>
     <w:multiLevelType w:val="hybridMultilevel"/>
     <w:tmpl w:val="4BAA2AA0"/>
@@ -9952,7 +13618,454 @@
       </w:pPr>
     </w:lvl>
   </w:abstractNum>
-  <w:abstractNum w:abstractNumId="10" w15:restartNumberingAfterBreak="0">
+  <w:abstractNum w:abstractNumId="12" w15:restartNumberingAfterBreak="0">
+    <w:nsid w:val="2418648E"/>
+    <w:multiLevelType w:val="multilevel"/>
+    <w:tmpl w:val="DEF4EED8"/>
+    <w:lvl w:ilvl="0">
+      <w:start w:val="1"/>
+      <w:numFmt w:val="bullet"/>
+      <w:lvlText w:val=""/>
+      <w:lvlJc w:val="left"/>
+      <w:pPr>
+        <w:tabs>
+          <w:tab w:val="num" w:pos="720"/>
+        </w:tabs>
+        <w:ind w:left="720" w:hanging="360"/>
+      </w:pPr>
+      <w:rPr>
+        <w:rFonts w:ascii="Symbol" w:hAnsi="Symbol" w:hint="default"/>
+        <w:sz w:val="20"/>
+      </w:rPr>
+    </w:lvl>
+    <w:lvl w:ilvl="1" w:tentative="1">
+      <w:start w:val="1"/>
+      <w:numFmt w:val="bullet"/>
+      <w:lvlText w:val="o"/>
+      <w:lvlJc w:val="left"/>
+      <w:pPr>
+        <w:tabs>
+          <w:tab w:val="num" w:pos="1440"/>
+        </w:tabs>
+        <w:ind w:left="1440" w:hanging="360"/>
+      </w:pPr>
+      <w:rPr>
+        <w:rFonts w:ascii="Courier New" w:hAnsi="Courier New" w:hint="default"/>
+        <w:sz w:val="20"/>
+      </w:rPr>
+    </w:lvl>
+    <w:lvl w:ilvl="2" w:tentative="1">
+      <w:start w:val="1"/>
+      <w:numFmt w:val="bullet"/>
+      <w:lvlText w:val=""/>
+      <w:lvlJc w:val="left"/>
+      <w:pPr>
+        <w:tabs>
+          <w:tab w:val="num" w:pos="2160"/>
+        </w:tabs>
+        <w:ind w:left="2160" w:hanging="360"/>
+      </w:pPr>
+      <w:rPr>
+        <w:rFonts w:ascii="Wingdings" w:hAnsi="Wingdings" w:hint="default"/>
+        <w:sz w:val="20"/>
+      </w:rPr>
+    </w:lvl>
+    <w:lvl w:ilvl="3" w:tentative="1">
+      <w:start w:val="1"/>
+      <w:numFmt w:val="bullet"/>
+      <w:lvlText w:val=""/>
+      <w:lvlJc w:val="left"/>
+      <w:pPr>
+        <w:tabs>
+          <w:tab w:val="num" w:pos="2880"/>
+        </w:tabs>
+        <w:ind w:left="2880" w:hanging="360"/>
+      </w:pPr>
+      <w:rPr>
+        <w:rFonts w:ascii="Wingdings" w:hAnsi="Wingdings" w:hint="default"/>
+        <w:sz w:val="20"/>
+      </w:rPr>
+    </w:lvl>
+    <w:lvl w:ilvl="4" w:tentative="1">
+      <w:start w:val="1"/>
+      <w:numFmt w:val="bullet"/>
+      <w:lvlText w:val=""/>
+      <w:lvlJc w:val="left"/>
+      <w:pPr>
+        <w:tabs>
+          <w:tab w:val="num" w:pos="3600"/>
+        </w:tabs>
+        <w:ind w:left="3600" w:hanging="360"/>
+      </w:pPr>
+      <w:rPr>
+        <w:rFonts w:ascii="Wingdings" w:hAnsi="Wingdings" w:hint="default"/>
+        <w:sz w:val="20"/>
+      </w:rPr>
+    </w:lvl>
+    <w:lvl w:ilvl="5" w:tentative="1">
+      <w:start w:val="1"/>
+      <w:numFmt w:val="bullet"/>
+      <w:lvlText w:val=""/>
+      <w:lvlJc w:val="left"/>
+      <w:pPr>
+        <w:tabs>
+          <w:tab w:val="num" w:pos="4320"/>
+        </w:tabs>
+        <w:ind w:left="4320" w:hanging="360"/>
+      </w:pPr>
+      <w:rPr>
+        <w:rFonts w:ascii="Wingdings" w:hAnsi="Wingdings" w:hint="default"/>
+        <w:sz w:val="20"/>
+      </w:rPr>
+    </w:lvl>
+    <w:lvl w:ilvl="6" w:tentative="1">
+      <w:start w:val="1"/>
+      <w:numFmt w:val="bullet"/>
+      <w:lvlText w:val=""/>
+      <w:lvlJc w:val="left"/>
+      <w:pPr>
+        <w:tabs>
+          <w:tab w:val="num" w:pos="5040"/>
+        </w:tabs>
+        <w:ind w:left="5040" w:hanging="360"/>
+      </w:pPr>
+      <w:rPr>
+        <w:rFonts w:ascii="Wingdings" w:hAnsi="Wingdings" w:hint="default"/>
+        <w:sz w:val="20"/>
+      </w:rPr>
+    </w:lvl>
+    <w:lvl w:ilvl="7" w:tentative="1">
+      <w:start w:val="1"/>
+      <w:numFmt w:val="bullet"/>
+      <w:lvlText w:val=""/>
+      <w:lvlJc w:val="left"/>
+      <w:pPr>
+        <w:tabs>
+          <w:tab w:val="num" w:pos="5760"/>
+        </w:tabs>
+        <w:ind w:left="5760" w:hanging="360"/>
+      </w:pPr>
+      <w:rPr>
+        <w:rFonts w:ascii="Wingdings" w:hAnsi="Wingdings" w:hint="default"/>
+        <w:sz w:val="20"/>
+      </w:rPr>
+    </w:lvl>
+    <w:lvl w:ilvl="8" w:tentative="1">
+      <w:start w:val="1"/>
+      <w:numFmt w:val="bullet"/>
+      <w:lvlText w:val=""/>
+      <w:lvlJc w:val="left"/>
+      <w:pPr>
+        <w:tabs>
+          <w:tab w:val="num" w:pos="6480"/>
+        </w:tabs>
+        <w:ind w:left="6480" w:hanging="360"/>
+      </w:pPr>
+      <w:rPr>
+        <w:rFonts w:ascii="Wingdings" w:hAnsi="Wingdings" w:hint="default"/>
+        <w:sz w:val="20"/>
+      </w:rPr>
+    </w:lvl>
+  </w:abstractNum>
+  <w:abstractNum w:abstractNumId="13" w15:restartNumberingAfterBreak="0">
+    <w:nsid w:val="251F4B48"/>
+    <w:multiLevelType w:val="multilevel"/>
+    <w:tmpl w:val="AD68FEF2"/>
+    <w:lvl w:ilvl="0">
+      <w:start w:val="1"/>
+      <w:numFmt w:val="bullet"/>
+      <w:lvlText w:val=""/>
+      <w:lvlJc w:val="left"/>
+      <w:pPr>
+        <w:tabs>
+          <w:tab w:val="num" w:pos="720"/>
+        </w:tabs>
+        <w:ind w:left="720" w:hanging="360"/>
+      </w:pPr>
+      <w:rPr>
+        <w:rFonts w:ascii="Symbol" w:hAnsi="Symbol" w:hint="default"/>
+        <w:sz w:val="20"/>
+      </w:rPr>
+    </w:lvl>
+    <w:lvl w:ilvl="1" w:tentative="1">
+      <w:start w:val="1"/>
+      <w:numFmt w:val="bullet"/>
+      <w:lvlText w:val="o"/>
+      <w:lvlJc w:val="left"/>
+      <w:pPr>
+        <w:tabs>
+          <w:tab w:val="num" w:pos="1440"/>
+        </w:tabs>
+        <w:ind w:left="1440" w:hanging="360"/>
+      </w:pPr>
+      <w:rPr>
+        <w:rFonts w:ascii="Courier New" w:hAnsi="Courier New" w:hint="default"/>
+        <w:sz w:val="20"/>
+      </w:rPr>
+    </w:lvl>
+    <w:lvl w:ilvl="2" w:tentative="1">
+      <w:start w:val="1"/>
+      <w:numFmt w:val="bullet"/>
+      <w:lvlText w:val=""/>
+      <w:lvlJc w:val="left"/>
+      <w:pPr>
+        <w:tabs>
+          <w:tab w:val="num" w:pos="2160"/>
+        </w:tabs>
+        <w:ind w:left="2160" w:hanging="360"/>
+      </w:pPr>
+      <w:rPr>
+        <w:rFonts w:ascii="Wingdings" w:hAnsi="Wingdings" w:hint="default"/>
+        <w:sz w:val="20"/>
+      </w:rPr>
+    </w:lvl>
+    <w:lvl w:ilvl="3" w:tentative="1">
+      <w:start w:val="1"/>
+      <w:numFmt w:val="bullet"/>
+      <w:lvlText w:val=""/>
+      <w:lvlJc w:val="left"/>
+      <w:pPr>
+        <w:tabs>
+          <w:tab w:val="num" w:pos="2880"/>
+        </w:tabs>
+        <w:ind w:left="2880" w:hanging="360"/>
+      </w:pPr>
+      <w:rPr>
+        <w:rFonts w:ascii="Wingdings" w:hAnsi="Wingdings" w:hint="default"/>
+        <w:sz w:val="20"/>
+      </w:rPr>
+    </w:lvl>
+    <w:lvl w:ilvl="4" w:tentative="1">
+      <w:start w:val="1"/>
+      <w:numFmt w:val="bullet"/>
+      <w:lvlText w:val=""/>
+      <w:lvlJc w:val="left"/>
+      <w:pPr>
+        <w:tabs>
+          <w:tab w:val="num" w:pos="3600"/>
+        </w:tabs>
+        <w:ind w:left="3600" w:hanging="360"/>
+      </w:pPr>
+      <w:rPr>
+        <w:rFonts w:ascii="Wingdings" w:hAnsi="Wingdings" w:hint="default"/>
+        <w:sz w:val="20"/>
+      </w:rPr>
+    </w:lvl>
+    <w:lvl w:ilvl="5" w:tentative="1">
+      <w:start w:val="1"/>
+      <w:numFmt w:val="bullet"/>
+      <w:lvlText w:val=""/>
+      <w:lvlJc w:val="left"/>
+      <w:pPr>
+        <w:tabs>
+          <w:tab w:val="num" w:pos="4320"/>
+        </w:tabs>
+        <w:ind w:left="4320" w:hanging="360"/>
+      </w:pPr>
+      <w:rPr>
+        <w:rFonts w:ascii="Wingdings" w:hAnsi="Wingdings" w:hint="default"/>
+        <w:sz w:val="20"/>
+      </w:rPr>
+    </w:lvl>
+    <w:lvl w:ilvl="6" w:tentative="1">
+      <w:start w:val="1"/>
+      <w:numFmt w:val="bullet"/>
+      <w:lvlText w:val=""/>
+      <w:lvlJc w:val="left"/>
+      <w:pPr>
+        <w:tabs>
+          <w:tab w:val="num" w:pos="5040"/>
+        </w:tabs>
+        <w:ind w:left="5040" w:hanging="360"/>
+      </w:pPr>
+      <w:rPr>
+        <w:rFonts w:ascii="Wingdings" w:hAnsi="Wingdings" w:hint="default"/>
+        <w:sz w:val="20"/>
+      </w:rPr>
+    </w:lvl>
+    <w:lvl w:ilvl="7" w:tentative="1">
+      <w:start w:val="1"/>
+      <w:numFmt w:val="bullet"/>
+      <w:lvlText w:val=""/>
+      <w:lvlJc w:val="left"/>
+      <w:pPr>
+        <w:tabs>
+          <w:tab w:val="num" w:pos="5760"/>
+        </w:tabs>
+        <w:ind w:left="5760" w:hanging="360"/>
+      </w:pPr>
+      <w:rPr>
+        <w:rFonts w:ascii="Wingdings" w:hAnsi="Wingdings" w:hint="default"/>
+        <w:sz w:val="20"/>
+      </w:rPr>
+    </w:lvl>
+    <w:lvl w:ilvl="8" w:tentative="1">
+      <w:start w:val="1"/>
+      <w:numFmt w:val="bullet"/>
+      <w:lvlText w:val=""/>
+      <w:lvlJc w:val="left"/>
+      <w:pPr>
+        <w:tabs>
+          <w:tab w:val="num" w:pos="6480"/>
+        </w:tabs>
+        <w:ind w:left="6480" w:hanging="360"/>
+      </w:pPr>
+      <w:rPr>
+        <w:rFonts w:ascii="Wingdings" w:hAnsi="Wingdings" w:hint="default"/>
+        <w:sz w:val="20"/>
+      </w:rPr>
+    </w:lvl>
+  </w:abstractNum>
+  <w:abstractNum w:abstractNumId="14" w15:restartNumberingAfterBreak="0">
+    <w:nsid w:val="25E27800"/>
+    <w:multiLevelType w:val="multilevel"/>
+    <w:tmpl w:val="D9762C3A"/>
+    <w:lvl w:ilvl="0">
+      <w:start w:val="1"/>
+      <w:numFmt w:val="bullet"/>
+      <w:lvlText w:val=""/>
+      <w:lvlJc w:val="left"/>
+      <w:pPr>
+        <w:tabs>
+          <w:tab w:val="num" w:pos="720"/>
+        </w:tabs>
+        <w:ind w:left="720" w:hanging="360"/>
+      </w:pPr>
+      <w:rPr>
+        <w:rFonts w:ascii="Symbol" w:hAnsi="Symbol" w:hint="default"/>
+        <w:sz w:val="20"/>
+      </w:rPr>
+    </w:lvl>
+    <w:lvl w:ilvl="1" w:tentative="1">
+      <w:start w:val="1"/>
+      <w:numFmt w:val="bullet"/>
+      <w:lvlText w:val="o"/>
+      <w:lvlJc w:val="left"/>
+      <w:pPr>
+        <w:tabs>
+          <w:tab w:val="num" w:pos="1440"/>
+        </w:tabs>
+        <w:ind w:left="1440" w:hanging="360"/>
+      </w:pPr>
+      <w:rPr>
+        <w:rFonts w:ascii="Courier New" w:hAnsi="Courier New" w:hint="default"/>
+        <w:sz w:val="20"/>
+      </w:rPr>
+    </w:lvl>
+    <w:lvl w:ilvl="2" w:tentative="1">
+      <w:start w:val="1"/>
+      <w:numFmt w:val="bullet"/>
+      <w:lvlText w:val=""/>
+      <w:lvlJc w:val="left"/>
+      <w:pPr>
+        <w:tabs>
+          <w:tab w:val="num" w:pos="2160"/>
+        </w:tabs>
+        <w:ind w:left="2160" w:hanging="360"/>
+      </w:pPr>
+      <w:rPr>
+        <w:rFonts w:ascii="Wingdings" w:hAnsi="Wingdings" w:hint="default"/>
+        <w:sz w:val="20"/>
+      </w:rPr>
+    </w:lvl>
+    <w:lvl w:ilvl="3" w:tentative="1">
+      <w:start w:val="1"/>
+      <w:numFmt w:val="bullet"/>
+      <w:lvlText w:val=""/>
+      <w:lvlJc w:val="left"/>
+      <w:pPr>
+        <w:tabs>
+          <w:tab w:val="num" w:pos="2880"/>
+        </w:tabs>
+        <w:ind w:left="2880" w:hanging="360"/>
+      </w:pPr>
+      <w:rPr>
+        <w:rFonts w:ascii="Wingdings" w:hAnsi="Wingdings" w:hint="default"/>
+        <w:sz w:val="20"/>
+      </w:rPr>
+    </w:lvl>
+    <w:lvl w:ilvl="4" w:tentative="1">
+      <w:start w:val="1"/>
+      <w:numFmt w:val="bullet"/>
+      <w:lvlText w:val=""/>
+      <w:lvlJc w:val="left"/>
+      <w:pPr>
+        <w:tabs>
+          <w:tab w:val="num" w:pos="3600"/>
+        </w:tabs>
+        <w:ind w:left="3600" w:hanging="360"/>
+      </w:pPr>
+      <w:rPr>
+        <w:rFonts w:ascii="Wingdings" w:hAnsi="Wingdings" w:hint="default"/>
+        <w:sz w:val="20"/>
+      </w:rPr>
+    </w:lvl>
+    <w:lvl w:ilvl="5" w:tentative="1">
+      <w:start w:val="1"/>
+      <w:numFmt w:val="bullet"/>
+      <w:lvlText w:val=""/>
+      <w:lvlJc w:val="left"/>
+      <w:pPr>
+        <w:tabs>
+          <w:tab w:val="num" w:pos="4320"/>
+        </w:tabs>
+        <w:ind w:left="4320" w:hanging="360"/>
+      </w:pPr>
+      <w:rPr>
+        <w:rFonts w:ascii="Wingdings" w:hAnsi="Wingdings" w:hint="default"/>
+        <w:sz w:val="20"/>
+      </w:rPr>
+    </w:lvl>
+    <w:lvl w:ilvl="6" w:tentative="1">
+      <w:start w:val="1"/>
+      <w:numFmt w:val="bullet"/>
+      <w:lvlText w:val=""/>
+      <w:lvlJc w:val="left"/>
+      <w:pPr>
+        <w:tabs>
+          <w:tab w:val="num" w:pos="5040"/>
+        </w:tabs>
+        <w:ind w:left="5040" w:hanging="360"/>
+      </w:pPr>
+      <w:rPr>
+        <w:rFonts w:ascii="Wingdings" w:hAnsi="Wingdings" w:hint="default"/>
+        <w:sz w:val="20"/>
+      </w:rPr>
+    </w:lvl>
+    <w:lvl w:ilvl="7" w:tentative="1">
+      <w:start w:val="1"/>
+      <w:numFmt w:val="bullet"/>
+      <w:lvlText w:val=""/>
+      <w:lvlJc w:val="left"/>
+      <w:pPr>
+        <w:tabs>
+          <w:tab w:val="num" w:pos="5760"/>
+        </w:tabs>
+        <w:ind w:left="5760" w:hanging="360"/>
+      </w:pPr>
+      <w:rPr>
+        <w:rFonts w:ascii="Wingdings" w:hAnsi="Wingdings" w:hint="default"/>
+        <w:sz w:val="20"/>
+      </w:rPr>
+    </w:lvl>
+    <w:lvl w:ilvl="8" w:tentative="1">
+      <w:start w:val="1"/>
+      <w:numFmt w:val="bullet"/>
+      <w:lvlText w:val=""/>
+      <w:lvlJc w:val="left"/>
+      <w:pPr>
+        <w:tabs>
+          <w:tab w:val="num" w:pos="6480"/>
+        </w:tabs>
+        <w:ind w:left="6480" w:hanging="360"/>
+      </w:pPr>
+      <w:rPr>
+        <w:rFonts w:ascii="Wingdings" w:hAnsi="Wingdings" w:hint="default"/>
+        <w:sz w:val="20"/>
+      </w:rPr>
+    </w:lvl>
+  </w:abstractNum>
+  <w:abstractNum w:abstractNumId="15" w15:restartNumberingAfterBreak="0">
     <w:nsid w:val="2AF52FE9"/>
     <w:multiLevelType w:val="multilevel"/>
     <w:tmpl w:val="966E7E1A"/>
@@ -10101,7 +14214,752 @@
       </w:rPr>
     </w:lvl>
   </w:abstractNum>
-  <w:abstractNum w:abstractNumId="11" w15:restartNumberingAfterBreak="0">
+  <w:abstractNum w:abstractNumId="16" w15:restartNumberingAfterBreak="0">
+    <w:nsid w:val="2F4E1291"/>
+    <w:multiLevelType w:val="multilevel"/>
+    <w:tmpl w:val="E3108CFC"/>
+    <w:lvl w:ilvl="0">
+      <w:start w:val="1"/>
+      <w:numFmt w:val="bullet"/>
+      <w:lvlText w:val=""/>
+      <w:lvlJc w:val="left"/>
+      <w:pPr>
+        <w:tabs>
+          <w:tab w:val="num" w:pos="720"/>
+        </w:tabs>
+        <w:ind w:left="720" w:hanging="360"/>
+      </w:pPr>
+      <w:rPr>
+        <w:rFonts w:ascii="Symbol" w:hAnsi="Symbol" w:hint="default"/>
+        <w:sz w:val="20"/>
+      </w:rPr>
+    </w:lvl>
+    <w:lvl w:ilvl="1" w:tentative="1">
+      <w:start w:val="1"/>
+      <w:numFmt w:val="bullet"/>
+      <w:lvlText w:val="o"/>
+      <w:lvlJc w:val="left"/>
+      <w:pPr>
+        <w:tabs>
+          <w:tab w:val="num" w:pos="1440"/>
+        </w:tabs>
+        <w:ind w:left="1440" w:hanging="360"/>
+      </w:pPr>
+      <w:rPr>
+        <w:rFonts w:ascii="Courier New" w:hAnsi="Courier New" w:hint="default"/>
+        <w:sz w:val="20"/>
+      </w:rPr>
+    </w:lvl>
+    <w:lvl w:ilvl="2" w:tentative="1">
+      <w:start w:val="1"/>
+      <w:numFmt w:val="bullet"/>
+      <w:lvlText w:val=""/>
+      <w:lvlJc w:val="left"/>
+      <w:pPr>
+        <w:tabs>
+          <w:tab w:val="num" w:pos="2160"/>
+        </w:tabs>
+        <w:ind w:left="2160" w:hanging="360"/>
+      </w:pPr>
+      <w:rPr>
+        <w:rFonts w:ascii="Wingdings" w:hAnsi="Wingdings" w:hint="default"/>
+        <w:sz w:val="20"/>
+      </w:rPr>
+    </w:lvl>
+    <w:lvl w:ilvl="3" w:tentative="1">
+      <w:start w:val="1"/>
+      <w:numFmt w:val="bullet"/>
+      <w:lvlText w:val=""/>
+      <w:lvlJc w:val="left"/>
+      <w:pPr>
+        <w:tabs>
+          <w:tab w:val="num" w:pos="2880"/>
+        </w:tabs>
+        <w:ind w:left="2880" w:hanging="360"/>
+      </w:pPr>
+      <w:rPr>
+        <w:rFonts w:ascii="Wingdings" w:hAnsi="Wingdings" w:hint="default"/>
+        <w:sz w:val="20"/>
+      </w:rPr>
+    </w:lvl>
+    <w:lvl w:ilvl="4" w:tentative="1">
+      <w:start w:val="1"/>
+      <w:numFmt w:val="bullet"/>
+      <w:lvlText w:val=""/>
+      <w:lvlJc w:val="left"/>
+      <w:pPr>
+        <w:tabs>
+          <w:tab w:val="num" w:pos="3600"/>
+        </w:tabs>
+        <w:ind w:left="3600" w:hanging="360"/>
+      </w:pPr>
+      <w:rPr>
+        <w:rFonts w:ascii="Wingdings" w:hAnsi="Wingdings" w:hint="default"/>
+        <w:sz w:val="20"/>
+      </w:rPr>
+    </w:lvl>
+    <w:lvl w:ilvl="5" w:tentative="1">
+      <w:start w:val="1"/>
+      <w:numFmt w:val="bullet"/>
+      <w:lvlText w:val=""/>
+      <w:lvlJc w:val="left"/>
+      <w:pPr>
+        <w:tabs>
+          <w:tab w:val="num" w:pos="4320"/>
+        </w:tabs>
+        <w:ind w:left="4320" w:hanging="360"/>
+      </w:pPr>
+      <w:rPr>
+        <w:rFonts w:ascii="Wingdings" w:hAnsi="Wingdings" w:hint="default"/>
+        <w:sz w:val="20"/>
+      </w:rPr>
+    </w:lvl>
+    <w:lvl w:ilvl="6" w:tentative="1">
+      <w:start w:val="1"/>
+      <w:numFmt w:val="bullet"/>
+      <w:lvlText w:val=""/>
+      <w:lvlJc w:val="left"/>
+      <w:pPr>
+        <w:tabs>
+          <w:tab w:val="num" w:pos="5040"/>
+        </w:tabs>
+        <w:ind w:left="5040" w:hanging="360"/>
+      </w:pPr>
+      <w:rPr>
+        <w:rFonts w:ascii="Wingdings" w:hAnsi="Wingdings" w:hint="default"/>
+        <w:sz w:val="20"/>
+      </w:rPr>
+    </w:lvl>
+    <w:lvl w:ilvl="7" w:tentative="1">
+      <w:start w:val="1"/>
+      <w:numFmt w:val="bullet"/>
+      <w:lvlText w:val=""/>
+      <w:lvlJc w:val="left"/>
+      <w:pPr>
+        <w:tabs>
+          <w:tab w:val="num" w:pos="5760"/>
+        </w:tabs>
+        <w:ind w:left="5760" w:hanging="360"/>
+      </w:pPr>
+      <w:rPr>
+        <w:rFonts w:ascii="Wingdings" w:hAnsi="Wingdings" w:hint="default"/>
+        <w:sz w:val="20"/>
+      </w:rPr>
+    </w:lvl>
+    <w:lvl w:ilvl="8" w:tentative="1">
+      <w:start w:val="1"/>
+      <w:numFmt w:val="bullet"/>
+      <w:lvlText w:val=""/>
+      <w:lvlJc w:val="left"/>
+      <w:pPr>
+        <w:tabs>
+          <w:tab w:val="num" w:pos="6480"/>
+        </w:tabs>
+        <w:ind w:left="6480" w:hanging="360"/>
+      </w:pPr>
+      <w:rPr>
+        <w:rFonts w:ascii="Wingdings" w:hAnsi="Wingdings" w:hint="default"/>
+        <w:sz w:val="20"/>
+      </w:rPr>
+    </w:lvl>
+  </w:abstractNum>
+  <w:abstractNum w:abstractNumId="17" w15:restartNumberingAfterBreak="0">
+    <w:nsid w:val="31B118AD"/>
+    <w:multiLevelType w:val="multilevel"/>
+    <w:tmpl w:val="A7DAC9DC"/>
+    <w:lvl w:ilvl="0">
+      <w:start w:val="1"/>
+      <w:numFmt w:val="bullet"/>
+      <w:lvlText w:val=""/>
+      <w:lvlJc w:val="left"/>
+      <w:pPr>
+        <w:tabs>
+          <w:tab w:val="num" w:pos="720"/>
+        </w:tabs>
+        <w:ind w:left="720" w:hanging="360"/>
+      </w:pPr>
+      <w:rPr>
+        <w:rFonts w:ascii="Symbol" w:hAnsi="Symbol" w:hint="default"/>
+        <w:sz w:val="20"/>
+      </w:rPr>
+    </w:lvl>
+    <w:lvl w:ilvl="1" w:tentative="1">
+      <w:start w:val="1"/>
+      <w:numFmt w:val="bullet"/>
+      <w:lvlText w:val="o"/>
+      <w:lvlJc w:val="left"/>
+      <w:pPr>
+        <w:tabs>
+          <w:tab w:val="num" w:pos="1440"/>
+        </w:tabs>
+        <w:ind w:left="1440" w:hanging="360"/>
+      </w:pPr>
+      <w:rPr>
+        <w:rFonts w:ascii="Courier New" w:hAnsi="Courier New" w:hint="default"/>
+        <w:sz w:val="20"/>
+      </w:rPr>
+    </w:lvl>
+    <w:lvl w:ilvl="2" w:tentative="1">
+      <w:start w:val="1"/>
+      <w:numFmt w:val="bullet"/>
+      <w:lvlText w:val=""/>
+      <w:lvlJc w:val="left"/>
+      <w:pPr>
+        <w:tabs>
+          <w:tab w:val="num" w:pos="2160"/>
+        </w:tabs>
+        <w:ind w:left="2160" w:hanging="360"/>
+      </w:pPr>
+      <w:rPr>
+        <w:rFonts w:ascii="Wingdings" w:hAnsi="Wingdings" w:hint="default"/>
+        <w:sz w:val="20"/>
+      </w:rPr>
+    </w:lvl>
+    <w:lvl w:ilvl="3" w:tentative="1">
+      <w:start w:val="1"/>
+      <w:numFmt w:val="bullet"/>
+      <w:lvlText w:val=""/>
+      <w:lvlJc w:val="left"/>
+      <w:pPr>
+        <w:tabs>
+          <w:tab w:val="num" w:pos="2880"/>
+        </w:tabs>
+        <w:ind w:left="2880" w:hanging="360"/>
+      </w:pPr>
+      <w:rPr>
+        <w:rFonts w:ascii="Wingdings" w:hAnsi="Wingdings" w:hint="default"/>
+        <w:sz w:val="20"/>
+      </w:rPr>
+    </w:lvl>
+    <w:lvl w:ilvl="4" w:tentative="1">
+      <w:start w:val="1"/>
+      <w:numFmt w:val="bullet"/>
+      <w:lvlText w:val=""/>
+      <w:lvlJc w:val="left"/>
+      <w:pPr>
+        <w:tabs>
+          <w:tab w:val="num" w:pos="3600"/>
+        </w:tabs>
+        <w:ind w:left="3600" w:hanging="360"/>
+      </w:pPr>
+      <w:rPr>
+        <w:rFonts w:ascii="Wingdings" w:hAnsi="Wingdings" w:hint="default"/>
+        <w:sz w:val="20"/>
+      </w:rPr>
+    </w:lvl>
+    <w:lvl w:ilvl="5" w:tentative="1">
+      <w:start w:val="1"/>
+      <w:numFmt w:val="bullet"/>
+      <w:lvlText w:val=""/>
+      <w:lvlJc w:val="left"/>
+      <w:pPr>
+        <w:tabs>
+          <w:tab w:val="num" w:pos="4320"/>
+        </w:tabs>
+        <w:ind w:left="4320" w:hanging="360"/>
+      </w:pPr>
+      <w:rPr>
+        <w:rFonts w:ascii="Wingdings" w:hAnsi="Wingdings" w:hint="default"/>
+        <w:sz w:val="20"/>
+      </w:rPr>
+    </w:lvl>
+    <w:lvl w:ilvl="6" w:tentative="1">
+      <w:start w:val="1"/>
+      <w:numFmt w:val="bullet"/>
+      <w:lvlText w:val=""/>
+      <w:lvlJc w:val="left"/>
+      <w:pPr>
+        <w:tabs>
+          <w:tab w:val="num" w:pos="5040"/>
+        </w:tabs>
+        <w:ind w:left="5040" w:hanging="360"/>
+      </w:pPr>
+      <w:rPr>
+        <w:rFonts w:ascii="Wingdings" w:hAnsi="Wingdings" w:hint="default"/>
+        <w:sz w:val="20"/>
+      </w:rPr>
+    </w:lvl>
+    <w:lvl w:ilvl="7" w:tentative="1">
+      <w:start w:val="1"/>
+      <w:numFmt w:val="bullet"/>
+      <w:lvlText w:val=""/>
+      <w:lvlJc w:val="left"/>
+      <w:pPr>
+        <w:tabs>
+          <w:tab w:val="num" w:pos="5760"/>
+        </w:tabs>
+        <w:ind w:left="5760" w:hanging="360"/>
+      </w:pPr>
+      <w:rPr>
+        <w:rFonts w:ascii="Wingdings" w:hAnsi="Wingdings" w:hint="default"/>
+        <w:sz w:val="20"/>
+      </w:rPr>
+    </w:lvl>
+    <w:lvl w:ilvl="8" w:tentative="1">
+      <w:start w:val="1"/>
+      <w:numFmt w:val="bullet"/>
+      <w:lvlText w:val=""/>
+      <w:lvlJc w:val="left"/>
+      <w:pPr>
+        <w:tabs>
+          <w:tab w:val="num" w:pos="6480"/>
+        </w:tabs>
+        <w:ind w:left="6480" w:hanging="360"/>
+      </w:pPr>
+      <w:rPr>
+        <w:rFonts w:ascii="Wingdings" w:hAnsi="Wingdings" w:hint="default"/>
+        <w:sz w:val="20"/>
+      </w:rPr>
+    </w:lvl>
+  </w:abstractNum>
+  <w:abstractNum w:abstractNumId="18" w15:restartNumberingAfterBreak="0">
+    <w:nsid w:val="34BA7566"/>
+    <w:multiLevelType w:val="multilevel"/>
+    <w:tmpl w:val="4FB09C00"/>
+    <w:lvl w:ilvl="0">
+      <w:start w:val="1"/>
+      <w:numFmt w:val="bullet"/>
+      <w:lvlText w:val=""/>
+      <w:lvlJc w:val="left"/>
+      <w:pPr>
+        <w:tabs>
+          <w:tab w:val="num" w:pos="720"/>
+        </w:tabs>
+        <w:ind w:left="720" w:hanging="360"/>
+      </w:pPr>
+      <w:rPr>
+        <w:rFonts w:ascii="Symbol" w:hAnsi="Symbol" w:hint="default"/>
+        <w:sz w:val="20"/>
+      </w:rPr>
+    </w:lvl>
+    <w:lvl w:ilvl="1" w:tentative="1">
+      <w:start w:val="1"/>
+      <w:numFmt w:val="bullet"/>
+      <w:lvlText w:val="o"/>
+      <w:lvlJc w:val="left"/>
+      <w:pPr>
+        <w:tabs>
+          <w:tab w:val="num" w:pos="1440"/>
+        </w:tabs>
+        <w:ind w:left="1440" w:hanging="360"/>
+      </w:pPr>
+      <w:rPr>
+        <w:rFonts w:ascii="Courier New" w:hAnsi="Courier New" w:hint="default"/>
+        <w:sz w:val="20"/>
+      </w:rPr>
+    </w:lvl>
+    <w:lvl w:ilvl="2" w:tentative="1">
+      <w:start w:val="1"/>
+      <w:numFmt w:val="bullet"/>
+      <w:lvlText w:val=""/>
+      <w:lvlJc w:val="left"/>
+      <w:pPr>
+        <w:tabs>
+          <w:tab w:val="num" w:pos="2160"/>
+        </w:tabs>
+        <w:ind w:left="2160" w:hanging="360"/>
+      </w:pPr>
+      <w:rPr>
+        <w:rFonts w:ascii="Wingdings" w:hAnsi="Wingdings" w:hint="default"/>
+        <w:sz w:val="20"/>
+      </w:rPr>
+    </w:lvl>
+    <w:lvl w:ilvl="3" w:tentative="1">
+      <w:start w:val="1"/>
+      <w:numFmt w:val="bullet"/>
+      <w:lvlText w:val=""/>
+      <w:lvlJc w:val="left"/>
+      <w:pPr>
+        <w:tabs>
+          <w:tab w:val="num" w:pos="2880"/>
+        </w:tabs>
+        <w:ind w:left="2880" w:hanging="360"/>
+      </w:pPr>
+      <w:rPr>
+        <w:rFonts w:ascii="Wingdings" w:hAnsi="Wingdings" w:hint="default"/>
+        <w:sz w:val="20"/>
+      </w:rPr>
+    </w:lvl>
+    <w:lvl w:ilvl="4" w:tentative="1">
+      <w:start w:val="1"/>
+      <w:numFmt w:val="bullet"/>
+      <w:lvlText w:val=""/>
+      <w:lvlJc w:val="left"/>
+      <w:pPr>
+        <w:tabs>
+          <w:tab w:val="num" w:pos="3600"/>
+        </w:tabs>
+        <w:ind w:left="3600" w:hanging="360"/>
+      </w:pPr>
+      <w:rPr>
+        <w:rFonts w:ascii="Wingdings" w:hAnsi="Wingdings" w:hint="default"/>
+        <w:sz w:val="20"/>
+      </w:rPr>
+    </w:lvl>
+    <w:lvl w:ilvl="5" w:tentative="1">
+      <w:start w:val="1"/>
+      <w:numFmt w:val="bullet"/>
+      <w:lvlText w:val=""/>
+      <w:lvlJc w:val="left"/>
+      <w:pPr>
+        <w:tabs>
+          <w:tab w:val="num" w:pos="4320"/>
+        </w:tabs>
+        <w:ind w:left="4320" w:hanging="360"/>
+      </w:pPr>
+      <w:rPr>
+        <w:rFonts w:ascii="Wingdings" w:hAnsi="Wingdings" w:hint="default"/>
+        <w:sz w:val="20"/>
+      </w:rPr>
+    </w:lvl>
+    <w:lvl w:ilvl="6" w:tentative="1">
+      <w:start w:val="1"/>
+      <w:numFmt w:val="bullet"/>
+      <w:lvlText w:val=""/>
+      <w:lvlJc w:val="left"/>
+      <w:pPr>
+        <w:tabs>
+          <w:tab w:val="num" w:pos="5040"/>
+        </w:tabs>
+        <w:ind w:left="5040" w:hanging="360"/>
+      </w:pPr>
+      <w:rPr>
+        <w:rFonts w:ascii="Wingdings" w:hAnsi="Wingdings" w:hint="default"/>
+        <w:sz w:val="20"/>
+      </w:rPr>
+    </w:lvl>
+    <w:lvl w:ilvl="7" w:tentative="1">
+      <w:start w:val="1"/>
+      <w:numFmt w:val="bullet"/>
+      <w:lvlText w:val=""/>
+      <w:lvlJc w:val="left"/>
+      <w:pPr>
+        <w:tabs>
+          <w:tab w:val="num" w:pos="5760"/>
+        </w:tabs>
+        <w:ind w:left="5760" w:hanging="360"/>
+      </w:pPr>
+      <w:rPr>
+        <w:rFonts w:ascii="Wingdings" w:hAnsi="Wingdings" w:hint="default"/>
+        <w:sz w:val="20"/>
+      </w:rPr>
+    </w:lvl>
+    <w:lvl w:ilvl="8" w:tentative="1">
+      <w:start w:val="1"/>
+      <w:numFmt w:val="bullet"/>
+      <w:lvlText w:val=""/>
+      <w:lvlJc w:val="left"/>
+      <w:pPr>
+        <w:tabs>
+          <w:tab w:val="num" w:pos="6480"/>
+        </w:tabs>
+        <w:ind w:left="6480" w:hanging="360"/>
+      </w:pPr>
+      <w:rPr>
+        <w:rFonts w:ascii="Wingdings" w:hAnsi="Wingdings" w:hint="default"/>
+        <w:sz w:val="20"/>
+      </w:rPr>
+    </w:lvl>
+  </w:abstractNum>
+  <w:abstractNum w:abstractNumId="19" w15:restartNumberingAfterBreak="0">
+    <w:nsid w:val="37D06C8A"/>
+    <w:multiLevelType w:val="multilevel"/>
+    <w:tmpl w:val="74EE3E56"/>
+    <w:lvl w:ilvl="0">
+      <w:start w:val="1"/>
+      <w:numFmt w:val="bullet"/>
+      <w:lvlText w:val=""/>
+      <w:lvlJc w:val="left"/>
+      <w:pPr>
+        <w:tabs>
+          <w:tab w:val="num" w:pos="720"/>
+        </w:tabs>
+        <w:ind w:left="720" w:hanging="360"/>
+      </w:pPr>
+      <w:rPr>
+        <w:rFonts w:ascii="Symbol" w:hAnsi="Symbol" w:hint="default"/>
+        <w:sz w:val="20"/>
+      </w:rPr>
+    </w:lvl>
+    <w:lvl w:ilvl="1" w:tentative="1">
+      <w:start w:val="1"/>
+      <w:numFmt w:val="bullet"/>
+      <w:lvlText w:val="o"/>
+      <w:lvlJc w:val="left"/>
+      <w:pPr>
+        <w:tabs>
+          <w:tab w:val="num" w:pos="1440"/>
+        </w:tabs>
+        <w:ind w:left="1440" w:hanging="360"/>
+      </w:pPr>
+      <w:rPr>
+        <w:rFonts w:ascii="Courier New" w:hAnsi="Courier New" w:hint="default"/>
+        <w:sz w:val="20"/>
+      </w:rPr>
+    </w:lvl>
+    <w:lvl w:ilvl="2" w:tentative="1">
+      <w:start w:val="1"/>
+      <w:numFmt w:val="bullet"/>
+      <w:lvlText w:val=""/>
+      <w:lvlJc w:val="left"/>
+      <w:pPr>
+        <w:tabs>
+          <w:tab w:val="num" w:pos="2160"/>
+        </w:tabs>
+        <w:ind w:left="2160" w:hanging="360"/>
+      </w:pPr>
+      <w:rPr>
+        <w:rFonts w:ascii="Wingdings" w:hAnsi="Wingdings" w:hint="default"/>
+        <w:sz w:val="20"/>
+      </w:rPr>
+    </w:lvl>
+    <w:lvl w:ilvl="3" w:tentative="1">
+      <w:start w:val="1"/>
+      <w:numFmt w:val="bullet"/>
+      <w:lvlText w:val=""/>
+      <w:lvlJc w:val="left"/>
+      <w:pPr>
+        <w:tabs>
+          <w:tab w:val="num" w:pos="2880"/>
+        </w:tabs>
+        <w:ind w:left="2880" w:hanging="360"/>
+      </w:pPr>
+      <w:rPr>
+        <w:rFonts w:ascii="Wingdings" w:hAnsi="Wingdings" w:hint="default"/>
+        <w:sz w:val="20"/>
+      </w:rPr>
+    </w:lvl>
+    <w:lvl w:ilvl="4" w:tentative="1">
+      <w:start w:val="1"/>
+      <w:numFmt w:val="bullet"/>
+      <w:lvlText w:val=""/>
+      <w:lvlJc w:val="left"/>
+      <w:pPr>
+        <w:tabs>
+          <w:tab w:val="num" w:pos="3600"/>
+        </w:tabs>
+        <w:ind w:left="3600" w:hanging="360"/>
+      </w:pPr>
+      <w:rPr>
+        <w:rFonts w:ascii="Wingdings" w:hAnsi="Wingdings" w:hint="default"/>
+        <w:sz w:val="20"/>
+      </w:rPr>
+    </w:lvl>
+    <w:lvl w:ilvl="5" w:tentative="1">
+      <w:start w:val="1"/>
+      <w:numFmt w:val="bullet"/>
+      <w:lvlText w:val=""/>
+      <w:lvlJc w:val="left"/>
+      <w:pPr>
+        <w:tabs>
+          <w:tab w:val="num" w:pos="4320"/>
+        </w:tabs>
+        <w:ind w:left="4320" w:hanging="360"/>
+      </w:pPr>
+      <w:rPr>
+        <w:rFonts w:ascii="Wingdings" w:hAnsi="Wingdings" w:hint="default"/>
+        <w:sz w:val="20"/>
+      </w:rPr>
+    </w:lvl>
+    <w:lvl w:ilvl="6" w:tentative="1">
+      <w:start w:val="1"/>
+      <w:numFmt w:val="bullet"/>
+      <w:lvlText w:val=""/>
+      <w:lvlJc w:val="left"/>
+      <w:pPr>
+        <w:tabs>
+          <w:tab w:val="num" w:pos="5040"/>
+        </w:tabs>
+        <w:ind w:left="5040" w:hanging="360"/>
+      </w:pPr>
+      <w:rPr>
+        <w:rFonts w:ascii="Wingdings" w:hAnsi="Wingdings" w:hint="default"/>
+        <w:sz w:val="20"/>
+      </w:rPr>
+    </w:lvl>
+    <w:lvl w:ilvl="7" w:tentative="1">
+      <w:start w:val="1"/>
+      <w:numFmt w:val="bullet"/>
+      <w:lvlText w:val=""/>
+      <w:lvlJc w:val="left"/>
+      <w:pPr>
+        <w:tabs>
+          <w:tab w:val="num" w:pos="5760"/>
+        </w:tabs>
+        <w:ind w:left="5760" w:hanging="360"/>
+      </w:pPr>
+      <w:rPr>
+        <w:rFonts w:ascii="Wingdings" w:hAnsi="Wingdings" w:hint="default"/>
+        <w:sz w:val="20"/>
+      </w:rPr>
+    </w:lvl>
+    <w:lvl w:ilvl="8" w:tentative="1">
+      <w:start w:val="1"/>
+      <w:numFmt w:val="bullet"/>
+      <w:lvlText w:val=""/>
+      <w:lvlJc w:val="left"/>
+      <w:pPr>
+        <w:tabs>
+          <w:tab w:val="num" w:pos="6480"/>
+        </w:tabs>
+        <w:ind w:left="6480" w:hanging="360"/>
+      </w:pPr>
+      <w:rPr>
+        <w:rFonts w:ascii="Wingdings" w:hAnsi="Wingdings" w:hint="default"/>
+        <w:sz w:val="20"/>
+      </w:rPr>
+    </w:lvl>
+  </w:abstractNum>
+  <w:abstractNum w:abstractNumId="20" w15:restartNumberingAfterBreak="0">
+    <w:nsid w:val="3DBC25F3"/>
+    <w:multiLevelType w:val="multilevel"/>
+    <w:tmpl w:val="49A46E64"/>
+    <w:lvl w:ilvl="0">
+      <w:start w:val="1"/>
+      <w:numFmt w:val="bullet"/>
+      <w:lvlText w:val=""/>
+      <w:lvlJc w:val="left"/>
+      <w:pPr>
+        <w:tabs>
+          <w:tab w:val="num" w:pos="720"/>
+        </w:tabs>
+        <w:ind w:left="720" w:hanging="360"/>
+      </w:pPr>
+      <w:rPr>
+        <w:rFonts w:ascii="Symbol" w:hAnsi="Symbol" w:hint="default"/>
+        <w:sz w:val="20"/>
+      </w:rPr>
+    </w:lvl>
+    <w:lvl w:ilvl="1" w:tentative="1">
+      <w:start w:val="1"/>
+      <w:numFmt w:val="bullet"/>
+      <w:lvlText w:val="o"/>
+      <w:lvlJc w:val="left"/>
+      <w:pPr>
+        <w:tabs>
+          <w:tab w:val="num" w:pos="1440"/>
+        </w:tabs>
+        <w:ind w:left="1440" w:hanging="360"/>
+      </w:pPr>
+      <w:rPr>
+        <w:rFonts w:ascii="Courier New" w:hAnsi="Courier New" w:hint="default"/>
+        <w:sz w:val="20"/>
+      </w:rPr>
+    </w:lvl>
+    <w:lvl w:ilvl="2" w:tentative="1">
+      <w:start w:val="1"/>
+      <w:numFmt w:val="bullet"/>
+      <w:lvlText w:val=""/>
+      <w:lvlJc w:val="left"/>
+      <w:pPr>
+        <w:tabs>
+          <w:tab w:val="num" w:pos="2160"/>
+        </w:tabs>
+        <w:ind w:left="2160" w:hanging="360"/>
+      </w:pPr>
+      <w:rPr>
+        <w:rFonts w:ascii="Wingdings" w:hAnsi="Wingdings" w:hint="default"/>
+        <w:sz w:val="20"/>
+      </w:rPr>
+    </w:lvl>
+    <w:lvl w:ilvl="3" w:tentative="1">
+      <w:start w:val="1"/>
+      <w:numFmt w:val="bullet"/>
+      <w:lvlText w:val=""/>
+      <w:lvlJc w:val="left"/>
+      <w:pPr>
+        <w:tabs>
+          <w:tab w:val="num" w:pos="2880"/>
+        </w:tabs>
+        <w:ind w:left="2880" w:hanging="360"/>
+      </w:pPr>
+      <w:rPr>
+        <w:rFonts w:ascii="Wingdings" w:hAnsi="Wingdings" w:hint="default"/>
+        <w:sz w:val="20"/>
+      </w:rPr>
+    </w:lvl>
+    <w:lvl w:ilvl="4" w:tentative="1">
+      <w:start w:val="1"/>
+      <w:numFmt w:val="bullet"/>
+      <w:lvlText w:val=""/>
+      <w:lvlJc w:val="left"/>
+      <w:pPr>
+        <w:tabs>
+          <w:tab w:val="num" w:pos="3600"/>
+        </w:tabs>
+        <w:ind w:left="3600" w:hanging="360"/>
+      </w:pPr>
+      <w:rPr>
+        <w:rFonts w:ascii="Wingdings" w:hAnsi="Wingdings" w:hint="default"/>
+        <w:sz w:val="20"/>
+      </w:rPr>
+    </w:lvl>
+    <w:lvl w:ilvl="5" w:tentative="1">
+      <w:start w:val="1"/>
+      <w:numFmt w:val="bullet"/>
+      <w:lvlText w:val=""/>
+      <w:lvlJc w:val="left"/>
+      <w:pPr>
+        <w:tabs>
+          <w:tab w:val="num" w:pos="4320"/>
+        </w:tabs>
+        <w:ind w:left="4320" w:hanging="360"/>
+      </w:pPr>
+      <w:rPr>
+        <w:rFonts w:ascii="Wingdings" w:hAnsi="Wingdings" w:hint="default"/>
+        <w:sz w:val="20"/>
+      </w:rPr>
+    </w:lvl>
+    <w:lvl w:ilvl="6" w:tentative="1">
+      <w:start w:val="1"/>
+      <w:numFmt w:val="bullet"/>
+      <w:lvlText w:val=""/>
+      <w:lvlJc w:val="left"/>
+      <w:pPr>
+        <w:tabs>
+          <w:tab w:val="num" w:pos="5040"/>
+        </w:tabs>
+        <w:ind w:left="5040" w:hanging="360"/>
+      </w:pPr>
+      <w:rPr>
+        <w:rFonts w:ascii="Wingdings" w:hAnsi="Wingdings" w:hint="default"/>
+        <w:sz w:val="20"/>
+      </w:rPr>
+    </w:lvl>
+    <w:lvl w:ilvl="7" w:tentative="1">
+      <w:start w:val="1"/>
+      <w:numFmt w:val="bullet"/>
+      <w:lvlText w:val=""/>
+      <w:lvlJc w:val="left"/>
+      <w:pPr>
+        <w:tabs>
+          <w:tab w:val="num" w:pos="5760"/>
+        </w:tabs>
+        <w:ind w:left="5760" w:hanging="360"/>
+      </w:pPr>
+      <w:rPr>
+        <w:rFonts w:ascii="Wingdings" w:hAnsi="Wingdings" w:hint="default"/>
+        <w:sz w:val="20"/>
+      </w:rPr>
+    </w:lvl>
+    <w:lvl w:ilvl="8" w:tentative="1">
+      <w:start w:val="1"/>
+      <w:numFmt w:val="bullet"/>
+      <w:lvlText w:val=""/>
+      <w:lvlJc w:val="left"/>
+      <w:pPr>
+        <w:tabs>
+          <w:tab w:val="num" w:pos="6480"/>
+        </w:tabs>
+        <w:ind w:left="6480" w:hanging="360"/>
+      </w:pPr>
+      <w:rPr>
+        <w:rFonts w:ascii="Wingdings" w:hAnsi="Wingdings" w:hint="default"/>
+        <w:sz w:val="20"/>
+      </w:rPr>
+    </w:lvl>
+  </w:abstractNum>
+  <w:abstractNum w:abstractNumId="21" w15:restartNumberingAfterBreak="0">
     <w:nsid w:val="3E450E0A"/>
     <w:multiLevelType w:val="hybridMultilevel"/>
     <w:tmpl w:val="703C4CD0"/>
@@ -10214,7 +15072,1316 @@
       </w:rPr>
     </w:lvl>
   </w:abstractNum>
-  <w:abstractNum w:abstractNumId="12" w15:restartNumberingAfterBreak="0">
+  <w:abstractNum w:abstractNumId="22" w15:restartNumberingAfterBreak="0">
+    <w:nsid w:val="4F497087"/>
+    <w:multiLevelType w:val="multilevel"/>
+    <w:tmpl w:val="607AC508"/>
+    <w:lvl w:ilvl="0">
+      <w:start w:val="1"/>
+      <w:numFmt w:val="bullet"/>
+      <w:lvlText w:val=""/>
+      <w:lvlJc w:val="left"/>
+      <w:pPr>
+        <w:tabs>
+          <w:tab w:val="num" w:pos="720"/>
+        </w:tabs>
+        <w:ind w:left="720" w:hanging="360"/>
+      </w:pPr>
+      <w:rPr>
+        <w:rFonts w:ascii="Symbol" w:hAnsi="Symbol" w:hint="default"/>
+        <w:sz w:val="20"/>
+      </w:rPr>
+    </w:lvl>
+    <w:lvl w:ilvl="1">
+      <w:start w:val="1"/>
+      <w:numFmt w:val="bullet"/>
+      <w:lvlText w:val="o"/>
+      <w:lvlJc w:val="left"/>
+      <w:pPr>
+        <w:tabs>
+          <w:tab w:val="num" w:pos="1440"/>
+        </w:tabs>
+        <w:ind w:left="1440" w:hanging="360"/>
+      </w:pPr>
+      <w:rPr>
+        <w:rFonts w:ascii="Courier New" w:hAnsi="Courier New" w:hint="default"/>
+        <w:sz w:val="20"/>
+      </w:rPr>
+    </w:lvl>
+    <w:lvl w:ilvl="2" w:tentative="1">
+      <w:start w:val="1"/>
+      <w:numFmt w:val="bullet"/>
+      <w:lvlText w:val=""/>
+      <w:lvlJc w:val="left"/>
+      <w:pPr>
+        <w:tabs>
+          <w:tab w:val="num" w:pos="2160"/>
+        </w:tabs>
+        <w:ind w:left="2160" w:hanging="360"/>
+      </w:pPr>
+      <w:rPr>
+        <w:rFonts w:ascii="Wingdings" w:hAnsi="Wingdings" w:hint="default"/>
+        <w:sz w:val="20"/>
+      </w:rPr>
+    </w:lvl>
+    <w:lvl w:ilvl="3" w:tentative="1">
+      <w:start w:val="1"/>
+      <w:numFmt w:val="bullet"/>
+      <w:lvlText w:val=""/>
+      <w:lvlJc w:val="left"/>
+      <w:pPr>
+        <w:tabs>
+          <w:tab w:val="num" w:pos="2880"/>
+        </w:tabs>
+        <w:ind w:left="2880" w:hanging="360"/>
+      </w:pPr>
+      <w:rPr>
+        <w:rFonts w:ascii="Wingdings" w:hAnsi="Wingdings" w:hint="default"/>
+        <w:sz w:val="20"/>
+      </w:rPr>
+    </w:lvl>
+    <w:lvl w:ilvl="4" w:tentative="1">
+      <w:start w:val="1"/>
+      <w:numFmt w:val="bullet"/>
+      <w:lvlText w:val=""/>
+      <w:lvlJc w:val="left"/>
+      <w:pPr>
+        <w:tabs>
+          <w:tab w:val="num" w:pos="3600"/>
+        </w:tabs>
+        <w:ind w:left="3600" w:hanging="360"/>
+      </w:pPr>
+      <w:rPr>
+        <w:rFonts w:ascii="Wingdings" w:hAnsi="Wingdings" w:hint="default"/>
+        <w:sz w:val="20"/>
+      </w:rPr>
+    </w:lvl>
+    <w:lvl w:ilvl="5" w:tentative="1">
+      <w:start w:val="1"/>
+      <w:numFmt w:val="bullet"/>
+      <w:lvlText w:val=""/>
+      <w:lvlJc w:val="left"/>
+      <w:pPr>
+        <w:tabs>
+          <w:tab w:val="num" w:pos="4320"/>
+        </w:tabs>
+        <w:ind w:left="4320" w:hanging="360"/>
+      </w:pPr>
+      <w:rPr>
+        <w:rFonts w:ascii="Wingdings" w:hAnsi="Wingdings" w:hint="default"/>
+        <w:sz w:val="20"/>
+      </w:rPr>
+    </w:lvl>
+    <w:lvl w:ilvl="6" w:tentative="1">
+      <w:start w:val="1"/>
+      <w:numFmt w:val="bullet"/>
+      <w:lvlText w:val=""/>
+      <w:lvlJc w:val="left"/>
+      <w:pPr>
+        <w:tabs>
+          <w:tab w:val="num" w:pos="5040"/>
+        </w:tabs>
+        <w:ind w:left="5040" w:hanging="360"/>
+      </w:pPr>
+      <w:rPr>
+        <w:rFonts w:ascii="Wingdings" w:hAnsi="Wingdings" w:hint="default"/>
+        <w:sz w:val="20"/>
+      </w:rPr>
+    </w:lvl>
+    <w:lvl w:ilvl="7" w:tentative="1">
+      <w:start w:val="1"/>
+      <w:numFmt w:val="bullet"/>
+      <w:lvlText w:val=""/>
+      <w:lvlJc w:val="left"/>
+      <w:pPr>
+        <w:tabs>
+          <w:tab w:val="num" w:pos="5760"/>
+        </w:tabs>
+        <w:ind w:left="5760" w:hanging="360"/>
+      </w:pPr>
+      <w:rPr>
+        <w:rFonts w:ascii="Wingdings" w:hAnsi="Wingdings" w:hint="default"/>
+        <w:sz w:val="20"/>
+      </w:rPr>
+    </w:lvl>
+    <w:lvl w:ilvl="8" w:tentative="1">
+      <w:start w:val="1"/>
+      <w:numFmt w:val="bullet"/>
+      <w:lvlText w:val=""/>
+      <w:lvlJc w:val="left"/>
+      <w:pPr>
+        <w:tabs>
+          <w:tab w:val="num" w:pos="6480"/>
+        </w:tabs>
+        <w:ind w:left="6480" w:hanging="360"/>
+      </w:pPr>
+      <w:rPr>
+        <w:rFonts w:ascii="Wingdings" w:hAnsi="Wingdings" w:hint="default"/>
+        <w:sz w:val="20"/>
+      </w:rPr>
+    </w:lvl>
+  </w:abstractNum>
+  <w:abstractNum w:abstractNumId="23" w15:restartNumberingAfterBreak="0">
+    <w:nsid w:val="583E1CAE"/>
+    <w:multiLevelType w:val="multilevel"/>
+    <w:tmpl w:val="D55E23BE"/>
+    <w:lvl w:ilvl="0">
+      <w:start w:val="1"/>
+      <w:numFmt w:val="bullet"/>
+      <w:lvlText w:val=""/>
+      <w:lvlJc w:val="left"/>
+      <w:pPr>
+        <w:tabs>
+          <w:tab w:val="num" w:pos="720"/>
+        </w:tabs>
+        <w:ind w:left="720" w:hanging="360"/>
+      </w:pPr>
+      <w:rPr>
+        <w:rFonts w:ascii="Symbol" w:hAnsi="Symbol" w:hint="default"/>
+        <w:sz w:val="20"/>
+      </w:rPr>
+    </w:lvl>
+    <w:lvl w:ilvl="1" w:tentative="1">
+      <w:start w:val="1"/>
+      <w:numFmt w:val="bullet"/>
+      <w:lvlText w:val="o"/>
+      <w:lvlJc w:val="left"/>
+      <w:pPr>
+        <w:tabs>
+          <w:tab w:val="num" w:pos="1440"/>
+        </w:tabs>
+        <w:ind w:left="1440" w:hanging="360"/>
+      </w:pPr>
+      <w:rPr>
+        <w:rFonts w:ascii="Courier New" w:hAnsi="Courier New" w:hint="default"/>
+        <w:sz w:val="20"/>
+      </w:rPr>
+    </w:lvl>
+    <w:lvl w:ilvl="2" w:tentative="1">
+      <w:start w:val="1"/>
+      <w:numFmt w:val="bullet"/>
+      <w:lvlText w:val=""/>
+      <w:lvlJc w:val="left"/>
+      <w:pPr>
+        <w:tabs>
+          <w:tab w:val="num" w:pos="2160"/>
+        </w:tabs>
+        <w:ind w:left="2160" w:hanging="360"/>
+      </w:pPr>
+      <w:rPr>
+        <w:rFonts w:ascii="Wingdings" w:hAnsi="Wingdings" w:hint="default"/>
+        <w:sz w:val="20"/>
+      </w:rPr>
+    </w:lvl>
+    <w:lvl w:ilvl="3" w:tentative="1">
+      <w:start w:val="1"/>
+      <w:numFmt w:val="bullet"/>
+      <w:lvlText w:val=""/>
+      <w:lvlJc w:val="left"/>
+      <w:pPr>
+        <w:tabs>
+          <w:tab w:val="num" w:pos="2880"/>
+        </w:tabs>
+        <w:ind w:left="2880" w:hanging="360"/>
+      </w:pPr>
+      <w:rPr>
+        <w:rFonts w:ascii="Wingdings" w:hAnsi="Wingdings" w:hint="default"/>
+        <w:sz w:val="20"/>
+      </w:rPr>
+    </w:lvl>
+    <w:lvl w:ilvl="4" w:tentative="1">
+      <w:start w:val="1"/>
+      <w:numFmt w:val="bullet"/>
+      <w:lvlText w:val=""/>
+      <w:lvlJc w:val="left"/>
+      <w:pPr>
+        <w:tabs>
+          <w:tab w:val="num" w:pos="3600"/>
+        </w:tabs>
+        <w:ind w:left="3600" w:hanging="360"/>
+      </w:pPr>
+      <w:rPr>
+        <w:rFonts w:ascii="Wingdings" w:hAnsi="Wingdings" w:hint="default"/>
+        <w:sz w:val="20"/>
+      </w:rPr>
+    </w:lvl>
+    <w:lvl w:ilvl="5" w:tentative="1">
+      <w:start w:val="1"/>
+      <w:numFmt w:val="bullet"/>
+      <w:lvlText w:val=""/>
+      <w:lvlJc w:val="left"/>
+      <w:pPr>
+        <w:tabs>
+          <w:tab w:val="num" w:pos="4320"/>
+        </w:tabs>
+        <w:ind w:left="4320" w:hanging="360"/>
+      </w:pPr>
+      <w:rPr>
+        <w:rFonts w:ascii="Wingdings" w:hAnsi="Wingdings" w:hint="default"/>
+        <w:sz w:val="20"/>
+      </w:rPr>
+    </w:lvl>
+    <w:lvl w:ilvl="6" w:tentative="1">
+      <w:start w:val="1"/>
+      <w:numFmt w:val="bullet"/>
+      <w:lvlText w:val=""/>
+      <w:lvlJc w:val="left"/>
+      <w:pPr>
+        <w:tabs>
+          <w:tab w:val="num" w:pos="5040"/>
+        </w:tabs>
+        <w:ind w:left="5040" w:hanging="360"/>
+      </w:pPr>
+      <w:rPr>
+        <w:rFonts w:ascii="Wingdings" w:hAnsi="Wingdings" w:hint="default"/>
+        <w:sz w:val="20"/>
+      </w:rPr>
+    </w:lvl>
+    <w:lvl w:ilvl="7" w:tentative="1">
+      <w:start w:val="1"/>
+      <w:numFmt w:val="bullet"/>
+      <w:lvlText w:val=""/>
+      <w:lvlJc w:val="left"/>
+      <w:pPr>
+        <w:tabs>
+          <w:tab w:val="num" w:pos="5760"/>
+        </w:tabs>
+        <w:ind w:left="5760" w:hanging="360"/>
+      </w:pPr>
+      <w:rPr>
+        <w:rFonts w:ascii="Wingdings" w:hAnsi="Wingdings" w:hint="default"/>
+        <w:sz w:val="20"/>
+      </w:rPr>
+    </w:lvl>
+    <w:lvl w:ilvl="8" w:tentative="1">
+      <w:start w:val="1"/>
+      <w:numFmt w:val="bullet"/>
+      <w:lvlText w:val=""/>
+      <w:lvlJc w:val="left"/>
+      <w:pPr>
+        <w:tabs>
+          <w:tab w:val="num" w:pos="6480"/>
+        </w:tabs>
+        <w:ind w:left="6480" w:hanging="360"/>
+      </w:pPr>
+      <w:rPr>
+        <w:rFonts w:ascii="Wingdings" w:hAnsi="Wingdings" w:hint="default"/>
+        <w:sz w:val="20"/>
+      </w:rPr>
+    </w:lvl>
+  </w:abstractNum>
+  <w:abstractNum w:abstractNumId="24" w15:restartNumberingAfterBreak="0">
+    <w:nsid w:val="68815E36"/>
+    <w:multiLevelType w:val="multilevel"/>
+    <w:tmpl w:val="31F03890"/>
+    <w:lvl w:ilvl="0">
+      <w:start w:val="1"/>
+      <w:numFmt w:val="bullet"/>
+      <w:lvlText w:val=""/>
+      <w:lvlJc w:val="left"/>
+      <w:pPr>
+        <w:tabs>
+          <w:tab w:val="num" w:pos="720"/>
+        </w:tabs>
+        <w:ind w:left="720" w:hanging="360"/>
+      </w:pPr>
+      <w:rPr>
+        <w:rFonts w:ascii="Symbol" w:hAnsi="Symbol" w:hint="default"/>
+        <w:sz w:val="20"/>
+      </w:rPr>
+    </w:lvl>
+    <w:lvl w:ilvl="1" w:tentative="1">
+      <w:start w:val="1"/>
+      <w:numFmt w:val="bullet"/>
+      <w:lvlText w:val="o"/>
+      <w:lvlJc w:val="left"/>
+      <w:pPr>
+        <w:tabs>
+          <w:tab w:val="num" w:pos="1440"/>
+        </w:tabs>
+        <w:ind w:left="1440" w:hanging="360"/>
+      </w:pPr>
+      <w:rPr>
+        <w:rFonts w:ascii="Courier New" w:hAnsi="Courier New" w:hint="default"/>
+        <w:sz w:val="20"/>
+      </w:rPr>
+    </w:lvl>
+    <w:lvl w:ilvl="2" w:tentative="1">
+      <w:start w:val="1"/>
+      <w:numFmt w:val="bullet"/>
+      <w:lvlText w:val=""/>
+      <w:lvlJc w:val="left"/>
+      <w:pPr>
+        <w:tabs>
+          <w:tab w:val="num" w:pos="2160"/>
+        </w:tabs>
+        <w:ind w:left="2160" w:hanging="360"/>
+      </w:pPr>
+      <w:rPr>
+        <w:rFonts w:ascii="Wingdings" w:hAnsi="Wingdings" w:hint="default"/>
+        <w:sz w:val="20"/>
+      </w:rPr>
+    </w:lvl>
+    <w:lvl w:ilvl="3" w:tentative="1">
+      <w:start w:val="1"/>
+      <w:numFmt w:val="bullet"/>
+      <w:lvlText w:val=""/>
+      <w:lvlJc w:val="left"/>
+      <w:pPr>
+        <w:tabs>
+          <w:tab w:val="num" w:pos="2880"/>
+        </w:tabs>
+        <w:ind w:left="2880" w:hanging="360"/>
+      </w:pPr>
+      <w:rPr>
+        <w:rFonts w:ascii="Wingdings" w:hAnsi="Wingdings" w:hint="default"/>
+        <w:sz w:val="20"/>
+      </w:rPr>
+    </w:lvl>
+    <w:lvl w:ilvl="4" w:tentative="1">
+      <w:start w:val="1"/>
+      <w:numFmt w:val="bullet"/>
+      <w:lvlText w:val=""/>
+      <w:lvlJc w:val="left"/>
+      <w:pPr>
+        <w:tabs>
+          <w:tab w:val="num" w:pos="3600"/>
+        </w:tabs>
+        <w:ind w:left="3600" w:hanging="360"/>
+      </w:pPr>
+      <w:rPr>
+        <w:rFonts w:ascii="Wingdings" w:hAnsi="Wingdings" w:hint="default"/>
+        <w:sz w:val="20"/>
+      </w:rPr>
+    </w:lvl>
+    <w:lvl w:ilvl="5" w:tentative="1">
+      <w:start w:val="1"/>
+      <w:numFmt w:val="bullet"/>
+      <w:lvlText w:val=""/>
+      <w:lvlJc w:val="left"/>
+      <w:pPr>
+        <w:tabs>
+          <w:tab w:val="num" w:pos="4320"/>
+        </w:tabs>
+        <w:ind w:left="4320" w:hanging="360"/>
+      </w:pPr>
+      <w:rPr>
+        <w:rFonts w:ascii="Wingdings" w:hAnsi="Wingdings" w:hint="default"/>
+        <w:sz w:val="20"/>
+      </w:rPr>
+    </w:lvl>
+    <w:lvl w:ilvl="6" w:tentative="1">
+      <w:start w:val="1"/>
+      <w:numFmt w:val="bullet"/>
+      <w:lvlText w:val=""/>
+      <w:lvlJc w:val="left"/>
+      <w:pPr>
+        <w:tabs>
+          <w:tab w:val="num" w:pos="5040"/>
+        </w:tabs>
+        <w:ind w:left="5040" w:hanging="360"/>
+      </w:pPr>
+      <w:rPr>
+        <w:rFonts w:ascii="Wingdings" w:hAnsi="Wingdings" w:hint="default"/>
+        <w:sz w:val="20"/>
+      </w:rPr>
+    </w:lvl>
+    <w:lvl w:ilvl="7" w:tentative="1">
+      <w:start w:val="1"/>
+      <w:numFmt w:val="bullet"/>
+      <w:lvlText w:val=""/>
+      <w:lvlJc w:val="left"/>
+      <w:pPr>
+        <w:tabs>
+          <w:tab w:val="num" w:pos="5760"/>
+        </w:tabs>
+        <w:ind w:left="5760" w:hanging="360"/>
+      </w:pPr>
+      <w:rPr>
+        <w:rFonts w:ascii="Wingdings" w:hAnsi="Wingdings" w:hint="default"/>
+        <w:sz w:val="20"/>
+      </w:rPr>
+    </w:lvl>
+    <w:lvl w:ilvl="8" w:tentative="1">
+      <w:start w:val="1"/>
+      <w:numFmt w:val="bullet"/>
+      <w:lvlText w:val=""/>
+      <w:lvlJc w:val="left"/>
+      <w:pPr>
+        <w:tabs>
+          <w:tab w:val="num" w:pos="6480"/>
+        </w:tabs>
+        <w:ind w:left="6480" w:hanging="360"/>
+      </w:pPr>
+      <w:rPr>
+        <w:rFonts w:ascii="Wingdings" w:hAnsi="Wingdings" w:hint="default"/>
+        <w:sz w:val="20"/>
+      </w:rPr>
+    </w:lvl>
+  </w:abstractNum>
+  <w:abstractNum w:abstractNumId="25" w15:restartNumberingAfterBreak="0">
+    <w:nsid w:val="7064067F"/>
+    <w:multiLevelType w:val="multilevel"/>
+    <w:tmpl w:val="C1684B48"/>
+    <w:lvl w:ilvl="0">
+      <w:start w:val="1"/>
+      <w:numFmt w:val="bullet"/>
+      <w:lvlText w:val=""/>
+      <w:lvlJc w:val="left"/>
+      <w:pPr>
+        <w:tabs>
+          <w:tab w:val="num" w:pos="720"/>
+        </w:tabs>
+        <w:ind w:left="720" w:hanging="360"/>
+      </w:pPr>
+      <w:rPr>
+        <w:rFonts w:ascii="Symbol" w:hAnsi="Symbol" w:hint="default"/>
+        <w:sz w:val="20"/>
+      </w:rPr>
+    </w:lvl>
+    <w:lvl w:ilvl="1" w:tentative="1">
+      <w:start w:val="1"/>
+      <w:numFmt w:val="bullet"/>
+      <w:lvlText w:val="o"/>
+      <w:lvlJc w:val="left"/>
+      <w:pPr>
+        <w:tabs>
+          <w:tab w:val="num" w:pos="1440"/>
+        </w:tabs>
+        <w:ind w:left="1440" w:hanging="360"/>
+      </w:pPr>
+      <w:rPr>
+        <w:rFonts w:ascii="Courier New" w:hAnsi="Courier New" w:hint="default"/>
+        <w:sz w:val="20"/>
+      </w:rPr>
+    </w:lvl>
+    <w:lvl w:ilvl="2" w:tentative="1">
+      <w:start w:val="1"/>
+      <w:numFmt w:val="bullet"/>
+      <w:lvlText w:val=""/>
+      <w:lvlJc w:val="left"/>
+      <w:pPr>
+        <w:tabs>
+          <w:tab w:val="num" w:pos="2160"/>
+        </w:tabs>
+        <w:ind w:left="2160" w:hanging="360"/>
+      </w:pPr>
+      <w:rPr>
+        <w:rFonts w:ascii="Wingdings" w:hAnsi="Wingdings" w:hint="default"/>
+        <w:sz w:val="20"/>
+      </w:rPr>
+    </w:lvl>
+    <w:lvl w:ilvl="3" w:tentative="1">
+      <w:start w:val="1"/>
+      <w:numFmt w:val="bullet"/>
+      <w:lvlText w:val=""/>
+      <w:lvlJc w:val="left"/>
+      <w:pPr>
+        <w:tabs>
+          <w:tab w:val="num" w:pos="2880"/>
+        </w:tabs>
+        <w:ind w:left="2880" w:hanging="360"/>
+      </w:pPr>
+      <w:rPr>
+        <w:rFonts w:ascii="Wingdings" w:hAnsi="Wingdings" w:hint="default"/>
+        <w:sz w:val="20"/>
+      </w:rPr>
+    </w:lvl>
+    <w:lvl w:ilvl="4" w:tentative="1">
+      <w:start w:val="1"/>
+      <w:numFmt w:val="bullet"/>
+      <w:lvlText w:val=""/>
+      <w:lvlJc w:val="left"/>
+      <w:pPr>
+        <w:tabs>
+          <w:tab w:val="num" w:pos="3600"/>
+        </w:tabs>
+        <w:ind w:left="3600" w:hanging="360"/>
+      </w:pPr>
+      <w:rPr>
+        <w:rFonts w:ascii="Wingdings" w:hAnsi="Wingdings" w:hint="default"/>
+        <w:sz w:val="20"/>
+      </w:rPr>
+    </w:lvl>
+    <w:lvl w:ilvl="5" w:tentative="1">
+      <w:start w:val="1"/>
+      <w:numFmt w:val="bullet"/>
+      <w:lvlText w:val=""/>
+      <w:lvlJc w:val="left"/>
+      <w:pPr>
+        <w:tabs>
+          <w:tab w:val="num" w:pos="4320"/>
+        </w:tabs>
+        <w:ind w:left="4320" w:hanging="360"/>
+      </w:pPr>
+      <w:rPr>
+        <w:rFonts w:ascii="Wingdings" w:hAnsi="Wingdings" w:hint="default"/>
+        <w:sz w:val="20"/>
+      </w:rPr>
+    </w:lvl>
+    <w:lvl w:ilvl="6" w:tentative="1">
+      <w:start w:val="1"/>
+      <w:numFmt w:val="bullet"/>
+      <w:lvlText w:val=""/>
+      <w:lvlJc w:val="left"/>
+      <w:pPr>
+        <w:tabs>
+          <w:tab w:val="num" w:pos="5040"/>
+        </w:tabs>
+        <w:ind w:left="5040" w:hanging="360"/>
+      </w:pPr>
+      <w:rPr>
+        <w:rFonts w:ascii="Wingdings" w:hAnsi="Wingdings" w:hint="default"/>
+        <w:sz w:val="20"/>
+      </w:rPr>
+    </w:lvl>
+    <w:lvl w:ilvl="7" w:tentative="1">
+      <w:start w:val="1"/>
+      <w:numFmt w:val="bullet"/>
+      <w:lvlText w:val=""/>
+      <w:lvlJc w:val="left"/>
+      <w:pPr>
+        <w:tabs>
+          <w:tab w:val="num" w:pos="5760"/>
+        </w:tabs>
+        <w:ind w:left="5760" w:hanging="360"/>
+      </w:pPr>
+      <w:rPr>
+        <w:rFonts w:ascii="Wingdings" w:hAnsi="Wingdings" w:hint="default"/>
+        <w:sz w:val="20"/>
+      </w:rPr>
+    </w:lvl>
+    <w:lvl w:ilvl="8" w:tentative="1">
+      <w:start w:val="1"/>
+      <w:numFmt w:val="bullet"/>
+      <w:lvlText w:val=""/>
+      <w:lvlJc w:val="left"/>
+      <w:pPr>
+        <w:tabs>
+          <w:tab w:val="num" w:pos="6480"/>
+        </w:tabs>
+        <w:ind w:left="6480" w:hanging="360"/>
+      </w:pPr>
+      <w:rPr>
+        <w:rFonts w:ascii="Wingdings" w:hAnsi="Wingdings" w:hint="default"/>
+        <w:sz w:val="20"/>
+      </w:rPr>
+    </w:lvl>
+  </w:abstractNum>
+  <w:abstractNum w:abstractNumId="26" w15:restartNumberingAfterBreak="0">
+    <w:nsid w:val="71191317"/>
+    <w:multiLevelType w:val="multilevel"/>
+    <w:tmpl w:val="0BE82EF6"/>
+    <w:lvl w:ilvl="0">
+      <w:start w:val="1"/>
+      <w:numFmt w:val="bullet"/>
+      <w:lvlText w:val=""/>
+      <w:lvlJc w:val="left"/>
+      <w:pPr>
+        <w:tabs>
+          <w:tab w:val="num" w:pos="720"/>
+        </w:tabs>
+        <w:ind w:left="720" w:hanging="360"/>
+      </w:pPr>
+      <w:rPr>
+        <w:rFonts w:ascii="Symbol" w:hAnsi="Symbol" w:hint="default"/>
+        <w:sz w:val="20"/>
+      </w:rPr>
+    </w:lvl>
+    <w:lvl w:ilvl="1" w:tentative="1">
+      <w:start w:val="1"/>
+      <w:numFmt w:val="bullet"/>
+      <w:lvlText w:val="o"/>
+      <w:lvlJc w:val="left"/>
+      <w:pPr>
+        <w:tabs>
+          <w:tab w:val="num" w:pos="1440"/>
+        </w:tabs>
+        <w:ind w:left="1440" w:hanging="360"/>
+      </w:pPr>
+      <w:rPr>
+        <w:rFonts w:ascii="Courier New" w:hAnsi="Courier New" w:hint="default"/>
+        <w:sz w:val="20"/>
+      </w:rPr>
+    </w:lvl>
+    <w:lvl w:ilvl="2" w:tentative="1">
+      <w:start w:val="1"/>
+      <w:numFmt w:val="bullet"/>
+      <w:lvlText w:val=""/>
+      <w:lvlJc w:val="left"/>
+      <w:pPr>
+        <w:tabs>
+          <w:tab w:val="num" w:pos="2160"/>
+        </w:tabs>
+        <w:ind w:left="2160" w:hanging="360"/>
+      </w:pPr>
+      <w:rPr>
+        <w:rFonts w:ascii="Wingdings" w:hAnsi="Wingdings" w:hint="default"/>
+        <w:sz w:val="20"/>
+      </w:rPr>
+    </w:lvl>
+    <w:lvl w:ilvl="3" w:tentative="1">
+      <w:start w:val="1"/>
+      <w:numFmt w:val="bullet"/>
+      <w:lvlText w:val=""/>
+      <w:lvlJc w:val="left"/>
+      <w:pPr>
+        <w:tabs>
+          <w:tab w:val="num" w:pos="2880"/>
+        </w:tabs>
+        <w:ind w:left="2880" w:hanging="360"/>
+      </w:pPr>
+      <w:rPr>
+        <w:rFonts w:ascii="Wingdings" w:hAnsi="Wingdings" w:hint="default"/>
+        <w:sz w:val="20"/>
+      </w:rPr>
+    </w:lvl>
+    <w:lvl w:ilvl="4" w:tentative="1">
+      <w:start w:val="1"/>
+      <w:numFmt w:val="bullet"/>
+      <w:lvlText w:val=""/>
+      <w:lvlJc w:val="left"/>
+      <w:pPr>
+        <w:tabs>
+          <w:tab w:val="num" w:pos="3600"/>
+        </w:tabs>
+        <w:ind w:left="3600" w:hanging="360"/>
+      </w:pPr>
+      <w:rPr>
+        <w:rFonts w:ascii="Wingdings" w:hAnsi="Wingdings" w:hint="default"/>
+        <w:sz w:val="20"/>
+      </w:rPr>
+    </w:lvl>
+    <w:lvl w:ilvl="5" w:tentative="1">
+      <w:start w:val="1"/>
+      <w:numFmt w:val="bullet"/>
+      <w:lvlText w:val=""/>
+      <w:lvlJc w:val="left"/>
+      <w:pPr>
+        <w:tabs>
+          <w:tab w:val="num" w:pos="4320"/>
+        </w:tabs>
+        <w:ind w:left="4320" w:hanging="360"/>
+      </w:pPr>
+      <w:rPr>
+        <w:rFonts w:ascii="Wingdings" w:hAnsi="Wingdings" w:hint="default"/>
+        <w:sz w:val="20"/>
+      </w:rPr>
+    </w:lvl>
+    <w:lvl w:ilvl="6" w:tentative="1">
+      <w:start w:val="1"/>
+      <w:numFmt w:val="bullet"/>
+      <w:lvlText w:val=""/>
+      <w:lvlJc w:val="left"/>
+      <w:pPr>
+        <w:tabs>
+          <w:tab w:val="num" w:pos="5040"/>
+        </w:tabs>
+        <w:ind w:left="5040" w:hanging="360"/>
+      </w:pPr>
+      <w:rPr>
+        <w:rFonts w:ascii="Wingdings" w:hAnsi="Wingdings" w:hint="default"/>
+        <w:sz w:val="20"/>
+      </w:rPr>
+    </w:lvl>
+    <w:lvl w:ilvl="7" w:tentative="1">
+      <w:start w:val="1"/>
+      <w:numFmt w:val="bullet"/>
+      <w:lvlText w:val=""/>
+      <w:lvlJc w:val="left"/>
+      <w:pPr>
+        <w:tabs>
+          <w:tab w:val="num" w:pos="5760"/>
+        </w:tabs>
+        <w:ind w:left="5760" w:hanging="360"/>
+      </w:pPr>
+      <w:rPr>
+        <w:rFonts w:ascii="Wingdings" w:hAnsi="Wingdings" w:hint="default"/>
+        <w:sz w:val="20"/>
+      </w:rPr>
+    </w:lvl>
+    <w:lvl w:ilvl="8" w:tentative="1">
+      <w:start w:val="1"/>
+      <w:numFmt w:val="bullet"/>
+      <w:lvlText w:val=""/>
+      <w:lvlJc w:val="left"/>
+      <w:pPr>
+        <w:tabs>
+          <w:tab w:val="num" w:pos="6480"/>
+        </w:tabs>
+        <w:ind w:left="6480" w:hanging="360"/>
+      </w:pPr>
+      <w:rPr>
+        <w:rFonts w:ascii="Wingdings" w:hAnsi="Wingdings" w:hint="default"/>
+        <w:sz w:val="20"/>
+      </w:rPr>
+    </w:lvl>
+  </w:abstractNum>
+  <w:abstractNum w:abstractNumId="27" w15:restartNumberingAfterBreak="0">
+    <w:nsid w:val="722844B7"/>
+    <w:multiLevelType w:val="multilevel"/>
+    <w:tmpl w:val="E7C0603A"/>
+    <w:lvl w:ilvl="0">
+      <w:start w:val="1"/>
+      <w:numFmt w:val="bullet"/>
+      <w:lvlText w:val=""/>
+      <w:lvlJc w:val="left"/>
+      <w:pPr>
+        <w:tabs>
+          <w:tab w:val="num" w:pos="720"/>
+        </w:tabs>
+        <w:ind w:left="720" w:hanging="360"/>
+      </w:pPr>
+      <w:rPr>
+        <w:rFonts w:ascii="Symbol" w:hAnsi="Symbol" w:hint="default"/>
+        <w:sz w:val="20"/>
+      </w:rPr>
+    </w:lvl>
+    <w:lvl w:ilvl="1" w:tentative="1">
+      <w:start w:val="1"/>
+      <w:numFmt w:val="bullet"/>
+      <w:lvlText w:val="o"/>
+      <w:lvlJc w:val="left"/>
+      <w:pPr>
+        <w:tabs>
+          <w:tab w:val="num" w:pos="1440"/>
+        </w:tabs>
+        <w:ind w:left="1440" w:hanging="360"/>
+      </w:pPr>
+      <w:rPr>
+        <w:rFonts w:ascii="Courier New" w:hAnsi="Courier New" w:hint="default"/>
+        <w:sz w:val="20"/>
+      </w:rPr>
+    </w:lvl>
+    <w:lvl w:ilvl="2" w:tentative="1">
+      <w:start w:val="1"/>
+      <w:numFmt w:val="bullet"/>
+      <w:lvlText w:val=""/>
+      <w:lvlJc w:val="left"/>
+      <w:pPr>
+        <w:tabs>
+          <w:tab w:val="num" w:pos="2160"/>
+        </w:tabs>
+        <w:ind w:left="2160" w:hanging="360"/>
+      </w:pPr>
+      <w:rPr>
+        <w:rFonts w:ascii="Wingdings" w:hAnsi="Wingdings" w:hint="default"/>
+        <w:sz w:val="20"/>
+      </w:rPr>
+    </w:lvl>
+    <w:lvl w:ilvl="3" w:tentative="1">
+      <w:start w:val="1"/>
+      <w:numFmt w:val="bullet"/>
+      <w:lvlText w:val=""/>
+      <w:lvlJc w:val="left"/>
+      <w:pPr>
+        <w:tabs>
+          <w:tab w:val="num" w:pos="2880"/>
+        </w:tabs>
+        <w:ind w:left="2880" w:hanging="360"/>
+      </w:pPr>
+      <w:rPr>
+        <w:rFonts w:ascii="Wingdings" w:hAnsi="Wingdings" w:hint="default"/>
+        <w:sz w:val="20"/>
+      </w:rPr>
+    </w:lvl>
+    <w:lvl w:ilvl="4" w:tentative="1">
+      <w:start w:val="1"/>
+      <w:numFmt w:val="bullet"/>
+      <w:lvlText w:val=""/>
+      <w:lvlJc w:val="left"/>
+      <w:pPr>
+        <w:tabs>
+          <w:tab w:val="num" w:pos="3600"/>
+        </w:tabs>
+        <w:ind w:left="3600" w:hanging="360"/>
+      </w:pPr>
+      <w:rPr>
+        <w:rFonts w:ascii="Wingdings" w:hAnsi="Wingdings" w:hint="default"/>
+        <w:sz w:val="20"/>
+      </w:rPr>
+    </w:lvl>
+    <w:lvl w:ilvl="5" w:tentative="1">
+      <w:start w:val="1"/>
+      <w:numFmt w:val="bullet"/>
+      <w:lvlText w:val=""/>
+      <w:lvlJc w:val="left"/>
+      <w:pPr>
+        <w:tabs>
+          <w:tab w:val="num" w:pos="4320"/>
+        </w:tabs>
+        <w:ind w:left="4320" w:hanging="360"/>
+      </w:pPr>
+      <w:rPr>
+        <w:rFonts w:ascii="Wingdings" w:hAnsi="Wingdings" w:hint="default"/>
+        <w:sz w:val="20"/>
+      </w:rPr>
+    </w:lvl>
+    <w:lvl w:ilvl="6" w:tentative="1">
+      <w:start w:val="1"/>
+      <w:numFmt w:val="bullet"/>
+      <w:lvlText w:val=""/>
+      <w:lvlJc w:val="left"/>
+      <w:pPr>
+        <w:tabs>
+          <w:tab w:val="num" w:pos="5040"/>
+        </w:tabs>
+        <w:ind w:left="5040" w:hanging="360"/>
+      </w:pPr>
+      <w:rPr>
+        <w:rFonts w:ascii="Wingdings" w:hAnsi="Wingdings" w:hint="default"/>
+        <w:sz w:val="20"/>
+      </w:rPr>
+    </w:lvl>
+    <w:lvl w:ilvl="7" w:tentative="1">
+      <w:start w:val="1"/>
+      <w:numFmt w:val="bullet"/>
+      <w:lvlText w:val=""/>
+      <w:lvlJc w:val="left"/>
+      <w:pPr>
+        <w:tabs>
+          <w:tab w:val="num" w:pos="5760"/>
+        </w:tabs>
+        <w:ind w:left="5760" w:hanging="360"/>
+      </w:pPr>
+      <w:rPr>
+        <w:rFonts w:ascii="Wingdings" w:hAnsi="Wingdings" w:hint="default"/>
+        <w:sz w:val="20"/>
+      </w:rPr>
+    </w:lvl>
+    <w:lvl w:ilvl="8" w:tentative="1">
+      <w:start w:val="1"/>
+      <w:numFmt w:val="bullet"/>
+      <w:lvlText w:val=""/>
+      <w:lvlJc w:val="left"/>
+      <w:pPr>
+        <w:tabs>
+          <w:tab w:val="num" w:pos="6480"/>
+        </w:tabs>
+        <w:ind w:left="6480" w:hanging="360"/>
+      </w:pPr>
+      <w:rPr>
+        <w:rFonts w:ascii="Wingdings" w:hAnsi="Wingdings" w:hint="default"/>
+        <w:sz w:val="20"/>
+      </w:rPr>
+    </w:lvl>
+  </w:abstractNum>
+  <w:abstractNum w:abstractNumId="28" w15:restartNumberingAfterBreak="0">
+    <w:nsid w:val="74436F2B"/>
+    <w:multiLevelType w:val="multilevel"/>
+    <w:tmpl w:val="4DDE9E6C"/>
+    <w:lvl w:ilvl="0">
+      <w:start w:val="1"/>
+      <w:numFmt w:val="bullet"/>
+      <w:lvlText w:val=""/>
+      <w:lvlJc w:val="left"/>
+      <w:pPr>
+        <w:tabs>
+          <w:tab w:val="num" w:pos="720"/>
+        </w:tabs>
+        <w:ind w:left="720" w:hanging="360"/>
+      </w:pPr>
+      <w:rPr>
+        <w:rFonts w:ascii="Symbol" w:hAnsi="Symbol" w:hint="default"/>
+        <w:sz w:val="20"/>
+      </w:rPr>
+    </w:lvl>
+    <w:lvl w:ilvl="1">
+      <w:start w:val="1"/>
+      <w:numFmt w:val="bullet"/>
+      <w:lvlText w:val="o"/>
+      <w:lvlJc w:val="left"/>
+      <w:pPr>
+        <w:tabs>
+          <w:tab w:val="num" w:pos="1440"/>
+        </w:tabs>
+        <w:ind w:left="1440" w:hanging="360"/>
+      </w:pPr>
+      <w:rPr>
+        <w:rFonts w:ascii="Courier New" w:hAnsi="Courier New" w:hint="default"/>
+        <w:sz w:val="20"/>
+      </w:rPr>
+    </w:lvl>
+    <w:lvl w:ilvl="2" w:tentative="1">
+      <w:start w:val="1"/>
+      <w:numFmt w:val="bullet"/>
+      <w:lvlText w:val=""/>
+      <w:lvlJc w:val="left"/>
+      <w:pPr>
+        <w:tabs>
+          <w:tab w:val="num" w:pos="2160"/>
+        </w:tabs>
+        <w:ind w:left="2160" w:hanging="360"/>
+      </w:pPr>
+      <w:rPr>
+        <w:rFonts w:ascii="Wingdings" w:hAnsi="Wingdings" w:hint="default"/>
+        <w:sz w:val="20"/>
+      </w:rPr>
+    </w:lvl>
+    <w:lvl w:ilvl="3" w:tentative="1">
+      <w:start w:val="1"/>
+      <w:numFmt w:val="bullet"/>
+      <w:lvlText w:val=""/>
+      <w:lvlJc w:val="left"/>
+      <w:pPr>
+        <w:tabs>
+          <w:tab w:val="num" w:pos="2880"/>
+        </w:tabs>
+        <w:ind w:left="2880" w:hanging="360"/>
+      </w:pPr>
+      <w:rPr>
+        <w:rFonts w:ascii="Wingdings" w:hAnsi="Wingdings" w:hint="default"/>
+        <w:sz w:val="20"/>
+      </w:rPr>
+    </w:lvl>
+    <w:lvl w:ilvl="4" w:tentative="1">
+      <w:start w:val="1"/>
+      <w:numFmt w:val="bullet"/>
+      <w:lvlText w:val=""/>
+      <w:lvlJc w:val="left"/>
+      <w:pPr>
+        <w:tabs>
+          <w:tab w:val="num" w:pos="3600"/>
+        </w:tabs>
+        <w:ind w:left="3600" w:hanging="360"/>
+      </w:pPr>
+      <w:rPr>
+        <w:rFonts w:ascii="Wingdings" w:hAnsi="Wingdings" w:hint="default"/>
+        <w:sz w:val="20"/>
+      </w:rPr>
+    </w:lvl>
+    <w:lvl w:ilvl="5" w:tentative="1">
+      <w:start w:val="1"/>
+      <w:numFmt w:val="bullet"/>
+      <w:lvlText w:val=""/>
+      <w:lvlJc w:val="left"/>
+      <w:pPr>
+        <w:tabs>
+          <w:tab w:val="num" w:pos="4320"/>
+        </w:tabs>
+        <w:ind w:left="4320" w:hanging="360"/>
+      </w:pPr>
+      <w:rPr>
+        <w:rFonts w:ascii="Wingdings" w:hAnsi="Wingdings" w:hint="default"/>
+        <w:sz w:val="20"/>
+      </w:rPr>
+    </w:lvl>
+    <w:lvl w:ilvl="6" w:tentative="1">
+      <w:start w:val="1"/>
+      <w:numFmt w:val="bullet"/>
+      <w:lvlText w:val=""/>
+      <w:lvlJc w:val="left"/>
+      <w:pPr>
+        <w:tabs>
+          <w:tab w:val="num" w:pos="5040"/>
+        </w:tabs>
+        <w:ind w:left="5040" w:hanging="360"/>
+      </w:pPr>
+      <w:rPr>
+        <w:rFonts w:ascii="Wingdings" w:hAnsi="Wingdings" w:hint="default"/>
+        <w:sz w:val="20"/>
+      </w:rPr>
+    </w:lvl>
+    <w:lvl w:ilvl="7" w:tentative="1">
+      <w:start w:val="1"/>
+      <w:numFmt w:val="bullet"/>
+      <w:lvlText w:val=""/>
+      <w:lvlJc w:val="left"/>
+      <w:pPr>
+        <w:tabs>
+          <w:tab w:val="num" w:pos="5760"/>
+        </w:tabs>
+        <w:ind w:left="5760" w:hanging="360"/>
+      </w:pPr>
+      <w:rPr>
+        <w:rFonts w:ascii="Wingdings" w:hAnsi="Wingdings" w:hint="default"/>
+        <w:sz w:val="20"/>
+      </w:rPr>
+    </w:lvl>
+    <w:lvl w:ilvl="8" w:tentative="1">
+      <w:start w:val="1"/>
+      <w:numFmt w:val="bullet"/>
+      <w:lvlText w:val=""/>
+      <w:lvlJc w:val="left"/>
+      <w:pPr>
+        <w:tabs>
+          <w:tab w:val="num" w:pos="6480"/>
+        </w:tabs>
+        <w:ind w:left="6480" w:hanging="360"/>
+      </w:pPr>
+      <w:rPr>
+        <w:rFonts w:ascii="Wingdings" w:hAnsi="Wingdings" w:hint="default"/>
+        <w:sz w:val="20"/>
+      </w:rPr>
+    </w:lvl>
+  </w:abstractNum>
+  <w:abstractNum w:abstractNumId="29" w15:restartNumberingAfterBreak="0">
+    <w:nsid w:val="756E6054"/>
+    <w:multiLevelType w:val="multilevel"/>
+    <w:tmpl w:val="98A2E468"/>
+    <w:lvl w:ilvl="0">
+      <w:start w:val="1"/>
+      <w:numFmt w:val="bullet"/>
+      <w:lvlText w:val=""/>
+      <w:lvlJc w:val="left"/>
+      <w:pPr>
+        <w:tabs>
+          <w:tab w:val="num" w:pos="720"/>
+        </w:tabs>
+        <w:ind w:left="720" w:hanging="360"/>
+      </w:pPr>
+      <w:rPr>
+        <w:rFonts w:ascii="Symbol" w:hAnsi="Symbol" w:hint="default"/>
+        <w:sz w:val="20"/>
+      </w:rPr>
+    </w:lvl>
+    <w:lvl w:ilvl="1" w:tentative="1">
+      <w:start w:val="1"/>
+      <w:numFmt w:val="bullet"/>
+      <w:lvlText w:val="o"/>
+      <w:lvlJc w:val="left"/>
+      <w:pPr>
+        <w:tabs>
+          <w:tab w:val="num" w:pos="1440"/>
+        </w:tabs>
+        <w:ind w:left="1440" w:hanging="360"/>
+      </w:pPr>
+      <w:rPr>
+        <w:rFonts w:ascii="Courier New" w:hAnsi="Courier New" w:hint="default"/>
+        <w:sz w:val="20"/>
+      </w:rPr>
+    </w:lvl>
+    <w:lvl w:ilvl="2" w:tentative="1">
+      <w:start w:val="1"/>
+      <w:numFmt w:val="bullet"/>
+      <w:lvlText w:val=""/>
+      <w:lvlJc w:val="left"/>
+      <w:pPr>
+        <w:tabs>
+          <w:tab w:val="num" w:pos="2160"/>
+        </w:tabs>
+        <w:ind w:left="2160" w:hanging="360"/>
+      </w:pPr>
+      <w:rPr>
+        <w:rFonts w:ascii="Wingdings" w:hAnsi="Wingdings" w:hint="default"/>
+        <w:sz w:val="20"/>
+      </w:rPr>
+    </w:lvl>
+    <w:lvl w:ilvl="3" w:tentative="1">
+      <w:start w:val="1"/>
+      <w:numFmt w:val="bullet"/>
+      <w:lvlText w:val=""/>
+      <w:lvlJc w:val="left"/>
+      <w:pPr>
+        <w:tabs>
+          <w:tab w:val="num" w:pos="2880"/>
+        </w:tabs>
+        <w:ind w:left="2880" w:hanging="360"/>
+      </w:pPr>
+      <w:rPr>
+        <w:rFonts w:ascii="Wingdings" w:hAnsi="Wingdings" w:hint="default"/>
+        <w:sz w:val="20"/>
+      </w:rPr>
+    </w:lvl>
+    <w:lvl w:ilvl="4" w:tentative="1">
+      <w:start w:val="1"/>
+      <w:numFmt w:val="bullet"/>
+      <w:lvlText w:val=""/>
+      <w:lvlJc w:val="left"/>
+      <w:pPr>
+        <w:tabs>
+          <w:tab w:val="num" w:pos="3600"/>
+        </w:tabs>
+        <w:ind w:left="3600" w:hanging="360"/>
+      </w:pPr>
+      <w:rPr>
+        <w:rFonts w:ascii="Wingdings" w:hAnsi="Wingdings" w:hint="default"/>
+        <w:sz w:val="20"/>
+      </w:rPr>
+    </w:lvl>
+    <w:lvl w:ilvl="5" w:tentative="1">
+      <w:start w:val="1"/>
+      <w:numFmt w:val="bullet"/>
+      <w:lvlText w:val=""/>
+      <w:lvlJc w:val="left"/>
+      <w:pPr>
+        <w:tabs>
+          <w:tab w:val="num" w:pos="4320"/>
+        </w:tabs>
+        <w:ind w:left="4320" w:hanging="360"/>
+      </w:pPr>
+      <w:rPr>
+        <w:rFonts w:ascii="Wingdings" w:hAnsi="Wingdings" w:hint="default"/>
+        <w:sz w:val="20"/>
+      </w:rPr>
+    </w:lvl>
+    <w:lvl w:ilvl="6" w:tentative="1">
+      <w:start w:val="1"/>
+      <w:numFmt w:val="bullet"/>
+      <w:lvlText w:val=""/>
+      <w:lvlJc w:val="left"/>
+      <w:pPr>
+        <w:tabs>
+          <w:tab w:val="num" w:pos="5040"/>
+        </w:tabs>
+        <w:ind w:left="5040" w:hanging="360"/>
+      </w:pPr>
+      <w:rPr>
+        <w:rFonts w:ascii="Wingdings" w:hAnsi="Wingdings" w:hint="default"/>
+        <w:sz w:val="20"/>
+      </w:rPr>
+    </w:lvl>
+    <w:lvl w:ilvl="7" w:tentative="1">
+      <w:start w:val="1"/>
+      <w:numFmt w:val="bullet"/>
+      <w:lvlText w:val=""/>
+      <w:lvlJc w:val="left"/>
+      <w:pPr>
+        <w:tabs>
+          <w:tab w:val="num" w:pos="5760"/>
+        </w:tabs>
+        <w:ind w:left="5760" w:hanging="360"/>
+      </w:pPr>
+      <w:rPr>
+        <w:rFonts w:ascii="Wingdings" w:hAnsi="Wingdings" w:hint="default"/>
+        <w:sz w:val="20"/>
+      </w:rPr>
+    </w:lvl>
+    <w:lvl w:ilvl="8" w:tentative="1">
+      <w:start w:val="1"/>
+      <w:numFmt w:val="bullet"/>
+      <w:lvlText w:val=""/>
+      <w:lvlJc w:val="left"/>
+      <w:pPr>
+        <w:tabs>
+          <w:tab w:val="num" w:pos="6480"/>
+        </w:tabs>
+        <w:ind w:left="6480" w:hanging="360"/>
+      </w:pPr>
+      <w:rPr>
+        <w:rFonts w:ascii="Wingdings" w:hAnsi="Wingdings" w:hint="default"/>
+        <w:sz w:val="20"/>
+      </w:rPr>
+    </w:lvl>
+  </w:abstractNum>
+  <w:abstractNum w:abstractNumId="30" w15:restartNumberingAfterBreak="0">
+    <w:nsid w:val="76DD417C"/>
+    <w:multiLevelType w:val="multilevel"/>
+    <w:tmpl w:val="0846C394"/>
+    <w:lvl w:ilvl="0">
+      <w:start w:val="1"/>
+      <w:numFmt w:val="decimal"/>
+      <w:lvlText w:val="%1."/>
+      <w:lvlJc w:val="left"/>
+      <w:pPr>
+        <w:tabs>
+          <w:tab w:val="num" w:pos="720"/>
+        </w:tabs>
+        <w:ind w:left="720" w:hanging="360"/>
+      </w:pPr>
+    </w:lvl>
+    <w:lvl w:ilvl="1">
+      <w:start w:val="1"/>
+      <w:numFmt w:val="bullet"/>
+      <w:lvlText w:val="o"/>
+      <w:lvlJc w:val="left"/>
+      <w:pPr>
+        <w:tabs>
+          <w:tab w:val="num" w:pos="1440"/>
+        </w:tabs>
+        <w:ind w:left="1440" w:hanging="360"/>
+      </w:pPr>
+      <w:rPr>
+        <w:rFonts w:ascii="Courier New" w:hAnsi="Courier New" w:hint="default"/>
+        <w:sz w:val="20"/>
+      </w:rPr>
+    </w:lvl>
+    <w:lvl w:ilvl="2" w:tentative="1">
+      <w:start w:val="1"/>
+      <w:numFmt w:val="decimal"/>
+      <w:lvlText w:val="%3."/>
+      <w:lvlJc w:val="left"/>
+      <w:pPr>
+        <w:tabs>
+          <w:tab w:val="num" w:pos="2160"/>
+        </w:tabs>
+        <w:ind w:left="2160" w:hanging="360"/>
+      </w:pPr>
+    </w:lvl>
+    <w:lvl w:ilvl="3" w:tentative="1">
+      <w:start w:val="1"/>
+      <w:numFmt w:val="decimal"/>
+      <w:lvlText w:val="%4."/>
+      <w:lvlJc w:val="left"/>
+      <w:pPr>
+        <w:tabs>
+          <w:tab w:val="num" w:pos="2880"/>
+        </w:tabs>
+        <w:ind w:left="2880" w:hanging="360"/>
+      </w:pPr>
+    </w:lvl>
+    <w:lvl w:ilvl="4" w:tentative="1">
+      <w:start w:val="1"/>
+      <w:numFmt w:val="decimal"/>
+      <w:lvlText w:val="%5."/>
+      <w:lvlJc w:val="left"/>
+      <w:pPr>
+        <w:tabs>
+          <w:tab w:val="num" w:pos="3600"/>
+        </w:tabs>
+        <w:ind w:left="3600" w:hanging="360"/>
+      </w:pPr>
+    </w:lvl>
+    <w:lvl w:ilvl="5" w:tentative="1">
+      <w:start w:val="1"/>
+      <w:numFmt w:val="decimal"/>
+      <w:lvlText w:val="%6."/>
+      <w:lvlJc w:val="left"/>
+      <w:pPr>
+        <w:tabs>
+          <w:tab w:val="num" w:pos="4320"/>
+        </w:tabs>
+        <w:ind w:left="4320" w:hanging="360"/>
+      </w:pPr>
+    </w:lvl>
+    <w:lvl w:ilvl="6" w:tentative="1">
+      <w:start w:val="1"/>
+      <w:numFmt w:val="decimal"/>
+      <w:lvlText w:val="%7."/>
+      <w:lvlJc w:val="left"/>
+      <w:pPr>
+        <w:tabs>
+          <w:tab w:val="num" w:pos="5040"/>
+        </w:tabs>
+        <w:ind w:left="5040" w:hanging="360"/>
+      </w:pPr>
+    </w:lvl>
+    <w:lvl w:ilvl="7" w:tentative="1">
+      <w:start w:val="1"/>
+      <w:numFmt w:val="decimal"/>
+      <w:lvlText w:val="%8."/>
+      <w:lvlJc w:val="left"/>
+      <w:pPr>
+        <w:tabs>
+          <w:tab w:val="num" w:pos="5760"/>
+        </w:tabs>
+        <w:ind w:left="5760" w:hanging="360"/>
+      </w:pPr>
+    </w:lvl>
+    <w:lvl w:ilvl="8" w:tentative="1">
+      <w:start w:val="1"/>
+      <w:numFmt w:val="decimal"/>
+      <w:lvlText w:val="%9."/>
+      <w:lvlJc w:val="left"/>
+      <w:pPr>
+        <w:tabs>
+          <w:tab w:val="num" w:pos="6480"/>
+        </w:tabs>
+        <w:ind w:left="6480" w:hanging="360"/>
+      </w:pPr>
+    </w:lvl>
+  </w:abstractNum>
+  <w:abstractNum w:abstractNumId="31" w15:restartNumberingAfterBreak="0">
     <w:nsid w:val="7DB2637D"/>
     <w:multiLevelType w:val="multilevel"/>
     <w:tmpl w:val="ED9AF422"/>
@@ -10363,7 +16530,7 @@
       </w:rPr>
     </w:lvl>
   </w:abstractNum>
-  <w:abstractNum w:abstractNumId="13" w15:restartNumberingAfterBreak="0">
+  <w:abstractNum w:abstractNumId="32" w15:restartNumberingAfterBreak="0">
     <w:nsid w:val="7DD366A2"/>
     <w:multiLevelType w:val="multilevel"/>
     <w:tmpl w:val="478426C4"/>
@@ -10540,19 +16707,76 @@
     <w:abstractNumId w:val="0"/>
   </w:num>
   <w:num w:numId="10" w16cid:durableId="346176081">
+    <w:abstractNumId w:val="15"/>
+  </w:num>
+  <w:num w:numId="11" w16cid:durableId="1101335812">
+    <w:abstractNumId w:val="32"/>
+  </w:num>
+  <w:num w:numId="12" w16cid:durableId="942146246">
+    <w:abstractNumId w:val="31"/>
+  </w:num>
+  <w:num w:numId="13" w16cid:durableId="1182205782">
+    <w:abstractNumId w:val="11"/>
+  </w:num>
+  <w:num w:numId="14" w16cid:durableId="2002074248">
+    <w:abstractNumId w:val="21"/>
+  </w:num>
+  <w:num w:numId="15" w16cid:durableId="408775453">
+    <w:abstractNumId w:val="27"/>
+  </w:num>
+  <w:num w:numId="16" w16cid:durableId="247231863">
+    <w:abstractNumId w:val="28"/>
+  </w:num>
+  <w:num w:numId="17" w16cid:durableId="1299266344">
     <w:abstractNumId w:val="10"/>
   </w:num>
-  <w:num w:numId="11" w16cid:durableId="1101335812">
+  <w:num w:numId="18" w16cid:durableId="709039414">
+    <w:abstractNumId w:val="18"/>
+  </w:num>
+  <w:num w:numId="19" w16cid:durableId="1332441312">
+    <w:abstractNumId w:val="25"/>
+  </w:num>
+  <w:num w:numId="20" w16cid:durableId="1281297681">
+    <w:abstractNumId w:val="12"/>
+  </w:num>
+  <w:num w:numId="21" w16cid:durableId="2033453166">
+    <w:abstractNumId w:val="29"/>
+  </w:num>
+  <w:num w:numId="22" w16cid:durableId="619917332">
+    <w:abstractNumId w:val="22"/>
+  </w:num>
+  <w:num w:numId="23" w16cid:durableId="1891766989">
+    <w:abstractNumId w:val="19"/>
+  </w:num>
+  <w:num w:numId="24" w16cid:durableId="1419135892">
+    <w:abstractNumId w:val="30"/>
+  </w:num>
+  <w:num w:numId="25" w16cid:durableId="2063940118">
+    <w:abstractNumId w:val="14"/>
+  </w:num>
+  <w:num w:numId="26" w16cid:durableId="629435832">
+    <w:abstractNumId w:val="16"/>
+  </w:num>
+  <w:num w:numId="27" w16cid:durableId="918095376">
+    <w:abstractNumId w:val="24"/>
+  </w:num>
+  <w:num w:numId="28" w16cid:durableId="807749637">
+    <w:abstractNumId w:val="20"/>
+  </w:num>
+  <w:num w:numId="29" w16cid:durableId="441653410">
     <w:abstractNumId w:val="13"/>
   </w:num>
-  <w:num w:numId="12" w16cid:durableId="942146246">
-    <w:abstractNumId w:val="12"/>
+  <w:num w:numId="30" w16cid:durableId="1023245817">
+    <w:abstractNumId w:val="17"/>
   </w:num>
-  <w:num w:numId="13" w16cid:durableId="1182205782">
+  <w:num w:numId="31" w16cid:durableId="1465584816">
     <w:abstractNumId w:val="9"/>
   </w:num>
-  <w:num w:numId="14" w16cid:durableId="2002074248">
-    <w:abstractNumId w:val="11"/>
+  <w:num w:numId="32" w16cid:durableId="1842306516">
+    <w:abstractNumId w:val="26"/>
+  </w:num>
+  <w:num w:numId="33" w16cid:durableId="1572888411">
+    <w:abstractNumId w:val="23"/>
   </w:num>
 </w:numbering>
 </file>
@@ -11168,7 +17392,6 @@
   <w:style w:type="character" w:default="1" w:styleId="DefaultParagraphFont">
     <w:name w:val="Default Paragraph Font"/>
     <w:uiPriority w:val="1"/>
-    <w:semiHidden/>
     <w:unhideWhenUsed/>
   </w:style>
   <w:style w:type="table" w:default="1" w:styleId="TableNormal">

--- a/Docs and Assets/Graviton_Phaze_GDD.docx
+++ b/Docs and Assets/Graviton_Phaze_GDD.docx
@@ -61,15 +61,7 @@
         <w:t>can swallow the player</w:t>
       </w:r>
       <w:r>
-        <w:t xml:space="preserve">; </w:t>
-      </w:r>
-      <w:proofErr w:type="gramStart"/>
-      <w:r>
-        <w:t>counts</w:t>
-      </w:r>
-      <w:proofErr w:type="gramEnd"/>
-      <w:r>
-        <w:t xml:space="preserve"> as a fail</w:t>
+        <w:t>; counts as a fail</w:t>
       </w:r>
       <w:r>
         <w:t>ed attempt</w:t>
@@ -150,21 +142,8 @@
       <w:pPr>
         <w:pStyle w:val="ListBullet"/>
       </w:pPr>
-      <w:proofErr w:type="spellStart"/>
-      <w:r>
-        <w:t>InputActionAsset</w:t>
-      </w:r>
-      <w:proofErr w:type="spellEnd"/>
-      <w:r>
-        <w:t xml:space="preserve">: </w:t>
-      </w:r>
-      <w:proofErr w:type="spellStart"/>
-      <w:r>
-        <w:t>GravitonInput.inputactions</w:t>
-      </w:r>
-      <w:proofErr w:type="spellEnd"/>
-      <w:r>
-        <w:t xml:space="preserve"> (Generate C# Class on).</w:t>
+      <w:r>
+        <w:t>InputActionAsset: GravitonInput.inputactions (Generate C# Class on).</w:t>
       </w:r>
     </w:p>
     <w:p>
@@ -180,57 +159,23 @@
         <w:pStyle w:val="ListBullet"/>
       </w:pPr>
       <w:r>
-        <w:t xml:space="preserve">Control Scheme: </w:t>
-      </w:r>
-      <w:proofErr w:type="spellStart"/>
-      <w:r>
-        <w:t>TouchGyro</w:t>
-      </w:r>
-      <w:proofErr w:type="spellEnd"/>
-      <w:r>
-        <w:t xml:space="preserve"> (Touchscreen + </w:t>
-      </w:r>
-      <w:proofErr w:type="spellStart"/>
-      <w:r>
-        <w:t>AttitudeSensor</w:t>
-      </w:r>
-      <w:proofErr w:type="spellEnd"/>
-      <w:r>
-        <w:t>; Accelerometer fallback).</w:t>
+        <w:t>Control Scheme: TouchGyro (Touchscreen + AttitudeSensor; Accelerometer fallback).</w:t>
       </w:r>
     </w:p>
     <w:p>
       <w:pPr>
         <w:pStyle w:val="ListBullet"/>
       </w:pPr>
-      <w:proofErr w:type="spellStart"/>
-      <w:r>
-        <w:t>PlayerInput</w:t>
-      </w:r>
-      <w:proofErr w:type="spellEnd"/>
-      <w:r>
-        <w:t xml:space="preserve"> component: switches action maps.</w:t>
+      <w:r>
+        <w:t>PlayerInput component: switches action maps.</w:t>
       </w:r>
     </w:p>
     <w:p>
       <w:pPr>
         <w:pStyle w:val="ListBullet"/>
       </w:pPr>
-      <w:proofErr w:type="spellStart"/>
-      <w:r>
-        <w:t>InputSystemUIInputModule</w:t>
-      </w:r>
-      <w:proofErr w:type="spellEnd"/>
-      <w:r>
-        <w:t xml:space="preserve"> on </w:t>
-      </w:r>
-      <w:proofErr w:type="spellStart"/>
-      <w:r>
-        <w:t>EventSystem</w:t>
-      </w:r>
-      <w:proofErr w:type="spellEnd"/>
-      <w:r>
-        <w:t>: UI consumes touches; gameplay ignores touches over UI.</w:t>
+      <w:r>
+        <w:t>InputSystemUIInputModule on EventSystem: UI consumes touches; gameplay ignores touches over UI.</w:t>
       </w:r>
     </w:p>
     <w:p>
@@ -243,108 +188,37 @@
     </w:p>
     <w:p>
       <w:r>
-        <w:t xml:space="preserve">A) Plan (Probe </w:t>
-      </w:r>
-      <w:proofErr w:type="gramStart"/>
-      <w:r>
-        <w:t>Phase) —</w:t>
-      </w:r>
-      <w:proofErr w:type="gramEnd"/>
-      <w:r>
-        <w:t xml:space="preserve"> drag to aim, release to fire</w:t>
+        <w:t>A) Plan (Probe Phase) — drag to aim, release to fire</w:t>
       </w:r>
     </w:p>
     <w:p>
       <w:pPr>
         <w:pStyle w:val="ListBullet"/>
       </w:pPr>
-      <w:proofErr w:type="spellStart"/>
-      <w:r>
-        <w:t>AimPoint</w:t>
-      </w:r>
-      <w:proofErr w:type="spellEnd"/>
-      <w:r>
-        <w:t xml:space="preserve"> (</w:t>
-      </w:r>
-      <w:proofErr w:type="gramStart"/>
-      <w:r>
-        <w:t>Vector2) —</w:t>
-      </w:r>
-      <w:proofErr w:type="gramEnd"/>
-      <w:r>
-        <w:t xml:space="preserve"> Touchscreen/</w:t>
-      </w:r>
-      <w:proofErr w:type="spellStart"/>
-      <w:r>
-        <w:t>primaryTouch</w:t>
-      </w:r>
-      <w:proofErr w:type="spellEnd"/>
-      <w:r>
-        <w:t>/position.</w:t>
+      <w:r>
+        <w:t>AimPoint (Vector2) — Touchscreen/primaryTouch/position.</w:t>
       </w:r>
     </w:p>
     <w:p>
       <w:pPr>
         <w:pStyle w:val="ListBullet"/>
       </w:pPr>
-      <w:proofErr w:type="spellStart"/>
-      <w:r>
-        <w:t>AimHold</w:t>
-      </w:r>
-      <w:proofErr w:type="spellEnd"/>
-      <w:r>
-        <w:t xml:space="preserve"> (</w:t>
-      </w:r>
-      <w:proofErr w:type="gramStart"/>
-      <w:r>
-        <w:t>Button) —</w:t>
-      </w:r>
-      <w:proofErr w:type="gramEnd"/>
-      <w:r>
-        <w:t xml:space="preserve"> Touchscreen/</w:t>
-      </w:r>
-      <w:proofErr w:type="spellStart"/>
-      <w:r>
-        <w:t>primaryTouch</w:t>
-      </w:r>
-      <w:proofErr w:type="spellEnd"/>
-      <w:r>
-        <w:t>/press with Press (default).  Use events: started → begin aim; performed (held) → update aim; canceled (on finger release) → fire.</w:t>
+      <w:r>
+        <w:t>AimHold (Button) — Touchscreen/primaryTouch/press with Press (default).  Use events: started → begin aim; performed (held) → update aim; canceled (on finger release) → fire.</w:t>
       </w:r>
     </w:p>
     <w:p>
       <w:pPr>
         <w:pStyle w:val="ListBullet"/>
       </w:pPr>
-      <w:proofErr w:type="spellStart"/>
-      <w:r>
-        <w:t>SwapProbe</w:t>
-      </w:r>
-      <w:proofErr w:type="spellEnd"/>
-      <w:r>
-        <w:t xml:space="preserve"> (</w:t>
-      </w:r>
-      <w:proofErr w:type="gramStart"/>
-      <w:r>
-        <w:t>Button) —</w:t>
-      </w:r>
-      <w:proofErr w:type="gramEnd"/>
-      <w:r>
-        <w:t xml:space="preserve"> UI button (icon).</w:t>
+      <w:r>
+        <w:t>SwapProbe (Button) — UI button (icon).</w:t>
       </w:r>
     </w:p>
     <w:p>
       <w:r>
         <w:lastRenderedPageBreak/>
-        <w:t xml:space="preserve">B) Fly (Skiff </w:t>
-      </w:r>
-      <w:proofErr w:type="gramStart"/>
-      <w:r>
-        <w:t>Phase) —</w:t>
-      </w:r>
-      <w:proofErr w:type="gramEnd"/>
-      <w:r>
-        <w:t xml:space="preserve"> tilt to steer; touch anywhere to thrust (except UI buttons)</w:t>
+        <w:t>B) Fly (Skiff Phase) — tilt to steer; touch anywhere to thrust (except UI buttons)</w:t>
       </w:r>
     </w:p>
     <w:p>
@@ -352,31 +226,7 @@
         <w:pStyle w:val="ListBullet"/>
       </w:pPr>
       <w:r>
-        <w:t>Thrust (Button) — Touchscreen/</w:t>
-      </w:r>
-      <w:proofErr w:type="spellStart"/>
-      <w:r>
-        <w:t>primaryTouch</w:t>
-      </w:r>
-      <w:proofErr w:type="spellEnd"/>
-      <w:r>
-        <w:t xml:space="preserve">/press with </w:t>
-      </w:r>
-      <w:proofErr w:type="spellStart"/>
-      <w:r>
-        <w:t>Press&amp;Hold</w:t>
-      </w:r>
-      <w:proofErr w:type="spellEnd"/>
-      <w:r>
-        <w:t xml:space="preserve">; gameplay is disabled under UI via </w:t>
-      </w:r>
-      <w:proofErr w:type="spellStart"/>
-      <w:r>
-        <w:t>InputSystemUIInputModule</w:t>
-      </w:r>
-      <w:proofErr w:type="spellEnd"/>
-      <w:r>
-        <w:t>.</w:t>
+        <w:t>Thrust (Button) — Touchscreen/primaryTouch/press with Press&amp;Hold; gameplay is disabled under UI via InputSystemUIInputModule.</w:t>
       </w:r>
     </w:p>
     <w:p>
@@ -384,31 +234,7 @@
         <w:pStyle w:val="ListBullet"/>
       </w:pPr>
       <w:r>
-        <w:t>Burst (</w:t>
-      </w:r>
-      <w:proofErr w:type="gramStart"/>
-      <w:r>
-        <w:t>Button) —</w:t>
-      </w:r>
-      <w:proofErr w:type="gramEnd"/>
-      <w:r>
-        <w:t xml:space="preserve"> Touchscreen/</w:t>
-      </w:r>
-      <w:proofErr w:type="spellStart"/>
-      <w:r>
-        <w:t>primaryTouch</w:t>
-      </w:r>
-      <w:proofErr w:type="spellEnd"/>
-      <w:r>
-        <w:t>/tap with Tap (</w:t>
-      </w:r>
-      <w:proofErr w:type="spellStart"/>
-      <w:r>
-        <w:t>TapCount</w:t>
-      </w:r>
-      <w:proofErr w:type="spellEnd"/>
-      <w:r>
-        <w:t>=2).</w:t>
+        <w:t>Burst (Button) — Touchscreen/primaryTouch/tap with Tap (TapCount=2).</w:t>
       </w:r>
     </w:p>
     <w:p>
@@ -416,15 +242,7 @@
         <w:pStyle w:val="ListBullet"/>
       </w:pPr>
       <w:r>
-        <w:t>Sustained (Button) — Touchscreen/</w:t>
-      </w:r>
-      <w:proofErr w:type="spellStart"/>
-      <w:r>
-        <w:t>primaryTouch</w:t>
-      </w:r>
-      <w:proofErr w:type="spellEnd"/>
-      <w:r>
-        <w:t>/press with Hold (MinDuration≈0.35s).</w:t>
+        <w:t>Sustained (Button) — Touchscreen/primaryTouch/press with Hold (MinDuration≈0.35s).</w:t>
       </w:r>
     </w:p>
     <w:p>
@@ -432,31 +250,7 @@
         <w:pStyle w:val="ListBullet"/>
       </w:pPr>
       <w:r>
-        <w:t>Turn (</w:t>
-      </w:r>
-      <w:proofErr w:type="gramStart"/>
-      <w:r>
-        <w:t>Vector2) —</w:t>
-      </w:r>
-      <w:proofErr w:type="gramEnd"/>
-      <w:r>
-        <w:t xml:space="preserve"> </w:t>
-      </w:r>
-      <w:proofErr w:type="spellStart"/>
-      <w:r>
-        <w:t>AttitudeSensor</w:t>
-      </w:r>
-      <w:proofErr w:type="spellEnd"/>
-      <w:r>
-        <w:t>/attitude (yaw from device tilt</w:t>
-      </w:r>
-      <w:proofErr w:type="gramStart"/>
-      <w:r>
-        <w:t>);</w:t>
-      </w:r>
-      <w:proofErr w:type="gramEnd"/>
-      <w:r>
-        <w:t xml:space="preserve"> Accelerometer fallback.</w:t>
+        <w:t>Turn (Vector2) — AttitudeSensor/attitude (yaw from device tilt); Accelerometer fallback.</w:t>
       </w:r>
     </w:p>
     <w:p>
@@ -464,15 +258,7 @@
         <w:pStyle w:val="ListBullet"/>
       </w:pPr>
       <w:r>
-        <w:t>Calibrate (</w:t>
-      </w:r>
-      <w:proofErr w:type="gramStart"/>
-      <w:r>
-        <w:t>Button) —</w:t>
-      </w:r>
-      <w:proofErr w:type="gramEnd"/>
-      <w:r>
-        <w:t xml:space="preserve"> UI button to set neutral orientation.</w:t>
+        <w:t>Calibrate (Button) — UI button to set neutral orientation.</w:t>
       </w:r>
     </w:p>
     <w:p>
@@ -488,15 +274,7 @@
         <w:pStyle w:val="Heading3"/>
       </w:pPr>
       <w:r>
-        <w:t xml:space="preserve">2.3 </w:t>
-      </w:r>
-      <w:proofErr w:type="spellStart"/>
-      <w:r>
-        <w:t>PlayerInput</w:t>
-      </w:r>
-      <w:proofErr w:type="spellEnd"/>
-      <w:r>
-        <w:t xml:space="preserve"> Wiring &amp; Map Switching</w:t>
+        <w:t>2.3 PlayerInput Wiring &amp; Map Switching</w:t>
       </w:r>
     </w:p>
     <w:p>
@@ -530,8 +308,6 @@
           <w:szCs w:val="18"/>
         </w:rPr>
       </w:pPr>
-      <w:proofErr w:type="spellStart"/>
-      <w:proofErr w:type="gramStart"/>
       <w:r>
         <w:rPr>
           <w:rFonts w:ascii="Courier New" w:hAnsi="Courier New" w:cs="Courier New"/>
@@ -540,10 +316,11 @@
           <w:sz w:val="18"/>
           <w:szCs w:val="18"/>
         </w:rPr>
-        <w:t>OnPhaseChange</w:t>
-      </w:r>
-      <w:proofErr w:type="spellEnd"/>
-      <w:r>
+        <w:t>OnPhaseChange(Plan): PlayerInput.SwitchCurrentActionMap("Plan")</w:t>
+      </w:r>
+    </w:p>
+    <w:p>
+      <w:pPr>
         <w:rPr>
           <w:rFonts w:ascii="Courier New" w:hAnsi="Courier New" w:cs="Courier New"/>
           <w:b/>
@@ -551,9 +328,7 @@
           <w:sz w:val="18"/>
           <w:szCs w:val="18"/>
         </w:rPr>
-        <w:t>(</w:t>
-      </w:r>
-      <w:proofErr w:type="gramEnd"/>
+      </w:pPr>
       <w:r>
         <w:rPr>
           <w:rFonts w:ascii="Courier New" w:hAnsi="Courier New" w:cs="Courier New"/>
@@ -562,10 +337,33 @@
           <w:sz w:val="18"/>
           <w:szCs w:val="18"/>
         </w:rPr>
-        <w:t xml:space="preserve">Plan): </w:t>
-      </w:r>
-      <w:proofErr w:type="spellStart"/>
-      <w:r>
+        <w:t>OnPhaseChange(Fly):  PlayerInput.SwitchCurrentActionMap("Fly")</w:t>
+      </w:r>
+    </w:p>
+    <w:p/>
+    <w:p>
+      <w:pPr>
+        <w:pStyle w:val="Heading3"/>
+      </w:pPr>
+      <w:r>
+        <w:t>2.4 Runtime Pseudocode</w:t>
+      </w:r>
+    </w:p>
+    <w:p>
+      <w:pPr>
+        <w:rPr>
+          <w:rStyle w:val="IntenseEmphasis"/>
+        </w:rPr>
+      </w:pPr>
+      <w:r>
+        <w:rPr>
+          <w:rStyle w:val="IntenseEmphasis"/>
+        </w:rPr>
+        <w:t>Plan — Probe Aiming / Firing</w:t>
+      </w:r>
+    </w:p>
+    <w:p>
+      <w:pPr>
         <w:rPr>
           <w:rFonts w:ascii="Courier New" w:hAnsi="Courier New" w:cs="Courier New"/>
           <w:b/>
@@ -573,9 +371,7 @@
           <w:sz w:val="18"/>
           <w:szCs w:val="18"/>
         </w:rPr>
-        <w:t>PlayerInput.SwitchCurrentActionMap</w:t>
-      </w:r>
-      <w:proofErr w:type="spellEnd"/>
+      </w:pPr>
       <w:r>
         <w:rPr>
           <w:rFonts w:ascii="Courier New" w:hAnsi="Courier New" w:cs="Courier New"/>
@@ -584,7 +380,7 @@
           <w:sz w:val="18"/>
           <w:szCs w:val="18"/>
         </w:rPr>
-        <w:t>("Plan")</w:t>
+        <w:t>AimHold.started    → BeginAim(AimPoint.value)         // record origin</w:t>
       </w:r>
     </w:p>
     <w:p>
@@ -597,8 +393,6 @@
           <w:szCs w:val="18"/>
         </w:rPr>
       </w:pPr>
-      <w:proofErr w:type="spellStart"/>
-      <w:proofErr w:type="gramStart"/>
       <w:r>
         <w:rPr>
           <w:rFonts w:ascii="Courier New" w:hAnsi="Courier New" w:cs="Courier New"/>
@@ -607,10 +401,11 @@
           <w:sz w:val="18"/>
           <w:szCs w:val="18"/>
         </w:rPr>
-        <w:t>OnPhaseChange</w:t>
-      </w:r>
-      <w:proofErr w:type="spellEnd"/>
-      <w:r>
+        <w:t>AimHold.performed → UpdateAim(AimPoint.value)        // while finger held</w:t>
+      </w:r>
+    </w:p>
+    <w:p>
+      <w:pPr>
         <w:rPr>
           <w:rFonts w:ascii="Courier New" w:hAnsi="Courier New" w:cs="Courier New"/>
           <w:b/>
@@ -618,9 +413,7 @@
           <w:sz w:val="18"/>
           <w:szCs w:val="18"/>
         </w:rPr>
-        <w:t>(</w:t>
-      </w:r>
-      <w:proofErr w:type="gramEnd"/>
+      </w:pPr>
       <w:r>
         <w:rPr>
           <w:rFonts w:ascii="Courier New" w:hAnsi="Courier New" w:cs="Courier New"/>
@@ -629,10 +422,11 @@
           <w:sz w:val="18"/>
           <w:szCs w:val="18"/>
         </w:rPr>
-        <w:t>Fly)</w:t>
-      </w:r>
-      <w:proofErr w:type="gramStart"/>
-      <w:r>
+        <w:t>AimHold.canceled  → FireProbe()                      // release fires</w:t>
+      </w:r>
+    </w:p>
+    <w:p>
+      <w:pPr>
         <w:rPr>
           <w:rFonts w:ascii="Courier New" w:hAnsi="Courier New" w:cs="Courier New"/>
           <w:b/>
@@ -640,10 +434,10 @@
           <w:sz w:val="18"/>
           <w:szCs w:val="18"/>
         </w:rPr>
-        <w:t xml:space="preserve">:  </w:t>
-      </w:r>
-      <w:proofErr w:type="spellStart"/>
-      <w:r>
+      </w:pPr>
+    </w:p>
+    <w:p>
+      <w:pPr>
         <w:rPr>
           <w:rFonts w:ascii="Courier New" w:hAnsi="Courier New" w:cs="Courier New"/>
           <w:b/>
@@ -651,9 +445,7 @@
           <w:sz w:val="18"/>
           <w:szCs w:val="18"/>
         </w:rPr>
-        <w:t>PlayerInput</w:t>
-      </w:r>
-      <w:proofErr w:type="gramEnd"/>
+      </w:pPr>
       <w:r>
         <w:rPr>
           <w:rFonts w:ascii="Courier New" w:hAnsi="Courier New" w:cs="Courier New"/>
@@ -662,10 +454,11 @@
           <w:sz w:val="18"/>
           <w:szCs w:val="18"/>
         </w:rPr>
-        <w:t>.SwitchCurrentActionMap</w:t>
-      </w:r>
-      <w:proofErr w:type="spellEnd"/>
-      <w:r>
+        <w:t>BeginAim(p0):     Aim.origin = Cannon.pos ; Aim.active = true</w:t>
+      </w:r>
+    </w:p>
+    <w:p>
+      <w:pPr>
         <w:rPr>
           <w:rFonts w:ascii="Courier New" w:hAnsi="Courier New" w:cs="Courier New"/>
           <w:b/>
@@ -673,33 +466,8 @@
           <w:sz w:val="18"/>
           <w:szCs w:val="18"/>
         </w:rPr>
-        <w:t>("Fly")</w:t>
-      </w:r>
-    </w:p>
-    <w:p/>
-    <w:p>
-      <w:pPr>
-        <w:pStyle w:val="Heading3"/>
-      </w:pPr>
-      <w:r>
-        <w:t>2.4 Runtime Pseudocode</w:t>
-      </w:r>
-    </w:p>
-    <w:p>
-      <w:pPr>
-        <w:rPr>
-          <w:rStyle w:val="IntenseEmphasis"/>
-        </w:rPr>
-      </w:pPr>
-      <w:r>
-        <w:rPr>
-          <w:rStyle w:val="IntenseEmphasis"/>
-        </w:rPr>
-        <w:t>Plan — Probe Aiming / Firing</w:t>
-      </w:r>
-    </w:p>
-    <w:p>
-      <w:pPr>
+      </w:pPr>
+      <w:r>
         <w:rPr>
           <w:rFonts w:ascii="Courier New" w:hAnsi="Courier New" w:cs="Courier New"/>
           <w:b/>
@@ -707,9 +475,11 @@
           <w:sz w:val="18"/>
           <w:szCs w:val="18"/>
         </w:rPr>
-      </w:pPr>
-      <w:proofErr w:type="spellStart"/>
-      <w:r>
+        <w:t>UpdateAim(p):     Aim.v0 = mapDragToVelocity(Aim.origin, p) ; Predictor.DrawProbe(Aim.origin, Aim.v0)</w:t>
+      </w:r>
+    </w:p>
+    <w:p>
+      <w:pPr>
         <w:rPr>
           <w:rFonts w:ascii="Courier New" w:hAnsi="Courier New" w:cs="Courier New"/>
           <w:b/>
@@ -717,9 +487,7 @@
           <w:sz w:val="18"/>
           <w:szCs w:val="18"/>
         </w:rPr>
-        <w:t>AimHold.started</w:t>
-      </w:r>
-      <w:proofErr w:type="spellEnd"/>
+      </w:pPr>
       <w:r>
         <w:rPr>
           <w:rFonts w:ascii="Courier New" w:hAnsi="Courier New" w:cs="Courier New"/>
@@ -728,11 +496,25 @@
           <w:sz w:val="18"/>
           <w:szCs w:val="18"/>
         </w:rPr>
-        <w:t xml:space="preserve">    → </w:t>
-      </w:r>
-      <w:proofErr w:type="spellStart"/>
-      <w:proofErr w:type="gramStart"/>
-      <w:r>
+        <w:t>FireProbe():      if Aim.active: SpawnProbe(Aim.origin, Aim.v0, SelectedProbeType) ; Aim.active = false</w:t>
+      </w:r>
+    </w:p>
+    <w:p/>
+    <w:p>
+      <w:pPr>
+        <w:rPr>
+          <w:rStyle w:val="IntenseEmphasis"/>
+        </w:rPr>
+      </w:pPr>
+      <w:r>
+        <w:rPr>
+          <w:rStyle w:val="IntenseEmphasis"/>
+        </w:rPr>
+        <w:t>Fly — Skiff (Gyro + Touch Thrust)</w:t>
+      </w:r>
+    </w:p>
+    <w:p>
+      <w:pPr>
         <w:rPr>
           <w:rFonts w:ascii="Courier New" w:hAnsi="Courier New" w:cs="Courier New"/>
           <w:b/>
@@ -740,9 +522,7 @@
           <w:sz w:val="18"/>
           <w:szCs w:val="18"/>
         </w:rPr>
-        <w:t>BeginAim</w:t>
-      </w:r>
-      <w:proofErr w:type="spellEnd"/>
+      </w:pPr>
       <w:r>
         <w:rPr>
           <w:rFonts w:ascii="Courier New" w:hAnsi="Courier New" w:cs="Courier New"/>
@@ -751,11 +531,11 @@
           <w:sz w:val="18"/>
           <w:szCs w:val="18"/>
         </w:rPr>
-        <w:t>(</w:t>
-      </w:r>
-      <w:proofErr w:type="spellStart"/>
-      <w:proofErr w:type="gramEnd"/>
-      <w:r>
+        <w:t>Turn.read → heading = YawFromDevice(attitude, calibration)  // [-1..1]</w:t>
+      </w:r>
+    </w:p>
+    <w:p>
+      <w:pPr>
         <w:rPr>
           <w:rFonts w:ascii="Courier New" w:hAnsi="Courier New" w:cs="Courier New"/>
           <w:b/>
@@ -763,9 +543,7 @@
           <w:sz w:val="18"/>
           <w:szCs w:val="18"/>
         </w:rPr>
-        <w:t>AimPoint.value</w:t>
-      </w:r>
-      <w:proofErr w:type="spellEnd"/>
+      </w:pPr>
       <w:r>
         <w:rPr>
           <w:rFonts w:ascii="Courier New" w:hAnsi="Courier New" w:cs="Courier New"/>
@@ -774,7 +552,7 @@
           <w:sz w:val="18"/>
           <w:szCs w:val="18"/>
         </w:rPr>
-        <w:t>)         // record origin</w:t>
+        <w:t>Thrust.performed → thrustOn = true</w:t>
       </w:r>
     </w:p>
     <w:p>
@@ -787,7 +565,6 @@
           <w:szCs w:val="18"/>
         </w:rPr>
       </w:pPr>
-      <w:proofErr w:type="spellStart"/>
       <w:r>
         <w:rPr>
           <w:rFonts w:ascii="Courier New" w:hAnsi="Courier New" w:cs="Courier New"/>
@@ -796,10 +573,11 @@
           <w:sz w:val="18"/>
           <w:szCs w:val="18"/>
         </w:rPr>
-        <w:t>AimHold.performed</w:t>
-      </w:r>
-      <w:proofErr w:type="spellEnd"/>
-      <w:r>
+        <w:t>Thrust.canceled  → thrustOn = false</w:t>
+      </w:r>
+    </w:p>
+    <w:p>
+      <w:pPr>
         <w:rPr>
           <w:rFonts w:ascii="Courier New" w:hAnsi="Courier New" w:cs="Courier New"/>
           <w:b/>
@@ -807,10 +585,7 @@
           <w:sz w:val="18"/>
           <w:szCs w:val="18"/>
         </w:rPr>
-        <w:t xml:space="preserve"> → </w:t>
-      </w:r>
-      <w:proofErr w:type="spellStart"/>
-      <w:proofErr w:type="gramStart"/>
+      </w:pPr>
       <w:r>
         <w:rPr>
           <w:rFonts w:ascii="Courier New" w:hAnsi="Courier New" w:cs="Courier New"/>
@@ -819,10 +594,11 @@
           <w:sz w:val="18"/>
           <w:szCs w:val="18"/>
         </w:rPr>
-        <w:t>UpdateAim</w:t>
-      </w:r>
-      <w:proofErr w:type="spellEnd"/>
-      <w:r>
+        <w:t>Burst.performed  → ApplyBurstImpulse()</w:t>
+      </w:r>
+    </w:p>
+    <w:p>
+      <w:pPr>
         <w:rPr>
           <w:rFonts w:ascii="Courier New" w:hAnsi="Courier New" w:cs="Courier New"/>
           <w:b/>
@@ -830,10 +606,7 @@
           <w:sz w:val="18"/>
           <w:szCs w:val="18"/>
         </w:rPr>
-        <w:t>(</w:t>
-      </w:r>
-      <w:proofErr w:type="spellStart"/>
-      <w:proofErr w:type="gramEnd"/>
+      </w:pPr>
       <w:r>
         <w:rPr>
           <w:rFonts w:ascii="Courier New" w:hAnsi="Courier New" w:cs="Courier New"/>
@@ -842,10 +615,11 @@
           <w:sz w:val="18"/>
           <w:szCs w:val="18"/>
         </w:rPr>
-        <w:t>AimPoint.value</w:t>
-      </w:r>
-      <w:proofErr w:type="spellEnd"/>
-      <w:r>
+        <w:t>Sustained.performed → EnterSustainedMode()  // (optional modifier)</w:t>
+      </w:r>
+    </w:p>
+    <w:p>
+      <w:pPr>
         <w:rPr>
           <w:rFonts w:ascii="Courier New" w:hAnsi="Courier New" w:cs="Courier New"/>
           <w:b/>
@@ -853,11 +627,8 @@
           <w:sz w:val="18"/>
           <w:szCs w:val="18"/>
         </w:rPr>
-        <w:t>)        // while finger held</w:t>
-      </w:r>
-    </w:p>
-    <w:p>
-      <w:pPr>
+      </w:pPr>
+      <w:r>
         <w:rPr>
           <w:rFonts w:ascii="Courier New" w:hAnsi="Courier New" w:cs="Courier New"/>
           <w:b/>
@@ -865,10 +636,12 @@
           <w:sz w:val="18"/>
           <w:szCs w:val="18"/>
         </w:rPr>
-      </w:pPr>
-      <w:proofErr w:type="spellStart"/>
-      <w:proofErr w:type="gramStart"/>
-      <w:r>
+        <w:lastRenderedPageBreak/>
+        <w:t>Ship.Tick(dt):</w:t>
+      </w:r>
+    </w:p>
+    <w:p>
+      <w:pPr>
         <w:rPr>
           <w:rFonts w:ascii="Courier New" w:hAnsi="Courier New" w:cs="Courier New"/>
           <w:b/>
@@ -876,9 +649,7 @@
           <w:sz w:val="18"/>
           <w:szCs w:val="18"/>
         </w:rPr>
-        <w:t>AimHold.canceled</w:t>
-      </w:r>
-      <w:proofErr w:type="spellEnd"/>
+      </w:pPr>
       <w:r>
         <w:rPr>
           <w:rFonts w:ascii="Courier New" w:hAnsi="Courier New" w:cs="Courier New"/>
@@ -887,10 +658,11 @@
           <w:sz w:val="18"/>
           <w:szCs w:val="18"/>
         </w:rPr>
-        <w:t xml:space="preserve">  →</w:t>
-      </w:r>
-      <w:proofErr w:type="gramEnd"/>
-      <w:r>
+        <w:t xml:space="preserve">    if thrustOn and fuel&gt;0: v += headingDir(heading) * thrustAccel * dt ; fuel -= rate * dt</w:t>
+      </w:r>
+    </w:p>
+    <w:p>
+      <w:pPr>
         <w:rPr>
           <w:rFonts w:ascii="Courier New" w:hAnsi="Courier New" w:cs="Courier New"/>
           <w:b/>
@@ -898,9 +670,7 @@
           <w:sz w:val="18"/>
           <w:szCs w:val="18"/>
         </w:rPr>
-        <w:t xml:space="preserve"> </w:t>
-      </w:r>
-      <w:proofErr w:type="gramStart"/>
+      </w:pPr>
       <w:r>
         <w:rPr>
           <w:rFonts w:ascii="Courier New" w:hAnsi="Courier New" w:cs="Courier New"/>
@@ -909,10 +679,11 @@
           <w:sz w:val="18"/>
           <w:szCs w:val="18"/>
         </w:rPr>
-        <w:t>FireProbe(</w:t>
-      </w:r>
-      <w:proofErr w:type="gramEnd"/>
-      <w:r>
+        <w:t xml:space="preserve">    v += AccelAt(x, v, t) * dt</w:t>
+      </w:r>
+    </w:p>
+    <w:p>
+      <w:pPr>
         <w:rPr>
           <w:rFonts w:ascii="Courier New" w:hAnsi="Courier New" w:cs="Courier New"/>
           <w:b/>
@@ -920,11 +691,8 @@
           <w:sz w:val="18"/>
           <w:szCs w:val="18"/>
         </w:rPr>
-        <w:t>)                      // release fires</w:t>
-      </w:r>
-    </w:p>
-    <w:p>
-      <w:pPr>
+      </w:pPr>
+      <w:r>
         <w:rPr>
           <w:rFonts w:ascii="Courier New" w:hAnsi="Courier New" w:cs="Courier New"/>
           <w:b/>
@@ -932,1048 +700,12 @@
           <w:sz w:val="18"/>
           <w:szCs w:val="18"/>
         </w:rPr>
-      </w:pPr>
-    </w:p>
-    <w:p>
-      <w:pPr>
-        <w:rPr>
-          <w:rFonts w:ascii="Courier New" w:hAnsi="Courier New" w:cs="Courier New"/>
-          <w:b/>
-          <w:bCs/>
-          <w:sz w:val="18"/>
-          <w:szCs w:val="18"/>
-        </w:rPr>
-      </w:pPr>
-      <w:proofErr w:type="spellStart"/>
-      <w:r>
-        <w:rPr>
-          <w:rFonts w:ascii="Courier New" w:hAnsi="Courier New" w:cs="Courier New"/>
-          <w:b/>
-          <w:bCs/>
-          <w:sz w:val="18"/>
-          <w:szCs w:val="18"/>
-        </w:rPr>
-        <w:t>BeginAim</w:t>
-      </w:r>
-      <w:proofErr w:type="spellEnd"/>
-      <w:r>
-        <w:rPr>
-          <w:rFonts w:ascii="Courier New" w:hAnsi="Courier New" w:cs="Courier New"/>
-          <w:b/>
-          <w:bCs/>
-          <w:sz w:val="18"/>
-          <w:szCs w:val="18"/>
-        </w:rPr>
-        <w:t xml:space="preserve">(p0):     </w:t>
-      </w:r>
-      <w:proofErr w:type="spellStart"/>
-      <w:r>
-        <w:rPr>
-          <w:rFonts w:ascii="Courier New" w:hAnsi="Courier New" w:cs="Courier New"/>
-          <w:b/>
-          <w:bCs/>
-          <w:sz w:val="18"/>
-          <w:szCs w:val="18"/>
-        </w:rPr>
-        <w:t>Aim.origin</w:t>
-      </w:r>
-      <w:proofErr w:type="spellEnd"/>
-      <w:r>
-        <w:rPr>
-          <w:rFonts w:ascii="Courier New" w:hAnsi="Courier New" w:cs="Courier New"/>
-          <w:b/>
-          <w:bCs/>
-          <w:sz w:val="18"/>
-          <w:szCs w:val="18"/>
-        </w:rPr>
-        <w:t xml:space="preserve"> = </w:t>
-      </w:r>
-      <w:proofErr w:type="spellStart"/>
-      <w:proofErr w:type="gramStart"/>
-      <w:r>
-        <w:rPr>
-          <w:rFonts w:ascii="Courier New" w:hAnsi="Courier New" w:cs="Courier New"/>
-          <w:b/>
-          <w:bCs/>
-          <w:sz w:val="18"/>
-          <w:szCs w:val="18"/>
-        </w:rPr>
-        <w:t>Cannon.pos</w:t>
-      </w:r>
-      <w:proofErr w:type="spellEnd"/>
-      <w:r>
-        <w:rPr>
-          <w:rFonts w:ascii="Courier New" w:hAnsi="Courier New" w:cs="Courier New"/>
-          <w:b/>
-          <w:bCs/>
-          <w:sz w:val="18"/>
-          <w:szCs w:val="18"/>
-        </w:rPr>
-        <w:t xml:space="preserve"> ;</w:t>
-      </w:r>
-      <w:proofErr w:type="gramEnd"/>
-      <w:r>
-        <w:rPr>
-          <w:rFonts w:ascii="Courier New" w:hAnsi="Courier New" w:cs="Courier New"/>
-          <w:b/>
-          <w:bCs/>
-          <w:sz w:val="18"/>
-          <w:szCs w:val="18"/>
-        </w:rPr>
-        <w:t xml:space="preserve"> </w:t>
-      </w:r>
-      <w:proofErr w:type="spellStart"/>
-      <w:r>
-        <w:rPr>
-          <w:rFonts w:ascii="Courier New" w:hAnsi="Courier New" w:cs="Courier New"/>
-          <w:b/>
-          <w:bCs/>
-          <w:sz w:val="18"/>
-          <w:szCs w:val="18"/>
-        </w:rPr>
-        <w:t>Aim.active</w:t>
-      </w:r>
-      <w:proofErr w:type="spellEnd"/>
-      <w:r>
-        <w:rPr>
-          <w:rFonts w:ascii="Courier New" w:hAnsi="Courier New" w:cs="Courier New"/>
-          <w:b/>
-          <w:bCs/>
-          <w:sz w:val="18"/>
-          <w:szCs w:val="18"/>
-        </w:rPr>
-        <w:t xml:space="preserve"> = true</w:t>
-      </w:r>
-    </w:p>
-    <w:p>
-      <w:pPr>
-        <w:rPr>
-          <w:rFonts w:ascii="Courier New" w:hAnsi="Courier New" w:cs="Courier New"/>
-          <w:b/>
-          <w:bCs/>
-          <w:sz w:val="18"/>
-          <w:szCs w:val="18"/>
-        </w:rPr>
-      </w:pPr>
-      <w:proofErr w:type="spellStart"/>
-      <w:r>
-        <w:rPr>
-          <w:rFonts w:ascii="Courier New" w:hAnsi="Courier New" w:cs="Courier New"/>
-          <w:b/>
-          <w:bCs/>
-          <w:sz w:val="18"/>
-          <w:szCs w:val="18"/>
-        </w:rPr>
-        <w:t>UpdateAim</w:t>
-      </w:r>
-      <w:proofErr w:type="spellEnd"/>
-      <w:r>
-        <w:rPr>
-          <w:rFonts w:ascii="Courier New" w:hAnsi="Courier New" w:cs="Courier New"/>
-          <w:b/>
-          <w:bCs/>
-          <w:sz w:val="18"/>
-          <w:szCs w:val="18"/>
-        </w:rPr>
-        <w:t xml:space="preserve">(p):     Aim.v0 = </w:t>
-      </w:r>
-      <w:proofErr w:type="spellStart"/>
-      <w:proofErr w:type="gramStart"/>
-      <w:r>
-        <w:rPr>
-          <w:rFonts w:ascii="Courier New" w:hAnsi="Courier New" w:cs="Courier New"/>
-          <w:b/>
-          <w:bCs/>
-          <w:sz w:val="18"/>
-          <w:szCs w:val="18"/>
-        </w:rPr>
-        <w:t>mapDragToVelocity</w:t>
-      </w:r>
-      <w:proofErr w:type="spellEnd"/>
-      <w:r>
-        <w:rPr>
-          <w:rFonts w:ascii="Courier New" w:hAnsi="Courier New" w:cs="Courier New"/>
-          <w:b/>
-          <w:bCs/>
-          <w:sz w:val="18"/>
-          <w:szCs w:val="18"/>
-        </w:rPr>
-        <w:t>(</w:t>
-      </w:r>
-      <w:proofErr w:type="spellStart"/>
-      <w:proofErr w:type="gramEnd"/>
-      <w:r>
-        <w:rPr>
-          <w:rFonts w:ascii="Courier New" w:hAnsi="Courier New" w:cs="Courier New"/>
-          <w:b/>
-          <w:bCs/>
-          <w:sz w:val="18"/>
-          <w:szCs w:val="18"/>
-        </w:rPr>
-        <w:t>Aim.origin</w:t>
-      </w:r>
-      <w:proofErr w:type="spellEnd"/>
-      <w:r>
-        <w:rPr>
-          <w:rFonts w:ascii="Courier New" w:hAnsi="Courier New" w:cs="Courier New"/>
-          <w:b/>
-          <w:bCs/>
-          <w:sz w:val="18"/>
-          <w:szCs w:val="18"/>
-        </w:rPr>
-        <w:t>, p</w:t>
-      </w:r>
-      <w:proofErr w:type="gramStart"/>
-      <w:r>
-        <w:rPr>
-          <w:rFonts w:ascii="Courier New" w:hAnsi="Courier New" w:cs="Courier New"/>
-          <w:b/>
-          <w:bCs/>
-          <w:sz w:val="18"/>
-          <w:szCs w:val="18"/>
-        </w:rPr>
-        <w:t>) ;</w:t>
-      </w:r>
-      <w:proofErr w:type="gramEnd"/>
-      <w:r>
-        <w:rPr>
-          <w:rFonts w:ascii="Courier New" w:hAnsi="Courier New" w:cs="Courier New"/>
-          <w:b/>
-          <w:bCs/>
-          <w:sz w:val="18"/>
-          <w:szCs w:val="18"/>
-        </w:rPr>
-        <w:t xml:space="preserve"> </w:t>
-      </w:r>
-      <w:proofErr w:type="spellStart"/>
-      <w:r>
-        <w:rPr>
-          <w:rFonts w:ascii="Courier New" w:hAnsi="Courier New" w:cs="Courier New"/>
-          <w:b/>
-          <w:bCs/>
-          <w:sz w:val="18"/>
-          <w:szCs w:val="18"/>
-        </w:rPr>
-        <w:t>Predictor.DrawProbe</w:t>
-      </w:r>
-      <w:proofErr w:type="spellEnd"/>
-      <w:r>
-        <w:rPr>
-          <w:rFonts w:ascii="Courier New" w:hAnsi="Courier New" w:cs="Courier New"/>
-          <w:b/>
-          <w:bCs/>
-          <w:sz w:val="18"/>
-          <w:szCs w:val="18"/>
-        </w:rPr>
-        <w:t>(</w:t>
-      </w:r>
-      <w:proofErr w:type="spellStart"/>
-      <w:r>
-        <w:rPr>
-          <w:rFonts w:ascii="Courier New" w:hAnsi="Courier New" w:cs="Courier New"/>
-          <w:b/>
-          <w:bCs/>
-          <w:sz w:val="18"/>
-          <w:szCs w:val="18"/>
-        </w:rPr>
-        <w:t>Aim.origin</w:t>
-      </w:r>
-      <w:proofErr w:type="spellEnd"/>
-      <w:r>
-        <w:rPr>
-          <w:rFonts w:ascii="Courier New" w:hAnsi="Courier New" w:cs="Courier New"/>
-          <w:b/>
-          <w:bCs/>
-          <w:sz w:val="18"/>
-          <w:szCs w:val="18"/>
-        </w:rPr>
-        <w:t>, Aim.v0)</w:t>
-      </w:r>
-    </w:p>
-    <w:p>
-      <w:pPr>
-        <w:rPr>
-          <w:rFonts w:ascii="Courier New" w:hAnsi="Courier New" w:cs="Courier New"/>
-          <w:b/>
-          <w:bCs/>
-          <w:sz w:val="18"/>
-          <w:szCs w:val="18"/>
-        </w:rPr>
-      </w:pPr>
-      <w:proofErr w:type="spellStart"/>
-      <w:proofErr w:type="gramStart"/>
-      <w:r>
-        <w:rPr>
-          <w:rFonts w:ascii="Courier New" w:hAnsi="Courier New" w:cs="Courier New"/>
-          <w:b/>
-          <w:bCs/>
-          <w:sz w:val="18"/>
-          <w:szCs w:val="18"/>
-        </w:rPr>
-        <w:t>FireProbe</w:t>
-      </w:r>
-      <w:proofErr w:type="spellEnd"/>
-      <w:r>
-        <w:rPr>
-          <w:rFonts w:ascii="Courier New" w:hAnsi="Courier New" w:cs="Courier New"/>
-          <w:b/>
-          <w:bCs/>
-          <w:sz w:val="18"/>
-          <w:szCs w:val="18"/>
-        </w:rPr>
-        <w:t>(</w:t>
-      </w:r>
-      <w:proofErr w:type="gramEnd"/>
-      <w:r>
-        <w:rPr>
-          <w:rFonts w:ascii="Courier New" w:hAnsi="Courier New" w:cs="Courier New"/>
-          <w:b/>
-          <w:bCs/>
-          <w:sz w:val="18"/>
-          <w:szCs w:val="18"/>
-        </w:rPr>
-        <w:t xml:space="preserve">):      if </w:t>
-      </w:r>
-      <w:proofErr w:type="spellStart"/>
-      <w:r>
-        <w:rPr>
-          <w:rFonts w:ascii="Courier New" w:hAnsi="Courier New" w:cs="Courier New"/>
-          <w:b/>
-          <w:bCs/>
-          <w:sz w:val="18"/>
-          <w:szCs w:val="18"/>
-        </w:rPr>
-        <w:t>Aim.active</w:t>
-      </w:r>
-      <w:proofErr w:type="spellEnd"/>
-      <w:r>
-        <w:rPr>
-          <w:rFonts w:ascii="Courier New" w:hAnsi="Courier New" w:cs="Courier New"/>
-          <w:b/>
-          <w:bCs/>
-          <w:sz w:val="18"/>
-          <w:szCs w:val="18"/>
-        </w:rPr>
-        <w:t xml:space="preserve">: </w:t>
-      </w:r>
-      <w:proofErr w:type="spellStart"/>
-      <w:proofErr w:type="gramStart"/>
-      <w:r>
-        <w:rPr>
-          <w:rFonts w:ascii="Courier New" w:hAnsi="Courier New" w:cs="Courier New"/>
-          <w:b/>
-          <w:bCs/>
-          <w:sz w:val="18"/>
-          <w:szCs w:val="18"/>
-        </w:rPr>
-        <w:t>SpawnProbe</w:t>
-      </w:r>
-      <w:proofErr w:type="spellEnd"/>
-      <w:r>
-        <w:rPr>
-          <w:rFonts w:ascii="Courier New" w:hAnsi="Courier New" w:cs="Courier New"/>
-          <w:b/>
-          <w:bCs/>
-          <w:sz w:val="18"/>
-          <w:szCs w:val="18"/>
-        </w:rPr>
-        <w:t>(</w:t>
-      </w:r>
-      <w:proofErr w:type="spellStart"/>
-      <w:proofErr w:type="gramEnd"/>
-      <w:r>
-        <w:rPr>
-          <w:rFonts w:ascii="Courier New" w:hAnsi="Courier New" w:cs="Courier New"/>
-          <w:b/>
-          <w:bCs/>
-          <w:sz w:val="18"/>
-          <w:szCs w:val="18"/>
-        </w:rPr>
-        <w:t>Aim.origin</w:t>
-      </w:r>
-      <w:proofErr w:type="spellEnd"/>
-      <w:r>
-        <w:rPr>
-          <w:rFonts w:ascii="Courier New" w:hAnsi="Courier New" w:cs="Courier New"/>
-          <w:b/>
-          <w:bCs/>
-          <w:sz w:val="18"/>
-          <w:szCs w:val="18"/>
-        </w:rPr>
-        <w:t xml:space="preserve">, Aim.v0, </w:t>
-      </w:r>
-      <w:proofErr w:type="spellStart"/>
-      <w:r>
-        <w:rPr>
-          <w:rFonts w:ascii="Courier New" w:hAnsi="Courier New" w:cs="Courier New"/>
-          <w:b/>
-          <w:bCs/>
-          <w:sz w:val="18"/>
-          <w:szCs w:val="18"/>
-        </w:rPr>
-        <w:t>SelectedProbeType</w:t>
-      </w:r>
-      <w:proofErr w:type="spellEnd"/>
-      <w:proofErr w:type="gramStart"/>
-      <w:r>
-        <w:rPr>
-          <w:rFonts w:ascii="Courier New" w:hAnsi="Courier New" w:cs="Courier New"/>
-          <w:b/>
-          <w:bCs/>
-          <w:sz w:val="18"/>
-          <w:szCs w:val="18"/>
-        </w:rPr>
-        <w:t>) ;</w:t>
-      </w:r>
-      <w:proofErr w:type="gramEnd"/>
-      <w:r>
-        <w:rPr>
-          <w:rFonts w:ascii="Courier New" w:hAnsi="Courier New" w:cs="Courier New"/>
-          <w:b/>
-          <w:bCs/>
-          <w:sz w:val="18"/>
-          <w:szCs w:val="18"/>
-        </w:rPr>
-        <w:t xml:space="preserve"> </w:t>
-      </w:r>
-      <w:proofErr w:type="spellStart"/>
-      <w:r>
-        <w:rPr>
-          <w:rFonts w:ascii="Courier New" w:hAnsi="Courier New" w:cs="Courier New"/>
-          <w:b/>
-          <w:bCs/>
-          <w:sz w:val="18"/>
-          <w:szCs w:val="18"/>
-        </w:rPr>
-        <w:t>Aim.active</w:t>
-      </w:r>
-      <w:proofErr w:type="spellEnd"/>
-      <w:r>
-        <w:rPr>
-          <w:rFonts w:ascii="Courier New" w:hAnsi="Courier New" w:cs="Courier New"/>
-          <w:b/>
-          <w:bCs/>
-          <w:sz w:val="18"/>
-          <w:szCs w:val="18"/>
-        </w:rPr>
-        <w:t xml:space="preserve"> = false</w:t>
+        <w:t xml:space="preserve">    x += v * dt</w:t>
       </w:r>
     </w:p>
     <w:p/>
     <w:p>
       <w:pPr>
-        <w:rPr>
-          <w:rStyle w:val="IntenseEmphasis"/>
-        </w:rPr>
-      </w:pPr>
-      <w:r>
-        <w:rPr>
-          <w:rStyle w:val="IntenseEmphasis"/>
-        </w:rPr>
-        <w:t>Fly — Skiff (Gyro + Touch Thrust)</w:t>
-      </w:r>
-    </w:p>
-    <w:p>
-      <w:pPr>
-        <w:rPr>
-          <w:rFonts w:ascii="Courier New" w:hAnsi="Courier New" w:cs="Courier New"/>
-          <w:b/>
-          <w:bCs/>
-          <w:sz w:val="18"/>
-          <w:szCs w:val="18"/>
-        </w:rPr>
-      </w:pPr>
-      <w:proofErr w:type="spellStart"/>
-      <w:r>
-        <w:rPr>
-          <w:rFonts w:ascii="Courier New" w:hAnsi="Courier New" w:cs="Courier New"/>
-          <w:b/>
-          <w:bCs/>
-          <w:sz w:val="18"/>
-          <w:szCs w:val="18"/>
-        </w:rPr>
-        <w:t>Turn.read</w:t>
-      </w:r>
-      <w:proofErr w:type="spellEnd"/>
-      <w:r>
-        <w:rPr>
-          <w:rFonts w:ascii="Courier New" w:hAnsi="Courier New" w:cs="Courier New"/>
-          <w:b/>
-          <w:bCs/>
-          <w:sz w:val="18"/>
-          <w:szCs w:val="18"/>
-        </w:rPr>
-        <w:t xml:space="preserve"> → heading = </w:t>
-      </w:r>
-      <w:proofErr w:type="spellStart"/>
-      <w:proofErr w:type="gramStart"/>
-      <w:r>
-        <w:rPr>
-          <w:rFonts w:ascii="Courier New" w:hAnsi="Courier New" w:cs="Courier New"/>
-          <w:b/>
-          <w:bCs/>
-          <w:sz w:val="18"/>
-          <w:szCs w:val="18"/>
-        </w:rPr>
-        <w:t>YawFromDevice</w:t>
-      </w:r>
-      <w:proofErr w:type="spellEnd"/>
-      <w:r>
-        <w:rPr>
-          <w:rFonts w:ascii="Courier New" w:hAnsi="Courier New" w:cs="Courier New"/>
-          <w:b/>
-          <w:bCs/>
-          <w:sz w:val="18"/>
-          <w:szCs w:val="18"/>
-        </w:rPr>
-        <w:t>(</w:t>
-      </w:r>
-      <w:proofErr w:type="gramEnd"/>
-      <w:r>
-        <w:rPr>
-          <w:rFonts w:ascii="Courier New" w:hAnsi="Courier New" w:cs="Courier New"/>
-          <w:b/>
-          <w:bCs/>
-          <w:sz w:val="18"/>
-          <w:szCs w:val="18"/>
-        </w:rPr>
-        <w:t xml:space="preserve">attitude, </w:t>
-      </w:r>
-      <w:proofErr w:type="gramStart"/>
-      <w:r>
-        <w:rPr>
-          <w:rFonts w:ascii="Courier New" w:hAnsi="Courier New" w:cs="Courier New"/>
-          <w:b/>
-          <w:bCs/>
-          <w:sz w:val="18"/>
-          <w:szCs w:val="18"/>
-        </w:rPr>
-        <w:t>calibration)  /</w:t>
-      </w:r>
-      <w:proofErr w:type="gramEnd"/>
-      <w:r>
-        <w:rPr>
-          <w:rFonts w:ascii="Courier New" w:hAnsi="Courier New" w:cs="Courier New"/>
-          <w:b/>
-          <w:bCs/>
-          <w:sz w:val="18"/>
-          <w:szCs w:val="18"/>
-        </w:rPr>
-        <w:t>/ [-</w:t>
-      </w:r>
-      <w:proofErr w:type="gramStart"/>
-      <w:r>
-        <w:rPr>
-          <w:rFonts w:ascii="Courier New" w:hAnsi="Courier New" w:cs="Courier New"/>
-          <w:b/>
-          <w:bCs/>
-          <w:sz w:val="18"/>
-          <w:szCs w:val="18"/>
-        </w:rPr>
-        <w:t>1..</w:t>
-      </w:r>
-      <w:proofErr w:type="gramEnd"/>
-      <w:r>
-        <w:rPr>
-          <w:rFonts w:ascii="Courier New" w:hAnsi="Courier New" w:cs="Courier New"/>
-          <w:b/>
-          <w:bCs/>
-          <w:sz w:val="18"/>
-          <w:szCs w:val="18"/>
-        </w:rPr>
-        <w:t>1]</w:t>
-      </w:r>
-    </w:p>
-    <w:p>
-      <w:pPr>
-        <w:rPr>
-          <w:rFonts w:ascii="Courier New" w:hAnsi="Courier New" w:cs="Courier New"/>
-          <w:b/>
-          <w:bCs/>
-          <w:sz w:val="18"/>
-          <w:szCs w:val="18"/>
-        </w:rPr>
-      </w:pPr>
-      <w:proofErr w:type="spellStart"/>
-      <w:r>
-        <w:rPr>
-          <w:rFonts w:ascii="Courier New" w:hAnsi="Courier New" w:cs="Courier New"/>
-          <w:b/>
-          <w:bCs/>
-          <w:sz w:val="18"/>
-          <w:szCs w:val="18"/>
-        </w:rPr>
-        <w:t>Thrust.performed</w:t>
-      </w:r>
-      <w:proofErr w:type="spellEnd"/>
-      <w:r>
-        <w:rPr>
-          <w:rFonts w:ascii="Courier New" w:hAnsi="Courier New" w:cs="Courier New"/>
-          <w:b/>
-          <w:bCs/>
-          <w:sz w:val="18"/>
-          <w:szCs w:val="18"/>
-        </w:rPr>
-        <w:t xml:space="preserve"> → </w:t>
-      </w:r>
-      <w:proofErr w:type="spellStart"/>
-      <w:r>
-        <w:rPr>
-          <w:rFonts w:ascii="Courier New" w:hAnsi="Courier New" w:cs="Courier New"/>
-          <w:b/>
-          <w:bCs/>
-          <w:sz w:val="18"/>
-          <w:szCs w:val="18"/>
-        </w:rPr>
-        <w:t>thrustOn</w:t>
-      </w:r>
-      <w:proofErr w:type="spellEnd"/>
-      <w:r>
-        <w:rPr>
-          <w:rFonts w:ascii="Courier New" w:hAnsi="Courier New" w:cs="Courier New"/>
-          <w:b/>
-          <w:bCs/>
-          <w:sz w:val="18"/>
-          <w:szCs w:val="18"/>
-        </w:rPr>
-        <w:t xml:space="preserve"> = true</w:t>
-      </w:r>
-    </w:p>
-    <w:p>
-      <w:pPr>
-        <w:rPr>
-          <w:rFonts w:ascii="Courier New" w:hAnsi="Courier New" w:cs="Courier New"/>
-          <w:b/>
-          <w:bCs/>
-          <w:sz w:val="18"/>
-          <w:szCs w:val="18"/>
-        </w:rPr>
-      </w:pPr>
-      <w:proofErr w:type="spellStart"/>
-      <w:proofErr w:type="gramStart"/>
-      <w:r>
-        <w:rPr>
-          <w:rFonts w:ascii="Courier New" w:hAnsi="Courier New" w:cs="Courier New"/>
-          <w:b/>
-          <w:bCs/>
-          <w:sz w:val="18"/>
-          <w:szCs w:val="18"/>
-        </w:rPr>
-        <w:t>Thrust.canceled</w:t>
-      </w:r>
-      <w:proofErr w:type="spellEnd"/>
-      <w:r>
-        <w:rPr>
-          <w:rFonts w:ascii="Courier New" w:hAnsi="Courier New" w:cs="Courier New"/>
-          <w:b/>
-          <w:bCs/>
-          <w:sz w:val="18"/>
-          <w:szCs w:val="18"/>
-        </w:rPr>
-        <w:t xml:space="preserve">  →</w:t>
-      </w:r>
-      <w:proofErr w:type="gramEnd"/>
-      <w:r>
-        <w:rPr>
-          <w:rFonts w:ascii="Courier New" w:hAnsi="Courier New" w:cs="Courier New"/>
-          <w:b/>
-          <w:bCs/>
-          <w:sz w:val="18"/>
-          <w:szCs w:val="18"/>
-        </w:rPr>
-        <w:t xml:space="preserve"> </w:t>
-      </w:r>
-      <w:proofErr w:type="spellStart"/>
-      <w:r>
-        <w:rPr>
-          <w:rFonts w:ascii="Courier New" w:hAnsi="Courier New" w:cs="Courier New"/>
-          <w:b/>
-          <w:bCs/>
-          <w:sz w:val="18"/>
-          <w:szCs w:val="18"/>
-        </w:rPr>
-        <w:t>thrustOn</w:t>
-      </w:r>
-      <w:proofErr w:type="spellEnd"/>
-      <w:r>
-        <w:rPr>
-          <w:rFonts w:ascii="Courier New" w:hAnsi="Courier New" w:cs="Courier New"/>
-          <w:b/>
-          <w:bCs/>
-          <w:sz w:val="18"/>
-          <w:szCs w:val="18"/>
-        </w:rPr>
-        <w:t xml:space="preserve"> = false</w:t>
-      </w:r>
-    </w:p>
-    <w:p>
-      <w:pPr>
-        <w:rPr>
-          <w:rFonts w:ascii="Courier New" w:hAnsi="Courier New" w:cs="Courier New"/>
-          <w:b/>
-          <w:bCs/>
-          <w:sz w:val="18"/>
-          <w:szCs w:val="18"/>
-        </w:rPr>
-      </w:pPr>
-      <w:proofErr w:type="spellStart"/>
-      <w:proofErr w:type="gramStart"/>
-      <w:r>
-        <w:rPr>
-          <w:rFonts w:ascii="Courier New" w:hAnsi="Courier New" w:cs="Courier New"/>
-          <w:b/>
-          <w:bCs/>
-          <w:sz w:val="18"/>
-          <w:szCs w:val="18"/>
-        </w:rPr>
-        <w:t>Burst.performed</w:t>
-      </w:r>
-      <w:proofErr w:type="spellEnd"/>
-      <w:r>
-        <w:rPr>
-          <w:rFonts w:ascii="Courier New" w:hAnsi="Courier New" w:cs="Courier New"/>
-          <w:b/>
-          <w:bCs/>
-          <w:sz w:val="18"/>
-          <w:szCs w:val="18"/>
-        </w:rPr>
-        <w:t xml:space="preserve">  →</w:t>
-      </w:r>
-      <w:proofErr w:type="gramEnd"/>
-      <w:r>
-        <w:rPr>
-          <w:rFonts w:ascii="Courier New" w:hAnsi="Courier New" w:cs="Courier New"/>
-          <w:b/>
-          <w:bCs/>
-          <w:sz w:val="18"/>
-          <w:szCs w:val="18"/>
-        </w:rPr>
-        <w:t xml:space="preserve"> </w:t>
-      </w:r>
-      <w:proofErr w:type="spellStart"/>
-      <w:proofErr w:type="gramStart"/>
-      <w:r>
-        <w:rPr>
-          <w:rFonts w:ascii="Courier New" w:hAnsi="Courier New" w:cs="Courier New"/>
-          <w:b/>
-          <w:bCs/>
-          <w:sz w:val="18"/>
-          <w:szCs w:val="18"/>
-        </w:rPr>
-        <w:t>ApplyBurstImpulse</w:t>
-      </w:r>
-      <w:proofErr w:type="spellEnd"/>
-      <w:r>
-        <w:rPr>
-          <w:rFonts w:ascii="Courier New" w:hAnsi="Courier New" w:cs="Courier New"/>
-          <w:b/>
-          <w:bCs/>
-          <w:sz w:val="18"/>
-          <w:szCs w:val="18"/>
-        </w:rPr>
-        <w:t>(</w:t>
-      </w:r>
-      <w:proofErr w:type="gramEnd"/>
-      <w:r>
-        <w:rPr>
-          <w:rFonts w:ascii="Courier New" w:hAnsi="Courier New" w:cs="Courier New"/>
-          <w:b/>
-          <w:bCs/>
-          <w:sz w:val="18"/>
-          <w:szCs w:val="18"/>
-        </w:rPr>
-        <w:t>)</w:t>
-      </w:r>
-    </w:p>
-    <w:p>
-      <w:pPr>
-        <w:rPr>
-          <w:rFonts w:ascii="Courier New" w:hAnsi="Courier New" w:cs="Courier New"/>
-          <w:b/>
-          <w:bCs/>
-          <w:sz w:val="18"/>
-          <w:szCs w:val="18"/>
-        </w:rPr>
-      </w:pPr>
-      <w:proofErr w:type="spellStart"/>
-      <w:r>
-        <w:rPr>
-          <w:rFonts w:ascii="Courier New" w:hAnsi="Courier New" w:cs="Courier New"/>
-          <w:b/>
-          <w:bCs/>
-          <w:sz w:val="18"/>
-          <w:szCs w:val="18"/>
-        </w:rPr>
-        <w:t>Sustained.performed</w:t>
-      </w:r>
-      <w:proofErr w:type="spellEnd"/>
-      <w:r>
-        <w:rPr>
-          <w:rFonts w:ascii="Courier New" w:hAnsi="Courier New" w:cs="Courier New"/>
-          <w:b/>
-          <w:bCs/>
-          <w:sz w:val="18"/>
-          <w:szCs w:val="18"/>
-        </w:rPr>
-        <w:t xml:space="preserve"> → </w:t>
-      </w:r>
-      <w:proofErr w:type="spellStart"/>
-      <w:proofErr w:type="gramStart"/>
-      <w:r>
-        <w:rPr>
-          <w:rFonts w:ascii="Courier New" w:hAnsi="Courier New" w:cs="Courier New"/>
-          <w:b/>
-          <w:bCs/>
-          <w:sz w:val="18"/>
-          <w:szCs w:val="18"/>
-        </w:rPr>
-        <w:t>EnterSustainedMode</w:t>
-      </w:r>
-      <w:proofErr w:type="spellEnd"/>
-      <w:r>
-        <w:rPr>
-          <w:rFonts w:ascii="Courier New" w:hAnsi="Courier New" w:cs="Courier New"/>
-          <w:b/>
-          <w:bCs/>
-          <w:sz w:val="18"/>
-          <w:szCs w:val="18"/>
-        </w:rPr>
-        <w:t>()  /</w:t>
-      </w:r>
-      <w:proofErr w:type="gramEnd"/>
-      <w:r>
-        <w:rPr>
-          <w:rFonts w:ascii="Courier New" w:hAnsi="Courier New" w:cs="Courier New"/>
-          <w:b/>
-          <w:bCs/>
-          <w:sz w:val="18"/>
-          <w:szCs w:val="18"/>
-        </w:rPr>
-        <w:t>/ (optional modifier)</w:t>
-      </w:r>
-    </w:p>
-    <w:p>
-      <w:pPr>
-        <w:rPr>
-          <w:rFonts w:ascii="Courier New" w:hAnsi="Courier New" w:cs="Courier New"/>
-          <w:b/>
-          <w:bCs/>
-          <w:sz w:val="18"/>
-          <w:szCs w:val="18"/>
-        </w:rPr>
-      </w:pPr>
-      <w:proofErr w:type="spellStart"/>
-      <w:r>
-        <w:rPr>
-          <w:rFonts w:ascii="Courier New" w:hAnsi="Courier New" w:cs="Courier New"/>
-          <w:b/>
-          <w:bCs/>
-          <w:sz w:val="18"/>
-          <w:szCs w:val="18"/>
-        </w:rPr>
-        <w:lastRenderedPageBreak/>
-        <w:t>Ship.Tick</w:t>
-      </w:r>
-      <w:proofErr w:type="spellEnd"/>
-      <w:r>
-        <w:rPr>
-          <w:rFonts w:ascii="Courier New" w:hAnsi="Courier New" w:cs="Courier New"/>
-          <w:b/>
-          <w:bCs/>
-          <w:sz w:val="18"/>
-          <w:szCs w:val="18"/>
-        </w:rPr>
-        <w:t>(dt):</w:t>
-      </w:r>
-    </w:p>
-    <w:p>
-      <w:pPr>
-        <w:rPr>
-          <w:rFonts w:ascii="Courier New" w:hAnsi="Courier New" w:cs="Courier New"/>
-          <w:b/>
-          <w:bCs/>
-          <w:sz w:val="18"/>
-          <w:szCs w:val="18"/>
-        </w:rPr>
-      </w:pPr>
-      <w:r>
-        <w:rPr>
-          <w:rFonts w:ascii="Courier New" w:hAnsi="Courier New" w:cs="Courier New"/>
-          <w:b/>
-          <w:bCs/>
-          <w:sz w:val="18"/>
-          <w:szCs w:val="18"/>
-        </w:rPr>
-        <w:t xml:space="preserve">    if </w:t>
-      </w:r>
-      <w:proofErr w:type="spellStart"/>
-      <w:r>
-        <w:rPr>
-          <w:rFonts w:ascii="Courier New" w:hAnsi="Courier New" w:cs="Courier New"/>
-          <w:b/>
-          <w:bCs/>
-          <w:sz w:val="18"/>
-          <w:szCs w:val="18"/>
-        </w:rPr>
-        <w:t>thrustOn</w:t>
-      </w:r>
-      <w:proofErr w:type="spellEnd"/>
-      <w:r>
-        <w:rPr>
-          <w:rFonts w:ascii="Courier New" w:hAnsi="Courier New" w:cs="Courier New"/>
-          <w:b/>
-          <w:bCs/>
-          <w:sz w:val="18"/>
-          <w:szCs w:val="18"/>
-        </w:rPr>
-        <w:t xml:space="preserve"> and fuel&gt;0: v += </w:t>
-      </w:r>
-      <w:proofErr w:type="spellStart"/>
-      <w:r>
-        <w:rPr>
-          <w:rFonts w:ascii="Courier New" w:hAnsi="Courier New" w:cs="Courier New"/>
-          <w:b/>
-          <w:bCs/>
-          <w:sz w:val="18"/>
-          <w:szCs w:val="18"/>
-        </w:rPr>
-        <w:t>headingDir</w:t>
-      </w:r>
-      <w:proofErr w:type="spellEnd"/>
-      <w:r>
-        <w:rPr>
-          <w:rFonts w:ascii="Courier New" w:hAnsi="Courier New" w:cs="Courier New"/>
-          <w:b/>
-          <w:bCs/>
-          <w:sz w:val="18"/>
-          <w:szCs w:val="18"/>
-        </w:rPr>
-        <w:t xml:space="preserve">(heading) * </w:t>
-      </w:r>
-      <w:proofErr w:type="spellStart"/>
-      <w:r>
-        <w:rPr>
-          <w:rFonts w:ascii="Courier New" w:hAnsi="Courier New" w:cs="Courier New"/>
-          <w:b/>
-          <w:bCs/>
-          <w:sz w:val="18"/>
-          <w:szCs w:val="18"/>
-        </w:rPr>
-        <w:t>thrustAccel</w:t>
-      </w:r>
-      <w:proofErr w:type="spellEnd"/>
-      <w:r>
-        <w:rPr>
-          <w:rFonts w:ascii="Courier New" w:hAnsi="Courier New" w:cs="Courier New"/>
-          <w:b/>
-          <w:bCs/>
-          <w:sz w:val="18"/>
-          <w:szCs w:val="18"/>
-        </w:rPr>
-        <w:t xml:space="preserve"> * </w:t>
-      </w:r>
-      <w:proofErr w:type="gramStart"/>
-      <w:r>
-        <w:rPr>
-          <w:rFonts w:ascii="Courier New" w:hAnsi="Courier New" w:cs="Courier New"/>
-          <w:b/>
-          <w:bCs/>
-          <w:sz w:val="18"/>
-          <w:szCs w:val="18"/>
-        </w:rPr>
-        <w:t>dt ;</w:t>
-      </w:r>
-      <w:proofErr w:type="gramEnd"/>
-      <w:r>
-        <w:rPr>
-          <w:rFonts w:ascii="Courier New" w:hAnsi="Courier New" w:cs="Courier New"/>
-          <w:b/>
-          <w:bCs/>
-          <w:sz w:val="18"/>
-          <w:szCs w:val="18"/>
-        </w:rPr>
-        <w:t xml:space="preserve"> fuel -= rate * dt</w:t>
-      </w:r>
-    </w:p>
-    <w:p>
-      <w:pPr>
-        <w:rPr>
-          <w:rFonts w:ascii="Courier New" w:hAnsi="Courier New" w:cs="Courier New"/>
-          <w:b/>
-          <w:bCs/>
-          <w:sz w:val="18"/>
-          <w:szCs w:val="18"/>
-        </w:rPr>
-      </w:pPr>
-      <w:r>
-        <w:rPr>
-          <w:rFonts w:ascii="Courier New" w:hAnsi="Courier New" w:cs="Courier New"/>
-          <w:b/>
-          <w:bCs/>
-          <w:sz w:val="18"/>
-          <w:szCs w:val="18"/>
-        </w:rPr>
-        <w:t xml:space="preserve">    v += </w:t>
-      </w:r>
-      <w:proofErr w:type="spellStart"/>
-      <w:proofErr w:type="gramStart"/>
-      <w:r>
-        <w:rPr>
-          <w:rFonts w:ascii="Courier New" w:hAnsi="Courier New" w:cs="Courier New"/>
-          <w:b/>
-          <w:bCs/>
-          <w:sz w:val="18"/>
-          <w:szCs w:val="18"/>
-        </w:rPr>
-        <w:t>AccelAt</w:t>
-      </w:r>
-      <w:proofErr w:type="spellEnd"/>
-      <w:r>
-        <w:rPr>
-          <w:rFonts w:ascii="Courier New" w:hAnsi="Courier New" w:cs="Courier New"/>
-          <w:b/>
-          <w:bCs/>
-          <w:sz w:val="18"/>
-          <w:szCs w:val="18"/>
-        </w:rPr>
-        <w:t>(</w:t>
-      </w:r>
-      <w:proofErr w:type="gramEnd"/>
-      <w:r>
-        <w:rPr>
-          <w:rFonts w:ascii="Courier New" w:hAnsi="Courier New" w:cs="Courier New"/>
-          <w:b/>
-          <w:bCs/>
-          <w:sz w:val="18"/>
-          <w:szCs w:val="18"/>
-        </w:rPr>
-        <w:t>x, v, t) * dt</w:t>
-      </w:r>
-    </w:p>
-    <w:p>
-      <w:pPr>
-        <w:rPr>
-          <w:rFonts w:ascii="Courier New" w:hAnsi="Courier New" w:cs="Courier New"/>
-          <w:b/>
-          <w:bCs/>
-          <w:sz w:val="18"/>
-          <w:szCs w:val="18"/>
-        </w:rPr>
-      </w:pPr>
-      <w:r>
-        <w:rPr>
-          <w:rFonts w:ascii="Courier New" w:hAnsi="Courier New" w:cs="Courier New"/>
-          <w:b/>
-          <w:bCs/>
-          <w:sz w:val="18"/>
-          <w:szCs w:val="18"/>
-        </w:rPr>
-        <w:t xml:space="preserve">    x += v * dt</w:t>
-      </w:r>
-    </w:p>
-    <w:p/>
-    <w:p>
-      <w:pPr>
         <w:pStyle w:val="Heading3"/>
       </w:pPr>
       <w:r>
@@ -1985,31 +717,7 @@
         <w:pStyle w:val="ListBullet"/>
       </w:pPr>
       <w:r>
-        <w:t xml:space="preserve">Touch anywhere for </w:t>
-      </w:r>
-      <w:proofErr w:type="gramStart"/>
-      <w:r>
-        <w:t>thrust:</w:t>
-      </w:r>
-      <w:proofErr w:type="gramEnd"/>
-      <w:r>
-        <w:t xml:space="preserve"> bindings use </w:t>
-      </w:r>
-      <w:proofErr w:type="spellStart"/>
-      <w:r>
-        <w:t>primaryTouch</w:t>
-      </w:r>
-      <w:proofErr w:type="spellEnd"/>
-      <w:r>
-        <w:t xml:space="preserve">; UI module consumes UI </w:t>
-      </w:r>
-      <w:proofErr w:type="gramStart"/>
-      <w:r>
-        <w:t>touches</w:t>
-      </w:r>
-      <w:proofErr w:type="gramEnd"/>
-      <w:r>
-        <w:t xml:space="preserve"> so gameplay doesn’t trigger under buttons.</w:t>
+        <w:t>Touch anywhere for thrust: bindings use primaryTouch; UI module consumes UI touches so gameplay doesn’t trigger under buttons.</w:t>
       </w:r>
     </w:p>
     <w:p>
@@ -2017,15 +725,7 @@
         <w:pStyle w:val="ListBullet"/>
       </w:pPr>
       <w:r>
-        <w:t xml:space="preserve">Use processors (Scale, </w:t>
-      </w:r>
-      <w:proofErr w:type="spellStart"/>
-      <w:r>
-        <w:t>Deadzone</w:t>
-      </w:r>
-      <w:proofErr w:type="spellEnd"/>
-      <w:r>
-        <w:t>) on Turn to tune sensitivity.</w:t>
+        <w:t>Use processors (Scale, Deadzone) on Turn to tune sensitivity.</w:t>
       </w:r>
     </w:p>
     <w:p>
@@ -2064,15 +764,7 @@
     </w:p>
     <w:p>
       <w:r>
-        <w:t xml:space="preserve">Yes → Score/Stars → </w:t>
-      </w:r>
-      <w:proofErr w:type="gramStart"/>
-      <w:r>
-        <w:t>Next ;</w:t>
-      </w:r>
-      <w:proofErr w:type="gramEnd"/>
-      <w:r>
-        <w:t xml:space="preserve"> No → Retry Fly (keep anchors) / Reset Plan (remove anchors)</w:t>
+        <w:t>Yes → Score/Stars → Next ; No → Retry Fly (keep anchors) / Reset Plan (remove anchors)</w:t>
       </w:r>
     </w:p>
     <w:p/>
@@ -2096,37 +788,13 @@
     </w:p>
     <w:p>
       <w:r>
-        <w:t xml:space="preserve">• </w:t>
-      </w:r>
-      <w:proofErr w:type="spellStart"/>
-      <w:r>
-        <w:t>FieldSource</w:t>
-      </w:r>
-      <w:proofErr w:type="spellEnd"/>
-      <w:r>
-        <w:t>: generic force emitter (well/</w:t>
-      </w:r>
-      <w:proofErr w:type="spellStart"/>
-      <w:r>
-        <w:t>repulsor</w:t>
-      </w:r>
-      <w:proofErr w:type="spellEnd"/>
-      <w:r>
-        <w:t>/</w:t>
+        <w:t>• FieldSource: generic force emitter (well/repulsor/</w:t>
       </w:r>
       <w:r>
         <w:t>stabilizer</w:t>
       </w:r>
       <w:r>
-        <w:t>/</w:t>
-      </w:r>
-      <w:proofErr w:type="spellStart"/>
-      <w:r>
-        <w:t>jetstream</w:t>
-      </w:r>
-      <w:proofErr w:type="spellEnd"/>
-      <w:r>
-        <w:t>/vortex</w:t>
+        <w:t>/jetstream/vortex</w:t>
       </w:r>
       <w:r>
         <w:t>/nebula</w:t>
@@ -2142,15 +810,7 @@
     </w:p>
     <w:p>
       <w:r>
-        <w:t xml:space="preserve">• Anchor: persistent </w:t>
-      </w:r>
-      <w:proofErr w:type="spellStart"/>
-      <w:r>
-        <w:t>FieldSource</w:t>
-      </w:r>
-      <w:proofErr w:type="spellEnd"/>
-      <w:r>
-        <w:t xml:space="preserve"> deployed by a probe.</w:t>
+        <w:t>• Anchor: persistent FieldSource deployed by a probe.</w:t>
       </w:r>
     </w:p>
     <w:p>
@@ -2453,23 +1113,7 @@
     </w:p>
     <w:p>
       <w:r>
-        <w:t>• v = (</w:t>
-      </w:r>
-      <w:proofErr w:type="spellStart"/>
-      <w:r>
-        <w:t>vx</w:t>
-      </w:r>
-      <w:proofErr w:type="spellEnd"/>
-      <w:r>
-        <w:t xml:space="preserve">, </w:t>
-      </w:r>
-      <w:proofErr w:type="spellStart"/>
-      <w:r>
-        <w:t>vy</w:t>
-      </w:r>
-      <w:proofErr w:type="spellEnd"/>
-      <w:r>
-        <w:t>): velocity</w:t>
+        <w:t>• v = (vx, vy): velocity</w:t>
       </w:r>
     </w:p>
     <w:p>
@@ -2834,17 +1478,16 @@
             </m:sSup>
           </m:den>
         </m:f>
-        <w:commentRangeEnd w:id="0"/>
-        <m:r>
-          <m:rPr>
-            <m:sty m:val="p"/>
-          </m:rPr>
-          <w:rPr>
-            <w:rStyle w:val="CommentReference"/>
-          </w:rPr>
-          <w:commentReference w:id="0"/>
-        </m:r>
       </m:oMath>
+      <w:commentRangeEnd w:id="0"/>
+      <w:r>
+        <w:rPr>
+          <w:rStyle w:val="CommentReference"/>
+          <w:sz w:val="22"/>
+          <w:szCs w:val="22"/>
+        </w:rPr>
+        <w:commentReference w:id="0"/>
+      </w:r>
     </w:p>
     <w:p>
       <w:r>
@@ -2860,13 +1503,8 @@
     <w:p>
       <w:r>
         <w:lastRenderedPageBreak/>
-        <w:t xml:space="preserve">B) Inverse‑Square </w:t>
-      </w:r>
-      <w:proofErr w:type="spellStart"/>
-      <w:r>
-        <w:t>Repulsor</w:t>
-      </w:r>
-      <w:proofErr w:type="spellEnd"/>
+        <w:t>B) Inverse‑Square Repulsor</w:t>
+      </w:r>
     </w:p>
     <w:p>
       <w:r>
@@ -3017,17 +1655,16 @@
             </m:sSup>
           </m:sup>
         </m:sSup>
-        <w:commentRangeEnd w:id="1"/>
-        <m:r>
-          <m:rPr>
-            <m:sty m:val="p"/>
-          </m:rPr>
-          <w:rPr>
-            <w:rStyle w:val="CommentReference"/>
-          </w:rPr>
-          <w:commentReference w:id="1"/>
-        </m:r>
       </m:oMath>
+      <w:commentRangeEnd w:id="1"/>
+      <w:r>
+        <w:rPr>
+          <w:rStyle w:val="CommentReference"/>
+          <w:sz w:val="22"/>
+          <w:szCs w:val="22"/>
+        </w:rPr>
+        <w:commentReference w:id="1"/>
+      </w:r>
     </w:p>
     <w:p>
       <w:commentRangeStart w:id="2"/>
@@ -3298,6 +1935,8 @@
       <w:r>
         <w:rPr>
           <w:rStyle w:val="CommentReference"/>
+          <w:sz w:val="22"/>
+          <w:szCs w:val="22"/>
         </w:rPr>
         <w:commentReference w:id="2"/>
       </w:r>
@@ -3307,15 +1946,7 @@
     </w:p>
     <w:p>
       <w:r>
-        <w:t xml:space="preserve">Summary: a local “centering” well </w:t>
-      </w:r>
-      <w:proofErr w:type="gramStart"/>
-      <w:r>
-        <w:t>that fades</w:t>
-      </w:r>
-      <w:proofErr w:type="gramEnd"/>
-      <w:r>
-        <w:t xml:space="preserve"> quickly outside ~2R; strong near the gap, negligible elsewhere.</w:t>
+        <w:t>Summary: a local “centering” well that fades quickly outside ~2R; strong near the gap, negligible elsewhere.</w:t>
       </w:r>
     </w:p>
     <w:p>
@@ -3401,15 +2032,7 @@
     <w:p/>
     <w:p>
       <w:r>
-        <w:t>D) Uniform Field (</w:t>
-      </w:r>
-      <w:proofErr w:type="spellStart"/>
-      <w:r>
-        <w:t>jetstream</w:t>
-      </w:r>
-      <w:proofErr w:type="spellEnd"/>
-      <w:r>
-        <w:t>)</w:t>
+        <w:t>D) Uniform Field (jetstream)</w:t>
       </w:r>
     </w:p>
     <w:p>
@@ -3574,15 +2197,7 @@
     </w:p>
     <w:p>
       <w:r>
-        <w:t xml:space="preserve">Summary: dissipative force that slows moving bodies proportional to speed^2 (in magnitude); great for </w:t>
-      </w:r>
-      <w:proofErr w:type="gramStart"/>
-      <w:r>
-        <w:t>capture</w:t>
-      </w:r>
-      <w:proofErr w:type="gramEnd"/>
-      <w:r>
-        <w:t xml:space="preserve"> nets and comfort.</w:t>
+        <w:t>Summary: dissipative force that slows moving bodies proportional to speed^2 (in magnitude); great for capture nets and comfort.</w:t>
       </w:r>
     </w:p>
     <w:p>
@@ -3597,7 +2212,6 @@
       </w:r>
     </w:p>
     <w:p>
-      <w:commentRangeStart w:id="3"/>
       <w:r>
         <w:t xml:space="preserve">Equation: </w:t>
       </w:r>
@@ -3625,7 +2239,7 @@
           <w:rPr>
             <w:rFonts w:ascii="Cambria Math" w:hAnsi="Cambria Math"/>
           </w:rPr>
-          <m:t xml:space="preserve"> = </m:t>
+          <m:t xml:space="preserve">= </m:t>
         </m:r>
         <m:r>
           <m:rPr>
@@ -3642,193 +2256,176 @@
           </w:rPr>
           <m:t xml:space="preserve"> </m:t>
         </m:r>
-        <m:f>
-          <m:fPr>
+        <m:r>
+          <w:rPr>
+            <w:rFonts w:ascii="Cambria Math" w:hAnsi="Cambria Math"/>
+          </w:rPr>
+          <m:t xml:space="preserve">S </m:t>
+        </m:r>
+        <m:sSup>
+          <m:sSupPr>
             <m:ctrlPr>
               <w:rPr>
                 <w:rFonts w:ascii="Cambria Math" w:hAnsi="Cambria Math"/>
                 <w:i/>
               </w:rPr>
             </m:ctrlPr>
-          </m:fPr>
-          <m:num>
+          </m:sSupPr>
+          <m:e>
             <m:r>
               <w:rPr>
                 <w:rFonts w:ascii="Cambria Math" w:hAnsi="Cambria Math"/>
               </w:rPr>
-              <m:t xml:space="preserve">ẑ × </m:t>
+              <m:t>e</m:t>
             </m:r>
-            <m:d>
-              <m:dPr>
+          </m:e>
+          <m:sup>
+            <m:f>
+              <m:fPr>
                 <m:ctrlPr>
                   <w:rPr>
                     <w:rFonts w:ascii="Cambria Math" w:hAnsi="Cambria Math"/>
                     <w:i/>
                   </w:rPr>
                 </m:ctrlPr>
-              </m:dPr>
-              <m:e>
-                <m:acc>
-                  <m:accPr>
-                    <m:chr m:val="⃑"/>
+              </m:fPr>
+              <m:num>
+                <m:r>
+                  <w:rPr>
+                    <w:rFonts w:ascii="Cambria Math" w:hAnsi="Cambria Math"/>
+                  </w:rPr>
+                  <m:t>-</m:t>
+                </m:r>
+                <m:sSup>
+                  <m:sSupPr>
                     <m:ctrlPr>
                       <w:rPr>
                         <w:rFonts w:ascii="Cambria Math" w:hAnsi="Cambria Math"/>
                         <w:i/>
                       </w:rPr>
                     </m:ctrlPr>
-                  </m:accPr>
+                  </m:sSupPr>
                   <m:e>
                     <m:r>
                       <w:rPr>
                         <w:rFonts w:ascii="Cambria Math" w:hAnsi="Cambria Math"/>
                       </w:rPr>
-                      <m:t>x</m:t>
+                      <m:t>r</m:t>
                     </m:r>
                   </m:e>
-                </m:acc>
-                <m:r>
-                  <w:rPr>
-                    <w:rFonts w:ascii="Cambria Math" w:hAnsi="Cambria Math"/>
-                  </w:rPr>
-                  <m:t xml:space="preserve"> - </m:t>
-                </m:r>
-                <m:acc>
-                  <m:accPr>
-                    <m:chr m:val="⃑"/>
+                  <m:sup>
+                    <m:r>
+                      <w:rPr>
+                        <w:rFonts w:ascii="Cambria Math" w:hAnsi="Cambria Math"/>
+                      </w:rPr>
+                      <m:t>2</m:t>
+                    </m:r>
+                  </m:sup>
+                </m:sSup>
+              </m:num>
+              <m:den>
+                <m:sSup>
+                  <m:sSupPr>
                     <m:ctrlPr>
                       <w:rPr>
                         <w:rFonts w:ascii="Cambria Math" w:hAnsi="Cambria Math"/>
                         <w:i/>
                       </w:rPr>
                     </m:ctrlPr>
-                  </m:accPr>
+                  </m:sSupPr>
                   <m:e>
                     <m:r>
                       <w:rPr>
                         <w:rFonts w:ascii="Cambria Math" w:hAnsi="Cambria Math"/>
                       </w:rPr>
-                      <m:t>c</m:t>
+                      <m:t>R</m:t>
                     </m:r>
                   </m:e>
-                </m:acc>
-              </m:e>
-            </m:d>
-          </m:num>
-          <m:den>
+                  <m:sup>
+                    <m:r>
+                      <w:rPr>
+                        <w:rFonts w:ascii="Cambria Math" w:hAnsi="Cambria Math"/>
+                      </w:rPr>
+                      <m:t>2</m:t>
+                    </m:r>
+                  </m:sup>
+                </m:sSup>
+              </m:den>
+            </m:f>
+          </m:sup>
+        </m:sSup>
+        <m:r>
+          <w:rPr>
+            <w:rFonts w:ascii="Cambria Math" w:hAnsi="Cambria Math"/>
+          </w:rPr>
+          <m:t xml:space="preserve"> (</m:t>
+        </m:r>
+        <m:acc>
+          <m:accPr>
+            <m:ctrlPr>
+              <w:rPr>
+                <w:rFonts w:ascii="Cambria Math" w:hAnsi="Cambria Math"/>
+                <w:i/>
+              </w:rPr>
+            </m:ctrlPr>
+          </m:accPr>
+          <m:e>
             <m:r>
               <w:rPr>
                 <w:rFonts w:ascii="Cambria Math" w:hAnsi="Cambria Math"/>
               </w:rPr>
-              <m:t xml:space="preserve"> </m:t>
+              <m:t>z</m:t>
             </m:r>
-            <m:sSup>
-              <m:sSupPr>
-                <m:ctrlPr>
-                  <w:rPr>
-                    <w:rFonts w:ascii="Cambria Math" w:hAnsi="Cambria Math"/>
-                    <w:i/>
-                  </w:rPr>
-                </m:ctrlPr>
-              </m:sSupPr>
-              <m:e>
-                <m:d>
-                  <m:dPr>
-                    <m:begChr m:val="‖"/>
-                    <m:endChr m:val="‖"/>
-                    <m:ctrlPr>
-                      <w:rPr>
-                        <w:rFonts w:ascii="Cambria Math" w:hAnsi="Cambria Math"/>
-                        <w:i/>
-                      </w:rPr>
-                    </m:ctrlPr>
-                  </m:dPr>
-                  <m:e>
-                    <m:acc>
-                      <m:accPr>
-                        <m:chr m:val="⃑"/>
-                        <m:ctrlPr>
-                          <w:rPr>
-                            <w:rFonts w:ascii="Cambria Math" w:hAnsi="Cambria Math"/>
-                            <w:i/>
-                          </w:rPr>
-                        </m:ctrlPr>
-                      </m:accPr>
-                      <m:e>
-                        <m:r>
-                          <w:rPr>
-                            <w:rFonts w:ascii="Cambria Math" w:hAnsi="Cambria Math"/>
-                          </w:rPr>
-                          <m:t>x</m:t>
-                        </m:r>
-                      </m:e>
-                    </m:acc>
-                    <m:r>
-                      <w:rPr>
-                        <w:rFonts w:ascii="Cambria Math" w:hAnsi="Cambria Math"/>
-                      </w:rPr>
-                      <m:t>-</m:t>
-                    </m:r>
-                    <m:acc>
-                      <m:accPr>
-                        <m:chr m:val="⃑"/>
-                        <m:ctrlPr>
-                          <w:rPr>
-                            <w:rFonts w:ascii="Cambria Math" w:hAnsi="Cambria Math"/>
-                            <w:i/>
-                          </w:rPr>
-                        </m:ctrlPr>
-                      </m:accPr>
-                      <m:e>
-                        <m:r>
-                          <w:rPr>
-                            <w:rFonts w:ascii="Cambria Math" w:hAnsi="Cambria Math"/>
-                          </w:rPr>
-                          <m:t>c</m:t>
-                        </m:r>
-                      </m:e>
-                    </m:acc>
-                  </m:e>
-                </m:d>
-              </m:e>
-              <m:sup>
-                <m:r>
-                  <w:rPr>
-                    <w:rFonts w:ascii="Cambria Math" w:hAnsi="Cambria Math"/>
-                  </w:rPr>
-                  <m:t>2</m:t>
-                </m:r>
-              </m:sup>
-            </m:sSup>
+          </m:e>
+        </m:acc>
+        <m:r>
+          <w:rPr>
+            <w:rFonts w:ascii="Cambria Math" w:hAnsi="Cambria Math"/>
+          </w:rPr>
+          <m:t>×</m:t>
+        </m:r>
+        <m:acc>
+          <m:accPr>
+            <m:chr m:val="⃑"/>
+            <m:ctrlPr>
+              <w:rPr>
+                <w:rFonts w:ascii="Cambria Math" w:hAnsi="Cambria Math"/>
+                <w:i/>
+              </w:rPr>
+            </m:ctrlPr>
+          </m:accPr>
+          <m:e>
             <m:r>
               <w:rPr>
                 <w:rFonts w:ascii="Cambria Math" w:hAnsi="Cambria Math"/>
               </w:rPr>
-              <m:t xml:space="preserve"> + ε </m:t>
+              <m:t>r</m:t>
             </m:r>
-          </m:den>
-        </m:f>
-        <w:commentRangeEnd w:id="3"/>
+          </m:e>
+        </m:acc>
         <m:r>
-          <m:rPr>
-            <m:sty m:val="p"/>
-          </m:rPr>
           <w:rPr>
-            <w:rStyle w:val="CommentReference"/>
+            <w:rFonts w:ascii="Cambria Math" w:hAnsi="Cambria Math"/>
           </w:rPr>
-          <w:commentReference w:id="3"/>
+          <m:t xml:space="preserve">) </m:t>
         </m:r>
       </m:oMath>
     </w:p>
     <w:p>
       <w:r>
-        <w:t>Summary: sideways acceleration around a point; curves trajectories without pulling to center.</w:t>
+        <w:t>Summary: sideways</w:t>
+      </w:r>
+      <w:r>
+        <w:t>/perpendicular</w:t>
+      </w:r>
+      <w:r>
+        <w:t xml:space="preserve"> acceleration around a point; curves trajectories without pulling to center.</w:t>
       </w:r>
     </w:p>
     <w:p>
       <w:r>
         <w:lastRenderedPageBreak/>
-        <w:t>Parameters: Γ (circulation), ε (soft‑core).</w:t>
+        <w:t>Parameters: Γ (circulation)</w:t>
       </w:r>
     </w:p>
     <w:p/>
@@ -3890,21 +2487,7 @@
         <w:rPr>
           <w:lang w:val="en-CA"/>
         </w:rPr>
-        <w:t xml:space="preserve">Well cores (fail): if distance to any well center &lt; </w:t>
-      </w:r>
-      <w:proofErr w:type="spellStart"/>
-      <w:r>
-        <w:rPr>
-          <w:lang w:val="en-CA"/>
-        </w:rPr>
-        <w:t>r_fail</w:t>
-      </w:r>
-      <w:proofErr w:type="spellEnd"/>
-      <w:r>
-        <w:rPr>
-          <w:lang w:val="en-CA"/>
-        </w:rPr>
-        <w:t xml:space="preserve"> (core radius) → Fail and present Retry/Reset options.</w:t>
+        <w:t>Well cores (fail): if distance to any well center &lt; r_fail (core radius) → Fail and present Retry/Reset options.</w:t>
       </w:r>
     </w:p>
     <w:p>
@@ -3982,21 +2565,7 @@
           <w:lang w:val="en-CA"/>
         </w:rPr>
         <w:noBreakHyphen/>
-        <w:t xml:space="preserve">Dock): if probe center enters receptor snap radius </w:t>
-      </w:r>
-      <w:proofErr w:type="spellStart"/>
-      <w:r>
-        <w:rPr>
-          <w:lang w:val="en-CA"/>
-        </w:rPr>
-        <w:t>R_snap</w:t>
-      </w:r>
-      <w:proofErr w:type="spellEnd"/>
-      <w:r>
-        <w:rPr>
-          <w:lang w:val="en-CA"/>
-        </w:rPr>
-        <w:t xml:space="preserve"> → set v=0, snap x to receptor center, Deploy Anchor immediately.</w:t>
+        <w:t>Dock): if probe center enters receptor snap radius R_snap → set v=0, snap x to receptor center, Deploy Anchor immediately.</w:t>
       </w:r>
     </w:p>
     <w:p>
@@ -4013,21 +2582,7 @@
         <w:rPr>
           <w:lang w:val="en-CA"/>
         </w:rPr>
-        <w:t xml:space="preserve">Wells (consume): if distance to well center &lt; </w:t>
-      </w:r>
-      <w:proofErr w:type="spellStart"/>
-      <w:r>
-        <w:rPr>
-          <w:lang w:val="en-CA"/>
-        </w:rPr>
-        <w:t>r_consume</w:t>
-      </w:r>
-      <w:proofErr w:type="spellEnd"/>
-      <w:r>
-        <w:rPr>
-          <w:lang w:val="en-CA"/>
-        </w:rPr>
-        <w:t xml:space="preserve"> (core radius) → Destroy probe (no deploy).</w:t>
+        <w:t>Wells (consume): if distance to well center &lt; r_consume (core radius) → Destroy probe (no deploy).</w:t>
       </w:r>
     </w:p>
     <w:p>
@@ -4104,35 +2659,7 @@
           <w:lang w:val="en-CA"/>
         </w:rPr>
         <w:noBreakHyphen/>
-        <w:t xml:space="preserve">well radii </w:t>
-      </w:r>
-      <w:proofErr w:type="spellStart"/>
-      <w:r>
-        <w:rPr>
-          <w:lang w:val="en-CA"/>
-        </w:rPr>
-        <w:t>r_fail</w:t>
-      </w:r>
-      <w:proofErr w:type="spellEnd"/>
-      <w:r>
-        <w:rPr>
-          <w:lang w:val="en-CA"/>
-        </w:rPr>
-        <w:t xml:space="preserve"> (skiff) and </w:t>
-      </w:r>
-      <w:proofErr w:type="spellStart"/>
-      <w:r>
-        <w:rPr>
-          <w:lang w:val="en-CA"/>
-        </w:rPr>
-        <w:t>r_consume</w:t>
-      </w:r>
-      <w:proofErr w:type="spellEnd"/>
-      <w:r>
-        <w:rPr>
-          <w:lang w:val="en-CA"/>
-        </w:rPr>
-        <w:t xml:space="preserve"> (probe) to tune forgiveness.</w:t>
+        <w:t>well radii r_fail (skiff) and r_consume (probe) to tune forgiveness.</w:t>
       </w:r>
     </w:p>
     <w:p>
@@ -4149,21 +2676,7 @@
         <w:rPr>
           <w:lang w:val="en-CA"/>
         </w:rPr>
-        <w:t xml:space="preserve">Receptors are triggers only; all gameplay effect comes from active </w:t>
-      </w:r>
-      <w:proofErr w:type="spellStart"/>
-      <w:r>
-        <w:rPr>
-          <w:lang w:val="en-CA"/>
-        </w:rPr>
-        <w:t>FieldSources</w:t>
-      </w:r>
-      <w:proofErr w:type="spellEnd"/>
-      <w:r>
-        <w:rPr>
-          <w:lang w:val="en-CA"/>
-        </w:rPr>
-        <w:t xml:space="preserve"> after a probe docks.</w:t>
+        <w:t>Receptors are triggers only; all gameplay effect comes from active FieldSources after a probe docks.</w:t>
       </w:r>
     </w:p>
     <w:p>
@@ -4200,15 +2713,7 @@
     </w:p>
     <w:p>
       <w:r>
-        <w:t>Semi‑Implicit Euler (</w:t>
-      </w:r>
-      <w:proofErr w:type="spellStart"/>
-      <w:r>
-        <w:t>symplectic</w:t>
-      </w:r>
-      <w:proofErr w:type="spellEnd"/>
-      <w:r>
-        <w:t>):</w:t>
+        <w:t>Semi‑Implicit Euler (symplectic):</w:t>
       </w:r>
     </w:p>
     <w:p>
@@ -4313,20 +2818,7 @@
     </w:p>
     <w:p>
       <w:r>
-        <w:t xml:space="preserve">Runs off‑sim with the same </w:t>
-      </w:r>
-      <w:proofErr w:type="spellStart"/>
-      <w:proofErr w:type="gramStart"/>
-      <w:r>
-        <w:t>AccelAt</w:t>
-      </w:r>
-      <w:proofErr w:type="spellEnd"/>
-      <w:r>
-        <w:t>(</w:t>
-      </w:r>
-      <w:proofErr w:type="gramEnd"/>
-      <w:r>
-        <w:t>) and dt; renders a line. Includes all active sources and timers so previews are honest.</w:t>
+        <w:t>Runs off‑sim with the same AccelAt() and dt; renders a line. Includes all active sources and timers so previews are honest.</w:t>
       </w:r>
     </w:p>
     <w:p/>
@@ -4383,13 +2875,8 @@
       <w:r>
         <w:t xml:space="preserve">, timer, </w:t>
       </w:r>
-      <w:proofErr w:type="gramStart"/>
-      <w:r>
-        <w:t>pause:</w:t>
-      </w:r>
-      <w:proofErr w:type="gramEnd"/>
-      <w:r>
-        <w:t xml:space="preserve"> </w:t>
+      <w:r>
+        <w:t xml:space="preserve">pause: </w:t>
       </w:r>
       <w:r>
         <w:t>star goals</w:t>
@@ -4406,23 +2893,13 @@
     </w:p>
     <w:p>
       <w:r>
-        <w:t xml:space="preserve">Physics Overlay (toggle): show v arrow and </w:t>
-      </w:r>
-      <w:proofErr w:type="spellStart"/>
-      <w:r>
-        <w:t>Σa</w:t>
-      </w:r>
-      <w:proofErr w:type="spellEnd"/>
-      <w:r>
-        <w:t xml:space="preserve"> arrow on active body (stretch goal).</w:t>
-      </w:r>
-    </w:p>
-    <w:p>
-      <w:proofErr w:type="gramStart"/>
+        <w:t>Physics Overlay (toggle): show v arrow and Σa arrow on active body (stretch goal).</w:t>
+      </w:r>
+    </w:p>
+    <w:p>
       <w:r>
         <w:t>Menus</w:t>
       </w:r>
-      <w:proofErr w:type="gramEnd"/>
       <w:r>
         <w:t>: level select, settings (</w:t>
       </w:r>
@@ -4459,15 +2936,7 @@
     </w:p>
     <w:p>
       <w:r>
-        <w:t xml:space="preserve">• Two fixed wells create a </w:t>
-      </w:r>
-      <w:proofErr w:type="gramStart"/>
-      <w:r>
-        <w:t>pinch;</w:t>
-      </w:r>
-      <w:proofErr w:type="gramEnd"/>
-      <w:r>
-        <w:t xml:space="preserve"> </w:t>
+        <w:t xml:space="preserve">• Two fixed wells create a pinch; </w:t>
       </w:r>
       <w:r>
         <w:t>dock</w:t>
@@ -4508,28 +2977,12 @@
     </w:p>
     <w:p>
       <w:r>
-        <w:t xml:space="preserve">• Place </w:t>
-      </w:r>
-      <w:proofErr w:type="spellStart"/>
-      <w:r>
-        <w:t>repulsor</w:t>
-      </w:r>
-      <w:proofErr w:type="spellEnd"/>
-      <w:r>
-        <w:t xml:space="preserve"> on well’s inner flank; second probe rides banked curve to a Switch Ring (opens door 12s).</w:t>
-      </w:r>
-    </w:p>
-    <w:p>
-      <w:r>
-        <w:t xml:space="preserve">• Fly through door while </w:t>
-      </w:r>
-      <w:proofErr w:type="spellStart"/>
-      <w:r>
-        <w:t>repulsor</w:t>
-      </w:r>
-      <w:proofErr w:type="spellEnd"/>
-      <w:r>
-        <w:t xml:space="preserve"> keeps skiff off the well.</w:t>
+        <w:t>• Place repulsor on well’s inner flank; second probe rides banked curve to a Switch Ring (opens door 12s).</w:t>
+      </w:r>
+    </w:p>
+    <w:p>
+      <w:r>
+        <w:t>• Fly through door while repulsor keeps skiff off the well.</w:t>
       </w:r>
     </w:p>
     <w:p/>
@@ -4723,15 +3176,7 @@
         <w:t>Music: 2× short loops (planning, flight).</w:t>
       </w:r>
       <w:r>
-        <w:t xml:space="preserve"> </w:t>
-      </w:r>
-      <w:proofErr w:type="spellStart"/>
-      <w:r>
-        <w:t>AlkaKrab’s</w:t>
-      </w:r>
-      <w:proofErr w:type="spellEnd"/>
-      <w:r>
-        <w:t xml:space="preserve"> Sci-Fi music pack.</w:t>
+        <w:t xml:space="preserve"> AlkaKrab’s Sci-Fi music pack.</w:t>
       </w:r>
     </w:p>
     <w:p/>
@@ -4745,132 +3190,12 @@
     </w:p>
     <w:p>
       <w:r>
-        <w:t xml:space="preserve">Core Scripts: FieldSource2D; </w:t>
-      </w:r>
-      <w:proofErr w:type="spellStart"/>
-      <w:r>
-        <w:t>FieldManager</w:t>
-      </w:r>
-      <w:proofErr w:type="spellEnd"/>
-      <w:r>
-        <w:t xml:space="preserve"> (</w:t>
-      </w:r>
-      <w:proofErr w:type="spellStart"/>
-      <w:r>
-        <w:t>SumAccelAt</w:t>
-      </w:r>
-      <w:proofErr w:type="spellEnd"/>
-      <w:r>
-        <w:t xml:space="preserve">); </w:t>
-      </w:r>
-      <w:proofErr w:type="spellStart"/>
-      <w:r>
-        <w:t>ProbeController</w:t>
-      </w:r>
-      <w:proofErr w:type="spellEnd"/>
-      <w:r>
-        <w:t xml:space="preserve"> (aim/launch/integrate/</w:t>
-      </w:r>
-      <w:proofErr w:type="spellStart"/>
-      <w:r>
-        <w:t>rest→Deploy</w:t>
-      </w:r>
-      <w:proofErr w:type="spellEnd"/>
-      <w:r>
-        <w:t xml:space="preserve">); </w:t>
-      </w:r>
-      <w:proofErr w:type="spellStart"/>
-      <w:r>
-        <w:t>AnchorDeployed</w:t>
-      </w:r>
-      <w:proofErr w:type="spellEnd"/>
-      <w:r>
-        <w:t xml:space="preserve"> (spawns FieldSource2D); </w:t>
-      </w:r>
-      <w:proofErr w:type="spellStart"/>
-      <w:r>
-        <w:t>BuoyCapture</w:t>
-      </w:r>
-      <w:proofErr w:type="spellEnd"/>
-      <w:r>
-        <w:t xml:space="preserve">; </w:t>
-      </w:r>
-      <w:proofErr w:type="spellStart"/>
-      <w:r>
-        <w:t>LatchPad</w:t>
-      </w:r>
-      <w:proofErr w:type="spellEnd"/>
-      <w:r>
-        <w:t xml:space="preserve">; </w:t>
-      </w:r>
-      <w:proofErr w:type="spellStart"/>
-      <w:r>
-        <w:t>SwitchRing→Door</w:t>
-      </w:r>
-      <w:proofErr w:type="spellEnd"/>
-      <w:r>
-        <w:t xml:space="preserve">; </w:t>
-      </w:r>
-      <w:proofErr w:type="spellStart"/>
-      <w:r>
-        <w:t>ShipController</w:t>
-      </w:r>
-      <w:proofErr w:type="spellEnd"/>
-      <w:r>
-        <w:t xml:space="preserve"> (gyro rotation, touch thrust, fuel, integrate, collisions); </w:t>
-      </w:r>
-      <w:proofErr w:type="spellStart"/>
-      <w:r>
-        <w:t>TrajectoryPredictor</w:t>
-      </w:r>
-      <w:proofErr w:type="spellEnd"/>
-      <w:r>
-        <w:t xml:space="preserve">; </w:t>
-      </w:r>
-      <w:proofErr w:type="spellStart"/>
-      <w:r>
-        <w:t>LevelDirector</w:t>
-      </w:r>
-      <w:proofErr w:type="spellEnd"/>
-      <w:r>
-        <w:t xml:space="preserve">; </w:t>
-      </w:r>
-      <w:proofErr w:type="spellStart"/>
-      <w:r>
-        <w:t>HUDController</w:t>
-      </w:r>
-      <w:proofErr w:type="spellEnd"/>
-      <w:r>
-        <w:t>.</w:t>
-      </w:r>
-    </w:p>
-    <w:p>
-      <w:r>
-        <w:t xml:space="preserve">Data: </w:t>
-      </w:r>
-      <w:proofErr w:type="spellStart"/>
-      <w:r>
-        <w:t>ScriptableObjects</w:t>
-      </w:r>
-      <w:proofErr w:type="spellEnd"/>
-      <w:r>
-        <w:t xml:space="preserve"> for </w:t>
-      </w:r>
-      <w:proofErr w:type="spellStart"/>
-      <w:r>
-        <w:t>FieldParams</w:t>
-      </w:r>
-      <w:proofErr w:type="spellEnd"/>
-      <w:r>
-        <w:t xml:space="preserve"> and </w:t>
-      </w:r>
-      <w:proofErr w:type="spellStart"/>
-      <w:r>
-        <w:t>LevelConfig</w:t>
-      </w:r>
-      <w:proofErr w:type="spellEnd"/>
-      <w:r>
-        <w:t>.</w:t>
+        <w:t>Core Scripts: FieldSource2D; FieldManager (SumAccelAt); ProbeController (aim/launch/integrate/rest→Deploy); AnchorDeployed (spawns FieldSource2D); BuoyCapture; LatchPad; SwitchRing→Door; ShipController (gyro rotation, touch thrust, fuel, integrate, collisions); TrajectoryPredictor; LevelDirector; HUDController.</w:t>
+      </w:r>
+    </w:p>
+    <w:p>
+      <w:r>
+        <w:t>Data: ScriptableObjects for FieldParams and LevelConfig.</w:t>
       </w:r>
     </w:p>
     <w:p>
@@ -4900,8 +3225,6 @@
           <w:szCs w:val="18"/>
         </w:rPr>
       </w:pPr>
-      <w:proofErr w:type="spellStart"/>
-      <w:proofErr w:type="gramStart"/>
       <w:r>
         <w:rPr>
           <w:rFonts w:ascii="Courier New" w:hAnsi="Courier New" w:cs="Courier New"/>
@@ -4910,10 +3233,11 @@
           <w:sz w:val="18"/>
           <w:szCs w:val="18"/>
         </w:rPr>
-        <w:t>AccelAt</w:t>
-      </w:r>
-      <w:proofErr w:type="spellEnd"/>
-      <w:r>
+        <w:t>AccelAt(x, v, t):           // sum active field accelerations</w:t>
+      </w:r>
+    </w:p>
+    <w:p>
+      <w:pPr>
         <w:rPr>
           <w:rFonts w:ascii="Courier New" w:hAnsi="Courier New" w:cs="Courier New"/>
           <w:b/>
@@ -4921,9 +3245,7 @@
           <w:sz w:val="18"/>
           <w:szCs w:val="18"/>
         </w:rPr>
-        <w:t>(</w:t>
-      </w:r>
-      <w:proofErr w:type="gramEnd"/>
+      </w:pPr>
       <w:r>
         <w:rPr>
           <w:rFonts w:ascii="Courier New" w:hAnsi="Courier New" w:cs="Courier New"/>
@@ -4932,7 +3254,7 @@
           <w:sz w:val="18"/>
           <w:szCs w:val="18"/>
         </w:rPr>
-        <w:t>x, v, t):           // sum active field accelerations</w:t>
+        <w:t xml:space="preserve">    a = (0,0)</w:t>
       </w:r>
     </w:p>
     <w:p>
@@ -4953,7 +3275,7 @@
           <w:sz w:val="18"/>
           <w:szCs w:val="18"/>
         </w:rPr>
-        <w:t xml:space="preserve">    a = (0,0)</w:t>
+        <w:t xml:space="preserve">    for F in ActiveFields: a += F.Accel(x, v, t)</w:t>
       </w:r>
     </w:p>
     <w:p>
@@ -4974,10 +3296,11 @@
           <w:sz w:val="18"/>
           <w:szCs w:val="18"/>
         </w:rPr>
-        <w:t xml:space="preserve">    for F in </w:t>
-      </w:r>
-      <w:proofErr w:type="spellStart"/>
-      <w:r>
+        <w:t xml:space="preserve">    return a</w:t>
+      </w:r>
+    </w:p>
+    <w:p>
+      <w:pPr>
         <w:rPr>
           <w:rFonts w:ascii="Courier New" w:hAnsi="Courier New" w:cs="Courier New"/>
           <w:b/>
@@ -4985,10 +3308,10 @@
           <w:sz w:val="18"/>
           <w:szCs w:val="18"/>
         </w:rPr>
-        <w:t>ActiveFields</w:t>
-      </w:r>
-      <w:proofErr w:type="spellEnd"/>
-      <w:r>
+      </w:pPr>
+    </w:p>
+    <w:p>
+      <w:pPr>
         <w:rPr>
           <w:rFonts w:ascii="Courier New" w:hAnsi="Courier New" w:cs="Courier New"/>
           <w:b/>
@@ -4996,10 +3319,7 @@
           <w:sz w:val="18"/>
           <w:szCs w:val="18"/>
         </w:rPr>
-        <w:t xml:space="preserve">: a += </w:t>
-      </w:r>
-      <w:proofErr w:type="spellStart"/>
-      <w:proofErr w:type="gramStart"/>
+      </w:pPr>
       <w:r>
         <w:rPr>
           <w:rFonts w:ascii="Courier New" w:hAnsi="Courier New" w:cs="Courier New"/>
@@ -5008,11 +3328,11 @@
           <w:sz w:val="18"/>
           <w:szCs w:val="18"/>
         </w:rPr>
-        <w:t>F.Accel</w:t>
-      </w:r>
-      <w:proofErr w:type="spellEnd"/>
-      <w:proofErr w:type="gramEnd"/>
-      <w:r>
+        <w:t>PhysicsStep(body, dt):      // semi-implicit Euler</w:t>
+      </w:r>
+    </w:p>
+    <w:p>
+      <w:pPr>
         <w:rPr>
           <w:rFonts w:ascii="Courier New" w:hAnsi="Courier New" w:cs="Courier New"/>
           <w:b/>
@@ -5020,11 +3340,8 @@
           <w:sz w:val="18"/>
           <w:szCs w:val="18"/>
         </w:rPr>
-        <w:t>(x, v, t)</w:t>
-      </w:r>
-    </w:p>
-    <w:p>
-      <w:pPr>
+      </w:pPr>
+      <w:r>
         <w:rPr>
           <w:rFonts w:ascii="Courier New" w:hAnsi="Courier New" w:cs="Courier New"/>
           <w:b/>
@@ -5032,8 +3349,11 @@
           <w:sz w:val="18"/>
           <w:szCs w:val="18"/>
         </w:rPr>
-      </w:pPr>
-      <w:r>
+        <w:t xml:space="preserve">    body.v += AccelAt(body.x, body.v, time) * dt</w:t>
+      </w:r>
+    </w:p>
+    <w:p>
+      <w:pPr>
         <w:rPr>
           <w:rFonts w:ascii="Courier New" w:hAnsi="Courier New" w:cs="Courier New"/>
           <w:b/>
@@ -5041,11 +3361,8 @@
           <w:sz w:val="18"/>
           <w:szCs w:val="18"/>
         </w:rPr>
-        <w:t xml:space="preserve">    return a</w:t>
-      </w:r>
-    </w:p>
-    <w:p>
-      <w:pPr>
+      </w:pPr>
+      <w:r>
         <w:rPr>
           <w:rFonts w:ascii="Courier New" w:hAnsi="Courier New" w:cs="Courier New"/>
           <w:b/>
@@ -5053,7 +3370,8 @@
           <w:sz w:val="18"/>
           <w:szCs w:val="18"/>
         </w:rPr>
-      </w:pPr>
+        <w:t xml:space="preserve">    body.x += body.v * dt</w:t>
+      </w:r>
     </w:p>
     <w:p>
       <w:pPr>
@@ -5065,9 +3383,17 @@
           <w:szCs w:val="18"/>
         </w:rPr>
       </w:pPr>
-      <w:proofErr w:type="spellStart"/>
-      <w:proofErr w:type="gramStart"/>
-      <w:r>
+    </w:p>
+    <w:p>
+      <w:pPr>
+        <w:pStyle w:val="Heading3"/>
+      </w:pPr>
+      <w:r>
+        <w:t>12.2 Field Modules</w:t>
+      </w:r>
+    </w:p>
+    <w:p>
+      <w:pPr>
         <w:rPr>
           <w:rFonts w:ascii="Courier New" w:hAnsi="Courier New" w:cs="Courier New"/>
           <w:b/>
@@ -5075,9 +3401,7 @@
           <w:sz w:val="18"/>
           <w:szCs w:val="18"/>
         </w:rPr>
-        <w:t>PhysicsStep</w:t>
-      </w:r>
-      <w:proofErr w:type="spellEnd"/>
+      </w:pPr>
       <w:r>
         <w:rPr>
           <w:rFonts w:ascii="Courier New" w:hAnsi="Courier New" w:cs="Courier New"/>
@@ -5086,10 +3410,11 @@
           <w:sz w:val="18"/>
           <w:szCs w:val="18"/>
         </w:rPr>
-        <w:t>(</w:t>
-      </w:r>
-      <w:proofErr w:type="gramEnd"/>
-      <w:r>
+        <w:t>Well.Accel(x):              // inverse-square (softened)</w:t>
+      </w:r>
+    </w:p>
+    <w:p>
+      <w:pPr>
         <w:rPr>
           <w:rFonts w:ascii="Courier New" w:hAnsi="Courier New" w:cs="Courier New"/>
           <w:b/>
@@ -5097,11 +3422,8 @@
           <w:sz w:val="18"/>
           <w:szCs w:val="18"/>
         </w:rPr>
-        <w:t>body, dt):      // semi-implicit Euler</w:t>
-      </w:r>
-    </w:p>
-    <w:p>
-      <w:pPr>
+      </w:pPr>
+      <w:r>
         <w:rPr>
           <w:rFonts w:ascii="Courier New" w:hAnsi="Courier New" w:cs="Courier New"/>
           <w:b/>
@@ -5109,8 +3431,11 @@
           <w:sz w:val="18"/>
           <w:szCs w:val="18"/>
         </w:rPr>
-      </w:pPr>
-      <w:r>
+        <w:t xml:space="preserve">    r = c - x ; d2 = |r|^2 + eps ; return S * r / d2^(3/2)</w:t>
+      </w:r>
+    </w:p>
+    <w:p>
+      <w:pPr>
         <w:rPr>
           <w:rFonts w:ascii="Courier New" w:hAnsi="Courier New" w:cs="Courier New"/>
           <w:b/>
@@ -5118,11 +3443,10 @@
           <w:sz w:val="18"/>
           <w:szCs w:val="18"/>
         </w:rPr>
-        <w:t xml:space="preserve">    </w:t>
-      </w:r>
-      <w:proofErr w:type="spellStart"/>
-      <w:proofErr w:type="gramStart"/>
-      <w:r>
+      </w:pPr>
+    </w:p>
+    <w:p>
+      <w:pPr>
         <w:rPr>
           <w:rFonts w:ascii="Courier New" w:hAnsi="Courier New" w:cs="Courier New"/>
           <w:b/>
@@ -5130,10 +3454,7 @@
           <w:sz w:val="18"/>
           <w:szCs w:val="18"/>
         </w:rPr>
-        <w:t>body.v</w:t>
-      </w:r>
-      <w:proofErr w:type="spellEnd"/>
-      <w:proofErr w:type="gramEnd"/>
+      </w:pPr>
       <w:r>
         <w:rPr>
           <w:rFonts w:ascii="Courier New" w:hAnsi="Courier New" w:cs="Courier New"/>
@@ -5142,11 +3463,11 @@
           <w:sz w:val="18"/>
           <w:szCs w:val="18"/>
         </w:rPr>
-        <w:t xml:space="preserve"> += </w:t>
-      </w:r>
-      <w:proofErr w:type="spellStart"/>
-      <w:proofErr w:type="gramStart"/>
-      <w:r>
+        <w:t>Gauss.Accel(x):             // localized stabilizer</w:t>
+      </w:r>
+    </w:p>
+    <w:p>
+      <w:pPr>
         <w:rPr>
           <w:rFonts w:ascii="Courier New" w:hAnsi="Courier New" w:cs="Courier New"/>
           <w:b/>
@@ -5154,9 +3475,7 @@
           <w:sz w:val="18"/>
           <w:szCs w:val="18"/>
         </w:rPr>
-        <w:t>AccelAt</w:t>
-      </w:r>
-      <w:proofErr w:type="spellEnd"/>
+      </w:pPr>
       <w:r>
         <w:rPr>
           <w:rFonts w:ascii="Courier New" w:hAnsi="Courier New" w:cs="Courier New"/>
@@ -5165,11 +3484,11 @@
           <w:sz w:val="18"/>
           <w:szCs w:val="18"/>
         </w:rPr>
-        <w:t>(</w:t>
-      </w:r>
-      <w:proofErr w:type="spellStart"/>
-      <w:proofErr w:type="gramEnd"/>
-      <w:r>
+        <w:t xml:space="preserve">    r = c - x ; g = exp(-|r|^2 / R^2) ; a = (2U0/R^2) * g * r ; return clamp(a, aMax)</w:t>
+      </w:r>
+    </w:p>
+    <w:p>
+      <w:pPr>
         <w:rPr>
           <w:rFonts w:ascii="Courier New" w:hAnsi="Courier New" w:cs="Courier New"/>
           <w:b/>
@@ -5177,10 +3496,10 @@
           <w:sz w:val="18"/>
           <w:szCs w:val="18"/>
         </w:rPr>
-        <w:t>body.x</w:t>
-      </w:r>
-      <w:proofErr w:type="spellEnd"/>
-      <w:r>
+      </w:pPr>
+    </w:p>
+    <w:p>
+      <w:pPr>
         <w:rPr>
           <w:rFonts w:ascii="Courier New" w:hAnsi="Courier New" w:cs="Courier New"/>
           <w:b/>
@@ -5188,10 +3507,7 @@
           <w:sz w:val="18"/>
           <w:szCs w:val="18"/>
         </w:rPr>
-        <w:t xml:space="preserve">, </w:t>
-      </w:r>
-      <w:proofErr w:type="spellStart"/>
-      <w:proofErr w:type="gramStart"/>
+      </w:pPr>
       <w:r>
         <w:rPr>
           <w:rFonts w:ascii="Courier New" w:hAnsi="Courier New" w:cs="Courier New"/>
@@ -5200,11 +3516,11 @@
           <w:sz w:val="18"/>
           <w:szCs w:val="18"/>
         </w:rPr>
-        <w:t>body.v</w:t>
-      </w:r>
-      <w:proofErr w:type="spellEnd"/>
-      <w:proofErr w:type="gramEnd"/>
-      <w:r>
+        <w:t>Uniform.Accel(x):           // region-gated constant field</w:t>
+      </w:r>
+    </w:p>
+    <w:p>
+      <w:pPr>
         <w:rPr>
           <w:rFonts w:ascii="Courier New" w:hAnsi="Courier New" w:cs="Courier New"/>
           <w:b/>
@@ -5212,11 +3528,8 @@
           <w:sz w:val="18"/>
           <w:szCs w:val="18"/>
         </w:rPr>
-        <w:t>, time) * dt</w:t>
-      </w:r>
-    </w:p>
-    <w:p>
-      <w:pPr>
+      </w:pPr>
+      <w:r>
         <w:rPr>
           <w:rFonts w:ascii="Courier New" w:hAnsi="Courier New" w:cs="Courier New"/>
           <w:b/>
@@ -5224,8 +3537,11 @@
           <w:sz w:val="18"/>
           <w:szCs w:val="18"/>
         </w:rPr>
-      </w:pPr>
-      <w:r>
+        <w:t xml:space="preserve">    return region.contains(x) ? E : (0,0)</w:t>
+      </w:r>
+    </w:p>
+    <w:p>
+      <w:pPr>
         <w:rPr>
           <w:rFonts w:ascii="Courier New" w:hAnsi="Courier New" w:cs="Courier New"/>
           <w:b/>
@@ -5233,10 +3549,10 @@
           <w:sz w:val="18"/>
           <w:szCs w:val="18"/>
         </w:rPr>
-        <w:t xml:space="preserve">    </w:t>
-      </w:r>
-      <w:proofErr w:type="spellStart"/>
-      <w:r>
+      </w:pPr>
+    </w:p>
+    <w:p>
+      <w:pPr>
         <w:rPr>
           <w:rFonts w:ascii="Courier New" w:hAnsi="Courier New" w:cs="Courier New"/>
           <w:b/>
@@ -5244,9 +3560,7 @@
           <w:sz w:val="18"/>
           <w:szCs w:val="18"/>
         </w:rPr>
-        <w:t>body.x</w:t>
-      </w:r>
-      <w:proofErr w:type="spellEnd"/>
+      </w:pPr>
       <w:r>
         <w:rPr>
           <w:rFonts w:ascii="Courier New" w:hAnsi="Courier New" w:cs="Courier New"/>
@@ -5255,11 +3569,11 @@
           <w:sz w:val="18"/>
           <w:szCs w:val="18"/>
         </w:rPr>
-        <w:t xml:space="preserve"> += </w:t>
-      </w:r>
-      <w:proofErr w:type="spellStart"/>
-      <w:proofErr w:type="gramStart"/>
-      <w:r>
+        <w:t>Drag.Accel(v):              // quadratic drag (nebula)</w:t>
+      </w:r>
+    </w:p>
+    <w:p>
+      <w:pPr>
         <w:rPr>
           <w:rFonts w:ascii="Courier New" w:hAnsi="Courier New" w:cs="Courier New"/>
           <w:b/>
@@ -5267,10 +3581,7 @@
           <w:sz w:val="18"/>
           <w:szCs w:val="18"/>
         </w:rPr>
-        <w:t>body.v</w:t>
-      </w:r>
-      <w:proofErr w:type="spellEnd"/>
-      <w:proofErr w:type="gramEnd"/>
+      </w:pPr>
       <w:r>
         <w:rPr>
           <w:rFonts w:ascii="Courier New" w:hAnsi="Courier New" w:cs="Courier New"/>
@@ -5279,7 +3590,7 @@
           <w:sz w:val="18"/>
           <w:szCs w:val="18"/>
         </w:rPr>
-        <w:t xml:space="preserve"> * dt</w:t>
+        <w:t xml:space="preserve">    return -k * |v| * v</w:t>
       </w:r>
     </w:p>
     <w:p>
@@ -5295,14 +3606,6 @@
     </w:p>
     <w:p>
       <w:pPr>
-        <w:pStyle w:val="Heading3"/>
-      </w:pPr>
-      <w:r>
-        <w:t>12.2 Field Modules</w:t>
-      </w:r>
-    </w:p>
-    <w:p>
-      <w:pPr>
         <w:rPr>
           <w:rFonts w:ascii="Courier New" w:hAnsi="Courier New" w:cs="Courier New"/>
           <w:b/>
@@ -5311,7 +3614,6 @@
           <w:szCs w:val="18"/>
         </w:rPr>
       </w:pPr>
-      <w:proofErr w:type="spellStart"/>
       <w:r>
         <w:rPr>
           <w:rFonts w:ascii="Courier New" w:hAnsi="Courier New" w:cs="Courier New"/>
@@ -5320,10 +3622,11 @@
           <w:sz w:val="18"/>
           <w:szCs w:val="18"/>
         </w:rPr>
-        <w:t>Well.Accel</w:t>
-      </w:r>
-      <w:proofErr w:type="spellEnd"/>
-      <w:r>
+        <w:t>Vortex.Accel(x):            // tangential bend (use lightly)</w:t>
+      </w:r>
+    </w:p>
+    <w:p>
+      <w:pPr>
         <w:rPr>
           <w:rFonts w:ascii="Courier New" w:hAnsi="Courier New" w:cs="Courier New"/>
           <w:b/>
@@ -5331,11 +3634,8 @@
           <w:sz w:val="18"/>
           <w:szCs w:val="18"/>
         </w:rPr>
-        <w:t>(x):              // inverse-square (softened)</w:t>
-      </w:r>
-    </w:p>
-    <w:p>
-      <w:pPr>
+      </w:pPr>
+      <w:r>
         <w:rPr>
           <w:rFonts w:ascii="Courier New" w:hAnsi="Courier New" w:cs="Courier New"/>
           <w:b/>
@@ -5343,8 +3643,11 @@
           <w:sz w:val="18"/>
           <w:szCs w:val="18"/>
         </w:rPr>
-      </w:pPr>
-      <w:r>
+        <w:t xml:space="preserve">    r = x - c ; d2 = |r|^2 + eps ; a = Gamma * perp(r) / d2 ; return clamp(a, aMax)</w:t>
+      </w:r>
+    </w:p>
+    <w:p>
+      <w:pPr>
         <w:rPr>
           <w:rFonts w:ascii="Courier New" w:hAnsi="Courier New" w:cs="Courier New"/>
           <w:b/>
@@ -5352,10 +3655,18 @@
           <w:sz w:val="18"/>
           <w:szCs w:val="18"/>
         </w:rPr>
-        <w:t xml:space="preserve">    r = c - </w:t>
-      </w:r>
-      <w:proofErr w:type="gramStart"/>
-      <w:r>
+      </w:pPr>
+    </w:p>
+    <w:p>
+      <w:pPr>
+        <w:pStyle w:val="Heading3"/>
+      </w:pPr>
+      <w:r>
+        <w:t>12.3 Probes — Aiming, Firing, Lifecycle</w:t>
+      </w:r>
+    </w:p>
+    <w:p>
+      <w:pPr>
         <w:rPr>
           <w:rFonts w:ascii="Courier New" w:hAnsi="Courier New" w:cs="Courier New"/>
           <w:b/>
@@ -5363,9 +3674,7 @@
           <w:sz w:val="18"/>
           <w:szCs w:val="18"/>
         </w:rPr>
-        <w:t>x ;</w:t>
-      </w:r>
-      <w:proofErr w:type="gramEnd"/>
+      </w:pPr>
       <w:r>
         <w:rPr>
           <w:rFonts w:ascii="Courier New" w:hAnsi="Courier New" w:cs="Courier New"/>
@@ -5374,10 +3683,11 @@
           <w:sz w:val="18"/>
           <w:szCs w:val="18"/>
         </w:rPr>
-        <w:t xml:space="preserve"> d2 = |r|^2 + </w:t>
-      </w:r>
-      <w:proofErr w:type="gramStart"/>
-      <w:r>
+        <w:t>BeginAim(touchStart): Aim.active = true ; Aim.origin = Cannon.x</w:t>
+      </w:r>
+    </w:p>
+    <w:p>
+      <w:pPr>
         <w:rPr>
           <w:rFonts w:ascii="Courier New" w:hAnsi="Courier New" w:cs="Courier New"/>
           <w:b/>
@@ -5385,9 +3695,7 @@
           <w:sz w:val="18"/>
           <w:szCs w:val="18"/>
         </w:rPr>
-        <w:t>eps ;</w:t>
-      </w:r>
-      <w:proofErr w:type="gramEnd"/>
+      </w:pPr>
       <w:r>
         <w:rPr>
           <w:rFonts w:ascii="Courier New" w:hAnsi="Courier New" w:cs="Courier New"/>
@@ -5396,10 +3704,12 @@
           <w:sz w:val="18"/>
           <w:szCs w:val="18"/>
         </w:rPr>
-        <w:t xml:space="preserve"> return S * r / d2</w:t>
-      </w:r>
-      <w:proofErr w:type="gramStart"/>
-      <w:r>
+        <w:lastRenderedPageBreak/>
+        <w:t>UpdateAim(touchPos):        Aim.v0 = mapDragToVelocity(Aim.origin, touchPos) ; Predictor.DrawProbe(Aim.origin, Aim.v0)</w:t>
+      </w:r>
+    </w:p>
+    <w:p>
+      <w:pPr>
         <w:rPr>
           <w:rFonts w:ascii="Courier New" w:hAnsi="Courier New" w:cs="Courier New"/>
           <w:b/>
@@ -5407,9 +3717,7 @@
           <w:sz w:val="18"/>
           <w:szCs w:val="18"/>
         </w:rPr>
-        <w:t>^(</w:t>
-      </w:r>
-      <w:proofErr w:type="gramEnd"/>
+      </w:pPr>
       <w:r>
         <w:rPr>
           <w:rFonts w:ascii="Courier New" w:hAnsi="Courier New" w:cs="Courier New"/>
@@ -5418,7 +3726,7 @@
           <w:sz w:val="18"/>
           <w:szCs w:val="18"/>
         </w:rPr>
-        <w:t>3/2)</w:t>
+        <w:t>FireProbe():</w:t>
       </w:r>
     </w:p>
     <w:p>
@@ -5431,9 +3739,7 @@
           <w:szCs w:val="18"/>
         </w:rPr>
       </w:pPr>
-    </w:p>
-    <w:p>
-      <w:pPr>
+      <w:r>
         <w:rPr>
           <w:rFonts w:ascii="Courier New" w:hAnsi="Courier New" w:cs="Courier New"/>
           <w:b/>
@@ -5441,9 +3747,11 @@
           <w:sz w:val="18"/>
           <w:szCs w:val="18"/>
         </w:rPr>
-      </w:pPr>
-      <w:proofErr w:type="spellStart"/>
-      <w:r>
+        <w:t xml:space="preserve">    if not Aim.active: return</w:t>
+      </w:r>
+    </w:p>
+    <w:p>
+      <w:pPr>
         <w:rPr>
           <w:rFonts w:ascii="Courier New" w:hAnsi="Courier New" w:cs="Courier New"/>
           <w:b/>
@@ -5451,9 +3759,7 @@
           <w:sz w:val="18"/>
           <w:szCs w:val="18"/>
         </w:rPr>
-        <w:t>Gauss.Accel</w:t>
-      </w:r>
-      <w:proofErr w:type="spellEnd"/>
+      </w:pPr>
       <w:r>
         <w:rPr>
           <w:rFonts w:ascii="Courier New" w:hAnsi="Courier New" w:cs="Courier New"/>
@@ -5462,7 +3768,7 @@
           <w:sz w:val="18"/>
           <w:szCs w:val="18"/>
         </w:rPr>
-        <w:t>(x):             // localized stabilizer</w:t>
+        <w:t xml:space="preserve">    p = SpawnProbe(Aim.origin, Aim.v0, SelectedProbeType) ; Aim.active = false</w:t>
       </w:r>
     </w:p>
     <w:p>
@@ -5475,7 +3781,9 @@
           <w:szCs w:val="18"/>
         </w:rPr>
       </w:pPr>
-      <w:r>
+    </w:p>
+    <w:p>
+      <w:pPr>
         <w:rPr>
           <w:rFonts w:ascii="Courier New" w:hAnsi="Courier New" w:cs="Courier New"/>
           <w:b/>
@@ -5483,9 +3791,7 @@
           <w:sz w:val="18"/>
           <w:szCs w:val="18"/>
         </w:rPr>
-        <w:t xml:space="preserve">    r = c - </w:t>
-      </w:r>
-      <w:proofErr w:type="gramStart"/>
+      </w:pPr>
       <w:r>
         <w:rPr>
           <w:rFonts w:ascii="Courier New" w:hAnsi="Courier New" w:cs="Courier New"/>
@@ -5494,10 +3800,11 @@
           <w:sz w:val="18"/>
           <w:szCs w:val="18"/>
         </w:rPr>
-        <w:t>x ;</w:t>
-      </w:r>
-      <w:proofErr w:type="gramEnd"/>
-      <w:r>
+        <w:t>Probe.Tick(dt):</w:t>
+      </w:r>
+    </w:p>
+    <w:p>
+      <w:pPr>
         <w:rPr>
           <w:rFonts w:ascii="Courier New" w:hAnsi="Courier New" w:cs="Courier New"/>
           <w:b/>
@@ -5505,9 +3812,7 @@
           <w:sz w:val="18"/>
           <w:szCs w:val="18"/>
         </w:rPr>
-        <w:t xml:space="preserve"> g = </w:t>
-      </w:r>
-      <w:proofErr w:type="gramStart"/>
+      </w:pPr>
       <w:r>
         <w:rPr>
           <w:rFonts w:ascii="Courier New" w:hAnsi="Courier New" w:cs="Courier New"/>
@@ -5516,10 +3821,11 @@
           <w:sz w:val="18"/>
           <w:szCs w:val="18"/>
         </w:rPr>
-        <w:t>exp(</w:t>
-      </w:r>
-      <w:proofErr w:type="gramEnd"/>
-      <w:r>
+        <w:t xml:space="preserve">    PhysicsStep(self, dt)</w:t>
+      </w:r>
+    </w:p>
+    <w:p>
+      <w:pPr>
         <w:rPr>
           <w:rFonts w:ascii="Courier New" w:hAnsi="Courier New" w:cs="Courier New"/>
           <w:b/>
@@ -5527,9 +3833,7 @@
           <w:sz w:val="18"/>
           <w:szCs w:val="18"/>
         </w:rPr>
-        <w:t>-|r|^2 / R^2</w:t>
-      </w:r>
-      <w:proofErr w:type="gramStart"/>
+      </w:pPr>
       <w:r>
         <w:rPr>
           <w:rFonts w:ascii="Courier New" w:hAnsi="Courier New" w:cs="Courier New"/>
@@ -5538,10 +3842,11 @@
           <w:sz w:val="18"/>
           <w:szCs w:val="18"/>
         </w:rPr>
-        <w:t>) ;</w:t>
-      </w:r>
-      <w:proofErr w:type="gramEnd"/>
-      <w:r>
+        <w:t xml:space="preserve">    if enters(AutoDockNode): snapToCenter(); DeployAnchor(node, self.type); Destroy(self)</w:t>
+      </w:r>
+    </w:p>
+    <w:p>
+      <w:pPr>
         <w:rPr>
           <w:rFonts w:ascii="Courier New" w:hAnsi="Courier New" w:cs="Courier New"/>
           <w:b/>
@@ -5549,9 +3854,7 @@
           <w:sz w:val="18"/>
           <w:szCs w:val="18"/>
         </w:rPr>
-        <w:t xml:space="preserve"> </w:t>
-      </w:r>
-      <w:proofErr w:type="gramStart"/>
+      </w:pPr>
       <w:r>
         <w:rPr>
           <w:rFonts w:ascii="Courier New" w:hAnsi="Courier New" w:cs="Courier New"/>
@@ -5560,10 +3863,11 @@
           <w:sz w:val="18"/>
           <w:szCs w:val="18"/>
         </w:rPr>
-        <w:t>a =</w:t>
-      </w:r>
-      <w:proofErr w:type="gramEnd"/>
-      <w:r>
+        <w:t xml:space="preserve">    if near(WellCore): Destroy(self)</w:t>
+      </w:r>
+    </w:p>
+    <w:p>
+      <w:pPr>
         <w:rPr>
           <w:rFonts w:ascii="Courier New" w:hAnsi="Courier New" w:cs="Courier New"/>
           <w:b/>
@@ -5571,9 +3875,7 @@
           <w:sz w:val="18"/>
           <w:szCs w:val="18"/>
         </w:rPr>
-        <w:t xml:space="preserve"> (2U0/R^2) * g * </w:t>
-      </w:r>
-      <w:proofErr w:type="gramStart"/>
+      </w:pPr>
       <w:r>
         <w:rPr>
           <w:rFonts w:ascii="Courier New" w:hAnsi="Courier New" w:cs="Courier New"/>
@@ -5582,10 +3884,11 @@
           <w:sz w:val="18"/>
           <w:szCs w:val="18"/>
         </w:rPr>
-        <w:t>r ;</w:t>
-      </w:r>
-      <w:proofErr w:type="gramEnd"/>
-      <w:r>
+        <w:t xml:space="preserve">    if OutOfBounds(self.x): Destroy(self)</w:t>
+      </w:r>
+    </w:p>
+    <w:p>
+      <w:pPr>
         <w:rPr>
           <w:rFonts w:ascii="Courier New" w:hAnsi="Courier New" w:cs="Courier New"/>
           <w:b/>
@@ -5593,9 +3896,7 @@
           <w:sz w:val="18"/>
           <w:szCs w:val="18"/>
         </w:rPr>
-        <w:t xml:space="preserve"> return </w:t>
-      </w:r>
-      <w:proofErr w:type="gramStart"/>
+      </w:pPr>
       <w:r>
         <w:rPr>
           <w:rFonts w:ascii="Courier New" w:hAnsi="Courier New" w:cs="Courier New"/>
@@ -5604,10 +3905,11 @@
           <w:sz w:val="18"/>
           <w:szCs w:val="18"/>
         </w:rPr>
-        <w:t>clamp(</w:t>
-      </w:r>
-      <w:proofErr w:type="gramEnd"/>
-      <w:r>
+        <w:t xml:space="preserve">    if not docked and |v| ≤ v_eps for ≥ t_stationary: Destroy(self)</w:t>
+      </w:r>
+    </w:p>
+    <w:p>
+      <w:pPr>
         <w:rPr>
           <w:rFonts w:ascii="Courier New" w:hAnsi="Courier New" w:cs="Courier New"/>
           <w:b/>
@@ -5615,10 +3917,18 @@
           <w:sz w:val="18"/>
           <w:szCs w:val="18"/>
         </w:rPr>
-        <w:t xml:space="preserve">a, </w:t>
-      </w:r>
-      <w:proofErr w:type="spellStart"/>
-      <w:r>
+      </w:pPr>
+    </w:p>
+    <w:p>
+      <w:pPr>
+        <w:pStyle w:val="Heading3"/>
+      </w:pPr>
+      <w:r>
+        <w:t>12.4 Deploying Anchors / Switches</w:t>
+      </w:r>
+    </w:p>
+    <w:p>
+      <w:pPr>
         <w:rPr>
           <w:rFonts w:ascii="Courier New" w:hAnsi="Courier New" w:cs="Courier New"/>
           <w:b/>
@@ -5626,9 +3936,7 @@
           <w:sz w:val="18"/>
           <w:szCs w:val="18"/>
         </w:rPr>
-        <w:t>aMax</w:t>
-      </w:r>
-      <w:proofErr w:type="spellEnd"/>
+      </w:pPr>
       <w:r>
         <w:rPr>
           <w:rFonts w:ascii="Courier New" w:hAnsi="Courier New" w:cs="Courier New"/>
@@ -5637,7 +3945,7 @@
           <w:sz w:val="18"/>
           <w:szCs w:val="18"/>
         </w:rPr>
-        <w:t>)</w:t>
+        <w:t>DeployAnchor(node, probeType):</w:t>
       </w:r>
     </w:p>
     <w:p>
@@ -5650,9 +3958,7 @@
           <w:szCs w:val="18"/>
         </w:rPr>
       </w:pPr>
-    </w:p>
-    <w:p>
-      <w:pPr>
+      <w:r>
         <w:rPr>
           <w:rFonts w:ascii="Courier New" w:hAnsi="Courier New" w:cs="Courier New"/>
           <w:b/>
@@ -5660,9 +3966,11 @@
           <w:sz w:val="18"/>
           <w:szCs w:val="18"/>
         </w:rPr>
-      </w:pPr>
-      <w:proofErr w:type="spellStart"/>
-      <w:r>
+        <w:t xml:space="preserve">    switch probeType:</w:t>
+      </w:r>
+    </w:p>
+    <w:p>
+      <w:pPr>
         <w:rPr>
           <w:rFonts w:ascii="Courier New" w:hAnsi="Courier New" w:cs="Courier New"/>
           <w:b/>
@@ -5670,9 +3978,7 @@
           <w:sz w:val="18"/>
           <w:szCs w:val="18"/>
         </w:rPr>
-        <w:t>Uniform.Accel</w:t>
-      </w:r>
-      <w:proofErr w:type="spellEnd"/>
+      </w:pPr>
       <w:r>
         <w:rPr>
           <w:rFonts w:ascii="Courier New" w:hAnsi="Courier New" w:cs="Courier New"/>
@@ -5681,7 +3987,7 @@
           <w:sz w:val="18"/>
           <w:szCs w:val="18"/>
         </w:rPr>
-        <w:t>(x):           // region-gated constant field</w:t>
+        <w:t xml:space="preserve">        case Stabilizer: spawn GaussField at node.center with node.params</w:t>
       </w:r>
     </w:p>
     <w:p>
@@ -5702,11 +4008,11 @@
           <w:sz w:val="18"/>
           <w:szCs w:val="18"/>
         </w:rPr>
-        <w:t xml:space="preserve">    return </w:t>
-      </w:r>
-      <w:proofErr w:type="spellStart"/>
-      <w:proofErr w:type="gramStart"/>
-      <w:r>
+        <w:t xml:space="preserve">        case Repulsor:   spawn WellField  (S &lt; 0) at node.center with params</w:t>
+      </w:r>
+    </w:p>
+    <w:p>
+      <w:pPr>
         <w:rPr>
           <w:rFonts w:ascii="Courier New" w:hAnsi="Courier New" w:cs="Courier New"/>
           <w:b/>
@@ -5714,10 +4020,7 @@
           <w:sz w:val="18"/>
           <w:szCs w:val="18"/>
         </w:rPr>
-        <w:t>region.contains</w:t>
-      </w:r>
-      <w:proofErr w:type="spellEnd"/>
-      <w:proofErr w:type="gramEnd"/>
+      </w:pPr>
       <w:r>
         <w:rPr>
           <w:rFonts w:ascii="Courier New" w:hAnsi="Courier New" w:cs="Courier New"/>
@@ -5726,10 +4029,11 @@
           <w:sz w:val="18"/>
           <w:szCs w:val="18"/>
         </w:rPr>
-        <w:t>(x</w:t>
-      </w:r>
-      <w:proofErr w:type="gramStart"/>
-      <w:r>
+        <w:t xml:space="preserve">        case Jetstream:  spawn UniformField (+direction) in node.region</w:t>
+      </w:r>
+    </w:p>
+    <w:p>
+      <w:pPr>
         <w:rPr>
           <w:rFonts w:ascii="Courier New" w:hAnsi="Courier New" w:cs="Courier New"/>
           <w:b/>
@@ -5737,9 +4041,7 @@
           <w:sz w:val="18"/>
           <w:szCs w:val="18"/>
         </w:rPr>
-        <w:t>) ?</w:t>
-      </w:r>
-      <w:proofErr w:type="gramEnd"/>
+      </w:pPr>
       <w:r>
         <w:rPr>
           <w:rFonts w:ascii="Courier New" w:hAnsi="Courier New" w:cs="Courier New"/>
@@ -5748,10 +4050,11 @@
           <w:sz w:val="18"/>
           <w:szCs w:val="18"/>
         </w:rPr>
-        <w:t xml:space="preserve"> </w:t>
-      </w:r>
-      <w:proofErr w:type="gramStart"/>
-      <w:r>
+        <w:t xml:space="preserve">        case Vortex:     spawn VortexField at node.center with params</w:t>
+      </w:r>
+    </w:p>
+    <w:p>
+      <w:pPr>
         <w:rPr>
           <w:rFonts w:ascii="Courier New" w:hAnsi="Courier New" w:cs="Courier New"/>
           <w:b/>
@@ -5759,9 +4062,7 @@
           <w:sz w:val="18"/>
           <w:szCs w:val="18"/>
         </w:rPr>
-        <w:t>E :</w:t>
-      </w:r>
-      <w:proofErr w:type="gramEnd"/>
+      </w:pPr>
       <w:r>
         <w:rPr>
           <w:rFonts w:ascii="Courier New" w:hAnsi="Courier New" w:cs="Courier New"/>
@@ -5770,7 +4071,7 @@
           <w:sz w:val="18"/>
           <w:szCs w:val="18"/>
         </w:rPr>
-        <w:t xml:space="preserve"> (0,0)</w:t>
+        <w:t xml:space="preserve">    if node.opensDoor: Doors[node.doorId].OpenFor(node.doorSeconds)</w:t>
       </w:r>
     </w:p>
     <w:p>
@@ -5786,6 +4087,14 @@
     </w:p>
     <w:p>
       <w:pPr>
+        <w:pStyle w:val="Heading3"/>
+      </w:pPr>
+      <w:r>
+        <w:t>12.5 Trajectory Prediction (Probes)</w:t>
+      </w:r>
+    </w:p>
+    <w:p>
+      <w:pPr>
         <w:rPr>
           <w:rFonts w:ascii="Courier New" w:hAnsi="Courier New" w:cs="Courier New"/>
           <w:b/>
@@ -5794,7 +4103,6 @@
           <w:szCs w:val="18"/>
         </w:rPr>
       </w:pPr>
-      <w:proofErr w:type="spellStart"/>
       <w:r>
         <w:rPr>
           <w:rFonts w:ascii="Courier New" w:hAnsi="Courier New" w:cs="Courier New"/>
@@ -5803,10 +4111,11 @@
           <w:sz w:val="18"/>
           <w:szCs w:val="18"/>
         </w:rPr>
-        <w:t>Drag.Accel</w:t>
-      </w:r>
-      <w:proofErr w:type="spellEnd"/>
-      <w:r>
+        <w:t>Predictor.DrawProbe(x0, v0):</w:t>
+      </w:r>
+    </w:p>
+    <w:p>
+      <w:pPr>
         <w:rPr>
           <w:rFonts w:ascii="Courier New" w:hAnsi="Courier New" w:cs="Courier New"/>
           <w:b/>
@@ -5814,11 +4123,8 @@
           <w:sz w:val="18"/>
           <w:szCs w:val="18"/>
         </w:rPr>
-        <w:t>(v):              // quadratic drag (nebula)</w:t>
-      </w:r>
-    </w:p>
-    <w:p>
-      <w:pPr>
+      </w:pPr>
+      <w:r>
         <w:rPr>
           <w:rFonts w:ascii="Courier New" w:hAnsi="Courier New" w:cs="Courier New"/>
           <w:b/>
@@ -5826,8 +4132,11 @@
           <w:sz w:val="18"/>
           <w:szCs w:val="18"/>
         </w:rPr>
-      </w:pPr>
-      <w:r>
+        <w:t xml:space="preserve">    x = x0 ; v = v0 ; t = 0</w:t>
+      </w:r>
+    </w:p>
+    <w:p>
+      <w:pPr>
         <w:rPr>
           <w:rFonts w:ascii="Courier New" w:hAnsi="Courier New" w:cs="Courier New"/>
           <w:b/>
@@ -5835,11 +4144,8 @@
           <w:sz w:val="18"/>
           <w:szCs w:val="18"/>
         </w:rPr>
-        <w:t xml:space="preserve">    return -k * |v| * v</w:t>
-      </w:r>
-    </w:p>
-    <w:p>
-      <w:pPr>
+      </w:pPr>
+      <w:r>
         <w:rPr>
           <w:rFonts w:ascii="Courier New" w:hAnsi="Courier New" w:cs="Courier New"/>
           <w:b/>
@@ -5847,7 +4153,8 @@
           <w:sz w:val="18"/>
           <w:szCs w:val="18"/>
         </w:rPr>
-      </w:pPr>
+        <w:t xml:space="preserve">    repeat N steps:</w:t>
+      </w:r>
     </w:p>
     <w:p>
       <w:pPr>
@@ -5859,7 +4166,6 @@
           <w:szCs w:val="18"/>
         </w:rPr>
       </w:pPr>
-      <w:proofErr w:type="spellStart"/>
       <w:r>
         <w:rPr>
           <w:rFonts w:ascii="Courier New" w:hAnsi="Courier New" w:cs="Courier New"/>
@@ -5868,10 +4174,11 @@
           <w:sz w:val="18"/>
           <w:szCs w:val="18"/>
         </w:rPr>
-        <w:t>Vortex.Accel</w:t>
-      </w:r>
-      <w:proofErr w:type="spellEnd"/>
-      <w:r>
+        <w:t xml:space="preserve">        v += AccelAt(x, v, t) * dt_pred</w:t>
+      </w:r>
+    </w:p>
+    <w:p>
+      <w:pPr>
         <w:rPr>
           <w:rFonts w:ascii="Courier New" w:hAnsi="Courier New" w:cs="Courier New"/>
           <w:b/>
@@ -5879,11 +4186,8 @@
           <w:sz w:val="18"/>
           <w:szCs w:val="18"/>
         </w:rPr>
-        <w:t>(x):            // tangential bend (use lightly)</w:t>
-      </w:r>
-    </w:p>
-    <w:p>
-      <w:pPr>
+      </w:pPr>
+      <w:r>
         <w:rPr>
           <w:rFonts w:ascii="Courier New" w:hAnsi="Courier New" w:cs="Courier New"/>
           <w:b/>
@@ -5891,8 +4195,11 @@
           <w:sz w:val="18"/>
           <w:szCs w:val="18"/>
         </w:rPr>
-      </w:pPr>
-      <w:r>
+        <w:t xml:space="preserve">        x += v * dt_pred</w:t>
+      </w:r>
+    </w:p>
+    <w:p>
+      <w:pPr>
         <w:rPr>
           <w:rFonts w:ascii="Courier New" w:hAnsi="Courier New" w:cs="Courier New"/>
           <w:b/>
@@ -5900,9 +4207,7 @@
           <w:sz w:val="18"/>
           <w:szCs w:val="18"/>
         </w:rPr>
-        <w:t xml:space="preserve">    r = x - </w:t>
-      </w:r>
-      <w:proofErr w:type="gramStart"/>
+      </w:pPr>
       <w:r>
         <w:rPr>
           <w:rFonts w:ascii="Courier New" w:hAnsi="Courier New" w:cs="Courier New"/>
@@ -5911,10 +4216,11 @@
           <w:sz w:val="18"/>
           <w:szCs w:val="18"/>
         </w:rPr>
-        <w:t>c ;</w:t>
-      </w:r>
-      <w:proofErr w:type="gramEnd"/>
-      <w:r>
+        <w:t xml:space="preserve">        drawDot(x)</w:t>
+      </w:r>
+    </w:p>
+    <w:p>
+      <w:pPr>
         <w:rPr>
           <w:rFonts w:ascii="Courier New" w:hAnsi="Courier New" w:cs="Courier New"/>
           <w:b/>
@@ -5922,9 +4228,7 @@
           <w:sz w:val="18"/>
           <w:szCs w:val="18"/>
         </w:rPr>
-        <w:t xml:space="preserve"> d2 = |r|^2 + </w:t>
-      </w:r>
-      <w:proofErr w:type="gramStart"/>
+      </w:pPr>
       <w:r>
         <w:rPr>
           <w:rFonts w:ascii="Courier New" w:hAnsi="Courier New" w:cs="Courier New"/>
@@ -5933,10 +4237,20 @@
           <w:sz w:val="18"/>
           <w:szCs w:val="18"/>
         </w:rPr>
-        <w:t>eps ;</w:t>
-      </w:r>
-      <w:proofErr w:type="gramEnd"/>
-      <w:r>
+        <w:t xml:space="preserve">        if enters(AutoDockNode) or hitsWall(x) or OutOfBounds(x): break</w:t>
+      </w:r>
+    </w:p>
+    <w:p>
+      <w:pPr>
+        <w:pStyle w:val="Heading3"/>
+      </w:pPr>
+      <w:r>
+        <w:lastRenderedPageBreak/>
+        <w:t>12.6 Ship Tick (Gyro + Touch Thrust)</w:t>
+      </w:r>
+    </w:p>
+    <w:p>
+      <w:pPr>
         <w:rPr>
           <w:rFonts w:ascii="Courier New" w:hAnsi="Courier New" w:cs="Courier New"/>
           <w:b/>
@@ -5944,9 +4258,7 @@
           <w:sz w:val="18"/>
           <w:szCs w:val="18"/>
         </w:rPr>
-        <w:t xml:space="preserve"> a = Gamma * perp(r) / d</w:t>
-      </w:r>
-      <w:proofErr w:type="gramStart"/>
+      </w:pPr>
       <w:r>
         <w:rPr>
           <w:rFonts w:ascii="Courier New" w:hAnsi="Courier New" w:cs="Courier New"/>
@@ -5955,10 +4267,11 @@
           <w:sz w:val="18"/>
           <w:szCs w:val="18"/>
         </w:rPr>
-        <w:t>2 ;</w:t>
-      </w:r>
-      <w:proofErr w:type="gramEnd"/>
-      <w:r>
+        <w:t>Ship.Tick(dt):</w:t>
+      </w:r>
+    </w:p>
+    <w:p>
+      <w:pPr>
         <w:rPr>
           <w:rFonts w:ascii="Courier New" w:hAnsi="Courier New" w:cs="Courier New"/>
           <w:b/>
@@ -5966,9 +4279,7 @@
           <w:sz w:val="18"/>
           <w:szCs w:val="18"/>
         </w:rPr>
-        <w:t xml:space="preserve"> return </w:t>
-      </w:r>
-      <w:proofErr w:type="gramStart"/>
+      </w:pPr>
       <w:r>
         <w:rPr>
           <w:rFonts w:ascii="Courier New" w:hAnsi="Courier New" w:cs="Courier New"/>
@@ -5977,10 +4288,11 @@
           <w:sz w:val="18"/>
           <w:szCs w:val="18"/>
         </w:rPr>
-        <w:t>clamp(</w:t>
-      </w:r>
-      <w:proofErr w:type="gramEnd"/>
-      <w:r>
+        <w:t xml:space="preserve">    heading = GyroHeading()                       // unit vector</w:t>
+      </w:r>
+    </w:p>
+    <w:p>
+      <w:pPr>
         <w:rPr>
           <w:rFonts w:ascii="Courier New" w:hAnsi="Courier New" w:cs="Courier New"/>
           <w:b/>
@@ -5988,9 +4300,7 @@
           <w:sz w:val="18"/>
           <w:szCs w:val="18"/>
         </w:rPr>
-        <w:t xml:space="preserve">a, </w:t>
-      </w:r>
-      <w:proofErr w:type="spellStart"/>
+      </w:pPr>
       <w:r>
         <w:rPr>
           <w:rFonts w:ascii="Courier New" w:hAnsi="Courier New" w:cs="Courier New"/>
@@ -5999,10 +4309,11 @@
           <w:sz w:val="18"/>
           <w:szCs w:val="18"/>
         </w:rPr>
-        <w:t>aMax</w:t>
-      </w:r>
-      <w:proofErr w:type="spellEnd"/>
-      <w:r>
+        <w:t xml:space="preserve">    if TouchPressed and fuel&gt;0: v += heading * thrustAccel * dt ; fuel -= rate * dt</w:t>
+      </w:r>
+    </w:p>
+    <w:p>
+      <w:pPr>
         <w:rPr>
           <w:rFonts w:ascii="Courier New" w:hAnsi="Courier New" w:cs="Courier New"/>
           <w:b/>
@@ -6010,11 +4321,8 @@
           <w:sz w:val="18"/>
           <w:szCs w:val="18"/>
         </w:rPr>
-        <w:t>)</w:t>
-      </w:r>
-    </w:p>
-    <w:p>
-      <w:pPr>
+      </w:pPr>
+      <w:r>
         <w:rPr>
           <w:rFonts w:ascii="Courier New" w:hAnsi="Courier New" w:cs="Courier New"/>
           <w:b/>
@@ -6022,14 +4330,7 @@
           <w:sz w:val="18"/>
           <w:szCs w:val="18"/>
         </w:rPr>
-      </w:pPr>
-    </w:p>
-    <w:p>
-      <w:pPr>
-        <w:pStyle w:val="Heading3"/>
-      </w:pPr>
-      <w:r>
-        <w:t>12.3 Probes — Aiming, Firing, Lifecycle</w:t>
+        <w:t xml:space="preserve">    PhysicsStep(self, dt)</w:t>
       </w:r>
     </w:p>
     <w:p>
@@ -6042,7 +4343,6 @@
           <w:szCs w:val="18"/>
         </w:rPr>
       </w:pPr>
-      <w:proofErr w:type="spellStart"/>
       <w:r>
         <w:rPr>
           <w:rFonts w:ascii="Courier New" w:hAnsi="Courier New" w:cs="Courier New"/>
@@ -6051,10 +4351,11 @@
           <w:sz w:val="18"/>
           <w:szCs w:val="18"/>
         </w:rPr>
-        <w:t>BeginAim</w:t>
-      </w:r>
-      <w:proofErr w:type="spellEnd"/>
-      <w:r>
+        <w:t xml:space="preserve">    if hits(Wall): v = Reflect(v, normal) * e_wall   // or stop</w:t>
+      </w:r>
+    </w:p>
+    <w:p>
+      <w:pPr>
         <w:rPr>
           <w:rFonts w:ascii="Courier New" w:hAnsi="Courier New" w:cs="Courier New"/>
           <w:b/>
@@ -6062,9 +4363,7 @@
           <w:sz w:val="18"/>
           <w:szCs w:val="18"/>
         </w:rPr>
-        <w:t>(</w:t>
-      </w:r>
-      <w:proofErr w:type="spellStart"/>
+      </w:pPr>
       <w:r>
         <w:rPr>
           <w:rFonts w:ascii="Courier New" w:hAnsi="Courier New" w:cs="Courier New"/>
@@ -6073,10 +4372,11 @@
           <w:sz w:val="18"/>
           <w:szCs w:val="18"/>
         </w:rPr>
-        <w:t>touchStart</w:t>
-      </w:r>
-      <w:proofErr w:type="spellEnd"/>
-      <w:r>
+        <w:t xml:space="preserve">    if near(WellCore): Fail("Well core")</w:t>
+      </w:r>
+    </w:p>
+    <w:p>
+      <w:pPr>
         <w:rPr>
           <w:rFonts w:ascii="Courier New" w:hAnsi="Courier New" w:cs="Courier New"/>
           <w:b/>
@@ -6084,9 +4384,7 @@
           <w:sz w:val="18"/>
           <w:szCs w:val="18"/>
         </w:rPr>
-        <w:t xml:space="preserve">): </w:t>
-      </w:r>
-      <w:proofErr w:type="spellStart"/>
+      </w:pPr>
       <w:r>
         <w:rPr>
           <w:rFonts w:ascii="Courier New" w:hAnsi="Courier New" w:cs="Courier New"/>
@@ -6095,10 +4393,11 @@
           <w:sz w:val="18"/>
           <w:szCs w:val="18"/>
         </w:rPr>
-        <w:t>Aim.active</w:t>
-      </w:r>
-      <w:proofErr w:type="spellEnd"/>
-      <w:r>
+        <w:t xml:space="preserve">    if OutOfBounds(x): Fail("Out of bounds")</w:t>
+      </w:r>
+    </w:p>
+    <w:p>
+      <w:pPr>
         <w:rPr>
           <w:rFonts w:ascii="Courier New" w:hAnsi="Courier New" w:cs="Courier New"/>
           <w:b/>
@@ -6106,9 +4405,7 @@
           <w:sz w:val="18"/>
           <w:szCs w:val="18"/>
         </w:rPr>
-        <w:t xml:space="preserve"> = </w:t>
-      </w:r>
-      <w:proofErr w:type="gramStart"/>
+      </w:pPr>
       <w:r>
         <w:rPr>
           <w:rFonts w:ascii="Courier New" w:hAnsi="Courier New" w:cs="Courier New"/>
@@ -6117,10 +4414,11 @@
           <w:sz w:val="18"/>
           <w:szCs w:val="18"/>
         </w:rPr>
-        <w:t>true ;</w:t>
-      </w:r>
-      <w:proofErr w:type="gramEnd"/>
-      <w:r>
+        <w:t xml:space="preserve">    if at(Goal): Win()</w:t>
+      </w:r>
+    </w:p>
+    <w:p>
+      <w:pPr>
         <w:rPr>
           <w:rFonts w:ascii="Courier New" w:hAnsi="Courier New" w:cs="Courier New"/>
           <w:b/>
@@ -6128,10 +4426,18 @@
           <w:sz w:val="18"/>
           <w:szCs w:val="18"/>
         </w:rPr>
-        <w:t xml:space="preserve"> </w:t>
-      </w:r>
-      <w:proofErr w:type="spellStart"/>
-      <w:r>
+      </w:pPr>
+    </w:p>
+    <w:p>
+      <w:pPr>
+        <w:pStyle w:val="Heading3"/>
+      </w:pPr>
+      <w:r>
+        <w:t>12.7 Phase Flow / State Machine</w:t>
+      </w:r>
+    </w:p>
+    <w:p>
+      <w:pPr>
         <w:rPr>
           <w:rFonts w:ascii="Courier New" w:hAnsi="Courier New" w:cs="Courier New"/>
           <w:b/>
@@ -6139,9 +4445,7 @@
           <w:sz w:val="18"/>
           <w:szCs w:val="18"/>
         </w:rPr>
-        <w:t>Aim.origin</w:t>
-      </w:r>
-      <w:proofErr w:type="spellEnd"/>
+      </w:pPr>
       <w:r>
         <w:rPr>
           <w:rFonts w:ascii="Courier New" w:hAnsi="Courier New" w:cs="Courier New"/>
@@ -6150,23 +4454,19 @@
           <w:sz w:val="18"/>
           <w:szCs w:val="18"/>
         </w:rPr>
-        <w:t xml:space="preserve"> = </w:t>
-      </w:r>
-      <w:proofErr w:type="spellStart"/>
-      <w:r>
-        <w:rPr>
-          <w:rFonts w:ascii="Courier New" w:hAnsi="Courier New" w:cs="Courier New"/>
+        <w:t xml:space="preserve">Phase </w:t>
+      </w:r>
+      <w:r>
+        <w:rPr>
+          <w:rFonts w:ascii="Cambria Math" w:hAnsi="Cambria Math" w:cs="Cambria Math"/>
           <w:b/>
           <w:bCs/>
           <w:sz w:val="18"/>
           <w:szCs w:val="18"/>
         </w:rPr>
-        <w:t>Cannon.x</w:t>
-      </w:r>
-      <w:proofErr w:type="spellEnd"/>
-    </w:p>
-    <w:p>
-      <w:pPr>
+        <w:t>∈</w:t>
+      </w:r>
+      <w:r>
         <w:rPr>
           <w:rFonts w:ascii="Courier New" w:hAnsi="Courier New" w:cs="Courier New"/>
           <w:b/>
@@ -6174,9 +4474,11 @@
           <w:sz w:val="18"/>
           <w:szCs w:val="18"/>
         </w:rPr>
-      </w:pPr>
-      <w:proofErr w:type="spellStart"/>
-      <w:r>
+        <w:t xml:space="preserve"> { Plan, Fly, Outcome }</w:t>
+      </w:r>
+    </w:p>
+    <w:p>
+      <w:pPr>
         <w:rPr>
           <w:rFonts w:ascii="Courier New" w:hAnsi="Courier New" w:cs="Courier New"/>
           <w:b/>
@@ -6184,10 +4486,7 @@
           <w:sz w:val="18"/>
           <w:szCs w:val="18"/>
         </w:rPr>
-        <w:lastRenderedPageBreak/>
-        <w:t>UpdateAim</w:t>
-      </w:r>
-      <w:proofErr w:type="spellEnd"/>
+      </w:pPr>
       <w:r>
         <w:rPr>
           <w:rFonts w:ascii="Courier New" w:hAnsi="Courier New" w:cs="Courier New"/>
@@ -6196,10 +4495,11 @@
           <w:sz w:val="18"/>
           <w:szCs w:val="18"/>
         </w:rPr>
-        <w:t>(</w:t>
-      </w:r>
-      <w:proofErr w:type="spellStart"/>
-      <w:r>
+        <w:t>StartLevel(config):</w:t>
+      </w:r>
+    </w:p>
+    <w:p>
+      <w:pPr>
         <w:rPr>
           <w:rFonts w:ascii="Courier New" w:hAnsi="Courier New" w:cs="Courier New"/>
           <w:b/>
@@ -6207,9 +4507,7 @@
           <w:sz w:val="18"/>
           <w:szCs w:val="18"/>
         </w:rPr>
-        <w:t>touchPos</w:t>
-      </w:r>
-      <w:proofErr w:type="spellEnd"/>
+      </w:pPr>
       <w:r>
         <w:rPr>
           <w:rFonts w:ascii="Courier New" w:hAnsi="Courier New" w:cs="Courier New"/>
@@ -6218,11 +4516,11 @@
           <w:sz w:val="18"/>
           <w:szCs w:val="18"/>
         </w:rPr>
-        <w:t xml:space="preserve">):        Aim.v0 = </w:t>
-      </w:r>
-      <w:proofErr w:type="spellStart"/>
-      <w:proofErr w:type="gramStart"/>
-      <w:r>
+        <w:t xml:space="preserve">    Load(config) ; Phase = Plan</w:t>
+      </w:r>
+    </w:p>
+    <w:p>
+      <w:pPr>
         <w:rPr>
           <w:rFonts w:ascii="Courier New" w:hAnsi="Courier New" w:cs="Courier New"/>
           <w:b/>
@@ -6230,10 +4528,10 @@
           <w:sz w:val="18"/>
           <w:szCs w:val="18"/>
         </w:rPr>
-        <w:t>mapDragToVelocity</w:t>
-      </w:r>
-      <w:proofErr w:type="spellEnd"/>
-      <w:r>
+      </w:pPr>
+    </w:p>
+    <w:p>
+      <w:pPr>
         <w:rPr>
           <w:rFonts w:ascii="Courier New" w:hAnsi="Courier New" w:cs="Courier New"/>
           <w:b/>
@@ -6241,10 +4539,7 @@
           <w:sz w:val="18"/>
           <w:szCs w:val="18"/>
         </w:rPr>
-        <w:t>(</w:t>
-      </w:r>
-      <w:proofErr w:type="spellStart"/>
-      <w:proofErr w:type="gramEnd"/>
+      </w:pPr>
       <w:r>
         <w:rPr>
           <w:rFonts w:ascii="Courier New" w:hAnsi="Courier New" w:cs="Courier New"/>
@@ -6253,10 +4548,11 @@
           <w:sz w:val="18"/>
           <w:szCs w:val="18"/>
         </w:rPr>
-        <w:t>Aim.origin</w:t>
-      </w:r>
-      <w:proofErr w:type="spellEnd"/>
-      <w:r>
+        <w:t>Update(Plan):</w:t>
+      </w:r>
+    </w:p>
+    <w:p>
+      <w:pPr>
         <w:rPr>
           <w:rFonts w:ascii="Courier New" w:hAnsi="Courier New" w:cs="Courier New"/>
           <w:b/>
@@ -6264,9 +4560,7 @@
           <w:sz w:val="18"/>
           <w:szCs w:val="18"/>
         </w:rPr>
-        <w:t xml:space="preserve">, </w:t>
-      </w:r>
-      <w:proofErr w:type="spellStart"/>
+      </w:pPr>
       <w:r>
         <w:rPr>
           <w:rFonts w:ascii="Courier New" w:hAnsi="Courier New" w:cs="Courier New"/>
@@ -6275,11 +4569,11 @@
           <w:sz w:val="18"/>
           <w:szCs w:val="18"/>
         </w:rPr>
-        <w:t>touchPos</w:t>
-      </w:r>
-      <w:proofErr w:type="spellEnd"/>
-      <w:proofErr w:type="gramStart"/>
-      <w:r>
+        <w:t xml:space="preserve">    HandleAimFire() ; UpdateProbesAndFields()</w:t>
+      </w:r>
+    </w:p>
+    <w:p>
+      <w:pPr>
         <w:rPr>
           <w:rFonts w:ascii="Courier New" w:hAnsi="Courier New" w:cs="Courier New"/>
           <w:b/>
@@ -6287,9 +4581,7 @@
           <w:sz w:val="18"/>
           <w:szCs w:val="18"/>
         </w:rPr>
-        <w:t>) ;</w:t>
-      </w:r>
-      <w:proofErr w:type="gramEnd"/>
+      </w:pPr>
       <w:r>
         <w:rPr>
           <w:rFonts w:ascii="Courier New" w:hAnsi="Courier New" w:cs="Courier New"/>
@@ -6298,10 +4590,11 @@
           <w:sz w:val="18"/>
           <w:szCs w:val="18"/>
         </w:rPr>
-        <w:t xml:space="preserve"> </w:t>
-      </w:r>
-      <w:proofErr w:type="spellStart"/>
-      <w:r>
+        <w:t xml:space="preserve">    if PlayerPressesFly or AutoAdvanceReady(): Phase = Fly</w:t>
+      </w:r>
+    </w:p>
+    <w:p>
+      <w:pPr>
         <w:rPr>
           <w:rFonts w:ascii="Courier New" w:hAnsi="Courier New" w:cs="Courier New"/>
           <w:b/>
@@ -6309,10 +4602,10 @@
           <w:sz w:val="18"/>
           <w:szCs w:val="18"/>
         </w:rPr>
-        <w:t>Predictor.DrawProbe</w:t>
-      </w:r>
-      <w:proofErr w:type="spellEnd"/>
-      <w:r>
+      </w:pPr>
+    </w:p>
+    <w:p>
+      <w:pPr>
         <w:rPr>
           <w:rFonts w:ascii="Courier New" w:hAnsi="Courier New" w:cs="Courier New"/>
           <w:b/>
@@ -6320,9 +4613,7 @@
           <w:sz w:val="18"/>
           <w:szCs w:val="18"/>
         </w:rPr>
-        <w:t>(</w:t>
-      </w:r>
-      <w:proofErr w:type="spellStart"/>
+      </w:pPr>
       <w:r>
         <w:rPr>
           <w:rFonts w:ascii="Courier New" w:hAnsi="Courier New" w:cs="Courier New"/>
@@ -6331,10 +4622,11 @@
           <w:sz w:val="18"/>
           <w:szCs w:val="18"/>
         </w:rPr>
-        <w:t>Aim.origin</w:t>
-      </w:r>
-      <w:proofErr w:type="spellEnd"/>
-      <w:r>
+        <w:t>Update(Fly):</w:t>
+      </w:r>
+    </w:p>
+    <w:p>
+      <w:pPr>
         <w:rPr>
           <w:rFonts w:ascii="Courier New" w:hAnsi="Courier New" w:cs="Courier New"/>
           <w:b/>
@@ -6342,11 +4634,8 @@
           <w:sz w:val="18"/>
           <w:szCs w:val="18"/>
         </w:rPr>
-        <w:t>, Aim.v0)</w:t>
-      </w:r>
-    </w:p>
-    <w:p>
-      <w:pPr>
+      </w:pPr>
+      <w:r>
         <w:rPr>
           <w:rFonts w:ascii="Courier New" w:hAnsi="Courier New" w:cs="Courier New"/>
           <w:b/>
@@ -6354,10 +4643,11 @@
           <w:sz w:val="18"/>
           <w:szCs w:val="18"/>
         </w:rPr>
-      </w:pPr>
-      <w:proofErr w:type="spellStart"/>
-      <w:proofErr w:type="gramStart"/>
-      <w:r>
+        <w:t xml:space="preserve">    Ship.Tick(dt) ; UpdateFields()</w:t>
+      </w:r>
+    </w:p>
+    <w:p>
+      <w:pPr>
         <w:rPr>
           <w:rFonts w:ascii="Courier New" w:hAnsi="Courier New" w:cs="Courier New"/>
           <w:b/>
@@ -6365,9 +4655,7 @@
           <w:sz w:val="18"/>
           <w:szCs w:val="18"/>
         </w:rPr>
-        <w:t>FireProbe</w:t>
-      </w:r>
-      <w:proofErr w:type="spellEnd"/>
+      </w:pPr>
       <w:r>
         <w:rPr>
           <w:rFonts w:ascii="Courier New" w:hAnsi="Courier New" w:cs="Courier New"/>
@@ -6376,10 +4664,11 @@
           <w:sz w:val="18"/>
           <w:szCs w:val="18"/>
         </w:rPr>
-        <w:t>(</w:t>
-      </w:r>
-      <w:proofErr w:type="gramEnd"/>
-      <w:r>
+        <w:t xml:space="preserve">    if Win: Phase = Outcome ; ShowWinScreen()</w:t>
+      </w:r>
+    </w:p>
+    <w:p>
+      <w:pPr>
         <w:rPr>
           <w:rFonts w:ascii="Courier New" w:hAnsi="Courier New" w:cs="Courier New"/>
           <w:b/>
@@ -6387,11 +4676,8 @@
           <w:sz w:val="18"/>
           <w:szCs w:val="18"/>
         </w:rPr>
-        <w:t>):</w:t>
-      </w:r>
-    </w:p>
-    <w:p>
-      <w:pPr>
+      </w:pPr>
+      <w:r>
         <w:rPr>
           <w:rFonts w:ascii="Courier New" w:hAnsi="Courier New" w:cs="Courier New"/>
           <w:b/>
@@ -6399,8 +4685,11 @@
           <w:sz w:val="18"/>
           <w:szCs w:val="18"/>
         </w:rPr>
-      </w:pPr>
-      <w:r>
+        <w:t xml:space="preserve">    if Fail: Phase = Outcome ; ShowFailScreen()</w:t>
+      </w:r>
+    </w:p>
+    <w:p>
+      <w:pPr>
         <w:rPr>
           <w:rFonts w:ascii="Courier New" w:hAnsi="Courier New" w:cs="Courier New"/>
           <w:b/>
@@ -6408,10 +4697,10 @@
           <w:sz w:val="18"/>
           <w:szCs w:val="18"/>
         </w:rPr>
-        <w:t xml:space="preserve">    if not </w:t>
-      </w:r>
-      <w:proofErr w:type="spellStart"/>
-      <w:r>
+      </w:pPr>
+    </w:p>
+    <w:p>
+      <w:pPr>
         <w:rPr>
           <w:rFonts w:ascii="Courier New" w:hAnsi="Courier New" w:cs="Courier New"/>
           <w:b/>
@@ -6419,9 +4708,7 @@
           <w:sz w:val="18"/>
           <w:szCs w:val="18"/>
         </w:rPr>
-        <w:t>Aim.active</w:t>
-      </w:r>
-      <w:proofErr w:type="spellEnd"/>
+      </w:pPr>
       <w:r>
         <w:rPr>
           <w:rFonts w:ascii="Courier New" w:hAnsi="Courier New" w:cs="Courier New"/>
@@ -6430,7 +4717,7 @@
           <w:sz w:val="18"/>
           <w:szCs w:val="18"/>
         </w:rPr>
-        <w:t>: return</w:t>
+        <w:t>Outcome:</w:t>
       </w:r>
     </w:p>
     <w:p>
@@ -6451,11 +4738,11 @@
           <w:sz w:val="18"/>
           <w:szCs w:val="18"/>
         </w:rPr>
-        <w:t xml:space="preserve">    p = </w:t>
-      </w:r>
-      <w:proofErr w:type="spellStart"/>
-      <w:proofErr w:type="gramStart"/>
-      <w:r>
+        <w:t xml:space="preserve">    // Buttons: Next, Retry Fly (keep anchors), Reset Plan (clear anchors)</w:t>
+      </w:r>
+    </w:p>
+    <w:p>
+      <w:pPr>
         <w:rPr>
           <w:rFonts w:ascii="Courier New" w:hAnsi="Courier New" w:cs="Courier New"/>
           <w:b/>
@@ -6463,2829 +4750,51 @@
           <w:sz w:val="18"/>
           <w:szCs w:val="18"/>
         </w:rPr>
-        <w:t>SpawnProbe</w:t>
-      </w:r>
-      <w:proofErr w:type="spellEnd"/>
-      <w:r>
-        <w:rPr>
-          <w:rFonts w:ascii="Courier New" w:hAnsi="Courier New" w:cs="Courier New"/>
-          <w:b/>
-          <w:bCs/>
-          <w:sz w:val="18"/>
-          <w:szCs w:val="18"/>
-        </w:rPr>
-        <w:t>(</w:t>
-      </w:r>
-      <w:proofErr w:type="spellStart"/>
-      <w:proofErr w:type="gramEnd"/>
-      <w:r>
-        <w:rPr>
-          <w:rFonts w:ascii="Courier New" w:hAnsi="Courier New" w:cs="Courier New"/>
-          <w:b/>
-          <w:bCs/>
-          <w:sz w:val="18"/>
-          <w:szCs w:val="18"/>
-        </w:rPr>
-        <w:t>Aim.origin</w:t>
-      </w:r>
-      <w:proofErr w:type="spellEnd"/>
-      <w:r>
-        <w:rPr>
-          <w:rFonts w:ascii="Courier New" w:hAnsi="Courier New" w:cs="Courier New"/>
-          <w:b/>
-          <w:bCs/>
-          <w:sz w:val="18"/>
-          <w:szCs w:val="18"/>
-        </w:rPr>
-        <w:t xml:space="preserve">, Aim.v0, </w:t>
-      </w:r>
-      <w:proofErr w:type="spellStart"/>
-      <w:r>
-        <w:rPr>
-          <w:rFonts w:ascii="Courier New" w:hAnsi="Courier New" w:cs="Courier New"/>
-          <w:b/>
-          <w:bCs/>
-          <w:sz w:val="18"/>
-          <w:szCs w:val="18"/>
-        </w:rPr>
-        <w:t>SelectedProbeType</w:t>
-      </w:r>
-      <w:proofErr w:type="spellEnd"/>
-      <w:proofErr w:type="gramStart"/>
-      <w:r>
-        <w:rPr>
-          <w:rFonts w:ascii="Courier New" w:hAnsi="Courier New" w:cs="Courier New"/>
-          <w:b/>
-          <w:bCs/>
-          <w:sz w:val="18"/>
-          <w:szCs w:val="18"/>
-        </w:rPr>
-        <w:t>) ;</w:t>
-      </w:r>
-      <w:proofErr w:type="gramEnd"/>
-      <w:r>
-        <w:rPr>
-          <w:rFonts w:ascii="Courier New" w:hAnsi="Courier New" w:cs="Courier New"/>
-          <w:b/>
-          <w:bCs/>
-          <w:sz w:val="18"/>
-          <w:szCs w:val="18"/>
-        </w:rPr>
-        <w:t xml:space="preserve"> </w:t>
-      </w:r>
-      <w:proofErr w:type="spellStart"/>
-      <w:r>
-        <w:rPr>
-          <w:rFonts w:ascii="Courier New" w:hAnsi="Courier New" w:cs="Courier New"/>
-          <w:b/>
-          <w:bCs/>
-          <w:sz w:val="18"/>
-          <w:szCs w:val="18"/>
-        </w:rPr>
-        <w:t>Aim.active</w:t>
-      </w:r>
-      <w:proofErr w:type="spellEnd"/>
-      <w:r>
-        <w:rPr>
-          <w:rFonts w:ascii="Courier New" w:hAnsi="Courier New" w:cs="Courier New"/>
-          <w:b/>
-          <w:bCs/>
-          <w:sz w:val="18"/>
-          <w:szCs w:val="18"/>
-        </w:rPr>
-        <w:t xml:space="preserve"> = false</w:t>
-      </w:r>
-    </w:p>
-    <w:p>
-      <w:pPr>
-        <w:rPr>
-          <w:rFonts w:ascii="Courier New" w:hAnsi="Courier New" w:cs="Courier New"/>
-          <w:b/>
-          <w:bCs/>
-          <w:sz w:val="18"/>
-          <w:szCs w:val="18"/>
-        </w:rPr>
-      </w:pPr>
-    </w:p>
-    <w:p>
-      <w:pPr>
-        <w:rPr>
-          <w:rFonts w:ascii="Courier New" w:hAnsi="Courier New" w:cs="Courier New"/>
-          <w:b/>
-          <w:bCs/>
-          <w:sz w:val="18"/>
-          <w:szCs w:val="18"/>
-        </w:rPr>
-      </w:pPr>
-      <w:proofErr w:type="spellStart"/>
-      <w:r>
-        <w:rPr>
-          <w:rFonts w:ascii="Courier New" w:hAnsi="Courier New" w:cs="Courier New"/>
-          <w:b/>
-          <w:bCs/>
-          <w:sz w:val="18"/>
-          <w:szCs w:val="18"/>
-        </w:rPr>
-        <w:t>Probe.Tick</w:t>
-      </w:r>
-      <w:proofErr w:type="spellEnd"/>
-      <w:r>
-        <w:rPr>
-          <w:rFonts w:ascii="Courier New" w:hAnsi="Courier New" w:cs="Courier New"/>
-          <w:b/>
-          <w:bCs/>
-          <w:sz w:val="18"/>
-          <w:szCs w:val="18"/>
-        </w:rPr>
-        <w:t>(dt):</w:t>
-      </w:r>
-    </w:p>
-    <w:p>
-      <w:pPr>
-        <w:rPr>
-          <w:rFonts w:ascii="Courier New" w:hAnsi="Courier New" w:cs="Courier New"/>
-          <w:b/>
-          <w:bCs/>
-          <w:sz w:val="18"/>
-          <w:szCs w:val="18"/>
-        </w:rPr>
-      </w:pPr>
-      <w:r>
-        <w:rPr>
-          <w:rFonts w:ascii="Courier New" w:hAnsi="Courier New" w:cs="Courier New"/>
-          <w:b/>
-          <w:bCs/>
-          <w:sz w:val="18"/>
-          <w:szCs w:val="18"/>
-        </w:rPr>
-        <w:t xml:space="preserve">    </w:t>
-      </w:r>
-      <w:proofErr w:type="spellStart"/>
-      <w:proofErr w:type="gramStart"/>
-      <w:r>
-        <w:rPr>
-          <w:rFonts w:ascii="Courier New" w:hAnsi="Courier New" w:cs="Courier New"/>
-          <w:b/>
-          <w:bCs/>
-          <w:sz w:val="18"/>
-          <w:szCs w:val="18"/>
-        </w:rPr>
-        <w:t>PhysicsStep</w:t>
-      </w:r>
-      <w:proofErr w:type="spellEnd"/>
-      <w:r>
-        <w:rPr>
-          <w:rFonts w:ascii="Courier New" w:hAnsi="Courier New" w:cs="Courier New"/>
-          <w:b/>
-          <w:bCs/>
-          <w:sz w:val="18"/>
-          <w:szCs w:val="18"/>
-        </w:rPr>
-        <w:t>(</w:t>
-      </w:r>
-      <w:proofErr w:type="gramEnd"/>
-      <w:r>
-        <w:rPr>
-          <w:rFonts w:ascii="Courier New" w:hAnsi="Courier New" w:cs="Courier New"/>
-          <w:b/>
-          <w:bCs/>
-          <w:sz w:val="18"/>
-          <w:szCs w:val="18"/>
-        </w:rPr>
-        <w:t>self, dt)</w:t>
-      </w:r>
-    </w:p>
-    <w:p>
-      <w:pPr>
-        <w:rPr>
-          <w:rFonts w:ascii="Courier New" w:hAnsi="Courier New" w:cs="Courier New"/>
-          <w:b/>
-          <w:bCs/>
-          <w:sz w:val="18"/>
-          <w:szCs w:val="18"/>
-        </w:rPr>
-      </w:pPr>
-      <w:r>
-        <w:rPr>
-          <w:rFonts w:ascii="Courier New" w:hAnsi="Courier New" w:cs="Courier New"/>
-          <w:b/>
-          <w:bCs/>
-          <w:sz w:val="18"/>
-          <w:szCs w:val="18"/>
-        </w:rPr>
-        <w:t xml:space="preserve">    if </w:t>
-      </w:r>
-      <w:proofErr w:type="gramStart"/>
-      <w:r>
-        <w:rPr>
-          <w:rFonts w:ascii="Courier New" w:hAnsi="Courier New" w:cs="Courier New"/>
-          <w:b/>
-          <w:bCs/>
-          <w:sz w:val="18"/>
-          <w:szCs w:val="18"/>
-        </w:rPr>
-        <w:t>enters(</w:t>
-      </w:r>
-      <w:proofErr w:type="spellStart"/>
-      <w:proofErr w:type="gramEnd"/>
-      <w:r>
-        <w:rPr>
-          <w:rFonts w:ascii="Courier New" w:hAnsi="Courier New" w:cs="Courier New"/>
-          <w:b/>
-          <w:bCs/>
-          <w:sz w:val="18"/>
-          <w:szCs w:val="18"/>
-        </w:rPr>
-        <w:t>AutoDockNode</w:t>
-      </w:r>
-      <w:proofErr w:type="spellEnd"/>
-      <w:r>
-        <w:rPr>
-          <w:rFonts w:ascii="Courier New" w:hAnsi="Courier New" w:cs="Courier New"/>
-          <w:b/>
-          <w:bCs/>
-          <w:sz w:val="18"/>
-          <w:szCs w:val="18"/>
-        </w:rPr>
-        <w:t xml:space="preserve">): </w:t>
-      </w:r>
-      <w:proofErr w:type="spellStart"/>
-      <w:proofErr w:type="gramStart"/>
-      <w:r>
-        <w:rPr>
-          <w:rFonts w:ascii="Courier New" w:hAnsi="Courier New" w:cs="Courier New"/>
-          <w:b/>
-          <w:bCs/>
-          <w:sz w:val="18"/>
-          <w:szCs w:val="18"/>
-        </w:rPr>
-        <w:t>snapToCenter</w:t>
-      </w:r>
-      <w:proofErr w:type="spellEnd"/>
-      <w:r>
-        <w:rPr>
-          <w:rFonts w:ascii="Courier New" w:hAnsi="Courier New" w:cs="Courier New"/>
-          <w:b/>
-          <w:bCs/>
-          <w:sz w:val="18"/>
-          <w:szCs w:val="18"/>
-        </w:rPr>
-        <w:t>(</w:t>
-      </w:r>
-      <w:proofErr w:type="gramEnd"/>
-      <w:r>
-        <w:rPr>
-          <w:rFonts w:ascii="Courier New" w:hAnsi="Courier New" w:cs="Courier New"/>
-          <w:b/>
-          <w:bCs/>
-          <w:sz w:val="18"/>
-          <w:szCs w:val="18"/>
-        </w:rPr>
-        <w:t xml:space="preserve">); </w:t>
-      </w:r>
-      <w:proofErr w:type="spellStart"/>
-      <w:proofErr w:type="gramStart"/>
-      <w:r>
-        <w:rPr>
-          <w:rFonts w:ascii="Courier New" w:hAnsi="Courier New" w:cs="Courier New"/>
-          <w:b/>
-          <w:bCs/>
-          <w:sz w:val="18"/>
-          <w:szCs w:val="18"/>
-        </w:rPr>
-        <w:t>DeployAnchor</w:t>
-      </w:r>
-      <w:proofErr w:type="spellEnd"/>
-      <w:r>
-        <w:rPr>
-          <w:rFonts w:ascii="Courier New" w:hAnsi="Courier New" w:cs="Courier New"/>
-          <w:b/>
-          <w:bCs/>
-          <w:sz w:val="18"/>
-          <w:szCs w:val="18"/>
-        </w:rPr>
-        <w:t>(</w:t>
-      </w:r>
-      <w:proofErr w:type="gramEnd"/>
-      <w:r>
-        <w:rPr>
-          <w:rFonts w:ascii="Courier New" w:hAnsi="Courier New" w:cs="Courier New"/>
-          <w:b/>
-          <w:bCs/>
-          <w:sz w:val="18"/>
-          <w:szCs w:val="18"/>
-        </w:rPr>
-        <w:t xml:space="preserve">node, </w:t>
-      </w:r>
-      <w:proofErr w:type="spellStart"/>
-      <w:proofErr w:type="gramStart"/>
-      <w:r>
-        <w:rPr>
-          <w:rFonts w:ascii="Courier New" w:hAnsi="Courier New" w:cs="Courier New"/>
-          <w:b/>
-          <w:bCs/>
-          <w:sz w:val="18"/>
-          <w:szCs w:val="18"/>
-        </w:rPr>
-        <w:t>self.type</w:t>
-      </w:r>
-      <w:proofErr w:type="spellEnd"/>
-      <w:proofErr w:type="gramEnd"/>
-      <w:r>
-        <w:rPr>
-          <w:rFonts w:ascii="Courier New" w:hAnsi="Courier New" w:cs="Courier New"/>
-          <w:b/>
-          <w:bCs/>
-          <w:sz w:val="18"/>
-          <w:szCs w:val="18"/>
-        </w:rPr>
-        <w:t>); Destroy(self)</w:t>
-      </w:r>
-    </w:p>
-    <w:p>
-      <w:pPr>
-        <w:rPr>
-          <w:rFonts w:ascii="Courier New" w:hAnsi="Courier New" w:cs="Courier New"/>
-          <w:b/>
-          <w:bCs/>
-          <w:sz w:val="18"/>
-          <w:szCs w:val="18"/>
-        </w:rPr>
-      </w:pPr>
-      <w:r>
-        <w:rPr>
-          <w:rFonts w:ascii="Courier New" w:hAnsi="Courier New" w:cs="Courier New"/>
-          <w:b/>
-          <w:bCs/>
-          <w:sz w:val="18"/>
-          <w:szCs w:val="18"/>
-        </w:rPr>
-        <w:t xml:space="preserve">    if </w:t>
-      </w:r>
-      <w:proofErr w:type="gramStart"/>
-      <w:r>
-        <w:rPr>
-          <w:rFonts w:ascii="Courier New" w:hAnsi="Courier New" w:cs="Courier New"/>
-          <w:b/>
-          <w:bCs/>
-          <w:sz w:val="18"/>
-          <w:szCs w:val="18"/>
-        </w:rPr>
-        <w:t>near(</w:t>
-      </w:r>
-      <w:proofErr w:type="spellStart"/>
-      <w:proofErr w:type="gramEnd"/>
-      <w:r>
-        <w:rPr>
-          <w:rFonts w:ascii="Courier New" w:hAnsi="Courier New" w:cs="Courier New"/>
-          <w:b/>
-          <w:bCs/>
-          <w:sz w:val="18"/>
-          <w:szCs w:val="18"/>
-        </w:rPr>
-        <w:t>WellCore</w:t>
-      </w:r>
-      <w:proofErr w:type="spellEnd"/>
-      <w:r>
-        <w:rPr>
-          <w:rFonts w:ascii="Courier New" w:hAnsi="Courier New" w:cs="Courier New"/>
-          <w:b/>
-          <w:bCs/>
-          <w:sz w:val="18"/>
-          <w:szCs w:val="18"/>
-        </w:rPr>
-        <w:t>): Destroy(self)</w:t>
-      </w:r>
-    </w:p>
-    <w:p>
-      <w:pPr>
-        <w:rPr>
-          <w:rFonts w:ascii="Courier New" w:hAnsi="Courier New" w:cs="Courier New"/>
-          <w:b/>
-          <w:bCs/>
-          <w:sz w:val="18"/>
-          <w:szCs w:val="18"/>
-        </w:rPr>
-      </w:pPr>
-      <w:r>
-        <w:rPr>
-          <w:rFonts w:ascii="Courier New" w:hAnsi="Courier New" w:cs="Courier New"/>
-          <w:b/>
-          <w:bCs/>
-          <w:sz w:val="18"/>
-          <w:szCs w:val="18"/>
-        </w:rPr>
-        <w:t xml:space="preserve">    if </w:t>
-      </w:r>
-      <w:proofErr w:type="spellStart"/>
-      <w:r>
-        <w:rPr>
-          <w:rFonts w:ascii="Courier New" w:hAnsi="Courier New" w:cs="Courier New"/>
-          <w:b/>
-          <w:bCs/>
-          <w:sz w:val="18"/>
-          <w:szCs w:val="18"/>
-        </w:rPr>
-        <w:t>OutOfBounds</w:t>
-      </w:r>
-      <w:proofErr w:type="spellEnd"/>
-      <w:r>
-        <w:rPr>
-          <w:rFonts w:ascii="Courier New" w:hAnsi="Courier New" w:cs="Courier New"/>
-          <w:b/>
-          <w:bCs/>
-          <w:sz w:val="18"/>
-          <w:szCs w:val="18"/>
-        </w:rPr>
-        <w:t>(</w:t>
-      </w:r>
-      <w:proofErr w:type="spellStart"/>
-      <w:r>
-        <w:rPr>
-          <w:rFonts w:ascii="Courier New" w:hAnsi="Courier New" w:cs="Courier New"/>
-          <w:b/>
-          <w:bCs/>
-          <w:sz w:val="18"/>
-          <w:szCs w:val="18"/>
-        </w:rPr>
-        <w:t>self.x</w:t>
-      </w:r>
-      <w:proofErr w:type="spellEnd"/>
-      <w:r>
-        <w:rPr>
-          <w:rFonts w:ascii="Courier New" w:hAnsi="Courier New" w:cs="Courier New"/>
-          <w:b/>
-          <w:bCs/>
-          <w:sz w:val="18"/>
-          <w:szCs w:val="18"/>
-        </w:rPr>
-        <w:t>): Destroy(self)</w:t>
-      </w:r>
-    </w:p>
-    <w:p>
-      <w:pPr>
-        <w:rPr>
-          <w:rFonts w:ascii="Courier New" w:hAnsi="Courier New" w:cs="Courier New"/>
-          <w:b/>
-          <w:bCs/>
-          <w:sz w:val="18"/>
-          <w:szCs w:val="18"/>
-        </w:rPr>
-      </w:pPr>
-      <w:r>
-        <w:rPr>
-          <w:rFonts w:ascii="Courier New" w:hAnsi="Courier New" w:cs="Courier New"/>
-          <w:b/>
-          <w:bCs/>
-          <w:sz w:val="18"/>
-          <w:szCs w:val="18"/>
-        </w:rPr>
-        <w:t xml:space="preserve">    if not docked and |v| ≤ </w:t>
-      </w:r>
-      <w:proofErr w:type="spellStart"/>
-      <w:r>
-        <w:rPr>
-          <w:rFonts w:ascii="Courier New" w:hAnsi="Courier New" w:cs="Courier New"/>
-          <w:b/>
-          <w:bCs/>
-          <w:sz w:val="18"/>
-          <w:szCs w:val="18"/>
-        </w:rPr>
-        <w:t>v_eps</w:t>
-      </w:r>
-      <w:proofErr w:type="spellEnd"/>
-      <w:r>
-        <w:rPr>
-          <w:rFonts w:ascii="Courier New" w:hAnsi="Courier New" w:cs="Courier New"/>
-          <w:b/>
-          <w:bCs/>
-          <w:sz w:val="18"/>
-          <w:szCs w:val="18"/>
-        </w:rPr>
-        <w:t xml:space="preserve"> for ≥ </w:t>
-      </w:r>
-      <w:proofErr w:type="spellStart"/>
-      <w:r>
-        <w:rPr>
-          <w:rFonts w:ascii="Courier New" w:hAnsi="Courier New" w:cs="Courier New"/>
-          <w:b/>
-          <w:bCs/>
-          <w:sz w:val="18"/>
-          <w:szCs w:val="18"/>
-        </w:rPr>
-        <w:t>t_stationary</w:t>
-      </w:r>
-      <w:proofErr w:type="spellEnd"/>
-      <w:r>
-        <w:rPr>
-          <w:rFonts w:ascii="Courier New" w:hAnsi="Courier New" w:cs="Courier New"/>
-          <w:b/>
-          <w:bCs/>
-          <w:sz w:val="18"/>
-          <w:szCs w:val="18"/>
-        </w:rPr>
-        <w:t>: Destroy(self)</w:t>
-      </w:r>
-    </w:p>
-    <w:p>
-      <w:pPr>
-        <w:rPr>
-          <w:rFonts w:ascii="Courier New" w:hAnsi="Courier New" w:cs="Courier New"/>
-          <w:b/>
-          <w:bCs/>
-          <w:sz w:val="18"/>
-          <w:szCs w:val="18"/>
-        </w:rPr>
-      </w:pPr>
-    </w:p>
-    <w:p>
-      <w:pPr>
-        <w:pStyle w:val="Heading3"/>
-      </w:pPr>
-      <w:r>
-        <w:t>12.4 Deploying Anchors / Switches</w:t>
-      </w:r>
-    </w:p>
-    <w:p>
-      <w:pPr>
-        <w:rPr>
-          <w:rFonts w:ascii="Courier New" w:hAnsi="Courier New" w:cs="Courier New"/>
-          <w:b/>
-          <w:bCs/>
-          <w:sz w:val="18"/>
-          <w:szCs w:val="18"/>
-        </w:rPr>
-      </w:pPr>
-      <w:proofErr w:type="spellStart"/>
-      <w:proofErr w:type="gramStart"/>
-      <w:r>
-        <w:rPr>
-          <w:rFonts w:ascii="Courier New" w:hAnsi="Courier New" w:cs="Courier New"/>
-          <w:b/>
-          <w:bCs/>
-          <w:sz w:val="18"/>
-          <w:szCs w:val="18"/>
-        </w:rPr>
-        <w:t>DeployAnchor</w:t>
-      </w:r>
-      <w:proofErr w:type="spellEnd"/>
-      <w:r>
-        <w:rPr>
-          <w:rFonts w:ascii="Courier New" w:hAnsi="Courier New" w:cs="Courier New"/>
-          <w:b/>
-          <w:bCs/>
-          <w:sz w:val="18"/>
-          <w:szCs w:val="18"/>
-        </w:rPr>
-        <w:t>(</w:t>
-      </w:r>
-      <w:proofErr w:type="gramEnd"/>
-      <w:r>
-        <w:rPr>
-          <w:rFonts w:ascii="Courier New" w:hAnsi="Courier New" w:cs="Courier New"/>
-          <w:b/>
-          <w:bCs/>
-          <w:sz w:val="18"/>
-          <w:szCs w:val="18"/>
-        </w:rPr>
-        <w:t xml:space="preserve">node, </w:t>
-      </w:r>
-      <w:proofErr w:type="spellStart"/>
-      <w:r>
-        <w:rPr>
-          <w:rFonts w:ascii="Courier New" w:hAnsi="Courier New" w:cs="Courier New"/>
-          <w:b/>
-          <w:bCs/>
-          <w:sz w:val="18"/>
-          <w:szCs w:val="18"/>
-        </w:rPr>
-        <w:t>probeType</w:t>
-      </w:r>
-      <w:proofErr w:type="spellEnd"/>
-      <w:r>
-        <w:rPr>
-          <w:rFonts w:ascii="Courier New" w:hAnsi="Courier New" w:cs="Courier New"/>
-          <w:b/>
-          <w:bCs/>
-          <w:sz w:val="18"/>
-          <w:szCs w:val="18"/>
-        </w:rPr>
-        <w:t>):</w:t>
-      </w:r>
-    </w:p>
-    <w:p>
-      <w:pPr>
-        <w:rPr>
-          <w:rFonts w:ascii="Courier New" w:hAnsi="Courier New" w:cs="Courier New"/>
-          <w:b/>
-          <w:bCs/>
-          <w:sz w:val="18"/>
-          <w:szCs w:val="18"/>
-        </w:rPr>
-      </w:pPr>
-      <w:r>
-        <w:rPr>
-          <w:rFonts w:ascii="Courier New" w:hAnsi="Courier New" w:cs="Courier New"/>
-          <w:b/>
-          <w:bCs/>
-          <w:sz w:val="18"/>
-          <w:szCs w:val="18"/>
-        </w:rPr>
-        <w:t xml:space="preserve">    switch </w:t>
-      </w:r>
-      <w:proofErr w:type="spellStart"/>
-      <w:r>
-        <w:rPr>
-          <w:rFonts w:ascii="Courier New" w:hAnsi="Courier New" w:cs="Courier New"/>
-          <w:b/>
-          <w:bCs/>
-          <w:sz w:val="18"/>
-          <w:szCs w:val="18"/>
-        </w:rPr>
-        <w:t>probeType</w:t>
-      </w:r>
-      <w:proofErr w:type="spellEnd"/>
-      <w:r>
-        <w:rPr>
-          <w:rFonts w:ascii="Courier New" w:hAnsi="Courier New" w:cs="Courier New"/>
-          <w:b/>
-          <w:bCs/>
-          <w:sz w:val="18"/>
-          <w:szCs w:val="18"/>
-        </w:rPr>
-        <w:t>:</w:t>
-      </w:r>
-    </w:p>
-    <w:p>
-      <w:pPr>
-        <w:rPr>
-          <w:rFonts w:ascii="Courier New" w:hAnsi="Courier New" w:cs="Courier New"/>
-          <w:b/>
-          <w:bCs/>
-          <w:sz w:val="18"/>
-          <w:szCs w:val="18"/>
-        </w:rPr>
-      </w:pPr>
-      <w:r>
-        <w:rPr>
-          <w:rFonts w:ascii="Courier New" w:hAnsi="Courier New" w:cs="Courier New"/>
-          <w:b/>
-          <w:bCs/>
-          <w:sz w:val="18"/>
-          <w:szCs w:val="18"/>
-        </w:rPr>
-        <w:t xml:space="preserve">        case Stabilizer: spawn </w:t>
-      </w:r>
-      <w:proofErr w:type="spellStart"/>
-      <w:r>
-        <w:rPr>
-          <w:rFonts w:ascii="Courier New" w:hAnsi="Courier New" w:cs="Courier New"/>
-          <w:b/>
-          <w:bCs/>
-          <w:sz w:val="18"/>
-          <w:szCs w:val="18"/>
-        </w:rPr>
-        <w:t>GaussField</w:t>
-      </w:r>
-      <w:proofErr w:type="spellEnd"/>
-      <w:r>
-        <w:rPr>
-          <w:rFonts w:ascii="Courier New" w:hAnsi="Courier New" w:cs="Courier New"/>
-          <w:b/>
-          <w:bCs/>
-          <w:sz w:val="18"/>
-          <w:szCs w:val="18"/>
-        </w:rPr>
-        <w:t xml:space="preserve"> at </w:t>
-      </w:r>
-      <w:proofErr w:type="spellStart"/>
-      <w:proofErr w:type="gramStart"/>
-      <w:r>
-        <w:rPr>
-          <w:rFonts w:ascii="Courier New" w:hAnsi="Courier New" w:cs="Courier New"/>
-          <w:b/>
-          <w:bCs/>
-          <w:sz w:val="18"/>
-          <w:szCs w:val="18"/>
-        </w:rPr>
-        <w:t>node.center</w:t>
-      </w:r>
-      <w:proofErr w:type="spellEnd"/>
-      <w:proofErr w:type="gramEnd"/>
-      <w:r>
-        <w:rPr>
-          <w:rFonts w:ascii="Courier New" w:hAnsi="Courier New" w:cs="Courier New"/>
-          <w:b/>
-          <w:bCs/>
-          <w:sz w:val="18"/>
-          <w:szCs w:val="18"/>
-        </w:rPr>
-        <w:t xml:space="preserve"> with </w:t>
-      </w:r>
-      <w:proofErr w:type="spellStart"/>
-      <w:proofErr w:type="gramStart"/>
-      <w:r>
-        <w:rPr>
-          <w:rFonts w:ascii="Courier New" w:hAnsi="Courier New" w:cs="Courier New"/>
-          <w:b/>
-          <w:bCs/>
-          <w:sz w:val="18"/>
-          <w:szCs w:val="18"/>
-        </w:rPr>
-        <w:t>node.params</w:t>
-      </w:r>
-      <w:proofErr w:type="spellEnd"/>
-      <w:proofErr w:type="gramEnd"/>
-    </w:p>
-    <w:p>
-      <w:pPr>
-        <w:rPr>
-          <w:rFonts w:ascii="Courier New" w:hAnsi="Courier New" w:cs="Courier New"/>
-          <w:b/>
-          <w:bCs/>
-          <w:sz w:val="18"/>
-          <w:szCs w:val="18"/>
-        </w:rPr>
-      </w:pPr>
-      <w:r>
-        <w:rPr>
-          <w:rFonts w:ascii="Courier New" w:hAnsi="Courier New" w:cs="Courier New"/>
-          <w:b/>
-          <w:bCs/>
-          <w:sz w:val="18"/>
-          <w:szCs w:val="18"/>
-        </w:rPr>
-        <w:t xml:space="preserve">        case </w:t>
-      </w:r>
-      <w:proofErr w:type="spellStart"/>
-      <w:r>
-        <w:rPr>
-          <w:rFonts w:ascii="Courier New" w:hAnsi="Courier New" w:cs="Courier New"/>
-          <w:b/>
-          <w:bCs/>
-          <w:sz w:val="18"/>
-          <w:szCs w:val="18"/>
-        </w:rPr>
-        <w:t>Repulsor</w:t>
-      </w:r>
-      <w:proofErr w:type="spellEnd"/>
-      <w:r>
-        <w:rPr>
-          <w:rFonts w:ascii="Courier New" w:hAnsi="Courier New" w:cs="Courier New"/>
-          <w:b/>
-          <w:bCs/>
-          <w:sz w:val="18"/>
-          <w:szCs w:val="18"/>
-        </w:rPr>
-        <w:t xml:space="preserve">:   spawn </w:t>
-      </w:r>
-      <w:proofErr w:type="spellStart"/>
-      <w:proofErr w:type="gramStart"/>
-      <w:r>
-        <w:rPr>
-          <w:rFonts w:ascii="Courier New" w:hAnsi="Courier New" w:cs="Courier New"/>
-          <w:b/>
-          <w:bCs/>
-          <w:sz w:val="18"/>
-          <w:szCs w:val="18"/>
-        </w:rPr>
-        <w:t>WellField</w:t>
-      </w:r>
-      <w:proofErr w:type="spellEnd"/>
-      <w:r>
-        <w:rPr>
-          <w:rFonts w:ascii="Courier New" w:hAnsi="Courier New" w:cs="Courier New"/>
-          <w:b/>
-          <w:bCs/>
-          <w:sz w:val="18"/>
-          <w:szCs w:val="18"/>
-        </w:rPr>
-        <w:t xml:space="preserve">  (</w:t>
-      </w:r>
-      <w:proofErr w:type="gramEnd"/>
-      <w:r>
-        <w:rPr>
-          <w:rFonts w:ascii="Courier New" w:hAnsi="Courier New" w:cs="Courier New"/>
-          <w:b/>
-          <w:bCs/>
-          <w:sz w:val="18"/>
-          <w:szCs w:val="18"/>
-        </w:rPr>
-        <w:t xml:space="preserve">S &lt; 0) at </w:t>
-      </w:r>
-      <w:proofErr w:type="spellStart"/>
-      <w:proofErr w:type="gramStart"/>
-      <w:r>
-        <w:rPr>
-          <w:rFonts w:ascii="Courier New" w:hAnsi="Courier New" w:cs="Courier New"/>
-          <w:b/>
-          <w:bCs/>
-          <w:sz w:val="18"/>
-          <w:szCs w:val="18"/>
-        </w:rPr>
-        <w:t>node.center</w:t>
-      </w:r>
-      <w:proofErr w:type="spellEnd"/>
-      <w:proofErr w:type="gramEnd"/>
-      <w:r>
-        <w:rPr>
-          <w:rFonts w:ascii="Courier New" w:hAnsi="Courier New" w:cs="Courier New"/>
-          <w:b/>
-          <w:bCs/>
-          <w:sz w:val="18"/>
-          <w:szCs w:val="18"/>
-        </w:rPr>
-        <w:t xml:space="preserve"> with params</w:t>
-      </w:r>
-    </w:p>
-    <w:p>
-      <w:pPr>
-        <w:rPr>
-          <w:rFonts w:ascii="Courier New" w:hAnsi="Courier New" w:cs="Courier New"/>
-          <w:b/>
-          <w:bCs/>
-          <w:sz w:val="18"/>
-          <w:szCs w:val="18"/>
-        </w:rPr>
-      </w:pPr>
-      <w:r>
-        <w:rPr>
-          <w:rFonts w:ascii="Courier New" w:hAnsi="Courier New" w:cs="Courier New"/>
-          <w:b/>
-          <w:bCs/>
-          <w:sz w:val="18"/>
-          <w:szCs w:val="18"/>
-        </w:rPr>
-        <w:t xml:space="preserve">        case Jetstream</w:t>
-      </w:r>
-      <w:proofErr w:type="gramStart"/>
-      <w:r>
-        <w:rPr>
-          <w:rFonts w:ascii="Courier New" w:hAnsi="Courier New" w:cs="Courier New"/>
-          <w:b/>
-          <w:bCs/>
-          <w:sz w:val="18"/>
-          <w:szCs w:val="18"/>
-        </w:rPr>
-        <w:t>:  spawn</w:t>
-      </w:r>
-      <w:proofErr w:type="gramEnd"/>
-      <w:r>
-        <w:rPr>
-          <w:rFonts w:ascii="Courier New" w:hAnsi="Courier New" w:cs="Courier New"/>
-          <w:b/>
-          <w:bCs/>
-          <w:sz w:val="18"/>
-          <w:szCs w:val="18"/>
-        </w:rPr>
-        <w:t xml:space="preserve"> </w:t>
-      </w:r>
-      <w:proofErr w:type="spellStart"/>
-      <w:r>
-        <w:rPr>
-          <w:rFonts w:ascii="Courier New" w:hAnsi="Courier New" w:cs="Courier New"/>
-          <w:b/>
-          <w:bCs/>
-          <w:sz w:val="18"/>
-          <w:szCs w:val="18"/>
-        </w:rPr>
-        <w:t>UniformField</w:t>
-      </w:r>
-      <w:proofErr w:type="spellEnd"/>
-      <w:r>
-        <w:rPr>
-          <w:rFonts w:ascii="Courier New" w:hAnsi="Courier New" w:cs="Courier New"/>
-          <w:b/>
-          <w:bCs/>
-          <w:sz w:val="18"/>
-          <w:szCs w:val="18"/>
-        </w:rPr>
-        <w:t xml:space="preserve"> (+direction) in </w:t>
-      </w:r>
-      <w:proofErr w:type="spellStart"/>
-      <w:proofErr w:type="gramStart"/>
-      <w:r>
-        <w:rPr>
-          <w:rFonts w:ascii="Courier New" w:hAnsi="Courier New" w:cs="Courier New"/>
-          <w:b/>
-          <w:bCs/>
-          <w:sz w:val="18"/>
-          <w:szCs w:val="18"/>
-        </w:rPr>
-        <w:t>node.region</w:t>
-      </w:r>
-      <w:proofErr w:type="spellEnd"/>
-      <w:proofErr w:type="gramEnd"/>
-    </w:p>
-    <w:p>
-      <w:pPr>
-        <w:rPr>
-          <w:rFonts w:ascii="Courier New" w:hAnsi="Courier New" w:cs="Courier New"/>
-          <w:b/>
-          <w:bCs/>
-          <w:sz w:val="18"/>
-          <w:szCs w:val="18"/>
-        </w:rPr>
-      </w:pPr>
-      <w:r>
-        <w:rPr>
-          <w:rFonts w:ascii="Courier New" w:hAnsi="Courier New" w:cs="Courier New"/>
-          <w:b/>
-          <w:bCs/>
-          <w:sz w:val="18"/>
-          <w:szCs w:val="18"/>
-        </w:rPr>
-        <w:t xml:space="preserve">        case Vortex:     spawn </w:t>
-      </w:r>
-      <w:proofErr w:type="spellStart"/>
-      <w:r>
-        <w:rPr>
-          <w:rFonts w:ascii="Courier New" w:hAnsi="Courier New" w:cs="Courier New"/>
-          <w:b/>
-          <w:bCs/>
-          <w:sz w:val="18"/>
-          <w:szCs w:val="18"/>
-        </w:rPr>
-        <w:t>VortexField</w:t>
-      </w:r>
-      <w:proofErr w:type="spellEnd"/>
-      <w:r>
-        <w:rPr>
-          <w:rFonts w:ascii="Courier New" w:hAnsi="Courier New" w:cs="Courier New"/>
-          <w:b/>
-          <w:bCs/>
-          <w:sz w:val="18"/>
-          <w:szCs w:val="18"/>
-        </w:rPr>
-        <w:t xml:space="preserve"> at </w:t>
-      </w:r>
-      <w:proofErr w:type="spellStart"/>
-      <w:proofErr w:type="gramStart"/>
-      <w:r>
-        <w:rPr>
-          <w:rFonts w:ascii="Courier New" w:hAnsi="Courier New" w:cs="Courier New"/>
-          <w:b/>
-          <w:bCs/>
-          <w:sz w:val="18"/>
-          <w:szCs w:val="18"/>
-        </w:rPr>
-        <w:t>node.center</w:t>
-      </w:r>
-      <w:proofErr w:type="spellEnd"/>
-      <w:proofErr w:type="gramEnd"/>
-      <w:r>
-        <w:rPr>
-          <w:rFonts w:ascii="Courier New" w:hAnsi="Courier New" w:cs="Courier New"/>
-          <w:b/>
-          <w:bCs/>
-          <w:sz w:val="18"/>
-          <w:szCs w:val="18"/>
-        </w:rPr>
-        <w:t xml:space="preserve"> with params</w:t>
-      </w:r>
-    </w:p>
-    <w:p>
-      <w:pPr>
-        <w:rPr>
-          <w:rFonts w:ascii="Courier New" w:hAnsi="Courier New" w:cs="Courier New"/>
-          <w:b/>
-          <w:bCs/>
-          <w:sz w:val="18"/>
-          <w:szCs w:val="18"/>
-        </w:rPr>
-      </w:pPr>
-      <w:r>
-        <w:rPr>
-          <w:rFonts w:ascii="Courier New" w:hAnsi="Courier New" w:cs="Courier New"/>
-          <w:b/>
-          <w:bCs/>
-          <w:sz w:val="18"/>
-          <w:szCs w:val="18"/>
-        </w:rPr>
-        <w:t xml:space="preserve">    if </w:t>
-      </w:r>
-      <w:proofErr w:type="spellStart"/>
-      <w:proofErr w:type="gramStart"/>
-      <w:r>
-        <w:rPr>
-          <w:rFonts w:ascii="Courier New" w:hAnsi="Courier New" w:cs="Courier New"/>
-          <w:b/>
-          <w:bCs/>
-          <w:sz w:val="18"/>
-          <w:szCs w:val="18"/>
-        </w:rPr>
-        <w:t>node.opensDoor</w:t>
-      </w:r>
-      <w:proofErr w:type="spellEnd"/>
-      <w:proofErr w:type="gramEnd"/>
-      <w:r>
-        <w:rPr>
-          <w:rFonts w:ascii="Courier New" w:hAnsi="Courier New" w:cs="Courier New"/>
-          <w:b/>
-          <w:bCs/>
-          <w:sz w:val="18"/>
-          <w:szCs w:val="18"/>
-        </w:rPr>
-        <w:t>: Doors[</w:t>
-      </w:r>
-      <w:proofErr w:type="spellStart"/>
-      <w:proofErr w:type="gramStart"/>
-      <w:r>
-        <w:rPr>
-          <w:rFonts w:ascii="Courier New" w:hAnsi="Courier New" w:cs="Courier New"/>
-          <w:b/>
-          <w:bCs/>
-          <w:sz w:val="18"/>
-          <w:szCs w:val="18"/>
-        </w:rPr>
-        <w:t>node.doorId</w:t>
-      </w:r>
-      <w:proofErr w:type="spellEnd"/>
-      <w:r>
-        <w:rPr>
-          <w:rFonts w:ascii="Courier New" w:hAnsi="Courier New" w:cs="Courier New"/>
-          <w:b/>
-          <w:bCs/>
-          <w:sz w:val="18"/>
-          <w:szCs w:val="18"/>
-        </w:rPr>
-        <w:t>].</w:t>
-      </w:r>
-      <w:proofErr w:type="spellStart"/>
-      <w:r>
-        <w:rPr>
-          <w:rFonts w:ascii="Courier New" w:hAnsi="Courier New" w:cs="Courier New"/>
-          <w:b/>
-          <w:bCs/>
-          <w:sz w:val="18"/>
-          <w:szCs w:val="18"/>
-        </w:rPr>
-        <w:t>OpenFor</w:t>
-      </w:r>
-      <w:proofErr w:type="spellEnd"/>
-      <w:proofErr w:type="gramEnd"/>
-      <w:r>
-        <w:rPr>
-          <w:rFonts w:ascii="Courier New" w:hAnsi="Courier New" w:cs="Courier New"/>
-          <w:b/>
-          <w:bCs/>
-          <w:sz w:val="18"/>
-          <w:szCs w:val="18"/>
-        </w:rPr>
-        <w:t>(</w:t>
-      </w:r>
-      <w:proofErr w:type="spellStart"/>
-      <w:proofErr w:type="gramStart"/>
-      <w:r>
-        <w:rPr>
-          <w:rFonts w:ascii="Courier New" w:hAnsi="Courier New" w:cs="Courier New"/>
-          <w:b/>
-          <w:bCs/>
-          <w:sz w:val="18"/>
-          <w:szCs w:val="18"/>
-        </w:rPr>
-        <w:t>node.doorSeconds</w:t>
-      </w:r>
-      <w:proofErr w:type="spellEnd"/>
-      <w:proofErr w:type="gramEnd"/>
-      <w:r>
-        <w:rPr>
-          <w:rFonts w:ascii="Courier New" w:hAnsi="Courier New" w:cs="Courier New"/>
-          <w:b/>
-          <w:bCs/>
-          <w:sz w:val="18"/>
-          <w:szCs w:val="18"/>
-        </w:rPr>
-        <w:t>)</w:t>
-      </w:r>
-    </w:p>
-    <w:p>
-      <w:pPr>
-        <w:rPr>
-          <w:rFonts w:ascii="Courier New" w:hAnsi="Courier New" w:cs="Courier New"/>
-          <w:b/>
-          <w:bCs/>
-          <w:sz w:val="18"/>
-          <w:szCs w:val="18"/>
-        </w:rPr>
-      </w:pPr>
-    </w:p>
-    <w:p>
-      <w:pPr>
-        <w:pStyle w:val="Heading3"/>
-      </w:pPr>
-      <w:r>
-        <w:t>12.5 Trajectory Prediction (Probes)</w:t>
-      </w:r>
-    </w:p>
-    <w:p>
-      <w:pPr>
-        <w:rPr>
-          <w:rFonts w:ascii="Courier New" w:hAnsi="Courier New" w:cs="Courier New"/>
-          <w:b/>
-          <w:bCs/>
-          <w:sz w:val="18"/>
-          <w:szCs w:val="18"/>
-        </w:rPr>
-      </w:pPr>
-      <w:proofErr w:type="spellStart"/>
-      <w:r>
-        <w:rPr>
-          <w:rFonts w:ascii="Courier New" w:hAnsi="Courier New" w:cs="Courier New"/>
-          <w:b/>
-          <w:bCs/>
-          <w:sz w:val="18"/>
-          <w:szCs w:val="18"/>
-        </w:rPr>
-        <w:t>Predictor.DrawProbe</w:t>
-      </w:r>
-      <w:proofErr w:type="spellEnd"/>
-      <w:r>
-        <w:rPr>
-          <w:rFonts w:ascii="Courier New" w:hAnsi="Courier New" w:cs="Courier New"/>
-          <w:b/>
-          <w:bCs/>
-          <w:sz w:val="18"/>
-          <w:szCs w:val="18"/>
-        </w:rPr>
-        <w:t>(x0, v0):</w:t>
-      </w:r>
-    </w:p>
-    <w:p>
-      <w:pPr>
-        <w:rPr>
-          <w:rFonts w:ascii="Courier New" w:hAnsi="Courier New" w:cs="Courier New"/>
-          <w:b/>
-          <w:bCs/>
-          <w:sz w:val="18"/>
-          <w:szCs w:val="18"/>
-        </w:rPr>
-      </w:pPr>
-      <w:r>
-        <w:rPr>
-          <w:rFonts w:ascii="Courier New" w:hAnsi="Courier New" w:cs="Courier New"/>
-          <w:b/>
-          <w:bCs/>
-          <w:sz w:val="18"/>
-          <w:szCs w:val="18"/>
-        </w:rPr>
-        <w:t xml:space="preserve">    x = x</w:t>
-      </w:r>
-      <w:proofErr w:type="gramStart"/>
-      <w:r>
-        <w:rPr>
-          <w:rFonts w:ascii="Courier New" w:hAnsi="Courier New" w:cs="Courier New"/>
-          <w:b/>
-          <w:bCs/>
-          <w:sz w:val="18"/>
-          <w:szCs w:val="18"/>
-        </w:rPr>
-        <w:t>0 ;</w:t>
-      </w:r>
-      <w:proofErr w:type="gramEnd"/>
-      <w:r>
-        <w:rPr>
-          <w:rFonts w:ascii="Courier New" w:hAnsi="Courier New" w:cs="Courier New"/>
-          <w:b/>
-          <w:bCs/>
-          <w:sz w:val="18"/>
-          <w:szCs w:val="18"/>
-        </w:rPr>
-        <w:t xml:space="preserve"> v = v</w:t>
-      </w:r>
-      <w:proofErr w:type="gramStart"/>
-      <w:r>
-        <w:rPr>
-          <w:rFonts w:ascii="Courier New" w:hAnsi="Courier New" w:cs="Courier New"/>
-          <w:b/>
-          <w:bCs/>
-          <w:sz w:val="18"/>
-          <w:szCs w:val="18"/>
-        </w:rPr>
-        <w:t>0 ;</w:t>
-      </w:r>
-      <w:proofErr w:type="gramEnd"/>
-      <w:r>
-        <w:rPr>
-          <w:rFonts w:ascii="Courier New" w:hAnsi="Courier New" w:cs="Courier New"/>
-          <w:b/>
-          <w:bCs/>
-          <w:sz w:val="18"/>
-          <w:szCs w:val="18"/>
-        </w:rPr>
-        <w:t xml:space="preserve"> t = 0</w:t>
-      </w:r>
-    </w:p>
-    <w:p>
-      <w:pPr>
-        <w:rPr>
-          <w:rFonts w:ascii="Courier New" w:hAnsi="Courier New" w:cs="Courier New"/>
-          <w:b/>
-          <w:bCs/>
-          <w:sz w:val="18"/>
-          <w:szCs w:val="18"/>
-        </w:rPr>
-      </w:pPr>
-      <w:r>
-        <w:rPr>
-          <w:rFonts w:ascii="Courier New" w:hAnsi="Courier New" w:cs="Courier New"/>
-          <w:b/>
-          <w:bCs/>
-          <w:sz w:val="18"/>
-          <w:szCs w:val="18"/>
-        </w:rPr>
-        <w:t xml:space="preserve">    </w:t>
-      </w:r>
-      <w:proofErr w:type="gramStart"/>
-      <w:r>
-        <w:rPr>
-          <w:rFonts w:ascii="Courier New" w:hAnsi="Courier New" w:cs="Courier New"/>
-          <w:b/>
-          <w:bCs/>
-          <w:sz w:val="18"/>
-          <w:szCs w:val="18"/>
-        </w:rPr>
-        <w:t>repeat N</w:t>
-      </w:r>
-      <w:proofErr w:type="gramEnd"/>
-      <w:r>
-        <w:rPr>
-          <w:rFonts w:ascii="Courier New" w:hAnsi="Courier New" w:cs="Courier New"/>
-          <w:b/>
-          <w:bCs/>
-          <w:sz w:val="18"/>
-          <w:szCs w:val="18"/>
-        </w:rPr>
-        <w:t xml:space="preserve"> steps:</w:t>
-      </w:r>
-    </w:p>
-    <w:p>
-      <w:pPr>
-        <w:rPr>
-          <w:rFonts w:ascii="Courier New" w:hAnsi="Courier New" w:cs="Courier New"/>
-          <w:b/>
-          <w:bCs/>
-          <w:sz w:val="18"/>
-          <w:szCs w:val="18"/>
-        </w:rPr>
-      </w:pPr>
-      <w:r>
-        <w:rPr>
-          <w:rFonts w:ascii="Courier New" w:hAnsi="Courier New" w:cs="Courier New"/>
-          <w:b/>
-          <w:bCs/>
-          <w:sz w:val="18"/>
-          <w:szCs w:val="18"/>
-        </w:rPr>
-        <w:t xml:space="preserve">        v += </w:t>
-      </w:r>
-      <w:proofErr w:type="spellStart"/>
-      <w:proofErr w:type="gramStart"/>
-      <w:r>
-        <w:rPr>
-          <w:rFonts w:ascii="Courier New" w:hAnsi="Courier New" w:cs="Courier New"/>
-          <w:b/>
-          <w:bCs/>
-          <w:sz w:val="18"/>
-          <w:szCs w:val="18"/>
-        </w:rPr>
-        <w:t>AccelAt</w:t>
-      </w:r>
-      <w:proofErr w:type="spellEnd"/>
-      <w:r>
-        <w:rPr>
-          <w:rFonts w:ascii="Courier New" w:hAnsi="Courier New" w:cs="Courier New"/>
-          <w:b/>
-          <w:bCs/>
-          <w:sz w:val="18"/>
-          <w:szCs w:val="18"/>
-        </w:rPr>
-        <w:t>(</w:t>
-      </w:r>
-      <w:proofErr w:type="gramEnd"/>
-      <w:r>
-        <w:rPr>
-          <w:rFonts w:ascii="Courier New" w:hAnsi="Courier New" w:cs="Courier New"/>
-          <w:b/>
-          <w:bCs/>
-          <w:sz w:val="18"/>
-          <w:szCs w:val="18"/>
-        </w:rPr>
-        <w:t xml:space="preserve">x, v, t) * </w:t>
-      </w:r>
-      <w:proofErr w:type="spellStart"/>
-      <w:r>
-        <w:rPr>
-          <w:rFonts w:ascii="Courier New" w:hAnsi="Courier New" w:cs="Courier New"/>
-          <w:b/>
-          <w:bCs/>
-          <w:sz w:val="18"/>
-          <w:szCs w:val="18"/>
-        </w:rPr>
-        <w:t>dt_pred</w:t>
-      </w:r>
-      <w:proofErr w:type="spellEnd"/>
-    </w:p>
-    <w:p>
-      <w:pPr>
-        <w:rPr>
-          <w:rFonts w:ascii="Courier New" w:hAnsi="Courier New" w:cs="Courier New"/>
-          <w:b/>
-          <w:bCs/>
-          <w:sz w:val="18"/>
-          <w:szCs w:val="18"/>
-        </w:rPr>
-      </w:pPr>
-      <w:r>
-        <w:rPr>
-          <w:rFonts w:ascii="Courier New" w:hAnsi="Courier New" w:cs="Courier New"/>
-          <w:b/>
-          <w:bCs/>
-          <w:sz w:val="18"/>
-          <w:szCs w:val="18"/>
-        </w:rPr>
-        <w:t xml:space="preserve">        x += v * </w:t>
-      </w:r>
-      <w:proofErr w:type="spellStart"/>
-      <w:r>
-        <w:rPr>
-          <w:rFonts w:ascii="Courier New" w:hAnsi="Courier New" w:cs="Courier New"/>
-          <w:b/>
-          <w:bCs/>
-          <w:sz w:val="18"/>
-          <w:szCs w:val="18"/>
-        </w:rPr>
-        <w:t>dt_pred</w:t>
-      </w:r>
-      <w:proofErr w:type="spellEnd"/>
-    </w:p>
-    <w:p>
-      <w:pPr>
-        <w:rPr>
-          <w:rFonts w:ascii="Courier New" w:hAnsi="Courier New" w:cs="Courier New"/>
-          <w:b/>
-          <w:bCs/>
-          <w:sz w:val="18"/>
-          <w:szCs w:val="18"/>
-        </w:rPr>
-      </w:pPr>
-      <w:r>
-        <w:rPr>
-          <w:rFonts w:ascii="Courier New" w:hAnsi="Courier New" w:cs="Courier New"/>
-          <w:b/>
-          <w:bCs/>
-          <w:sz w:val="18"/>
-          <w:szCs w:val="18"/>
-        </w:rPr>
-        <w:t xml:space="preserve">        </w:t>
-      </w:r>
-      <w:proofErr w:type="spellStart"/>
-      <w:r>
-        <w:rPr>
-          <w:rFonts w:ascii="Courier New" w:hAnsi="Courier New" w:cs="Courier New"/>
-          <w:b/>
-          <w:bCs/>
-          <w:sz w:val="18"/>
-          <w:szCs w:val="18"/>
-        </w:rPr>
-        <w:t>drawDot</w:t>
-      </w:r>
-      <w:proofErr w:type="spellEnd"/>
-      <w:r>
-        <w:rPr>
-          <w:rFonts w:ascii="Courier New" w:hAnsi="Courier New" w:cs="Courier New"/>
-          <w:b/>
-          <w:bCs/>
-          <w:sz w:val="18"/>
-          <w:szCs w:val="18"/>
-        </w:rPr>
-        <w:t>(x)</w:t>
-      </w:r>
-    </w:p>
-    <w:p>
-      <w:pPr>
-        <w:rPr>
-          <w:rFonts w:ascii="Courier New" w:hAnsi="Courier New" w:cs="Courier New"/>
-          <w:b/>
-          <w:bCs/>
-          <w:sz w:val="18"/>
-          <w:szCs w:val="18"/>
-        </w:rPr>
-      </w:pPr>
-      <w:r>
-        <w:rPr>
-          <w:rFonts w:ascii="Courier New" w:hAnsi="Courier New" w:cs="Courier New"/>
-          <w:b/>
-          <w:bCs/>
-          <w:sz w:val="18"/>
-          <w:szCs w:val="18"/>
-        </w:rPr>
-        <w:t xml:space="preserve">        if </w:t>
-      </w:r>
-      <w:proofErr w:type="gramStart"/>
-      <w:r>
-        <w:rPr>
-          <w:rFonts w:ascii="Courier New" w:hAnsi="Courier New" w:cs="Courier New"/>
-          <w:b/>
-          <w:bCs/>
-          <w:sz w:val="18"/>
-          <w:szCs w:val="18"/>
-        </w:rPr>
-        <w:t>enters(</w:t>
-      </w:r>
-      <w:proofErr w:type="spellStart"/>
-      <w:proofErr w:type="gramEnd"/>
-      <w:r>
-        <w:rPr>
-          <w:rFonts w:ascii="Courier New" w:hAnsi="Courier New" w:cs="Courier New"/>
-          <w:b/>
-          <w:bCs/>
-          <w:sz w:val="18"/>
-          <w:szCs w:val="18"/>
-        </w:rPr>
-        <w:t>AutoDockNode</w:t>
-      </w:r>
-      <w:proofErr w:type="spellEnd"/>
-      <w:r>
-        <w:rPr>
-          <w:rFonts w:ascii="Courier New" w:hAnsi="Courier New" w:cs="Courier New"/>
-          <w:b/>
-          <w:bCs/>
-          <w:sz w:val="18"/>
-          <w:szCs w:val="18"/>
-        </w:rPr>
-        <w:t xml:space="preserve">) or </w:t>
-      </w:r>
-      <w:proofErr w:type="spellStart"/>
-      <w:r>
-        <w:rPr>
-          <w:rFonts w:ascii="Courier New" w:hAnsi="Courier New" w:cs="Courier New"/>
-          <w:b/>
-          <w:bCs/>
-          <w:sz w:val="18"/>
-          <w:szCs w:val="18"/>
-        </w:rPr>
-        <w:t>hitsWall</w:t>
-      </w:r>
-      <w:proofErr w:type="spellEnd"/>
-      <w:r>
-        <w:rPr>
-          <w:rFonts w:ascii="Courier New" w:hAnsi="Courier New" w:cs="Courier New"/>
-          <w:b/>
-          <w:bCs/>
-          <w:sz w:val="18"/>
-          <w:szCs w:val="18"/>
-        </w:rPr>
-        <w:t xml:space="preserve">(x) or </w:t>
-      </w:r>
-      <w:proofErr w:type="spellStart"/>
-      <w:r>
-        <w:rPr>
-          <w:rFonts w:ascii="Courier New" w:hAnsi="Courier New" w:cs="Courier New"/>
-          <w:b/>
-          <w:bCs/>
-          <w:sz w:val="18"/>
-          <w:szCs w:val="18"/>
-        </w:rPr>
-        <w:t>OutOfBounds</w:t>
-      </w:r>
-      <w:proofErr w:type="spellEnd"/>
-      <w:r>
-        <w:rPr>
-          <w:rFonts w:ascii="Courier New" w:hAnsi="Courier New" w:cs="Courier New"/>
-          <w:b/>
-          <w:bCs/>
-          <w:sz w:val="18"/>
-          <w:szCs w:val="18"/>
-        </w:rPr>
-        <w:t>(x): break</w:t>
-      </w:r>
-    </w:p>
-    <w:p>
-      <w:pPr>
-        <w:pStyle w:val="Heading3"/>
-      </w:pPr>
+      </w:pPr>
+    </w:p>
+    <w:p>
+      <w:pPr>
+        <w:pStyle w:val="Heading2"/>
+      </w:pPr>
+      <w:r>
+        <w:t>13) Tuning &amp; Defaults (Level 1 reference)</w:t>
+      </w:r>
+    </w:p>
+    <w:p>
+      <w:r>
+        <w:t>Physics dt: 1/60 s.</w:t>
+      </w:r>
+    </w:p>
+    <w:p>
+      <w:r>
+        <w:t>Big wells: S=+1600, ε=25 (effective min radius ≈5u).</w:t>
+      </w:r>
+    </w:p>
+    <w:p>
       <w:r>
         <w:lastRenderedPageBreak/>
-        <w:t>12.6 Ship Tick (Gyro + Touch Thrust)</w:t>
-      </w:r>
-    </w:p>
-    <w:p>
-      <w:pPr>
-        <w:rPr>
-          <w:rFonts w:ascii="Courier New" w:hAnsi="Courier New" w:cs="Courier New"/>
-          <w:b/>
-          <w:bCs/>
-          <w:sz w:val="18"/>
-          <w:szCs w:val="18"/>
-        </w:rPr>
-      </w:pPr>
-      <w:proofErr w:type="spellStart"/>
-      <w:r>
-        <w:rPr>
-          <w:rFonts w:ascii="Courier New" w:hAnsi="Courier New" w:cs="Courier New"/>
-          <w:b/>
-          <w:bCs/>
-          <w:sz w:val="18"/>
-          <w:szCs w:val="18"/>
-        </w:rPr>
-        <w:t>Ship.Tick</w:t>
-      </w:r>
-      <w:proofErr w:type="spellEnd"/>
-      <w:r>
-        <w:rPr>
-          <w:rFonts w:ascii="Courier New" w:hAnsi="Courier New" w:cs="Courier New"/>
-          <w:b/>
-          <w:bCs/>
-          <w:sz w:val="18"/>
-          <w:szCs w:val="18"/>
-        </w:rPr>
-        <w:t>(dt):</w:t>
-      </w:r>
-    </w:p>
-    <w:p>
-      <w:pPr>
-        <w:rPr>
-          <w:rFonts w:ascii="Courier New" w:hAnsi="Courier New" w:cs="Courier New"/>
-          <w:b/>
-          <w:bCs/>
-          <w:sz w:val="18"/>
-          <w:szCs w:val="18"/>
-        </w:rPr>
-      </w:pPr>
-      <w:r>
-        <w:rPr>
-          <w:rFonts w:ascii="Courier New" w:hAnsi="Courier New" w:cs="Courier New"/>
-          <w:b/>
-          <w:bCs/>
-          <w:sz w:val="18"/>
-          <w:szCs w:val="18"/>
-        </w:rPr>
-        <w:t xml:space="preserve">    heading = </w:t>
-      </w:r>
-      <w:proofErr w:type="spellStart"/>
-      <w:proofErr w:type="gramStart"/>
-      <w:r>
-        <w:rPr>
-          <w:rFonts w:ascii="Courier New" w:hAnsi="Courier New" w:cs="Courier New"/>
-          <w:b/>
-          <w:bCs/>
-          <w:sz w:val="18"/>
-          <w:szCs w:val="18"/>
-        </w:rPr>
-        <w:t>GyroHeading</w:t>
-      </w:r>
-      <w:proofErr w:type="spellEnd"/>
-      <w:r>
-        <w:rPr>
-          <w:rFonts w:ascii="Courier New" w:hAnsi="Courier New" w:cs="Courier New"/>
-          <w:b/>
-          <w:bCs/>
-          <w:sz w:val="18"/>
-          <w:szCs w:val="18"/>
-        </w:rPr>
-        <w:t>(</w:t>
-      </w:r>
-      <w:proofErr w:type="gramEnd"/>
-      <w:r>
-        <w:rPr>
-          <w:rFonts w:ascii="Courier New" w:hAnsi="Courier New" w:cs="Courier New"/>
-          <w:b/>
-          <w:bCs/>
-          <w:sz w:val="18"/>
-          <w:szCs w:val="18"/>
-        </w:rPr>
-        <w:t>)                       // unit vector</w:t>
-      </w:r>
-    </w:p>
-    <w:p>
-      <w:pPr>
-        <w:rPr>
-          <w:rFonts w:ascii="Courier New" w:hAnsi="Courier New" w:cs="Courier New"/>
-          <w:b/>
-          <w:bCs/>
-          <w:sz w:val="18"/>
-          <w:szCs w:val="18"/>
-        </w:rPr>
-      </w:pPr>
-      <w:r>
-        <w:rPr>
-          <w:rFonts w:ascii="Courier New" w:hAnsi="Courier New" w:cs="Courier New"/>
-          <w:b/>
-          <w:bCs/>
-          <w:sz w:val="18"/>
-          <w:szCs w:val="18"/>
-        </w:rPr>
-        <w:t xml:space="preserve">    if </w:t>
-      </w:r>
-      <w:proofErr w:type="spellStart"/>
-      <w:r>
-        <w:rPr>
-          <w:rFonts w:ascii="Courier New" w:hAnsi="Courier New" w:cs="Courier New"/>
-          <w:b/>
-          <w:bCs/>
-          <w:sz w:val="18"/>
-          <w:szCs w:val="18"/>
-        </w:rPr>
-        <w:t>TouchPressed</w:t>
-      </w:r>
-      <w:proofErr w:type="spellEnd"/>
-      <w:r>
-        <w:rPr>
-          <w:rFonts w:ascii="Courier New" w:hAnsi="Courier New" w:cs="Courier New"/>
-          <w:b/>
-          <w:bCs/>
-          <w:sz w:val="18"/>
-          <w:szCs w:val="18"/>
-        </w:rPr>
-        <w:t xml:space="preserve"> and fuel&gt;0: v += heading * </w:t>
-      </w:r>
-      <w:proofErr w:type="spellStart"/>
-      <w:r>
-        <w:rPr>
-          <w:rFonts w:ascii="Courier New" w:hAnsi="Courier New" w:cs="Courier New"/>
-          <w:b/>
-          <w:bCs/>
-          <w:sz w:val="18"/>
-          <w:szCs w:val="18"/>
-        </w:rPr>
-        <w:t>thrustAccel</w:t>
-      </w:r>
-      <w:proofErr w:type="spellEnd"/>
-      <w:r>
-        <w:rPr>
-          <w:rFonts w:ascii="Courier New" w:hAnsi="Courier New" w:cs="Courier New"/>
-          <w:b/>
-          <w:bCs/>
-          <w:sz w:val="18"/>
-          <w:szCs w:val="18"/>
-        </w:rPr>
-        <w:t xml:space="preserve"> * </w:t>
-      </w:r>
-      <w:proofErr w:type="gramStart"/>
-      <w:r>
-        <w:rPr>
-          <w:rFonts w:ascii="Courier New" w:hAnsi="Courier New" w:cs="Courier New"/>
-          <w:b/>
-          <w:bCs/>
-          <w:sz w:val="18"/>
-          <w:szCs w:val="18"/>
-        </w:rPr>
-        <w:t>dt ;</w:t>
-      </w:r>
-      <w:proofErr w:type="gramEnd"/>
-      <w:r>
-        <w:rPr>
-          <w:rFonts w:ascii="Courier New" w:hAnsi="Courier New" w:cs="Courier New"/>
-          <w:b/>
-          <w:bCs/>
-          <w:sz w:val="18"/>
-          <w:szCs w:val="18"/>
-        </w:rPr>
-        <w:t xml:space="preserve"> fuel -= rate * dt</w:t>
-      </w:r>
-    </w:p>
-    <w:p>
-      <w:pPr>
-        <w:rPr>
-          <w:rFonts w:ascii="Courier New" w:hAnsi="Courier New" w:cs="Courier New"/>
-          <w:b/>
-          <w:bCs/>
-          <w:sz w:val="18"/>
-          <w:szCs w:val="18"/>
-        </w:rPr>
-      </w:pPr>
-      <w:r>
-        <w:rPr>
-          <w:rFonts w:ascii="Courier New" w:hAnsi="Courier New" w:cs="Courier New"/>
-          <w:b/>
-          <w:bCs/>
-          <w:sz w:val="18"/>
-          <w:szCs w:val="18"/>
-        </w:rPr>
-        <w:t xml:space="preserve">    </w:t>
-      </w:r>
-      <w:proofErr w:type="spellStart"/>
-      <w:proofErr w:type="gramStart"/>
-      <w:r>
-        <w:rPr>
-          <w:rFonts w:ascii="Courier New" w:hAnsi="Courier New" w:cs="Courier New"/>
-          <w:b/>
-          <w:bCs/>
-          <w:sz w:val="18"/>
-          <w:szCs w:val="18"/>
-        </w:rPr>
-        <w:t>PhysicsStep</w:t>
-      </w:r>
-      <w:proofErr w:type="spellEnd"/>
-      <w:r>
-        <w:rPr>
-          <w:rFonts w:ascii="Courier New" w:hAnsi="Courier New" w:cs="Courier New"/>
-          <w:b/>
-          <w:bCs/>
-          <w:sz w:val="18"/>
-          <w:szCs w:val="18"/>
-        </w:rPr>
-        <w:t>(</w:t>
-      </w:r>
-      <w:proofErr w:type="gramEnd"/>
-      <w:r>
-        <w:rPr>
-          <w:rFonts w:ascii="Courier New" w:hAnsi="Courier New" w:cs="Courier New"/>
-          <w:b/>
-          <w:bCs/>
-          <w:sz w:val="18"/>
-          <w:szCs w:val="18"/>
-        </w:rPr>
-        <w:t>self, dt)</w:t>
-      </w:r>
-    </w:p>
-    <w:p>
-      <w:pPr>
-        <w:rPr>
-          <w:rFonts w:ascii="Courier New" w:hAnsi="Courier New" w:cs="Courier New"/>
-          <w:b/>
-          <w:bCs/>
-          <w:sz w:val="18"/>
-          <w:szCs w:val="18"/>
-        </w:rPr>
-      </w:pPr>
-      <w:r>
-        <w:rPr>
-          <w:rFonts w:ascii="Courier New" w:hAnsi="Courier New" w:cs="Courier New"/>
-          <w:b/>
-          <w:bCs/>
-          <w:sz w:val="18"/>
-          <w:szCs w:val="18"/>
-        </w:rPr>
-        <w:t xml:space="preserve">    if </w:t>
-      </w:r>
-      <w:proofErr w:type="gramStart"/>
-      <w:r>
-        <w:rPr>
-          <w:rFonts w:ascii="Courier New" w:hAnsi="Courier New" w:cs="Courier New"/>
-          <w:b/>
-          <w:bCs/>
-          <w:sz w:val="18"/>
-          <w:szCs w:val="18"/>
-        </w:rPr>
-        <w:t>hits(</w:t>
-      </w:r>
-      <w:proofErr w:type="gramEnd"/>
-      <w:r>
-        <w:rPr>
-          <w:rFonts w:ascii="Courier New" w:hAnsi="Courier New" w:cs="Courier New"/>
-          <w:b/>
-          <w:bCs/>
-          <w:sz w:val="18"/>
-          <w:szCs w:val="18"/>
-        </w:rPr>
-        <w:t xml:space="preserve">Wall): v = </w:t>
-      </w:r>
-      <w:proofErr w:type="gramStart"/>
-      <w:r>
-        <w:rPr>
-          <w:rFonts w:ascii="Courier New" w:hAnsi="Courier New" w:cs="Courier New"/>
-          <w:b/>
-          <w:bCs/>
-          <w:sz w:val="18"/>
-          <w:szCs w:val="18"/>
-        </w:rPr>
-        <w:t>Reflect(</w:t>
-      </w:r>
-      <w:proofErr w:type="gramEnd"/>
-      <w:r>
-        <w:rPr>
-          <w:rFonts w:ascii="Courier New" w:hAnsi="Courier New" w:cs="Courier New"/>
-          <w:b/>
-          <w:bCs/>
-          <w:sz w:val="18"/>
-          <w:szCs w:val="18"/>
-        </w:rPr>
-        <w:t xml:space="preserve">v, normal) * </w:t>
-      </w:r>
-      <w:proofErr w:type="spellStart"/>
-      <w:r>
-        <w:rPr>
-          <w:rFonts w:ascii="Courier New" w:hAnsi="Courier New" w:cs="Courier New"/>
-          <w:b/>
-          <w:bCs/>
-          <w:sz w:val="18"/>
-          <w:szCs w:val="18"/>
-        </w:rPr>
-        <w:t>e_wall</w:t>
-      </w:r>
-      <w:proofErr w:type="spellEnd"/>
-      <w:r>
-        <w:rPr>
-          <w:rFonts w:ascii="Courier New" w:hAnsi="Courier New" w:cs="Courier New"/>
-          <w:b/>
-          <w:bCs/>
-          <w:sz w:val="18"/>
-          <w:szCs w:val="18"/>
-        </w:rPr>
-        <w:t xml:space="preserve">   // or stop</w:t>
-      </w:r>
-    </w:p>
-    <w:p>
-      <w:pPr>
-        <w:rPr>
-          <w:rFonts w:ascii="Courier New" w:hAnsi="Courier New" w:cs="Courier New"/>
-          <w:b/>
-          <w:bCs/>
-          <w:sz w:val="18"/>
-          <w:szCs w:val="18"/>
-        </w:rPr>
-      </w:pPr>
-      <w:r>
-        <w:rPr>
-          <w:rFonts w:ascii="Courier New" w:hAnsi="Courier New" w:cs="Courier New"/>
-          <w:b/>
-          <w:bCs/>
-          <w:sz w:val="18"/>
-          <w:szCs w:val="18"/>
-        </w:rPr>
-        <w:t xml:space="preserve">    if </w:t>
-      </w:r>
-      <w:proofErr w:type="gramStart"/>
-      <w:r>
-        <w:rPr>
-          <w:rFonts w:ascii="Courier New" w:hAnsi="Courier New" w:cs="Courier New"/>
-          <w:b/>
-          <w:bCs/>
-          <w:sz w:val="18"/>
-          <w:szCs w:val="18"/>
-        </w:rPr>
-        <w:t>near(</w:t>
-      </w:r>
-      <w:proofErr w:type="spellStart"/>
-      <w:proofErr w:type="gramEnd"/>
-      <w:r>
-        <w:rPr>
-          <w:rFonts w:ascii="Courier New" w:hAnsi="Courier New" w:cs="Courier New"/>
-          <w:b/>
-          <w:bCs/>
-          <w:sz w:val="18"/>
-          <w:szCs w:val="18"/>
-        </w:rPr>
-        <w:t>WellCore</w:t>
-      </w:r>
-      <w:proofErr w:type="spellEnd"/>
-      <w:r>
-        <w:rPr>
-          <w:rFonts w:ascii="Courier New" w:hAnsi="Courier New" w:cs="Courier New"/>
-          <w:b/>
-          <w:bCs/>
-          <w:sz w:val="18"/>
-          <w:szCs w:val="18"/>
-        </w:rPr>
-        <w:t xml:space="preserve">): </w:t>
-      </w:r>
-      <w:proofErr w:type="gramStart"/>
-      <w:r>
-        <w:rPr>
-          <w:rFonts w:ascii="Courier New" w:hAnsi="Courier New" w:cs="Courier New"/>
-          <w:b/>
-          <w:bCs/>
-          <w:sz w:val="18"/>
-          <w:szCs w:val="18"/>
-        </w:rPr>
-        <w:t>Fail(</w:t>
-      </w:r>
-      <w:proofErr w:type="gramEnd"/>
-      <w:r>
-        <w:rPr>
-          <w:rFonts w:ascii="Courier New" w:hAnsi="Courier New" w:cs="Courier New"/>
-          <w:b/>
-          <w:bCs/>
-          <w:sz w:val="18"/>
-          <w:szCs w:val="18"/>
-        </w:rPr>
-        <w:t>"Well core")</w:t>
-      </w:r>
-    </w:p>
-    <w:p>
-      <w:pPr>
-        <w:rPr>
-          <w:rFonts w:ascii="Courier New" w:hAnsi="Courier New" w:cs="Courier New"/>
-          <w:b/>
-          <w:bCs/>
-          <w:sz w:val="18"/>
-          <w:szCs w:val="18"/>
-        </w:rPr>
-      </w:pPr>
-      <w:r>
-        <w:rPr>
-          <w:rFonts w:ascii="Courier New" w:hAnsi="Courier New" w:cs="Courier New"/>
-          <w:b/>
-          <w:bCs/>
-          <w:sz w:val="18"/>
-          <w:szCs w:val="18"/>
-        </w:rPr>
-        <w:t xml:space="preserve">    if </w:t>
-      </w:r>
-      <w:proofErr w:type="spellStart"/>
-      <w:r>
-        <w:rPr>
-          <w:rFonts w:ascii="Courier New" w:hAnsi="Courier New" w:cs="Courier New"/>
-          <w:b/>
-          <w:bCs/>
-          <w:sz w:val="18"/>
-          <w:szCs w:val="18"/>
-        </w:rPr>
-        <w:t>OutOfBounds</w:t>
-      </w:r>
-      <w:proofErr w:type="spellEnd"/>
-      <w:r>
-        <w:rPr>
-          <w:rFonts w:ascii="Courier New" w:hAnsi="Courier New" w:cs="Courier New"/>
-          <w:b/>
-          <w:bCs/>
-          <w:sz w:val="18"/>
-          <w:szCs w:val="18"/>
-        </w:rPr>
-        <w:t xml:space="preserve">(x): </w:t>
-      </w:r>
-      <w:proofErr w:type="gramStart"/>
-      <w:r>
-        <w:rPr>
-          <w:rFonts w:ascii="Courier New" w:hAnsi="Courier New" w:cs="Courier New"/>
-          <w:b/>
-          <w:bCs/>
-          <w:sz w:val="18"/>
-          <w:szCs w:val="18"/>
-        </w:rPr>
-        <w:t>Fail(</w:t>
-      </w:r>
-      <w:proofErr w:type="gramEnd"/>
-      <w:r>
-        <w:rPr>
-          <w:rFonts w:ascii="Courier New" w:hAnsi="Courier New" w:cs="Courier New"/>
-          <w:b/>
-          <w:bCs/>
-          <w:sz w:val="18"/>
-          <w:szCs w:val="18"/>
-        </w:rPr>
-        <w:t>"Out of bounds")</w:t>
-      </w:r>
-    </w:p>
-    <w:p>
-      <w:pPr>
-        <w:rPr>
-          <w:rFonts w:ascii="Courier New" w:hAnsi="Courier New" w:cs="Courier New"/>
-          <w:b/>
-          <w:bCs/>
-          <w:sz w:val="18"/>
-          <w:szCs w:val="18"/>
-        </w:rPr>
-      </w:pPr>
-      <w:r>
-        <w:rPr>
-          <w:rFonts w:ascii="Courier New" w:hAnsi="Courier New" w:cs="Courier New"/>
-          <w:b/>
-          <w:bCs/>
-          <w:sz w:val="18"/>
-          <w:szCs w:val="18"/>
-        </w:rPr>
-        <w:t xml:space="preserve">    if </w:t>
-      </w:r>
-      <w:proofErr w:type="gramStart"/>
-      <w:r>
-        <w:rPr>
-          <w:rFonts w:ascii="Courier New" w:hAnsi="Courier New" w:cs="Courier New"/>
-          <w:b/>
-          <w:bCs/>
-          <w:sz w:val="18"/>
-          <w:szCs w:val="18"/>
-        </w:rPr>
-        <w:t>at(</w:t>
-      </w:r>
-      <w:proofErr w:type="gramEnd"/>
-      <w:r>
-        <w:rPr>
-          <w:rFonts w:ascii="Courier New" w:hAnsi="Courier New" w:cs="Courier New"/>
-          <w:b/>
-          <w:bCs/>
-          <w:sz w:val="18"/>
-          <w:szCs w:val="18"/>
-        </w:rPr>
-        <w:t xml:space="preserve">Goal): </w:t>
-      </w:r>
-      <w:proofErr w:type="gramStart"/>
-      <w:r>
-        <w:rPr>
-          <w:rFonts w:ascii="Courier New" w:hAnsi="Courier New" w:cs="Courier New"/>
-          <w:b/>
-          <w:bCs/>
-          <w:sz w:val="18"/>
-          <w:szCs w:val="18"/>
-        </w:rPr>
-        <w:t>Win(</w:t>
-      </w:r>
-      <w:proofErr w:type="gramEnd"/>
-      <w:r>
-        <w:rPr>
-          <w:rFonts w:ascii="Courier New" w:hAnsi="Courier New" w:cs="Courier New"/>
-          <w:b/>
-          <w:bCs/>
-          <w:sz w:val="18"/>
-          <w:szCs w:val="18"/>
-        </w:rPr>
-        <w:t>)</w:t>
-      </w:r>
-    </w:p>
-    <w:p>
-      <w:pPr>
-        <w:rPr>
-          <w:rFonts w:ascii="Courier New" w:hAnsi="Courier New" w:cs="Courier New"/>
-          <w:b/>
-          <w:bCs/>
-          <w:sz w:val="18"/>
-          <w:szCs w:val="18"/>
-        </w:rPr>
-      </w:pPr>
-    </w:p>
-    <w:p>
-      <w:pPr>
-        <w:pStyle w:val="Heading3"/>
-      </w:pPr>
-      <w:r>
-        <w:t>12.7 Phase Flow / State Machine</w:t>
-      </w:r>
-    </w:p>
-    <w:p>
-      <w:pPr>
-        <w:rPr>
-          <w:rFonts w:ascii="Courier New" w:hAnsi="Courier New" w:cs="Courier New"/>
-          <w:b/>
-          <w:bCs/>
-          <w:sz w:val="18"/>
-          <w:szCs w:val="18"/>
-        </w:rPr>
-      </w:pPr>
-      <w:r>
-        <w:rPr>
-          <w:rFonts w:ascii="Courier New" w:hAnsi="Courier New" w:cs="Courier New"/>
-          <w:b/>
-          <w:bCs/>
-          <w:sz w:val="18"/>
-          <w:szCs w:val="18"/>
-        </w:rPr>
-        <w:t xml:space="preserve">Phase </w:t>
-      </w:r>
-      <w:r>
-        <w:rPr>
-          <w:rFonts w:ascii="Cambria Math" w:hAnsi="Cambria Math" w:cs="Cambria Math"/>
-          <w:b/>
-          <w:bCs/>
-          <w:sz w:val="18"/>
-          <w:szCs w:val="18"/>
-        </w:rPr>
-        <w:t>∈</w:t>
-      </w:r>
-      <w:r>
-        <w:rPr>
-          <w:rFonts w:ascii="Courier New" w:hAnsi="Courier New" w:cs="Courier New"/>
-          <w:b/>
-          <w:bCs/>
-          <w:sz w:val="18"/>
-          <w:szCs w:val="18"/>
-        </w:rPr>
-        <w:t xml:space="preserve"> </w:t>
-      </w:r>
-      <w:proofErr w:type="gramStart"/>
-      <w:r>
-        <w:rPr>
-          <w:rFonts w:ascii="Courier New" w:hAnsi="Courier New" w:cs="Courier New"/>
-          <w:b/>
-          <w:bCs/>
-          <w:sz w:val="18"/>
-          <w:szCs w:val="18"/>
-        </w:rPr>
-        <w:t>{ Plan</w:t>
-      </w:r>
-      <w:proofErr w:type="gramEnd"/>
-      <w:r>
-        <w:rPr>
-          <w:rFonts w:ascii="Courier New" w:hAnsi="Courier New" w:cs="Courier New"/>
-          <w:b/>
-          <w:bCs/>
-          <w:sz w:val="18"/>
-          <w:szCs w:val="18"/>
-        </w:rPr>
-        <w:t xml:space="preserve">, Fly, </w:t>
-      </w:r>
-      <w:proofErr w:type="gramStart"/>
-      <w:r>
-        <w:rPr>
-          <w:rFonts w:ascii="Courier New" w:hAnsi="Courier New" w:cs="Courier New"/>
-          <w:b/>
-          <w:bCs/>
-          <w:sz w:val="18"/>
-          <w:szCs w:val="18"/>
-        </w:rPr>
-        <w:t>Outcome }</w:t>
-      </w:r>
-      <w:proofErr w:type="gramEnd"/>
-    </w:p>
-    <w:p>
-      <w:pPr>
-        <w:rPr>
-          <w:rFonts w:ascii="Courier New" w:hAnsi="Courier New" w:cs="Courier New"/>
-          <w:b/>
-          <w:bCs/>
-          <w:sz w:val="18"/>
-          <w:szCs w:val="18"/>
-        </w:rPr>
-      </w:pPr>
-      <w:proofErr w:type="spellStart"/>
-      <w:r>
-        <w:rPr>
-          <w:rFonts w:ascii="Courier New" w:hAnsi="Courier New" w:cs="Courier New"/>
-          <w:b/>
-          <w:bCs/>
-          <w:sz w:val="18"/>
-          <w:szCs w:val="18"/>
-        </w:rPr>
-        <w:t>StartLevel</w:t>
-      </w:r>
-      <w:proofErr w:type="spellEnd"/>
-      <w:r>
-        <w:rPr>
-          <w:rFonts w:ascii="Courier New" w:hAnsi="Courier New" w:cs="Courier New"/>
-          <w:b/>
-          <w:bCs/>
-          <w:sz w:val="18"/>
-          <w:szCs w:val="18"/>
-        </w:rPr>
-        <w:t>(config):</w:t>
-      </w:r>
-    </w:p>
-    <w:p>
-      <w:pPr>
-        <w:rPr>
-          <w:rFonts w:ascii="Courier New" w:hAnsi="Courier New" w:cs="Courier New"/>
-          <w:b/>
-          <w:bCs/>
-          <w:sz w:val="18"/>
-          <w:szCs w:val="18"/>
-        </w:rPr>
-      </w:pPr>
-      <w:r>
-        <w:rPr>
-          <w:rFonts w:ascii="Courier New" w:hAnsi="Courier New" w:cs="Courier New"/>
-          <w:b/>
-          <w:bCs/>
-          <w:sz w:val="18"/>
-          <w:szCs w:val="18"/>
-        </w:rPr>
-        <w:t xml:space="preserve">    Load(config</w:t>
-      </w:r>
-      <w:proofErr w:type="gramStart"/>
-      <w:r>
-        <w:rPr>
-          <w:rFonts w:ascii="Courier New" w:hAnsi="Courier New" w:cs="Courier New"/>
-          <w:b/>
-          <w:bCs/>
-          <w:sz w:val="18"/>
-          <w:szCs w:val="18"/>
-        </w:rPr>
-        <w:t>) ;</w:t>
-      </w:r>
-      <w:proofErr w:type="gramEnd"/>
-      <w:r>
-        <w:rPr>
-          <w:rFonts w:ascii="Courier New" w:hAnsi="Courier New" w:cs="Courier New"/>
-          <w:b/>
-          <w:bCs/>
-          <w:sz w:val="18"/>
-          <w:szCs w:val="18"/>
-        </w:rPr>
-        <w:t xml:space="preserve"> Phase = Plan</w:t>
-      </w:r>
-    </w:p>
-    <w:p>
-      <w:pPr>
-        <w:rPr>
-          <w:rFonts w:ascii="Courier New" w:hAnsi="Courier New" w:cs="Courier New"/>
-          <w:b/>
-          <w:bCs/>
-          <w:sz w:val="18"/>
-          <w:szCs w:val="18"/>
-        </w:rPr>
-      </w:pPr>
-    </w:p>
-    <w:p>
-      <w:pPr>
-        <w:rPr>
-          <w:rFonts w:ascii="Courier New" w:hAnsi="Courier New" w:cs="Courier New"/>
-          <w:b/>
-          <w:bCs/>
-          <w:sz w:val="18"/>
-          <w:szCs w:val="18"/>
-        </w:rPr>
-      </w:pPr>
-      <w:proofErr w:type="gramStart"/>
-      <w:r>
-        <w:rPr>
-          <w:rFonts w:ascii="Courier New" w:hAnsi="Courier New" w:cs="Courier New"/>
-          <w:b/>
-          <w:bCs/>
-          <w:sz w:val="18"/>
-          <w:szCs w:val="18"/>
-        </w:rPr>
-        <w:t>Update(</w:t>
-      </w:r>
-      <w:proofErr w:type="gramEnd"/>
-      <w:r>
-        <w:rPr>
-          <w:rFonts w:ascii="Courier New" w:hAnsi="Courier New" w:cs="Courier New"/>
-          <w:b/>
-          <w:bCs/>
-          <w:sz w:val="18"/>
-          <w:szCs w:val="18"/>
-        </w:rPr>
-        <w:t>Plan):</w:t>
-      </w:r>
-    </w:p>
-    <w:p>
-      <w:pPr>
-        <w:rPr>
-          <w:rFonts w:ascii="Courier New" w:hAnsi="Courier New" w:cs="Courier New"/>
-          <w:b/>
-          <w:bCs/>
-          <w:sz w:val="18"/>
-          <w:szCs w:val="18"/>
-        </w:rPr>
-      </w:pPr>
-      <w:r>
-        <w:rPr>
-          <w:rFonts w:ascii="Courier New" w:hAnsi="Courier New" w:cs="Courier New"/>
-          <w:b/>
-          <w:bCs/>
-          <w:sz w:val="18"/>
-          <w:szCs w:val="18"/>
-        </w:rPr>
-        <w:t xml:space="preserve">    </w:t>
-      </w:r>
-      <w:proofErr w:type="spellStart"/>
-      <w:proofErr w:type="gramStart"/>
-      <w:r>
-        <w:rPr>
-          <w:rFonts w:ascii="Courier New" w:hAnsi="Courier New" w:cs="Courier New"/>
-          <w:b/>
-          <w:bCs/>
-          <w:sz w:val="18"/>
-          <w:szCs w:val="18"/>
-        </w:rPr>
-        <w:t>HandleAimFire</w:t>
-      </w:r>
-      <w:proofErr w:type="spellEnd"/>
-      <w:r>
-        <w:rPr>
-          <w:rFonts w:ascii="Courier New" w:hAnsi="Courier New" w:cs="Courier New"/>
-          <w:b/>
-          <w:bCs/>
-          <w:sz w:val="18"/>
-          <w:szCs w:val="18"/>
-        </w:rPr>
-        <w:t>() ;</w:t>
-      </w:r>
-      <w:proofErr w:type="gramEnd"/>
-      <w:r>
-        <w:rPr>
-          <w:rFonts w:ascii="Courier New" w:hAnsi="Courier New" w:cs="Courier New"/>
-          <w:b/>
-          <w:bCs/>
-          <w:sz w:val="18"/>
-          <w:szCs w:val="18"/>
-        </w:rPr>
-        <w:t xml:space="preserve"> </w:t>
-      </w:r>
-      <w:proofErr w:type="spellStart"/>
-      <w:proofErr w:type="gramStart"/>
-      <w:r>
-        <w:rPr>
-          <w:rFonts w:ascii="Courier New" w:hAnsi="Courier New" w:cs="Courier New"/>
-          <w:b/>
-          <w:bCs/>
-          <w:sz w:val="18"/>
-          <w:szCs w:val="18"/>
-        </w:rPr>
-        <w:t>UpdateProbesAndFields</w:t>
-      </w:r>
-      <w:proofErr w:type="spellEnd"/>
-      <w:r>
-        <w:rPr>
-          <w:rFonts w:ascii="Courier New" w:hAnsi="Courier New" w:cs="Courier New"/>
-          <w:b/>
-          <w:bCs/>
-          <w:sz w:val="18"/>
-          <w:szCs w:val="18"/>
-        </w:rPr>
-        <w:t>(</w:t>
-      </w:r>
-      <w:proofErr w:type="gramEnd"/>
-      <w:r>
-        <w:rPr>
-          <w:rFonts w:ascii="Courier New" w:hAnsi="Courier New" w:cs="Courier New"/>
-          <w:b/>
-          <w:bCs/>
-          <w:sz w:val="18"/>
-          <w:szCs w:val="18"/>
-        </w:rPr>
-        <w:t>)</w:t>
-      </w:r>
-    </w:p>
-    <w:p>
-      <w:pPr>
-        <w:rPr>
-          <w:rFonts w:ascii="Courier New" w:hAnsi="Courier New" w:cs="Courier New"/>
-          <w:b/>
-          <w:bCs/>
-          <w:sz w:val="18"/>
-          <w:szCs w:val="18"/>
-        </w:rPr>
-      </w:pPr>
-      <w:r>
-        <w:rPr>
-          <w:rFonts w:ascii="Courier New" w:hAnsi="Courier New" w:cs="Courier New"/>
-          <w:b/>
-          <w:bCs/>
-          <w:sz w:val="18"/>
-          <w:szCs w:val="18"/>
-        </w:rPr>
-        <w:t xml:space="preserve">    if </w:t>
-      </w:r>
-      <w:proofErr w:type="spellStart"/>
-      <w:r>
-        <w:rPr>
-          <w:rFonts w:ascii="Courier New" w:hAnsi="Courier New" w:cs="Courier New"/>
-          <w:b/>
-          <w:bCs/>
-          <w:sz w:val="18"/>
-          <w:szCs w:val="18"/>
-        </w:rPr>
-        <w:t>PlayerPressesFly</w:t>
-      </w:r>
-      <w:proofErr w:type="spellEnd"/>
-      <w:r>
-        <w:rPr>
-          <w:rFonts w:ascii="Courier New" w:hAnsi="Courier New" w:cs="Courier New"/>
-          <w:b/>
-          <w:bCs/>
-          <w:sz w:val="18"/>
-          <w:szCs w:val="18"/>
-        </w:rPr>
-        <w:t xml:space="preserve"> or </w:t>
-      </w:r>
-      <w:proofErr w:type="spellStart"/>
-      <w:proofErr w:type="gramStart"/>
-      <w:r>
-        <w:rPr>
-          <w:rFonts w:ascii="Courier New" w:hAnsi="Courier New" w:cs="Courier New"/>
-          <w:b/>
-          <w:bCs/>
-          <w:sz w:val="18"/>
-          <w:szCs w:val="18"/>
-        </w:rPr>
-        <w:t>AutoAdvanceReady</w:t>
-      </w:r>
-      <w:proofErr w:type="spellEnd"/>
-      <w:r>
-        <w:rPr>
-          <w:rFonts w:ascii="Courier New" w:hAnsi="Courier New" w:cs="Courier New"/>
-          <w:b/>
-          <w:bCs/>
-          <w:sz w:val="18"/>
-          <w:szCs w:val="18"/>
-        </w:rPr>
-        <w:t>(</w:t>
-      </w:r>
-      <w:proofErr w:type="gramEnd"/>
-      <w:r>
-        <w:rPr>
-          <w:rFonts w:ascii="Courier New" w:hAnsi="Courier New" w:cs="Courier New"/>
-          <w:b/>
-          <w:bCs/>
-          <w:sz w:val="18"/>
-          <w:szCs w:val="18"/>
-        </w:rPr>
-        <w:t>): Phase = Fly</w:t>
-      </w:r>
-    </w:p>
-    <w:p>
-      <w:pPr>
-        <w:rPr>
-          <w:rFonts w:ascii="Courier New" w:hAnsi="Courier New" w:cs="Courier New"/>
-          <w:b/>
-          <w:bCs/>
-          <w:sz w:val="18"/>
-          <w:szCs w:val="18"/>
-        </w:rPr>
-      </w:pPr>
-    </w:p>
-    <w:p>
-      <w:pPr>
-        <w:rPr>
-          <w:rFonts w:ascii="Courier New" w:hAnsi="Courier New" w:cs="Courier New"/>
-          <w:b/>
-          <w:bCs/>
-          <w:sz w:val="18"/>
-          <w:szCs w:val="18"/>
-        </w:rPr>
-      </w:pPr>
-      <w:proofErr w:type="gramStart"/>
-      <w:r>
-        <w:rPr>
-          <w:rFonts w:ascii="Courier New" w:hAnsi="Courier New" w:cs="Courier New"/>
-          <w:b/>
-          <w:bCs/>
-          <w:sz w:val="18"/>
-          <w:szCs w:val="18"/>
-        </w:rPr>
-        <w:t>Update(</w:t>
-      </w:r>
-      <w:proofErr w:type="gramEnd"/>
-      <w:r>
-        <w:rPr>
-          <w:rFonts w:ascii="Courier New" w:hAnsi="Courier New" w:cs="Courier New"/>
-          <w:b/>
-          <w:bCs/>
-          <w:sz w:val="18"/>
-          <w:szCs w:val="18"/>
-        </w:rPr>
-        <w:t>Fly):</w:t>
-      </w:r>
-    </w:p>
-    <w:p>
-      <w:pPr>
-        <w:rPr>
-          <w:rFonts w:ascii="Courier New" w:hAnsi="Courier New" w:cs="Courier New"/>
-          <w:b/>
-          <w:bCs/>
-          <w:sz w:val="18"/>
-          <w:szCs w:val="18"/>
-        </w:rPr>
-      </w:pPr>
-      <w:r>
-        <w:rPr>
-          <w:rFonts w:ascii="Courier New" w:hAnsi="Courier New" w:cs="Courier New"/>
-          <w:b/>
-          <w:bCs/>
-          <w:sz w:val="18"/>
-          <w:szCs w:val="18"/>
-        </w:rPr>
-        <w:t xml:space="preserve">    </w:t>
-      </w:r>
-      <w:proofErr w:type="spellStart"/>
-      <w:r>
-        <w:rPr>
-          <w:rFonts w:ascii="Courier New" w:hAnsi="Courier New" w:cs="Courier New"/>
-          <w:b/>
-          <w:bCs/>
-          <w:sz w:val="18"/>
-          <w:szCs w:val="18"/>
-        </w:rPr>
-        <w:t>Ship.Tick</w:t>
-      </w:r>
-      <w:proofErr w:type="spellEnd"/>
-      <w:r>
-        <w:rPr>
-          <w:rFonts w:ascii="Courier New" w:hAnsi="Courier New" w:cs="Courier New"/>
-          <w:b/>
-          <w:bCs/>
-          <w:sz w:val="18"/>
-          <w:szCs w:val="18"/>
-        </w:rPr>
-        <w:t>(dt</w:t>
-      </w:r>
-      <w:proofErr w:type="gramStart"/>
-      <w:r>
-        <w:rPr>
-          <w:rFonts w:ascii="Courier New" w:hAnsi="Courier New" w:cs="Courier New"/>
-          <w:b/>
-          <w:bCs/>
-          <w:sz w:val="18"/>
-          <w:szCs w:val="18"/>
-        </w:rPr>
-        <w:t>) ;</w:t>
-      </w:r>
-      <w:proofErr w:type="gramEnd"/>
-      <w:r>
-        <w:rPr>
-          <w:rFonts w:ascii="Courier New" w:hAnsi="Courier New" w:cs="Courier New"/>
-          <w:b/>
-          <w:bCs/>
-          <w:sz w:val="18"/>
-          <w:szCs w:val="18"/>
-        </w:rPr>
-        <w:t xml:space="preserve"> </w:t>
-      </w:r>
-      <w:proofErr w:type="spellStart"/>
-      <w:proofErr w:type="gramStart"/>
-      <w:r>
-        <w:rPr>
-          <w:rFonts w:ascii="Courier New" w:hAnsi="Courier New" w:cs="Courier New"/>
-          <w:b/>
-          <w:bCs/>
-          <w:sz w:val="18"/>
-          <w:szCs w:val="18"/>
-        </w:rPr>
-        <w:t>UpdateFields</w:t>
-      </w:r>
-      <w:proofErr w:type="spellEnd"/>
-      <w:r>
-        <w:rPr>
-          <w:rFonts w:ascii="Courier New" w:hAnsi="Courier New" w:cs="Courier New"/>
-          <w:b/>
-          <w:bCs/>
-          <w:sz w:val="18"/>
-          <w:szCs w:val="18"/>
-        </w:rPr>
-        <w:t>(</w:t>
-      </w:r>
-      <w:proofErr w:type="gramEnd"/>
-      <w:r>
-        <w:rPr>
-          <w:rFonts w:ascii="Courier New" w:hAnsi="Courier New" w:cs="Courier New"/>
-          <w:b/>
-          <w:bCs/>
-          <w:sz w:val="18"/>
-          <w:szCs w:val="18"/>
-        </w:rPr>
-        <w:t>)</w:t>
-      </w:r>
-    </w:p>
-    <w:p>
-      <w:pPr>
-        <w:rPr>
-          <w:rFonts w:ascii="Courier New" w:hAnsi="Courier New" w:cs="Courier New"/>
-          <w:b/>
-          <w:bCs/>
-          <w:sz w:val="18"/>
-          <w:szCs w:val="18"/>
-        </w:rPr>
-      </w:pPr>
-      <w:r>
-        <w:rPr>
-          <w:rFonts w:ascii="Courier New" w:hAnsi="Courier New" w:cs="Courier New"/>
-          <w:b/>
-          <w:bCs/>
-          <w:sz w:val="18"/>
-          <w:szCs w:val="18"/>
-        </w:rPr>
-        <w:t xml:space="preserve">    if Win: Phase = </w:t>
-      </w:r>
-      <w:proofErr w:type="gramStart"/>
-      <w:r>
-        <w:rPr>
-          <w:rFonts w:ascii="Courier New" w:hAnsi="Courier New" w:cs="Courier New"/>
-          <w:b/>
-          <w:bCs/>
-          <w:sz w:val="18"/>
-          <w:szCs w:val="18"/>
-        </w:rPr>
-        <w:t>Outcome ;</w:t>
-      </w:r>
-      <w:proofErr w:type="gramEnd"/>
-      <w:r>
-        <w:rPr>
-          <w:rFonts w:ascii="Courier New" w:hAnsi="Courier New" w:cs="Courier New"/>
-          <w:b/>
-          <w:bCs/>
-          <w:sz w:val="18"/>
-          <w:szCs w:val="18"/>
-        </w:rPr>
-        <w:t xml:space="preserve"> </w:t>
-      </w:r>
-      <w:proofErr w:type="spellStart"/>
-      <w:proofErr w:type="gramStart"/>
-      <w:r>
-        <w:rPr>
-          <w:rFonts w:ascii="Courier New" w:hAnsi="Courier New" w:cs="Courier New"/>
-          <w:b/>
-          <w:bCs/>
-          <w:sz w:val="18"/>
-          <w:szCs w:val="18"/>
-        </w:rPr>
-        <w:t>ShowWinScreen</w:t>
-      </w:r>
-      <w:proofErr w:type="spellEnd"/>
-      <w:r>
-        <w:rPr>
-          <w:rFonts w:ascii="Courier New" w:hAnsi="Courier New" w:cs="Courier New"/>
-          <w:b/>
-          <w:bCs/>
-          <w:sz w:val="18"/>
-          <w:szCs w:val="18"/>
-        </w:rPr>
-        <w:t>(</w:t>
-      </w:r>
-      <w:proofErr w:type="gramEnd"/>
-      <w:r>
-        <w:rPr>
-          <w:rFonts w:ascii="Courier New" w:hAnsi="Courier New" w:cs="Courier New"/>
-          <w:b/>
-          <w:bCs/>
-          <w:sz w:val="18"/>
-          <w:szCs w:val="18"/>
-        </w:rPr>
-        <w:t>)</w:t>
-      </w:r>
-    </w:p>
-    <w:p>
-      <w:pPr>
-        <w:rPr>
-          <w:rFonts w:ascii="Courier New" w:hAnsi="Courier New" w:cs="Courier New"/>
-          <w:b/>
-          <w:bCs/>
-          <w:sz w:val="18"/>
-          <w:szCs w:val="18"/>
-        </w:rPr>
-      </w:pPr>
-      <w:r>
-        <w:rPr>
-          <w:rFonts w:ascii="Courier New" w:hAnsi="Courier New" w:cs="Courier New"/>
-          <w:b/>
-          <w:bCs/>
-          <w:sz w:val="18"/>
-          <w:szCs w:val="18"/>
-        </w:rPr>
-        <w:t xml:space="preserve">    if Fail: Phase = </w:t>
-      </w:r>
-      <w:proofErr w:type="gramStart"/>
-      <w:r>
-        <w:rPr>
-          <w:rFonts w:ascii="Courier New" w:hAnsi="Courier New" w:cs="Courier New"/>
-          <w:b/>
-          <w:bCs/>
-          <w:sz w:val="18"/>
-          <w:szCs w:val="18"/>
-        </w:rPr>
-        <w:t>Outcome ;</w:t>
-      </w:r>
-      <w:proofErr w:type="gramEnd"/>
-      <w:r>
-        <w:rPr>
-          <w:rFonts w:ascii="Courier New" w:hAnsi="Courier New" w:cs="Courier New"/>
-          <w:b/>
-          <w:bCs/>
-          <w:sz w:val="18"/>
-          <w:szCs w:val="18"/>
-        </w:rPr>
-        <w:t xml:space="preserve"> </w:t>
-      </w:r>
-      <w:proofErr w:type="spellStart"/>
-      <w:proofErr w:type="gramStart"/>
-      <w:r>
-        <w:rPr>
-          <w:rFonts w:ascii="Courier New" w:hAnsi="Courier New" w:cs="Courier New"/>
-          <w:b/>
-          <w:bCs/>
-          <w:sz w:val="18"/>
-          <w:szCs w:val="18"/>
-        </w:rPr>
-        <w:t>ShowFailScreen</w:t>
-      </w:r>
-      <w:proofErr w:type="spellEnd"/>
-      <w:r>
-        <w:rPr>
-          <w:rFonts w:ascii="Courier New" w:hAnsi="Courier New" w:cs="Courier New"/>
-          <w:b/>
-          <w:bCs/>
-          <w:sz w:val="18"/>
-          <w:szCs w:val="18"/>
-        </w:rPr>
-        <w:t>(</w:t>
-      </w:r>
-      <w:proofErr w:type="gramEnd"/>
-      <w:r>
-        <w:rPr>
-          <w:rFonts w:ascii="Courier New" w:hAnsi="Courier New" w:cs="Courier New"/>
-          <w:b/>
-          <w:bCs/>
-          <w:sz w:val="18"/>
-          <w:szCs w:val="18"/>
-        </w:rPr>
-        <w:t>)</w:t>
-      </w:r>
-    </w:p>
-    <w:p>
-      <w:pPr>
-        <w:rPr>
-          <w:rFonts w:ascii="Courier New" w:hAnsi="Courier New" w:cs="Courier New"/>
-          <w:b/>
-          <w:bCs/>
-          <w:sz w:val="18"/>
-          <w:szCs w:val="18"/>
-        </w:rPr>
-      </w:pPr>
-    </w:p>
-    <w:p>
-      <w:pPr>
-        <w:rPr>
-          <w:rFonts w:ascii="Courier New" w:hAnsi="Courier New" w:cs="Courier New"/>
-          <w:b/>
-          <w:bCs/>
-          <w:sz w:val="18"/>
-          <w:szCs w:val="18"/>
-        </w:rPr>
-      </w:pPr>
-      <w:r>
-        <w:rPr>
-          <w:rFonts w:ascii="Courier New" w:hAnsi="Courier New" w:cs="Courier New"/>
-          <w:b/>
-          <w:bCs/>
-          <w:sz w:val="18"/>
-          <w:szCs w:val="18"/>
-        </w:rPr>
-        <w:t>Outcome:</w:t>
-      </w:r>
-    </w:p>
-    <w:p>
-      <w:pPr>
-        <w:rPr>
-          <w:rFonts w:ascii="Courier New" w:hAnsi="Courier New" w:cs="Courier New"/>
-          <w:b/>
-          <w:bCs/>
-          <w:sz w:val="18"/>
-          <w:szCs w:val="18"/>
-        </w:rPr>
-      </w:pPr>
-      <w:r>
-        <w:rPr>
-          <w:rFonts w:ascii="Courier New" w:hAnsi="Courier New" w:cs="Courier New"/>
-          <w:b/>
-          <w:bCs/>
-          <w:sz w:val="18"/>
-          <w:szCs w:val="18"/>
-        </w:rPr>
-        <w:t xml:space="preserve">    // Buttons: Next, Retry Fly (keep anchors), Reset Plan (clear anchors)</w:t>
-      </w:r>
-    </w:p>
-    <w:p>
-      <w:pPr>
-        <w:rPr>
-          <w:rFonts w:ascii="Courier New" w:hAnsi="Courier New" w:cs="Courier New"/>
-          <w:b/>
-          <w:bCs/>
-          <w:sz w:val="18"/>
-          <w:szCs w:val="18"/>
-        </w:rPr>
-      </w:pPr>
-    </w:p>
+        <w:t>Stabilizer (Gaussian): R=12, U0 tuned for peak |a|≈2–3 u/s², aMax=3.</w:t>
+      </w:r>
+    </w:p>
+    <w:p>
+      <w:r>
+        <w:t>Ship: thrust accel 10 u/s², passive drag c=0.2, fuel 5.0s.</w:t>
+      </w:r>
+    </w:p>
+    <w:p>
+      <w:r>
+        <w:t>Collisions: restitution e=0.2.</w:t>
+      </w:r>
+    </w:p>
+    <w:p>
+      <w:r>
+        <w:t>Predictor: 360 steps @ 1/60 s (6 s horizon), sub‑step 2× near strong fields.</w:t>
+      </w:r>
+    </w:p>
+    <w:p/>
     <w:p>
       <w:pPr>
         <w:pStyle w:val="Heading2"/>
-      </w:pPr>
-      <w:r>
-        <w:t>13) Tuning &amp; Defaults (Level 1 reference)</w:t>
-      </w:r>
-    </w:p>
-    <w:p>
-      <w:r>
-        <w:t>Physics dt: 1/60 s.</w:t>
-      </w:r>
-    </w:p>
-    <w:p>
-      <w:r>
-        <w:t>Big wells: S=+1600, ε=25 (effective min radius ≈5u).</w:t>
-      </w:r>
-    </w:p>
-    <w:p>
-      <w:r>
-        <w:lastRenderedPageBreak/>
-        <w:t xml:space="preserve">Stabilizer (Gaussian): R=12, U0 tuned for peak |a|≈2–3 u/s², </w:t>
-      </w:r>
-      <w:proofErr w:type="spellStart"/>
-      <w:r>
-        <w:t>aMax</w:t>
-      </w:r>
-      <w:proofErr w:type="spellEnd"/>
-      <w:r>
-        <w:t>=3.</w:t>
-      </w:r>
-    </w:p>
-    <w:p>
-      <w:r>
-        <w:t>Ship: thrust accel 10 u/s², passive drag c=0.2, fuel 5.0s.</w:t>
-      </w:r>
-    </w:p>
-    <w:p>
-      <w:r>
-        <w:t>Collisions: restitution e=0.2.</w:t>
-      </w:r>
-    </w:p>
-    <w:p>
-      <w:r>
-        <w:t>Predictor: 360 steps @ 1/60 s (6 s horizon), sub‑step 2× near strong fields.</w:t>
-      </w:r>
-    </w:p>
-    <w:p/>
-    <w:p>
-      <w:pPr>
-        <w:pStyle w:val="Heading2"/>
         <w:rPr>
           <w:lang w:val="en-CA"/>
         </w:rPr>
@@ -9328,21 +4837,7 @@
           <w:lang w:val="en-CA"/>
         </w:rPr>
         <w:br/>
-        <w:t xml:space="preserve">Let players create, test, save, and (stretch) publish levels using the same systems the campaign uses (single game scene + </w:t>
-      </w:r>
-      <w:proofErr w:type="spellStart"/>
-      <w:r>
-        <w:rPr>
-          <w:lang w:val="en-CA"/>
-        </w:rPr>
-        <w:t>LevelConfig</w:t>
-      </w:r>
-      <w:proofErr w:type="spellEnd"/>
-      <w:r>
-        <w:rPr>
-          <w:lang w:val="en-CA"/>
-        </w:rPr>
-        <w:t>/data-driven spawn).</w:t>
+        <w:t>Let players create, test, save, and (stretch) publish levels using the same systems the campaign uses (single game scene + LevelConfig/data-driven spawn).</w:t>
       </w:r>
     </w:p>
     <w:p>
@@ -9423,21 +4918,7 @@
         <w:rPr>
           <w:lang w:val="en-CA"/>
         </w:rPr>
-        <w:t xml:space="preserve"> Well (attractor/</w:t>
-      </w:r>
-      <w:proofErr w:type="spellStart"/>
-      <w:r>
-        <w:rPr>
-          <w:lang w:val="en-CA"/>
-        </w:rPr>
-        <w:t>repulsor</w:t>
-      </w:r>
-      <w:proofErr w:type="spellEnd"/>
-      <w:r>
-        <w:rPr>
-          <w:lang w:val="en-CA"/>
-        </w:rPr>
-        <w:t xml:space="preserve"> toggle), Gaussian Stabilizer, Jetstream patch, Vortex, Dock Node (with acceptance flags), Goal, Ship/Plan spawns, Walls/Doors, Switch Rings (if present in campaign).</w:t>
+        <w:t xml:space="preserve"> Well (attractor/repulsor toggle), Gaussian Stabilizer, Jetstream patch, Vortex, Dock Node (with acceptance flags), Goal, Ship/Plan spawns, Walls/Doors, Switch Rings (if present in campaign).</w:t>
       </w:r>
     </w:p>
     <w:p>
@@ -9618,35 +5099,7 @@
         <w:rPr>
           <w:lang w:val="en-CA"/>
         </w:rPr>
-        <w:t xml:space="preserve"> Slots + thumbnails; JSON (or </w:t>
-      </w:r>
-      <w:proofErr w:type="spellStart"/>
-      <w:r>
-        <w:rPr>
-          <w:lang w:val="en-CA"/>
-        </w:rPr>
-        <w:t>ScriptableObject</w:t>
-      </w:r>
-      <w:proofErr w:type="spellEnd"/>
-      <w:r>
-        <w:rPr>
-          <w:lang w:val="en-CA"/>
-        </w:rPr>
-        <w:t xml:space="preserve">) persisted under </w:t>
-      </w:r>
-      <w:proofErr w:type="spellStart"/>
-      <w:r>
-        <w:rPr>
-          <w:lang w:val="en-CA"/>
-        </w:rPr>
-        <w:t>Application.persistentDataPath</w:t>
-      </w:r>
-      <w:proofErr w:type="spellEnd"/>
-      <w:r>
-        <w:rPr>
-          <w:lang w:val="en-CA"/>
-        </w:rPr>
-        <w:t>.</w:t>
+        <w:t xml:space="preserve"> Slots + thumbnails; JSON (or ScriptableObject) persisted under Application.persistentDataPath.</w:t>
       </w:r>
     </w:p>
     <w:p>
@@ -9671,35 +5124,7 @@
         <w:rPr>
           <w:lang w:val="en-CA"/>
         </w:rPr>
-        <w:t xml:space="preserve"> </w:t>
-      </w:r>
-      <w:proofErr w:type="spellStart"/>
-      <w:r>
-        <w:rPr>
-          <w:lang w:val="en-CA"/>
-        </w:rPr>
-        <w:t>levelVersion</w:t>
-      </w:r>
-      <w:proofErr w:type="spellEnd"/>
-      <w:r>
-        <w:rPr>
-          <w:lang w:val="en-CA"/>
-        </w:rPr>
-        <w:t xml:space="preserve">, </w:t>
-      </w:r>
-      <w:proofErr w:type="spellStart"/>
-      <w:r>
-        <w:rPr>
-          <w:lang w:val="en-CA"/>
-        </w:rPr>
-        <w:t>gameVersion</w:t>
-      </w:r>
-      <w:proofErr w:type="spellEnd"/>
-      <w:r>
-        <w:rPr>
-          <w:lang w:val="en-CA"/>
-        </w:rPr>
-        <w:t>, graceful defaulting for unknown fields.</w:t>
+        <w:t xml:space="preserve"> levelVersion, gameVersion, graceful defaulting for unknown fields.</w:t>
       </w:r>
     </w:p>
     <w:p>
@@ -9739,89 +5164,11 @@
           <w:lang w:val="en-CA"/>
         </w:rPr>
       </w:pPr>
-      <w:proofErr w:type="spellStart"/>
-      <w:r>
-        <w:rPr>
-          <w:lang w:val="en-CA"/>
-        </w:rPr>
-        <w:t>LevelData</w:t>
-      </w:r>
-      <w:proofErr w:type="spellEnd"/>
-      <w:r>
-        <w:rPr>
-          <w:lang w:val="en-CA"/>
-        </w:rPr>
-        <w:t xml:space="preserve"> (root): id, name, author, </w:t>
-      </w:r>
-      <w:proofErr w:type="spellStart"/>
-      <w:r>
-        <w:rPr>
-          <w:lang w:val="en-CA"/>
-        </w:rPr>
-        <w:t>parActions</w:t>
-      </w:r>
-      <w:proofErr w:type="spellEnd"/>
-      <w:r>
-        <w:rPr>
-          <w:lang w:val="en-CA"/>
-        </w:rPr>
-        <w:t xml:space="preserve">, </w:t>
-      </w:r>
-      <w:proofErr w:type="spellStart"/>
-      <w:r>
-        <w:rPr>
-          <w:lang w:val="en-CA"/>
-        </w:rPr>
-        <w:t>startFuel</w:t>
-      </w:r>
-      <w:proofErr w:type="spellEnd"/>
-      <w:r>
-        <w:rPr>
-          <w:lang w:val="en-CA"/>
-        </w:rPr>
-        <w:t xml:space="preserve">, </w:t>
-      </w:r>
-      <w:proofErr w:type="spellStart"/>
-      <w:r>
-        <w:rPr>
-          <w:lang w:val="en-CA"/>
-        </w:rPr>
-        <w:t>cameraBounds</w:t>
-      </w:r>
-      <w:proofErr w:type="spellEnd"/>
-      <w:r>
-        <w:rPr>
-          <w:lang w:val="en-CA"/>
-        </w:rPr>
-        <w:t xml:space="preserve">, </w:t>
-      </w:r>
-      <w:proofErr w:type="gramStart"/>
-      <w:r>
-        <w:rPr>
-          <w:lang w:val="en-CA"/>
-        </w:rPr>
-        <w:t>entities[</w:t>
-      </w:r>
-      <w:proofErr w:type="gramEnd"/>
-      <w:r>
-        <w:rPr>
-          <w:lang w:val="en-CA"/>
-        </w:rPr>
-        <w:t xml:space="preserve">], </w:t>
-      </w:r>
-      <w:proofErr w:type="spellStart"/>
-      <w:r>
-        <w:rPr>
-          <w:lang w:val="en-CA"/>
-        </w:rPr>
-        <w:t>editorNotes</w:t>
-      </w:r>
-      <w:proofErr w:type="spellEnd"/>
-      <w:r>
-        <w:rPr>
-          <w:lang w:val="en-CA"/>
-        </w:rPr>
-        <w:t>, version.</w:t>
+      <w:r>
+        <w:rPr>
+          <w:lang w:val="en-CA"/>
+        </w:rPr>
+        <w:t>LevelData (root): id, name, author, parActions, startFuel, cameraBounds, entities[], editorNotes, version.</w:t>
       </w:r>
     </w:p>
     <w:p>
@@ -9834,20 +5181,12 @@
           <w:lang w:val="en-CA"/>
         </w:rPr>
       </w:pPr>
-      <w:proofErr w:type="spellStart"/>
       <w:r>
         <w:rPr>
           <w:lang w:val="en-CA"/>
         </w:rPr>
         <w:lastRenderedPageBreak/>
-        <w:t>EntityDef</w:t>
-      </w:r>
-      <w:proofErr w:type="spellEnd"/>
-      <w:r>
-        <w:rPr>
-          <w:lang w:val="en-CA"/>
-        </w:rPr>
-        <w:t xml:space="preserve"> (discriminated union by type):</w:t>
+        <w:t>EntityDef (discriminated union by type):</w:t>
       </w:r>
     </w:p>
     <w:p>
@@ -9860,42 +5199,12 @@
           <w:lang w:val="en-CA"/>
         </w:rPr>
       </w:pPr>
-      <w:proofErr w:type="spellStart"/>
-      <w:r>
-        <w:rPr>
-          <w:lang w:val="en-CA"/>
-        </w:rPr>
-        <w:t>WellDef</w:t>
-      </w:r>
-      <w:proofErr w:type="spellEnd"/>
-      <w:r>
-        <w:rPr>
-          <w:lang w:val="en-CA"/>
-        </w:rPr>
-        <w:t xml:space="preserve"> </w:t>
-      </w:r>
-      <w:proofErr w:type="gramStart"/>
-      <w:r>
-        <w:rPr>
-          <w:lang w:val="en-CA"/>
-        </w:rPr>
-        <w:t>{ pos</w:t>
-      </w:r>
-      <w:proofErr w:type="gramEnd"/>
-      <w:r>
-        <w:rPr>
-          <w:lang w:val="en-CA"/>
-        </w:rPr>
-        <w:t xml:space="preserve">, S, </w:t>
-      </w:r>
-      <w:proofErr w:type="gramStart"/>
-      <w:r>
-        <w:rPr>
-          <w:lang w:val="en-CA"/>
-        </w:rPr>
-        <w:t>eps }</w:t>
-      </w:r>
-      <w:proofErr w:type="gramEnd"/>
+      <w:r>
+        <w:rPr>
+          <w:lang w:val="en-CA"/>
+        </w:rPr>
+        <w:t>WellDef { pos, S, eps }</w:t>
+      </w:r>
     </w:p>
     <w:p>
       <w:pPr>
@@ -9907,50 +5216,12 @@
           <w:lang w:val="en-CA"/>
         </w:rPr>
       </w:pPr>
-      <w:proofErr w:type="spellStart"/>
-      <w:r>
-        <w:rPr>
-          <w:lang w:val="en-CA"/>
-        </w:rPr>
-        <w:t>GaussDef</w:t>
-      </w:r>
-      <w:proofErr w:type="spellEnd"/>
-      <w:r>
-        <w:rPr>
-          <w:lang w:val="en-CA"/>
-        </w:rPr>
-        <w:t xml:space="preserve"> </w:t>
-      </w:r>
-      <w:proofErr w:type="gramStart"/>
-      <w:r>
-        <w:rPr>
-          <w:lang w:val="en-CA"/>
-        </w:rPr>
-        <w:t>{ pos</w:t>
-      </w:r>
-      <w:proofErr w:type="gramEnd"/>
-      <w:r>
-        <w:rPr>
-          <w:lang w:val="en-CA"/>
-        </w:rPr>
-        <w:t xml:space="preserve">, U0, R, </w:t>
-      </w:r>
-      <w:proofErr w:type="spellStart"/>
-      <w:proofErr w:type="gramStart"/>
-      <w:r>
-        <w:rPr>
-          <w:lang w:val="en-CA"/>
-        </w:rPr>
-        <w:t>aMax</w:t>
-      </w:r>
-      <w:proofErr w:type="spellEnd"/>
-      <w:r>
-        <w:rPr>
-          <w:lang w:val="en-CA"/>
-        </w:rPr>
-        <w:t xml:space="preserve"> }</w:t>
-      </w:r>
-      <w:proofErr w:type="gramEnd"/>
+      <w:r>
+        <w:rPr>
+          <w:lang w:val="en-CA"/>
+        </w:rPr>
+        <w:t>GaussDef { pos, U0, R, aMax }</w:t>
+      </w:r>
     </w:p>
     <w:p>
       <w:pPr>
@@ -9962,42 +5233,12 @@
           <w:lang w:val="en-CA"/>
         </w:rPr>
       </w:pPr>
-      <w:proofErr w:type="spellStart"/>
-      <w:r>
-        <w:rPr>
-          <w:lang w:val="en-CA"/>
-        </w:rPr>
-        <w:t>UniformDef</w:t>
-      </w:r>
-      <w:proofErr w:type="spellEnd"/>
-      <w:r>
-        <w:rPr>
-          <w:lang w:val="en-CA"/>
-        </w:rPr>
-        <w:t xml:space="preserve"> </w:t>
-      </w:r>
-      <w:proofErr w:type="gramStart"/>
-      <w:r>
-        <w:rPr>
-          <w:lang w:val="en-CA"/>
-        </w:rPr>
-        <w:t>{ pos</w:t>
-      </w:r>
-      <w:proofErr w:type="gramEnd"/>
-      <w:r>
-        <w:rPr>
-          <w:lang w:val="en-CA"/>
-        </w:rPr>
-        <w:t xml:space="preserve">, radius, </w:t>
-      </w:r>
-      <w:proofErr w:type="gramStart"/>
-      <w:r>
-        <w:rPr>
-          <w:lang w:val="en-CA"/>
-        </w:rPr>
-        <w:t>E }</w:t>
-      </w:r>
-      <w:proofErr w:type="gramEnd"/>
+      <w:r>
+        <w:rPr>
+          <w:lang w:val="en-CA"/>
+        </w:rPr>
+        <w:t>UniformDef { pos, radius, E }</w:t>
+      </w:r>
     </w:p>
     <w:p>
       <w:pPr>
@@ -10009,56 +5250,12 @@
           <w:lang w:val="en-CA"/>
         </w:rPr>
       </w:pPr>
-      <w:proofErr w:type="spellStart"/>
-      <w:r>
-        <w:rPr>
-          <w:lang w:val="en-CA"/>
-        </w:rPr>
-        <w:t>VortexDef</w:t>
-      </w:r>
-      <w:proofErr w:type="spellEnd"/>
-      <w:r>
-        <w:rPr>
-          <w:lang w:val="en-CA"/>
-        </w:rPr>
-        <w:t xml:space="preserve"> </w:t>
-      </w:r>
-      <w:proofErr w:type="gramStart"/>
-      <w:r>
-        <w:rPr>
-          <w:lang w:val="en-CA"/>
-        </w:rPr>
-        <w:t>{ pos</w:t>
-      </w:r>
-      <w:proofErr w:type="gramEnd"/>
-      <w:r>
-        <w:rPr>
-          <w:lang w:val="en-CA"/>
-        </w:rPr>
-        <w:t xml:space="preserve">, omega, R, </w:t>
-      </w:r>
-      <w:proofErr w:type="spellStart"/>
-      <w:r>
-        <w:rPr>
-          <w:lang w:val="en-CA"/>
-        </w:rPr>
-        <w:t>aMax</w:t>
-      </w:r>
-      <w:proofErr w:type="spellEnd"/>
-      <w:r>
-        <w:rPr>
-          <w:lang w:val="en-CA"/>
-        </w:rPr>
-        <w:t xml:space="preserve">, </w:t>
-      </w:r>
-      <w:proofErr w:type="gramStart"/>
-      <w:r>
-        <w:rPr>
-          <w:lang w:val="en-CA"/>
-        </w:rPr>
-        <w:t>clockwise }</w:t>
-      </w:r>
-      <w:proofErr w:type="gramEnd"/>
+      <w:r>
+        <w:rPr>
+          <w:lang w:val="en-CA"/>
+        </w:rPr>
+        <w:t>VortexDef { pos, omega, R, aMax, clockwise }</w:t>
+      </w:r>
     </w:p>
     <w:p>
       <w:pPr>
@@ -10070,100 +5267,12 @@
           <w:lang w:val="en-CA"/>
         </w:rPr>
       </w:pPr>
-      <w:proofErr w:type="spellStart"/>
-      <w:r>
-        <w:rPr>
-          <w:lang w:val="en-CA"/>
-        </w:rPr>
-        <w:t>DockDef</w:t>
-      </w:r>
-      <w:proofErr w:type="spellEnd"/>
-      <w:r>
-        <w:rPr>
-          <w:lang w:val="en-CA"/>
-        </w:rPr>
-        <w:t xml:space="preserve"> </w:t>
-      </w:r>
-      <w:proofErr w:type="gramStart"/>
-      <w:r>
-        <w:rPr>
-          <w:lang w:val="en-CA"/>
-        </w:rPr>
-        <w:t>{ pos</w:t>
-      </w:r>
-      <w:proofErr w:type="gramEnd"/>
-      <w:r>
-        <w:rPr>
-          <w:lang w:val="en-CA"/>
-        </w:rPr>
-        <w:t xml:space="preserve">, </w:t>
-      </w:r>
-      <w:proofErr w:type="spellStart"/>
-      <w:r>
-        <w:rPr>
-          <w:lang w:val="en-CA"/>
-        </w:rPr>
-        <w:t>snapRadius</w:t>
-      </w:r>
-      <w:proofErr w:type="spellEnd"/>
-      <w:r>
-        <w:rPr>
-          <w:lang w:val="en-CA"/>
-        </w:rPr>
-        <w:t>, accepts {</w:t>
-      </w:r>
-      <w:proofErr w:type="spellStart"/>
-      <w:proofErr w:type="gramStart"/>
-      <w:r>
-        <w:rPr>
-          <w:lang w:val="en-CA"/>
-        </w:rPr>
-        <w:t>stabilizer,repulsor</w:t>
-      </w:r>
-      <w:proofErr w:type="gramEnd"/>
-      <w:r>
-        <w:rPr>
-          <w:lang w:val="en-CA"/>
-        </w:rPr>
-        <w:t>,</w:t>
-      </w:r>
-      <w:proofErr w:type="gramStart"/>
-      <w:r>
-        <w:rPr>
-          <w:lang w:val="en-CA"/>
-        </w:rPr>
-        <w:t>jetstream,vortex</w:t>
-      </w:r>
-      <w:proofErr w:type="spellEnd"/>
-      <w:proofErr w:type="gramEnd"/>
-      <w:r>
-        <w:rPr>
-          <w:lang w:val="en-CA"/>
-        </w:rPr>
-        <w:t xml:space="preserve">}, </w:t>
-      </w:r>
-      <w:proofErr w:type="gramStart"/>
-      <w:r>
-        <w:rPr>
-          <w:lang w:val="en-CA"/>
-        </w:rPr>
-        <w:t>overrides{</w:t>
-      </w:r>
-      <w:proofErr w:type="gramEnd"/>
-      <w:r>
-        <w:rPr>
-          <w:lang w:val="en-CA"/>
-        </w:rPr>
-        <w:t>…</w:t>
-      </w:r>
-      <w:proofErr w:type="gramStart"/>
-      <w:r>
-        <w:rPr>
-          <w:lang w:val="en-CA"/>
-        </w:rPr>
-        <w:t>} }</w:t>
-      </w:r>
-      <w:proofErr w:type="gramEnd"/>
+      <w:r>
+        <w:rPr>
+          <w:lang w:val="en-CA"/>
+        </w:rPr>
+        <w:t>DockDef { pos, snapRadius, accepts {stabilizer,repulsor,jetstream,vortex}, overrides{…} }</w:t>
+      </w:r>
     </w:p>
     <w:p>
       <w:pPr>
@@ -10175,84 +5284,12 @@
           <w:lang w:val="en-CA"/>
         </w:rPr>
       </w:pPr>
-      <w:proofErr w:type="spellStart"/>
-      <w:r>
-        <w:rPr>
-          <w:lang w:val="en-CA"/>
-        </w:rPr>
-        <w:t>WallDef</w:t>
-      </w:r>
-      <w:proofErr w:type="spellEnd"/>
-      <w:r>
-        <w:rPr>
-          <w:lang w:val="en-CA"/>
-        </w:rPr>
-        <w:t xml:space="preserve"> </w:t>
-      </w:r>
-      <w:proofErr w:type="gramStart"/>
-      <w:r>
-        <w:rPr>
-          <w:lang w:val="en-CA"/>
-        </w:rPr>
-        <w:t>{ p</w:t>
-      </w:r>
-      <w:proofErr w:type="gramEnd"/>
-      <w:r>
-        <w:rPr>
-          <w:lang w:val="en-CA"/>
-        </w:rPr>
-        <w:t xml:space="preserve">0, p1, </w:t>
-      </w:r>
-      <w:proofErr w:type="gramStart"/>
-      <w:r>
-        <w:rPr>
-          <w:lang w:val="en-CA"/>
-        </w:rPr>
-        <w:t>width }</w:t>
-      </w:r>
-      <w:proofErr w:type="gramEnd"/>
-      <w:r>
-        <w:rPr>
-          <w:lang w:val="en-CA"/>
-        </w:rPr>
-        <w:t xml:space="preserve"> / </w:t>
-      </w:r>
-      <w:proofErr w:type="spellStart"/>
-      <w:r>
-        <w:rPr>
-          <w:lang w:val="en-CA"/>
-        </w:rPr>
-        <w:t>DoorDef</w:t>
-      </w:r>
-      <w:proofErr w:type="spellEnd"/>
-      <w:r>
-        <w:rPr>
-          <w:lang w:val="en-CA"/>
-        </w:rPr>
-        <w:t xml:space="preserve"> </w:t>
-      </w:r>
-      <w:proofErr w:type="gramStart"/>
-      <w:r>
-        <w:rPr>
-          <w:lang w:val="en-CA"/>
-        </w:rPr>
-        <w:t>{ p</w:t>
-      </w:r>
-      <w:proofErr w:type="gramEnd"/>
-      <w:r>
-        <w:rPr>
-          <w:lang w:val="en-CA"/>
-        </w:rPr>
-        <w:t xml:space="preserve">0, p1, width, </w:t>
-      </w:r>
-      <w:proofErr w:type="gramStart"/>
-      <w:r>
-        <w:rPr>
-          <w:lang w:val="en-CA"/>
-        </w:rPr>
-        <w:t>id }</w:t>
-      </w:r>
-      <w:proofErr w:type="gramEnd"/>
+      <w:r>
+        <w:rPr>
+          <w:lang w:val="en-CA"/>
+        </w:rPr>
+        <w:t>WallDef { p0, p1, width } / DoorDef { p0, p1, width, id }</w:t>
+      </w:r>
     </w:p>
     <w:p>
       <w:pPr>
@@ -10264,64 +5301,12 @@
           <w:lang w:val="en-CA"/>
         </w:rPr>
       </w:pPr>
-      <w:proofErr w:type="spellStart"/>
-      <w:r>
-        <w:rPr>
-          <w:lang w:val="en-CA"/>
-        </w:rPr>
-        <w:t>SwitchDef</w:t>
-      </w:r>
-      <w:proofErr w:type="spellEnd"/>
-      <w:r>
-        <w:rPr>
-          <w:lang w:val="en-CA"/>
-        </w:rPr>
-        <w:t xml:space="preserve"> </w:t>
-      </w:r>
-      <w:proofErr w:type="gramStart"/>
-      <w:r>
-        <w:rPr>
-          <w:lang w:val="en-CA"/>
-        </w:rPr>
-        <w:t>{ pos</w:t>
-      </w:r>
-      <w:proofErr w:type="gramEnd"/>
-      <w:r>
-        <w:rPr>
-          <w:lang w:val="en-CA"/>
-        </w:rPr>
-        <w:t xml:space="preserve">, </w:t>
-      </w:r>
-      <w:proofErr w:type="spellStart"/>
-      <w:r>
-        <w:rPr>
-          <w:lang w:val="en-CA"/>
-        </w:rPr>
-        <w:t>doorId</w:t>
-      </w:r>
-      <w:proofErr w:type="spellEnd"/>
-      <w:r>
-        <w:rPr>
-          <w:lang w:val="en-CA"/>
-        </w:rPr>
-        <w:t xml:space="preserve">, </w:t>
-      </w:r>
-      <w:proofErr w:type="spellStart"/>
-      <w:proofErr w:type="gramStart"/>
-      <w:r>
-        <w:rPr>
-          <w:lang w:val="en-CA"/>
-        </w:rPr>
-        <w:t>openSeconds</w:t>
-      </w:r>
-      <w:proofErr w:type="spellEnd"/>
-      <w:r>
-        <w:rPr>
-          <w:lang w:val="en-CA"/>
-        </w:rPr>
-        <w:t xml:space="preserve"> }</w:t>
-      </w:r>
-      <w:proofErr w:type="gramEnd"/>
+      <w:r>
+        <w:rPr>
+          <w:lang w:val="en-CA"/>
+        </w:rPr>
+        <w:t>SwitchDef { pos, doorId, openSeconds }</w:t>
+      </w:r>
     </w:p>
     <w:p>
       <w:pPr>
@@ -10333,42 +5318,12 @@
           <w:lang w:val="en-CA"/>
         </w:rPr>
       </w:pPr>
-      <w:proofErr w:type="spellStart"/>
-      <w:r>
-        <w:rPr>
-          <w:lang w:val="en-CA"/>
-        </w:rPr>
-        <w:t>GoalDef</w:t>
-      </w:r>
-      <w:proofErr w:type="spellEnd"/>
-      <w:r>
-        <w:rPr>
-          <w:lang w:val="en-CA"/>
-        </w:rPr>
-        <w:t xml:space="preserve"> </w:t>
-      </w:r>
-      <w:proofErr w:type="gramStart"/>
-      <w:r>
-        <w:rPr>
-          <w:lang w:val="en-CA"/>
-        </w:rPr>
-        <w:t>{ pos</w:t>
-      </w:r>
-      <w:proofErr w:type="gramEnd"/>
-      <w:r>
-        <w:rPr>
-          <w:lang w:val="en-CA"/>
-        </w:rPr>
-        <w:t xml:space="preserve">, </w:t>
-      </w:r>
-      <w:proofErr w:type="gramStart"/>
-      <w:r>
-        <w:rPr>
-          <w:lang w:val="en-CA"/>
-        </w:rPr>
-        <w:t>size }</w:t>
-      </w:r>
-      <w:proofErr w:type="gramEnd"/>
+      <w:r>
+        <w:rPr>
+          <w:lang w:val="en-CA"/>
+        </w:rPr>
+        <w:t>GoalDef { pos, size }</w:t>
+      </w:r>
     </w:p>
     <w:p>
       <w:pPr>
@@ -10380,58 +5335,12 @@
           <w:lang w:val="en-CA"/>
         </w:rPr>
       </w:pPr>
-      <w:proofErr w:type="spellStart"/>
-      <w:r>
-        <w:rPr>
-          <w:lang w:val="en-CA"/>
-        </w:rPr>
-        <w:t>SpawnDef</w:t>
-      </w:r>
-      <w:proofErr w:type="spellEnd"/>
-      <w:r>
-        <w:rPr>
-          <w:lang w:val="en-CA"/>
-        </w:rPr>
-        <w:t xml:space="preserve"> </w:t>
-      </w:r>
-      <w:proofErr w:type="gramStart"/>
-      <w:r>
-        <w:rPr>
-          <w:lang w:val="en-CA"/>
-        </w:rPr>
-        <w:t xml:space="preserve">{ </w:t>
-      </w:r>
-      <w:proofErr w:type="spellStart"/>
-      <w:r>
-        <w:rPr>
-          <w:lang w:val="en-CA"/>
-        </w:rPr>
-        <w:t>planSpawn</w:t>
-      </w:r>
-      <w:proofErr w:type="spellEnd"/>
-      <w:proofErr w:type="gramEnd"/>
-      <w:r>
-        <w:rPr>
-          <w:lang w:val="en-CA"/>
-        </w:rPr>
-        <w:t xml:space="preserve">, </w:t>
-      </w:r>
-      <w:proofErr w:type="spellStart"/>
-      <w:proofErr w:type="gramStart"/>
-      <w:r>
-        <w:rPr>
-          <w:lang w:val="en-CA"/>
-        </w:rPr>
-        <w:t>flySpawn</w:t>
-      </w:r>
-      <w:proofErr w:type="spellEnd"/>
-      <w:r>
-        <w:rPr>
-          <w:lang w:val="en-CA"/>
-        </w:rPr>
-        <w:t xml:space="preserve"> }</w:t>
-      </w:r>
-      <w:proofErr w:type="gramEnd"/>
+      <w:r>
+        <w:rPr>
+          <w:lang w:val="en-CA"/>
+        </w:rPr>
+        <w:t>SpawnDef { planSpawn, flySpawn }</w:t>
+      </w:r>
     </w:p>
     <w:p>
       <w:pPr>
@@ -10455,21 +5364,7 @@
         <w:rPr>
           <w:lang w:val="en-CA"/>
         </w:rPr>
-        <w:t xml:space="preserve"> Converts </w:t>
-      </w:r>
-      <w:proofErr w:type="spellStart"/>
-      <w:r>
-        <w:rPr>
-          <w:lang w:val="en-CA"/>
-        </w:rPr>
-        <w:t>LevelData</w:t>
-      </w:r>
-      <w:proofErr w:type="spellEnd"/>
-      <w:r>
-        <w:rPr>
-          <w:lang w:val="en-CA"/>
-        </w:rPr>
-        <w:t xml:space="preserve"> to live scene by instantiating your existing prefabs/components and assigning parameters via public fields. (Shares the same code path as campaign levels.)</w:t>
+        <w:t xml:space="preserve"> Converts LevelData to live scene by instantiating your existing prefabs/components and assigning parameters via public fields. (Shares the same code path as campaign levels.)</w:t>
       </w:r>
     </w:p>
     <w:p>
@@ -10539,21 +5434,7 @@
         <w:rPr>
           <w:lang w:val="en-CA"/>
         </w:rPr>
-        <w:t xml:space="preserve"> Upload </w:t>
-      </w:r>
-      <w:proofErr w:type="spellStart"/>
-      <w:r>
-        <w:rPr>
-          <w:lang w:val="en-CA"/>
-        </w:rPr>
-        <w:t>LevelData</w:t>
-      </w:r>
-      <w:proofErr w:type="spellEnd"/>
-      <w:r>
-        <w:rPr>
-          <w:lang w:val="en-CA"/>
-        </w:rPr>
-        <w:t xml:space="preserve"> + thumbnail. Server runs </w:t>
+        <w:t xml:space="preserve"> Upload LevelData + thumbnail. Server runs </w:t>
       </w:r>
       <w:r>
         <w:rPr>
@@ -10825,21 +5706,7 @@
         <w:rPr>
           <w:lang w:val="en-CA"/>
         </w:rPr>
-        <w:t xml:space="preserve">Pool gizmos/handles. Cap predictor points while testing. Always clamp loaded values. Reject malformed </w:t>
-      </w:r>
-      <w:proofErr w:type="gramStart"/>
-      <w:r>
-        <w:rPr>
-          <w:lang w:val="en-CA"/>
-        </w:rPr>
-        <w:t>JSON;</w:t>
-      </w:r>
-      <w:proofErr w:type="gramEnd"/>
-      <w:r>
-        <w:rPr>
-          <w:lang w:val="en-CA"/>
-        </w:rPr>
-        <w:t xml:space="preserve"> default missing fields. Limit max entities per level.</w:t>
+        <w:t>Pool gizmos/handles. Cap predictor points while testing. Always clamp loaded values. Reject malformed JSON; default missing fields. Limit max entities per level.</w:t>
       </w:r>
     </w:p>
     <w:p>
@@ -10884,21 +5751,7 @@
         <w:rPr>
           <w:lang w:val="en-CA"/>
         </w:rPr>
-        <w:t xml:space="preserve"> Editor test uses the same </w:t>
-      </w:r>
-      <w:proofErr w:type="spellStart"/>
-      <w:r>
-        <w:rPr>
-          <w:lang w:val="en-CA"/>
-        </w:rPr>
-        <w:t>FieldManager.AccelAt</w:t>
-      </w:r>
-      <w:proofErr w:type="spellEnd"/>
-      <w:r>
-        <w:rPr>
-          <w:lang w:val="en-CA"/>
-        </w:rPr>
-        <w:t xml:space="preserve"> + fixed dt as runtime.</w:t>
+        <w:t xml:space="preserve"> Editor test uses the same FieldManager.AccelAt + fixed dt as runtime.</w:t>
       </w:r>
     </w:p>
     <w:p>
@@ -11006,23 +5859,7 @@
     </w:p>
     <w:p>
       <w:r>
-        <w:t xml:space="preserve">Avoid GC in </w:t>
-      </w:r>
-      <w:proofErr w:type="spellStart"/>
-      <w:r>
-        <w:t>FixedUpdate</w:t>
-      </w:r>
-      <w:proofErr w:type="spellEnd"/>
-      <w:r>
-        <w:t xml:space="preserve">; reuse arrays; pool probes/VFX. Cap line points; LOD for halos; target 60 FPS (30 FPS </w:t>
-      </w:r>
-      <w:proofErr w:type="gramStart"/>
-      <w:r>
-        <w:t>saver</w:t>
-      </w:r>
-      <w:proofErr w:type="gramEnd"/>
-      <w:r>
-        <w:t xml:space="preserve">). </w:t>
+        <w:t xml:space="preserve">Avoid GC in FixedUpdate; reuse arrays; pool probes/VFX. Cap line points; LOD for halos; target 60 FPS (30 FPS saver). </w:t>
       </w:r>
     </w:p>
     <w:p>
@@ -11085,15 +5922,7 @@
         <w:t>Predictor mismatch</w:t>
       </w:r>
       <w:r>
-        <w:t xml:space="preserve"> → same </w:t>
-      </w:r>
-      <w:proofErr w:type="spellStart"/>
-      <w:r>
-        <w:t>AccelAt</w:t>
-      </w:r>
-      <w:proofErr w:type="spellEnd"/>
-      <w:r>
-        <w:t>/dt, sub‑steps, clamps.</w:t>
+        <w:t xml:space="preserve"> → same AccelAt/dt, sub‑steps, clamps.</w:t>
       </w:r>
     </w:p>
     <w:p>
@@ -11148,15 +5977,7 @@
         <w:t>UX confusion</w:t>
       </w:r>
       <w:r>
-        <w:t xml:space="preserve"> → clear halos, arrows</w:t>
-      </w:r>
-      <w:proofErr w:type="gramStart"/>
-      <w:r>
-        <w:t>, brief tooltips</w:t>
-      </w:r>
-      <w:proofErr w:type="gramEnd"/>
-      <w:r>
-        <w:t>.</w:t>
+        <w:t xml:space="preserve"> → clear halos, arrows, brief tooltips.</w:t>
       </w:r>
     </w:p>
     <w:p>
@@ -11556,21 +6377,7 @@
         <w:rPr>
           <w:lang w:val="en-CA"/>
         </w:rPr>
-        <w:t xml:space="preserve"> additional decorative </w:t>
-      </w:r>
-      <w:proofErr w:type="spellStart"/>
-      <w:r>
-        <w:rPr>
-          <w:lang w:val="en-CA"/>
-        </w:rPr>
-        <w:t>tilesets</w:t>
-      </w:r>
-      <w:proofErr w:type="spellEnd"/>
-      <w:r>
-        <w:rPr>
-          <w:lang w:val="en-CA"/>
-        </w:rPr>
-        <w:t>, holo-decals, themed receptor skins (purely visual).</w:t>
+        <w:t xml:space="preserve"> additional decorative tilesets, holo-decals, themed receptor skins (purely visual).</w:t>
       </w:r>
     </w:p>
     <w:p>
@@ -11651,57 +6458,7 @@
         <w:rPr>
           <w:lang w:val="en-CA"/>
         </w:rPr>
-        <w:t>Local wallet (</w:t>
-      </w:r>
-      <w:proofErr w:type="spellStart"/>
-      <w:r>
-        <w:rPr>
-          <w:lang w:val="en-CA"/>
-        </w:rPr>
-        <w:t>WalletData</w:t>
-      </w:r>
-      <w:proofErr w:type="spellEnd"/>
-      <w:r>
-        <w:rPr>
-          <w:lang w:val="en-CA"/>
-        </w:rPr>
-        <w:t xml:space="preserve"> </w:t>
-      </w:r>
-      <w:proofErr w:type="gramStart"/>
-      <w:r>
-        <w:rPr>
-          <w:lang w:val="en-CA"/>
-        </w:rPr>
-        <w:t>{ balance</w:t>
-      </w:r>
-      <w:proofErr w:type="gramEnd"/>
-      <w:r>
-        <w:rPr>
-          <w:lang w:val="en-CA"/>
-        </w:rPr>
-        <w:t xml:space="preserve">, </w:t>
-      </w:r>
-      <w:proofErr w:type="spellStart"/>
-      <w:proofErr w:type="gramStart"/>
-      <w:r>
-        <w:rPr>
-          <w:lang w:val="en-CA"/>
-        </w:rPr>
-        <w:t>txLog</w:t>
-      </w:r>
-      <w:proofErr w:type="spellEnd"/>
-      <w:r>
-        <w:rPr>
-          <w:lang w:val="en-CA"/>
-        </w:rPr>
-        <w:t>[] }</w:t>
-      </w:r>
-      <w:proofErr w:type="gramEnd"/>
-      <w:r>
-        <w:rPr>
-          <w:lang w:val="en-CA"/>
-        </w:rPr>
-        <w:t>) with monotonic transaction IDs.</w:t>
+        <w:t>Local wallet (WalletData { balance, txLog[] }) with monotonic transaction IDs.</w:t>
       </w:r>
     </w:p>
     <w:p>
@@ -11718,21 +6475,7 @@
         <w:rPr>
           <w:lang w:val="en-CA"/>
         </w:rPr>
-        <w:t>Shop catalog as JSON/</w:t>
-      </w:r>
-      <w:proofErr w:type="spellStart"/>
-      <w:r>
-        <w:rPr>
-          <w:lang w:val="en-CA"/>
-        </w:rPr>
-        <w:t>ScriptableObject</w:t>
-      </w:r>
-      <w:proofErr w:type="spellEnd"/>
-      <w:r>
-        <w:rPr>
-          <w:lang w:val="en-CA"/>
-        </w:rPr>
-        <w:t>.</w:t>
+        <w:t>Shop catalog as JSON/ScriptableObject.</w:t>
       </w:r>
     </w:p>
     <w:p>
@@ -11745,19 +6488,11 @@
           <w:lang w:val="en-CA"/>
         </w:rPr>
       </w:pPr>
-      <w:proofErr w:type="spellStart"/>
-      <w:r>
-        <w:rPr>
-          <w:lang w:val="en-CA"/>
-        </w:rPr>
-        <w:t>Receiptless</w:t>
-      </w:r>
-      <w:proofErr w:type="spellEnd"/>
-      <w:r>
-        <w:rPr>
-          <w:lang w:val="en-CA"/>
-        </w:rPr>
-        <w:t xml:space="preserve"> (debug) IAP stubs off by default.</w:t>
+      <w:r>
+        <w:rPr>
+          <w:lang w:val="en-CA"/>
+        </w:rPr>
+        <w:t>Receiptless (debug) IAP stubs off by default.</w:t>
       </w:r>
     </w:p>
     <w:p>
@@ -11793,21 +6528,7 @@
         <w:rPr>
           <w:lang w:val="en-CA"/>
         </w:rPr>
-        <w:t>UGS Authentication (</w:t>
-      </w:r>
-      <w:proofErr w:type="spellStart"/>
-      <w:r>
-        <w:rPr>
-          <w:lang w:val="en-CA"/>
-        </w:rPr>
-        <w:t>anon→upgrade</w:t>
-      </w:r>
-      <w:proofErr w:type="spellEnd"/>
-      <w:r>
-        <w:rPr>
-          <w:lang w:val="en-CA"/>
-        </w:rPr>
-        <w:t>).</w:t>
+        <w:t>UGS Authentication (anon→upgrade).</w:t>
       </w:r>
     </w:p>
     <w:p>
@@ -12037,21 +6758,7 @@
         <w:rPr>
           <w:lang w:val="en-CA"/>
         </w:rPr>
-        <w:t xml:space="preserve"> </w:t>
-      </w:r>
-      <w:proofErr w:type="gramStart"/>
-      <w:r>
-        <w:rPr>
-          <w:lang w:val="en-CA"/>
-        </w:rPr>
-        <w:t>Offline fallback (Phase A),</w:t>
-      </w:r>
-      <w:proofErr w:type="gramEnd"/>
-      <w:r>
-        <w:rPr>
-          <w:lang w:val="en-CA"/>
-        </w:rPr>
-        <w:t xml:space="preserve"> disabled buy buttons when out of Chips.</w:t>
+        <w:t xml:space="preserve"> Offline fallback (Phase A), disabled buy buttons when out of Chips.</w:t>
       </w:r>
     </w:p>
     <w:p>
@@ -12084,56 +6791,12 @@
           <w:lang w:val="en-CA"/>
         </w:rPr>
       </w:pPr>
-      <w:proofErr w:type="spellStart"/>
-      <w:r>
-        <w:rPr>
-          <w:lang w:val="en-CA"/>
-        </w:rPr>
-        <w:t>CatalogItem</w:t>
-      </w:r>
-      <w:proofErr w:type="spellEnd"/>
-      <w:r>
-        <w:rPr>
-          <w:lang w:val="en-CA"/>
-        </w:rPr>
-        <w:t xml:space="preserve"> </w:t>
-      </w:r>
-      <w:proofErr w:type="gramStart"/>
-      <w:r>
-        <w:rPr>
-          <w:lang w:val="en-CA"/>
-        </w:rPr>
-        <w:t>{ id</w:t>
-      </w:r>
-      <w:proofErr w:type="gramEnd"/>
-      <w:r>
-        <w:rPr>
-          <w:lang w:val="en-CA"/>
-        </w:rPr>
-        <w:t xml:space="preserve">, type, price, </w:t>
-      </w:r>
-      <w:proofErr w:type="spellStart"/>
-      <w:r>
-        <w:rPr>
-          <w:lang w:val="en-CA"/>
-        </w:rPr>
-        <w:t>previewSprite</w:t>
-      </w:r>
-      <w:proofErr w:type="spellEnd"/>
-      <w:r>
-        <w:rPr>
-          <w:lang w:val="en-CA"/>
-        </w:rPr>
-        <w:t xml:space="preserve">, </w:t>
-      </w:r>
-      <w:proofErr w:type="gramStart"/>
-      <w:r>
-        <w:rPr>
-          <w:lang w:val="en-CA"/>
-        </w:rPr>
-        <w:t>payload }</w:t>
-      </w:r>
-      <w:proofErr w:type="gramEnd"/>
+      <w:r>
+        <w:rPr>
+          <w:lang w:val="en-CA"/>
+        </w:rPr>
+        <w:t>CatalogItem { id, type, price, previewSprite, payload }</w:t>
+      </w:r>
     </w:p>
     <w:p>
       <w:pPr>
@@ -12149,38 +6812,8 @@
         <w:rPr>
           <w:lang w:val="en-CA"/>
         </w:rPr>
-        <w:t xml:space="preserve">Inventory </w:t>
-      </w:r>
-      <w:proofErr w:type="gramStart"/>
-      <w:r>
-        <w:rPr>
-          <w:lang w:val="en-CA"/>
-        </w:rPr>
-        <w:t xml:space="preserve">{ </w:t>
-      </w:r>
-      <w:proofErr w:type="spellStart"/>
-      <w:r>
-        <w:rPr>
-          <w:lang w:val="en-CA"/>
-        </w:rPr>
-        <w:t>ownedIds</w:t>
-      </w:r>
-      <w:proofErr w:type="spellEnd"/>
-      <w:proofErr w:type="gramEnd"/>
-      <w:r>
-        <w:rPr>
-          <w:lang w:val="en-CA"/>
-        </w:rPr>
-        <w:t>[</w:t>
-      </w:r>
-      <w:proofErr w:type="gramStart"/>
-      <w:r>
-        <w:rPr>
-          <w:lang w:val="en-CA"/>
-        </w:rPr>
-        <w:t>] }</w:t>
-      </w:r>
-      <w:proofErr w:type="gramEnd"/>
+        <w:t>Inventory { ownedIds[] }</w:t>
+      </w:r>
     </w:p>
     <w:p>
       <w:pPr>
@@ -12196,43 +6829,7 @@
         <w:rPr>
           <w:lang w:val="en-CA"/>
         </w:rPr>
-        <w:t xml:space="preserve">Wallet </w:t>
-      </w:r>
-      <w:proofErr w:type="gramStart"/>
-      <w:r>
-        <w:rPr>
-          <w:lang w:val="en-CA"/>
-        </w:rPr>
-        <w:t>{ balance</w:t>
-      </w:r>
-      <w:proofErr w:type="gramEnd"/>
-      <w:r>
-        <w:rPr>
-          <w:lang w:val="en-CA"/>
-        </w:rPr>
-        <w:t xml:space="preserve">, </w:t>
-      </w:r>
-      <w:proofErr w:type="spellStart"/>
-      <w:proofErr w:type="gramStart"/>
-      <w:r>
-        <w:rPr>
-          <w:lang w:val="en-CA"/>
-        </w:rPr>
-        <w:t>txLog</w:t>
-      </w:r>
-      <w:proofErr w:type="spellEnd"/>
-      <w:r>
-        <w:rPr>
-          <w:lang w:val="en-CA"/>
-        </w:rPr>
-        <w:t>[] }</w:t>
-      </w:r>
-      <w:proofErr w:type="gramEnd"/>
-      <w:r>
-        <w:rPr>
-          <w:lang w:val="en-CA"/>
-        </w:rPr>
-        <w:t xml:space="preserve"> (server-validated in Phase B)</w:t>
+        <w:t>Wallet { balance, txLog[] } (server-validated in Phase B)</w:t>
       </w:r>
     </w:p>
     <w:p>
@@ -12602,35 +7199,7 @@
         <w:rPr>
           <w:lang w:val="en-CA"/>
         </w:rPr>
-        <w:t xml:space="preserve"> Extend current level bootstrap (single scene) to accept </w:t>
-      </w:r>
-      <w:proofErr w:type="spellStart"/>
-      <w:r>
-        <w:rPr>
-          <w:lang w:val="en-CA"/>
-        </w:rPr>
-        <w:t>LevelData</w:t>
-      </w:r>
-      <w:proofErr w:type="spellEnd"/>
-      <w:r>
-        <w:rPr>
-          <w:lang w:val="en-CA"/>
-        </w:rPr>
-        <w:t xml:space="preserve"> from campaign or editor saves; reuse </w:t>
-      </w:r>
-      <w:proofErr w:type="spellStart"/>
-      <w:r>
-        <w:rPr>
-          <w:lang w:val="en-CA"/>
-        </w:rPr>
-        <w:t>PhaseDirector</w:t>
-      </w:r>
-      <w:proofErr w:type="spellEnd"/>
-      <w:r>
-        <w:rPr>
-          <w:lang w:val="en-CA"/>
-        </w:rPr>
-        <w:t xml:space="preserve"> entry points.</w:t>
+        <w:t xml:space="preserve"> Extend current level bootstrap (single scene) to accept LevelData from campaign or editor saves; reuse PhaseDirector entry points.</w:t>
       </w:r>
     </w:p>
     <w:p>
@@ -12680,21 +7249,7 @@
         <w:rPr>
           <w:lang w:val="en-CA"/>
         </w:rPr>
-        <w:t xml:space="preserve"> Existing </w:t>
-      </w:r>
-      <w:proofErr w:type="spellStart"/>
-      <w:r>
-        <w:rPr>
-          <w:lang w:val="en-CA"/>
-        </w:rPr>
-        <w:t>LevelActions</w:t>
-      </w:r>
-      <w:proofErr w:type="spellEnd"/>
-      <w:r>
-        <w:rPr>
-          <w:lang w:val="en-CA"/>
-        </w:rPr>
-        <w:t xml:space="preserve"> produces stars → feed Chips award pipeline on win.</w:t>
+        <w:t xml:space="preserve"> Existing LevelActions produces stars → feed Chips award pipeline on win.</w:t>
       </w:r>
     </w:p>
     <w:p>
@@ -12772,21 +7327,7 @@
         <w:rPr>
           <w:lang w:val="en-CA"/>
         </w:rPr>
-        <w:t xml:space="preserve"> Editor → Test Plan/Fly must call the same </w:t>
-      </w:r>
-      <w:proofErr w:type="spellStart"/>
-      <w:r>
-        <w:rPr>
-          <w:lang w:val="en-CA"/>
-        </w:rPr>
-        <w:t>EnableOnlyMap</w:t>
-      </w:r>
-      <w:proofErr w:type="spellEnd"/>
-      <w:r>
-        <w:rPr>
-          <w:lang w:val="en-CA"/>
-        </w:rPr>
-        <w:t>("Plan"/"Fly") flow to mirror real gameplay.</w:t>
+        <w:t xml:space="preserve"> Editor → Test Plan/Fly must call the same EnableOnlyMap("Plan"/"Fly") flow to mirror real gameplay.</w:t>
       </w:r>
     </w:p>
     <w:p/>
@@ -12942,95 +7483,6 @@
       </w:r>
     </w:p>
   </w:comment>
-  <w:comment w:id="3" w:author="Jake Zivontsis" w:date="2025-10-26T02:49:00Z" w:initials="JZ">
-    <w:p>
-      <w:pPr>
-        <w:pStyle w:val="CommentText"/>
-      </w:pPr>
-      <w:r>
-        <w:rPr>
-          <w:rStyle w:val="CommentReference"/>
-        </w:rPr>
-        <w:annotationRef/>
-      </w:r>
-      <w:r>
-        <w:t xml:space="preserve">This </w:t>
-      </w:r>
-      <w:r>
-        <w:rPr>
-          <w:b/>
-          <w:bCs/>
-        </w:rPr>
-        <w:t>increases</w:t>
-      </w:r>
-      <w:r>
-        <w:t xml:space="preserve"> as you approach the center </w:t>
-      </w:r>
-      <w:r>
-        <w:rPr>
-          <w:b/>
-          <w:bCs/>
-        </w:rPr>
-        <w:t>until</w:t>
-      </w:r>
-      <w:r>
-        <w:t xml:space="preserve"> </w:t>
-      </w:r>
-      <w:r>
-        <w:rPr>
-          <w:noProof/>
-        </w:rPr>
-        <w:drawing>
-          <wp:inline distT="0" distB="0" distL="0" distR="0" wp14:anchorId="36BA056C" wp14:editId="6F3D904A">
-            <wp:extent cx="438153" cy="204789"/>
-            <wp:effectExtent l="0" t="0" r="0" b="5080"/>
-            <wp:docPr id="860811398" name="Picture 6" descr="Image"/>
-            <wp:cNvGraphicFramePr>
-              <a:graphicFrameLocks xmlns:a="http://schemas.openxmlformats.org/drawingml/2006/main" noChangeAspect="1"/>
-            </wp:cNvGraphicFramePr>
-            <a:graphic xmlns:a="http://schemas.openxmlformats.org/drawingml/2006/main">
-              <a:graphicData uri="http://schemas.openxmlformats.org/drawingml/2006/picture">
-                <pic:pic xmlns:pic="http://schemas.openxmlformats.org/drawingml/2006/picture">
-                  <pic:nvPicPr>
-                    <pic:cNvPr id="860811398" name="Picture 860811398" descr="Image"/>
-                    <pic:cNvPicPr/>
-                  </pic:nvPicPr>
-                  <pic:blipFill>
-                    <a:blip r:embed="rId2"/>
-                    <a:stretch>
-                      <a:fillRect/>
-                    </a:stretch>
-                  </pic:blipFill>
-                  <pic:spPr>
-                    <a:xfrm>
-                      <a:off x="0" y="0"/>
-                      <a:ext cx="438153" cy="204789"/>
-                    </a:xfrm>
-                    <a:prstGeom prst="rect">
-                      <a:avLst/>
-                    </a:prstGeom>
-                  </pic:spPr>
-                </pic:pic>
-              </a:graphicData>
-            </a:graphic>
-          </wp:inline>
-        </w:drawing>
-      </w:r>
-      <w:r>
-        <w:t xml:space="preserve">​, then </w:t>
-      </w:r>
-      <w:r>
-        <w:rPr>
-          <w:b/>
-          <w:bCs/>
-        </w:rPr>
-        <w:t>decreases to 0</w:t>
-      </w:r>
-      <w:r>
-        <w:t xml:space="preserve"> right at the center. </w:t>
-      </w:r>
-    </w:p>
-  </w:comment>
 </w:comments>
 </file>
 
@@ -13039,7 +7491,6 @@
   <w15:commentEx w15:paraId="16C58315" w15:done="0"/>
   <w15:commentEx w15:paraId="3E55F6A6" w15:done="0"/>
   <w15:commentEx w15:paraId="57D8EB17" w15:done="0"/>
-  <w15:commentEx w15:paraId="6032F721" w15:done="0"/>
 </w15:commentsEx>
 </file>
 
@@ -13048,7 +7499,6 @@
   <w16cex:commentExtensible w16cex:durableId="593915CE" w16cex:dateUtc="2025-10-26T06:33:00Z"/>
   <w16cex:commentExtensible w16cex:durableId="1DA50E52" w16cex:dateUtc="2025-10-26T06:33:00Z"/>
   <w16cex:commentExtensible w16cex:durableId="43F01806" w16cex:dateUtc="2025-10-26T06:33:00Z"/>
-  <w16cex:commentExtensible w16cex:durableId="11A1093F" w16cex:dateUtc="2025-10-26T06:49:00Z"/>
 </w16cex:commentsExtensible>
 </file>
 
@@ -13057,7 +7507,6 @@
   <w16cid:commentId w16cid:paraId="16C58315" w16cid:durableId="593915CE"/>
   <w16cid:commentId w16cid:paraId="3E55F6A6" w16cid:durableId="1DA50E52"/>
   <w16cid:commentId w16cid:paraId="57D8EB17" w16cid:durableId="43F01806"/>
-  <w16cid:commentId w16cid:paraId="6032F721" w16cid:durableId="11A1093F"/>
 </w16cid:commentsIds>
 </file>
 
@@ -17392,6 +11841,7 @@
   <w:style w:type="character" w:default="1" w:styleId="DefaultParagraphFont">
     <w:name w:val="Default Paragraph Font"/>
     <w:uiPriority w:val="1"/>
+    <w:semiHidden/>
     <w:unhideWhenUsed/>
   </w:style>
   <w:style w:type="table" w:default="1" w:styleId="TableNormal">
